--- a/projects/components/mem-ctrl-ip/common-ip/docs/mem_ctrl_ip_family_HAS_v0.1.docx
+++ b/projects/components/mem-ctrl-ip/common-ip/docs/mem_ctrl_ip_family_HAS_v0.1.docx
@@ -122,7 +122,7 @@
             </w:rPr>
             <w:fldChar w:fldCharType="separate"/>
           </w:r>
-          <w:hyperlink w:anchor="__RefHeading___Toc2576_1926919148">
+          <w:hyperlink w:anchor="__RefHeading___Toc2576_2309175800">
             <w:r>
               <w:rPr>
                 <w:webHidden/>
@@ -143,7 +143,7 @@
             </w:tabs>
             <w:rPr/>
           </w:pPr>
-          <w:hyperlink w:anchor="__RefHeading___Toc2578_1926919148">
+          <w:hyperlink w:anchor="__RefHeading___Toc2578_2309175800">
             <w:r>
               <w:rPr>
                 <w:webHidden/>
@@ -164,7 +164,7 @@
             </w:tabs>
             <w:rPr/>
           </w:pPr>
-          <w:hyperlink w:anchor="__RefHeading___Toc2580_1926919148">
+          <w:hyperlink w:anchor="__RefHeading___Toc2580_2309175800">
             <w:r>
               <w:rPr>
                 <w:webHidden/>
@@ -185,7 +185,7 @@
             </w:tabs>
             <w:rPr/>
           </w:pPr>
-          <w:hyperlink w:anchor="__RefHeading___Toc2582_1926919148">
+          <w:hyperlink w:anchor="__RefHeading___Toc2582_2309175800">
             <w:r>
               <w:rPr>
                 <w:webHidden/>
@@ -206,7 +206,7 @@
             </w:tabs>
             <w:rPr/>
           </w:pPr>
-          <w:hyperlink w:anchor="__RefHeading___Toc2584_1926919148">
+          <w:hyperlink w:anchor="__RefHeading___Toc2584_2309175800">
             <w:r>
               <w:rPr>
                 <w:webHidden/>
@@ -227,7 +227,7 @@
             </w:tabs>
             <w:rPr/>
           </w:pPr>
-          <w:hyperlink w:anchor="__RefHeading___Toc2586_1926919148">
+          <w:hyperlink w:anchor="__RefHeading___Toc2586_2309175800">
             <w:r>
               <w:rPr>
                 <w:webHidden/>
@@ -248,7 +248,7 @@
             </w:tabs>
             <w:rPr/>
           </w:pPr>
-          <w:hyperlink w:anchor="__RefHeading___Toc2588_1926919148">
+          <w:hyperlink w:anchor="__RefHeading___Toc2588_2309175800">
             <w:r>
               <w:rPr>
                 <w:webHidden/>
@@ -269,7 +269,7 @@
             </w:tabs>
             <w:rPr/>
           </w:pPr>
-          <w:hyperlink w:anchor="__RefHeading___Toc2590_1926919148">
+          <w:hyperlink w:anchor="__RefHeading___Toc2590_2309175800">
             <w:r>
               <w:rPr>
                 <w:webHidden/>
@@ -290,7 +290,7 @@
             </w:tabs>
             <w:rPr/>
           </w:pPr>
-          <w:hyperlink w:anchor="__RefHeading___Toc2592_1926919148">
+          <w:hyperlink w:anchor="__RefHeading___Toc2592_2309175800">
             <w:r>
               <w:rPr>
                 <w:webHidden/>
@@ -311,7 +311,7 @@
             </w:tabs>
             <w:rPr/>
           </w:pPr>
-          <w:hyperlink w:anchor="__RefHeading___Toc2594_1926919148">
+          <w:hyperlink w:anchor="__RefHeading___Toc2594_2309175800">
             <w:r>
               <w:rPr>
                 <w:webHidden/>
@@ -332,7 +332,7 @@
             </w:tabs>
             <w:rPr/>
           </w:pPr>
-          <w:hyperlink w:anchor="__RefHeading___Toc2596_1926919148">
+          <w:hyperlink w:anchor="__RefHeading___Toc2596_2309175800">
             <w:r>
               <w:rPr>
                 <w:webHidden/>
@@ -353,7 +353,7 @@
             </w:tabs>
             <w:rPr/>
           </w:pPr>
-          <w:hyperlink w:anchor="__RefHeading___Toc2598_1926919148">
+          <w:hyperlink w:anchor="__RefHeading___Toc2598_2309175800">
             <w:r>
               <w:rPr>
                 <w:webHidden/>
@@ -374,7 +374,7 @@
             </w:tabs>
             <w:rPr/>
           </w:pPr>
-          <w:hyperlink w:anchor="__RefHeading___Toc2600_1926919148">
+          <w:hyperlink w:anchor="__RefHeading___Toc2600_2309175800">
             <w:r>
               <w:rPr>
                 <w:webHidden/>
@@ -395,7 +395,7 @@
             </w:tabs>
             <w:rPr/>
           </w:pPr>
-          <w:hyperlink w:anchor="__RefHeading___Toc2602_1926919148">
+          <w:hyperlink w:anchor="__RefHeading___Toc2602_2309175800">
             <w:r>
               <w:rPr>
                 <w:webHidden/>
@@ -416,7 +416,7 @@
             </w:tabs>
             <w:rPr/>
           </w:pPr>
-          <w:hyperlink w:anchor="__RefHeading___Toc2604_1926919148">
+          <w:hyperlink w:anchor="__RefHeading___Toc2604_2309175800">
             <w:r>
               <w:rPr>
                 <w:webHidden/>
@@ -437,7 +437,7 @@
             </w:tabs>
             <w:rPr/>
           </w:pPr>
-          <w:hyperlink w:anchor="__RefHeading___Toc2606_1926919148">
+          <w:hyperlink w:anchor="__RefHeading___Toc2606_2309175800">
             <w:r>
               <w:rPr>
                 <w:webHidden/>
@@ -458,7 +458,7 @@
             </w:tabs>
             <w:rPr/>
           </w:pPr>
-          <w:hyperlink w:anchor="__RefHeading___Toc2608_1926919148">
+          <w:hyperlink w:anchor="__RefHeading___Toc2608_2309175800">
             <w:r>
               <w:rPr>
                 <w:webHidden/>
@@ -479,7 +479,7 @@
             </w:tabs>
             <w:rPr/>
           </w:pPr>
-          <w:hyperlink w:anchor="__RefHeading___Toc2610_1926919148">
+          <w:hyperlink w:anchor="__RefHeading___Toc2610_2309175800">
             <w:r>
               <w:rPr>
                 <w:webHidden/>
@@ -500,7 +500,7 @@
             </w:tabs>
             <w:rPr/>
           </w:pPr>
-          <w:hyperlink w:anchor="__RefHeading___Toc2612_1926919148">
+          <w:hyperlink w:anchor="__RefHeading___Toc2612_2309175800">
             <w:r>
               <w:rPr>
                 <w:webHidden/>
@@ -521,7 +521,7 @@
             </w:tabs>
             <w:rPr/>
           </w:pPr>
-          <w:hyperlink w:anchor="__RefHeading___Toc2614_1926919148">
+          <w:hyperlink w:anchor="__RefHeading___Toc2614_2309175800">
             <w:r>
               <w:rPr>
                 <w:webHidden/>
@@ -542,7 +542,7 @@
             </w:tabs>
             <w:rPr/>
           </w:pPr>
-          <w:hyperlink w:anchor="__RefHeading___Toc2616_1926919148">
+          <w:hyperlink w:anchor="__RefHeading___Toc2616_2309175800">
             <w:r>
               <w:rPr>
                 <w:webHidden/>
@@ -563,7 +563,7 @@
             </w:tabs>
             <w:rPr/>
           </w:pPr>
-          <w:hyperlink w:anchor="__RefHeading___Toc2618_1926919148">
+          <w:hyperlink w:anchor="__RefHeading___Toc2618_2309175800">
             <w:r>
               <w:rPr>
                 <w:webHidden/>
@@ -584,7 +584,7 @@
             </w:tabs>
             <w:rPr/>
           </w:pPr>
-          <w:hyperlink w:anchor="__RefHeading___Toc2620_1926919148">
+          <w:hyperlink w:anchor="__RefHeading___Toc2620_2309175800">
             <w:r>
               <w:rPr>
                 <w:webHidden/>
@@ -605,7 +605,7 @@
             </w:tabs>
             <w:rPr/>
           </w:pPr>
-          <w:hyperlink w:anchor="__RefHeading___Toc2622_1926919148">
+          <w:hyperlink w:anchor="__RefHeading___Toc2622_2309175800">
             <w:r>
               <w:rPr>
                 <w:webHidden/>
@@ -626,7 +626,7 @@
             </w:tabs>
             <w:rPr/>
           </w:pPr>
-          <w:hyperlink w:anchor="__RefHeading___Toc2624_1926919148">
+          <w:hyperlink w:anchor="__RefHeading___Toc2624_2309175800">
             <w:r>
               <w:rPr>
                 <w:webHidden/>
@@ -647,7 +647,7 @@
             </w:tabs>
             <w:rPr/>
           </w:pPr>
-          <w:hyperlink w:anchor="__RefHeading___Toc2626_1926919148">
+          <w:hyperlink w:anchor="__RefHeading___Toc2626_2309175800">
             <w:r>
               <w:rPr>
                 <w:webHidden/>
@@ -668,7 +668,7 @@
             </w:tabs>
             <w:rPr/>
           </w:pPr>
-          <w:hyperlink w:anchor="__RefHeading___Toc2628_1926919148">
+          <w:hyperlink w:anchor="__RefHeading___Toc2628_2309175800">
             <w:r>
               <w:rPr>
                 <w:webHidden/>
@@ -689,7 +689,7 @@
             </w:tabs>
             <w:rPr/>
           </w:pPr>
-          <w:hyperlink w:anchor="__RefHeading___Toc2630_1926919148">
+          <w:hyperlink w:anchor="__RefHeading___Toc2630_2309175800">
             <w:r>
               <w:rPr>
                 <w:webHidden/>
@@ -710,7 +710,7 @@
             </w:tabs>
             <w:rPr/>
           </w:pPr>
-          <w:hyperlink w:anchor="__RefHeading___Toc2632_1926919148">
+          <w:hyperlink w:anchor="__RefHeading___Toc2632_2309175800">
             <w:r>
               <w:rPr>
                 <w:webHidden/>
@@ -731,7 +731,7 @@
             </w:tabs>
             <w:rPr/>
           </w:pPr>
-          <w:hyperlink w:anchor="__RefHeading___Toc2634_1926919148">
+          <w:hyperlink w:anchor="__RefHeading___Toc2634_2309175800">
             <w:r>
               <w:rPr>
                 <w:webHidden/>
@@ -752,7 +752,7 @@
             </w:tabs>
             <w:rPr/>
           </w:pPr>
-          <w:hyperlink w:anchor="__RefHeading___Toc2636_1926919148">
+          <w:hyperlink w:anchor="__RefHeading___Toc2636_2309175800">
             <w:r>
               <w:rPr>
                 <w:webHidden/>
@@ -773,7 +773,7 @@
             </w:tabs>
             <w:rPr/>
           </w:pPr>
-          <w:hyperlink w:anchor="__RefHeading___Toc2638_1926919148">
+          <w:hyperlink w:anchor="__RefHeading___Toc2638_2309175800">
             <w:r>
               <w:rPr>
                 <w:webHidden/>
@@ -794,7 +794,7 @@
             </w:tabs>
             <w:rPr/>
           </w:pPr>
-          <w:hyperlink w:anchor="__RefHeading___Toc2640_1926919148">
+          <w:hyperlink w:anchor="__RefHeading___Toc2640_2309175800">
             <w:r>
               <w:rPr>
                 <w:webHidden/>
@@ -815,7 +815,7 @@
             </w:tabs>
             <w:rPr/>
           </w:pPr>
-          <w:hyperlink w:anchor="__RefHeading___Toc2642_1926919148">
+          <w:hyperlink w:anchor="__RefHeading___Toc2642_2309175800">
             <w:r>
               <w:rPr>
                 <w:webHidden/>
@@ -836,7 +836,7 @@
             </w:tabs>
             <w:rPr/>
           </w:pPr>
-          <w:hyperlink w:anchor="__RefHeading___Toc2644_1926919148">
+          <w:hyperlink w:anchor="__RefHeading___Toc2644_2309175800">
             <w:r>
               <w:rPr>
                 <w:webHidden/>
@@ -857,7 +857,7 @@
             </w:tabs>
             <w:rPr/>
           </w:pPr>
-          <w:hyperlink w:anchor="__RefHeading___Toc2646_1926919148">
+          <w:hyperlink w:anchor="__RefHeading___Toc2646_2309175800">
             <w:r>
               <w:rPr>
                 <w:webHidden/>
@@ -878,7 +878,7 @@
             </w:tabs>
             <w:rPr/>
           </w:pPr>
-          <w:hyperlink w:anchor="__RefHeading___Toc2648_1926919148">
+          <w:hyperlink w:anchor="__RefHeading___Toc2648_2309175800">
             <w:r>
               <w:rPr>
                 <w:webHidden/>
@@ -899,7 +899,7 @@
             </w:tabs>
             <w:rPr/>
           </w:pPr>
-          <w:hyperlink w:anchor="__RefHeading___Toc2650_1926919148">
+          <w:hyperlink w:anchor="__RefHeading___Toc2650_2309175800">
             <w:r>
               <w:rPr>
                 <w:webHidden/>
@@ -920,7 +920,7 @@
             </w:tabs>
             <w:rPr/>
           </w:pPr>
-          <w:hyperlink w:anchor="__RefHeading___Toc2652_1926919148">
+          <w:hyperlink w:anchor="__RefHeading___Toc2652_2309175800">
             <w:r>
               <w:rPr>
                 <w:webHidden/>
@@ -941,7 +941,7 @@
             </w:tabs>
             <w:rPr/>
           </w:pPr>
-          <w:hyperlink w:anchor="__RefHeading___Toc2654_1926919148">
+          <w:hyperlink w:anchor="__RefHeading___Toc2654_2309175800">
             <w:r>
               <w:rPr>
                 <w:webHidden/>
@@ -962,7 +962,7 @@
             </w:tabs>
             <w:rPr/>
           </w:pPr>
-          <w:hyperlink w:anchor="__RefHeading___Toc2656_1926919148">
+          <w:hyperlink w:anchor="__RefHeading___Toc2656_2309175800">
             <w:r>
               <w:rPr>
                 <w:webHidden/>
@@ -983,7 +983,7 @@
             </w:tabs>
             <w:rPr/>
           </w:pPr>
-          <w:hyperlink w:anchor="__RefHeading___Toc2658_1926919148">
+          <w:hyperlink w:anchor="__RefHeading___Toc2658_2309175800">
             <w:r>
               <w:rPr>
                 <w:webHidden/>
@@ -1004,7 +1004,7 @@
             </w:tabs>
             <w:rPr/>
           </w:pPr>
-          <w:hyperlink w:anchor="__RefHeading___Toc2660_1926919148">
+          <w:hyperlink w:anchor="__RefHeading___Toc2660_2309175800">
             <w:r>
               <w:rPr>
                 <w:webHidden/>
@@ -1025,7 +1025,7 @@
             </w:tabs>
             <w:rPr/>
           </w:pPr>
-          <w:hyperlink w:anchor="__RefHeading___Toc2662_1926919148">
+          <w:hyperlink w:anchor="__RefHeading___Toc2662_2309175800">
             <w:r>
               <w:rPr>
                 <w:webHidden/>
@@ -1046,7 +1046,7 @@
             </w:tabs>
             <w:rPr/>
           </w:pPr>
-          <w:hyperlink w:anchor="__RefHeading___Toc2664_1926919148">
+          <w:hyperlink w:anchor="__RefHeading___Toc2664_2309175800">
             <w:r>
               <w:rPr>
                 <w:webHidden/>
@@ -1067,7 +1067,7 @@
             </w:tabs>
             <w:rPr/>
           </w:pPr>
-          <w:hyperlink w:anchor="__RefHeading___Toc2666_1926919148">
+          <w:hyperlink w:anchor="__RefHeading___Toc2666_2309175800">
             <w:r>
               <w:rPr>
                 <w:webHidden/>
@@ -1088,7 +1088,7 @@
             </w:tabs>
             <w:rPr/>
           </w:pPr>
-          <w:hyperlink w:anchor="__RefHeading___Toc2668_1926919148">
+          <w:hyperlink w:anchor="__RefHeading___Toc2668_2309175800">
             <w:r>
               <w:rPr>
                 <w:webHidden/>
@@ -1109,7 +1109,7 @@
             </w:tabs>
             <w:rPr/>
           </w:pPr>
-          <w:hyperlink w:anchor="__RefHeading___Toc2670_1926919148">
+          <w:hyperlink w:anchor="__RefHeading___Toc2670_2309175800">
             <w:r>
               <w:rPr>
                 <w:webHidden/>
@@ -1130,7 +1130,7 @@
             </w:tabs>
             <w:rPr/>
           </w:pPr>
-          <w:hyperlink w:anchor="__RefHeading___Toc2672_1926919148">
+          <w:hyperlink w:anchor="__RefHeading___Toc2672_2309175800">
             <w:r>
               <w:rPr>
                 <w:webHidden/>
@@ -1151,7 +1151,7 @@
             </w:tabs>
             <w:rPr/>
           </w:pPr>
-          <w:hyperlink w:anchor="__RefHeading___Toc2674_1926919148">
+          <w:hyperlink w:anchor="__RefHeading___Toc2674_2309175800">
             <w:r>
               <w:rPr>
                 <w:webHidden/>
@@ -1172,7 +1172,7 @@
             </w:tabs>
             <w:rPr/>
           </w:pPr>
-          <w:hyperlink w:anchor="__RefHeading___Toc2676_1926919148">
+          <w:hyperlink w:anchor="__RefHeading___Toc2676_2309175800">
             <w:r>
               <w:rPr>
                 <w:webHidden/>
@@ -1193,7 +1193,7 @@
             </w:tabs>
             <w:rPr/>
           </w:pPr>
-          <w:hyperlink w:anchor="__RefHeading___Toc2678_1926919148">
+          <w:hyperlink w:anchor="__RefHeading___Toc2678_2309175800">
             <w:r>
               <w:rPr>
                 <w:webHidden/>
@@ -1316,7 +1316,7 @@
         <w:spacing w:before="0" w:after="120"/>
         <w:rPr/>
       </w:pPr>
-      <w:bookmarkStart w:id="2" w:name="__RefHeading___Toc2576_1926919148"/>
+      <w:bookmarkStart w:id="2" w:name="__RefHeading___Toc2576_2309175800"/>
       <w:bookmarkEnd w:id="2"/>
       <w:r>
         <w:rPr>
@@ -1354,7 +1354,7 @@
         <w:rPr>
           <w:sz w:val="20"/>
         </w:rPr>
-        <w:t xml:space="preserve"> 2026-10-10</w:t>
+        <w:t xml:space="preserve"> 2026-10-11</w:t>
       </w:r>
     </w:p>
     <w:p>
@@ -1454,7 +1454,7 @@
         <w:spacing w:before="360" w:after="120"/>
         <w:rPr/>
       </w:pPr>
-      <w:bookmarkStart w:id="4" w:name="__RefHeading___Toc2578_1926919148"/>
+      <w:bookmarkStart w:id="4" w:name="__RefHeading___Toc2578_2309175800"/>
       <w:bookmarkStart w:id="5" w:name="X616197512f394804f2fbf1774110e6f38740946"/>
       <w:bookmarkEnd w:id="4"/>
       <w:r>
@@ -1655,7 +1655,7 @@
         <w:spacing w:before="280" w:after="80"/>
         <w:rPr/>
       </w:pPr>
-      <w:bookmarkStart w:id="6" w:name="__RefHeading___Toc2580_1926919148"/>
+      <w:bookmarkStart w:id="6" w:name="__RefHeading___Toc2580_2309175800"/>
       <w:bookmarkStart w:id="7" w:name="document-organization"/>
       <w:bookmarkEnd w:id="6"/>
       <w:r>
@@ -1703,7 +1703,7 @@
         <w:spacing w:before="200" w:after="80"/>
         <w:rPr/>
       </w:pPr>
-      <w:bookmarkStart w:id="8" w:name="__RefHeading___Toc2582_1926919148"/>
+      <w:bookmarkStart w:id="8" w:name="__RefHeading___Toc2582_2309175800"/>
       <w:bookmarkStart w:id="9" w:name="front-matter"/>
       <w:bookmarkEnd w:id="8"/>
       <w:r>
@@ -1751,7 +1751,7 @@
         <w:spacing w:before="200" w:after="80"/>
         <w:rPr/>
       </w:pPr>
-      <w:bookmarkStart w:id="11" w:name="__RefHeading___Toc2584_1926919148"/>
+      <w:bookmarkStart w:id="11" w:name="__RefHeading___Toc2584_2309175800"/>
       <w:bookmarkStart w:id="12" w:name="chapter-1-the-family-package"/>
       <w:bookmarkEnd w:id="11"/>
       <w:r>
@@ -1807,7 +1807,7 @@
         <w:spacing w:before="200" w:after="80"/>
         <w:rPr/>
       </w:pPr>
-      <w:bookmarkStart w:id="13" w:name="__RefHeading___Toc2586_1926919148"/>
+      <w:bookmarkStart w:id="13" w:name="__RefHeading___Toc2586_2309175800"/>
       <w:bookmarkStart w:id="14" w:name="Xe73b40f1192db0acd779fe60e75b80c1263b700"/>
       <w:bookmarkEnd w:id="13"/>
       <w:r>
@@ -1880,7 +1880,7 @@
         <w:spacing w:before="200" w:after="80"/>
         <w:rPr/>
       </w:pPr>
-      <w:bookmarkStart w:id="15" w:name="__RefHeading___Toc2588_1926919148"/>
+      <w:bookmarkStart w:id="15" w:name="__RefHeading___Toc2588_2309175800"/>
       <w:bookmarkStart w:id="16" w:name="Xfd03914965c1a36c753d69373597a3edba6d3ba"/>
       <w:bookmarkEnd w:id="15"/>
       <w:r>
@@ -1953,7 +1953,7 @@
         <w:spacing w:before="200" w:after="80"/>
         <w:rPr/>
       </w:pPr>
-      <w:bookmarkStart w:id="17" w:name="__RefHeading___Toc2590_1926919148"/>
+      <w:bookmarkStart w:id="17" w:name="__RefHeading___Toc2590_2309175800"/>
       <w:bookmarkStart w:id="18" w:name="Xae2fb05cfd41b92d952510e81a7f289f9208afe"/>
       <w:bookmarkEnd w:id="17"/>
       <w:r>
@@ -2026,7 +2026,7 @@
         <w:spacing w:before="200" w:after="80"/>
         <w:rPr/>
       </w:pPr>
-      <w:bookmarkStart w:id="19" w:name="__RefHeading___Toc2592_1926919148"/>
+      <w:bookmarkStart w:id="19" w:name="__RefHeading___Toc2592_2309175800"/>
       <w:bookmarkStart w:id="20" w:name="chapter-5-mc_training_layer"/>
       <w:bookmarkEnd w:id="19"/>
       <w:r>
@@ -2091,7 +2091,7 @@
         <w:spacing w:before="200" w:after="80"/>
         <w:rPr/>
       </w:pPr>
-      <w:bookmarkStart w:id="21" w:name="__RefHeading___Toc2594_1926919148"/>
+      <w:bookmarkStart w:id="21" w:name="__RefHeading___Toc2594_2309175800"/>
       <w:bookmarkStart w:id="22" w:name="chapter-6-mc_ras_layer"/>
       <w:bookmarkEnd w:id="21"/>
       <w:r>
@@ -2156,7 +2156,7 @@
         <w:spacing w:before="200" w:after="80"/>
         <w:rPr/>
       </w:pPr>
-      <w:bookmarkStart w:id="23" w:name="__RefHeading___Toc2596_1926919148"/>
+      <w:bookmarkStart w:id="23" w:name="__RefHeading___Toc2596_2309175800"/>
       <w:bookmarkStart w:id="24" w:name="X6b7ef090e93368a3c74775085b7d22e8fdb9bc1"/>
       <w:bookmarkEnd w:id="23"/>
       <w:r>
@@ -2229,7 +2229,7 @@
         <w:spacing w:before="200" w:after="80"/>
         <w:rPr/>
       </w:pPr>
-      <w:bookmarkStart w:id="25" w:name="__RefHeading___Toc2598_1926919148"/>
+      <w:bookmarkStart w:id="25" w:name="__RefHeading___Toc2598_2309175800"/>
       <w:bookmarkStart w:id="26" w:name="chapter-8-mc_dfi_3p1_layer"/>
       <w:bookmarkEnd w:id="25"/>
       <w:r>
@@ -2294,7 +2294,7 @@
         <w:spacing w:before="200" w:after="80"/>
         <w:rPr/>
       </w:pPr>
-      <w:bookmarkStart w:id="27" w:name="__RefHeading___Toc2600_1926919148"/>
+      <w:bookmarkStart w:id="27" w:name="__RefHeading___Toc2600_2309175800"/>
       <w:bookmarkStart w:id="28" w:name="chapter-9-mc_dfi_4p0_layer"/>
       <w:bookmarkEnd w:id="27"/>
       <w:r>
@@ -2453,7 +2453,7 @@
         <w:spacing w:before="360" w:after="120"/>
         <w:rPr/>
       </w:pPr>
-      <w:bookmarkStart w:id="32" w:name="__RefHeading___Toc2602_1926919148"/>
+      <w:bookmarkStart w:id="32" w:name="__RefHeading___Toc2602_2309175800"/>
       <w:bookmarkStart w:id="33" w:name="document-information"/>
       <w:bookmarkEnd w:id="32"/>
       <w:r>
@@ -3036,7 +3036,7 @@
         <w:spacing w:before="280" w:after="80"/>
         <w:rPr/>
       </w:pPr>
-      <w:bookmarkStart w:id="34" w:name="__RefHeading___Toc2604_1926919148"/>
+      <w:bookmarkStart w:id="34" w:name="__RefHeading___Toc2604_2309175800"/>
       <w:bookmarkEnd w:id="34"/>
       <w:r>
         <w:rPr>
@@ -3319,7 +3319,7 @@
         <w:spacing w:before="280" w:after="80"/>
         <w:rPr/>
       </w:pPr>
-      <w:bookmarkStart w:id="35" w:name="__RefHeading___Toc2606_1926919148"/>
+      <w:bookmarkStart w:id="35" w:name="__RefHeading___Toc2606_2309175800"/>
       <w:bookmarkEnd w:id="35"/>
       <w:r>
         <w:rPr>
@@ -3871,7 +3871,7 @@
         <w:spacing w:before="360" w:after="120"/>
         <w:rPr/>
       </w:pPr>
-      <w:bookmarkStart w:id="37" w:name="__RefHeading___Toc2608_1926919148"/>
+      <w:bookmarkStart w:id="37" w:name="__RefHeading___Toc2608_2309175800"/>
       <w:bookmarkStart w:id="38" w:name="purpose-scope-and-the-two-lines"/>
       <w:bookmarkEnd w:id="37"/>
       <w:r>
@@ -3902,7 +3902,7 @@
         <w:spacing w:before="280" w:after="80"/>
         <w:rPr/>
       </w:pPr>
-      <w:bookmarkStart w:id="39" w:name="__RefHeading___Toc2610_1926919148"/>
+      <w:bookmarkStart w:id="39" w:name="__RefHeading___Toc2610_2309175800"/>
       <w:bookmarkStart w:id="40" w:name="purpose"/>
       <w:bookmarkEnd w:id="39"/>
       <w:r>
@@ -4056,7 +4056,7 @@
         <w:spacing w:before="280" w:after="80"/>
         <w:rPr/>
       </w:pPr>
-      <w:bookmarkStart w:id="41" w:name="__RefHeading___Toc2612_1926919148"/>
+      <w:bookmarkStart w:id="41" w:name="__RefHeading___Toc2612_2309175800"/>
       <w:bookmarkStart w:id="42" w:name="X02b33bbc1801cd189339d45a688fcaae9520a66"/>
       <w:bookmarkEnd w:id="41"/>
       <w:r>
@@ -4139,7 +4139,7 @@
         <w:spacing w:before="280" w:after="80"/>
         <w:rPr/>
       </w:pPr>
-      <w:bookmarkStart w:id="43" w:name="__RefHeading___Toc2614_1926919148"/>
+      <w:bookmarkStart w:id="43" w:name="__RefHeading___Toc2614_2309175800"/>
       <w:bookmarkStart w:id="44" w:name="the-two-lines-research-and-product"/>
       <w:bookmarkEnd w:id="43"/>
       <w:r>
@@ -4251,7 +4251,7 @@
         <w:spacing w:before="280" w:after="80"/>
         <w:rPr/>
       </w:pPr>
-      <w:bookmarkStart w:id="45" w:name="__RefHeading___Toc2616_1926919148"/>
+      <w:bookmarkStart w:id="45" w:name="__RefHeading___Toc2616_2309175800"/>
       <w:bookmarkStart w:id="46" w:name="what-this-book-binds"/>
       <w:bookmarkEnd w:id="45"/>
       <w:r>
@@ -4396,7 +4396,7 @@
         <w:spacing w:before="280" w:after="80"/>
         <w:rPr/>
       </w:pPr>
-      <w:bookmarkStart w:id="48" w:name="__RefHeading___Toc2618_1926919148"/>
+      <w:bookmarkStart w:id="48" w:name="__RefHeading___Toc2618_2309175800"/>
       <w:bookmarkStart w:id="49" w:name="conventions"/>
       <w:bookmarkEnd w:id="48"/>
       <w:r>
@@ -4529,7 +4529,7 @@
         <w:spacing w:before="360" w:after="120"/>
         <w:rPr/>
       </w:pPr>
-      <w:bookmarkStart w:id="52" w:name="__RefHeading___Toc2620_1926919148"/>
+      <w:bookmarkStart w:id="52" w:name="__RefHeading___Toc2620_2309175800"/>
       <w:bookmarkStart w:id="53" w:name="X35fb09d53ce58ee1df67816bcaac5b674efa180"/>
       <w:bookmarkEnd w:id="52"/>
       <w:r>
@@ -4586,7 +4586,7 @@
         <w:rPr/>
         <w:drawing>
           <wp:inline distT="0" distB="0" distL="0" distR="0">
-            <wp:extent cx="5334000" cy="2287270"/>
+            <wp:extent cx="5334000" cy="2839720"/>
             <wp:effectExtent l="0" t="0" r="0" b="0"/>
             <wp:docPr id="11" name="Picture" descr="The mem-ctrl-ip whole unit — AXI channels at top, the layer stack in the middle, DDR PHY bar at the bottom"/>
             <wp:cNvGraphicFramePr>
@@ -4610,7 +4610,7 @@
                   <pic:spPr bwMode="auto">
                     <a:xfrm>
                       <a:off x="0" y="0"/>
-                      <a:ext cx="5334000" cy="2287270"/>
+                      <a:ext cx="5334000" cy="2839720"/>
                     </a:xfrm>
                     <a:prstGeom prst="rect">
                       <a:avLst/>
@@ -4642,7 +4642,7 @@
         <w:spacing w:before="280" w:after="80"/>
         <w:rPr/>
       </w:pPr>
-      <w:bookmarkStart w:id="54" w:name="__RefHeading___Toc2622_1926919148"/>
+      <w:bookmarkStart w:id="54" w:name="__RefHeading___Toc2622_2309175800"/>
       <w:bookmarkEnd w:id="54"/>
       <w:r>
         <w:rPr>
@@ -5737,7 +5737,7 @@
         <w:spacing w:before="280" w:after="80"/>
         <w:rPr/>
       </w:pPr>
-      <w:bookmarkStart w:id="56" w:name="__RefHeading___Toc2624_1926919148"/>
+      <w:bookmarkStart w:id="56" w:name="__RefHeading___Toc2624_2309175800"/>
       <w:bookmarkEnd w:id="56"/>
       <w:r>
         <w:rPr>
@@ -5833,7 +5833,7 @@
         <w:spacing w:before="280" w:after="80"/>
         <w:rPr/>
       </w:pPr>
-      <w:bookmarkStart w:id="57" w:name="__RefHeading___Toc2626_1926919148"/>
+      <w:bookmarkStart w:id="57" w:name="__RefHeading___Toc2626_2309175800"/>
       <w:bookmarkStart w:id="58" w:name="the-three-structural-rules-of-the-stack"/>
       <w:bookmarkEnd w:id="57"/>
       <w:r>
@@ -5939,7 +5939,7 @@
         <w:spacing w:before="280" w:after="80"/>
         <w:rPr/>
       </w:pPr>
-      <w:bookmarkStart w:id="59" w:name="__RefHeading___Toc2628_1926919148"/>
+      <w:bookmarkStart w:id="59" w:name="__RefHeading___Toc2628_2309175800"/>
       <w:bookmarkStart w:id="60" w:name="what-the-rocks-own"/>
       <w:bookmarkEnd w:id="59"/>
       <w:r>
@@ -6086,7 +6086,7 @@
         <w:spacing w:before="360" w:after="120"/>
         <w:rPr/>
       </w:pPr>
-      <w:bookmarkStart w:id="63" w:name="__RefHeading___Toc2630_1926919148"/>
+      <w:bookmarkStart w:id="63" w:name="__RefHeading___Toc2630_2309175800"/>
       <w:bookmarkStart w:id="64" w:name="the-descriptor-seam"/>
       <w:bookmarkEnd w:id="63"/>
       <w:r>
@@ -6143,7 +6143,7 @@
         <w:spacing w:before="280" w:after="80"/>
         <w:rPr/>
       </w:pPr>
-      <w:bookmarkStart w:id="65" w:name="__RefHeading___Toc2632_1926919148"/>
+      <w:bookmarkStart w:id="65" w:name="__RefHeading___Toc2632_2309175800"/>
       <w:bookmarkStart w:id="66" w:name="the-contract"/>
       <w:bookmarkEnd w:id="65"/>
       <w:r>
@@ -6283,7 +6283,7 @@
         <w:spacing w:before="280" w:after="80"/>
         <w:rPr/>
       </w:pPr>
-      <w:bookmarkStart w:id="68" w:name="__RefHeading___Toc2634_1926919148"/>
+      <w:bookmarkStart w:id="68" w:name="__RefHeading___Toc2634_2309175800"/>
       <w:bookmarkStart w:id="69" w:name="the-invariants"/>
       <w:bookmarkEnd w:id="68"/>
       <w:r>
@@ -6390,7 +6390,7 @@
         <w:spacing w:before="280" w:after="80"/>
         <w:rPr/>
       </w:pPr>
-      <w:bookmarkStart w:id="70" w:name="__RefHeading___Toc2636_1926919148"/>
+      <w:bookmarkStart w:id="70" w:name="__RefHeading___Toc2636_2309175800"/>
       <w:bookmarkStart w:id="71" w:name="what-the-seam-is-not"/>
       <w:bookmarkEnd w:id="70"/>
       <w:r>
@@ -6517,7 +6517,7 @@
         <w:spacing w:before="280" w:after="80"/>
         <w:rPr/>
       </w:pPr>
-      <w:bookmarkStart w:id="72" w:name="__RefHeading___Toc2638_1926919148"/>
+      <w:bookmarkStart w:id="72" w:name="__RefHeading___Toc2638_2309175800"/>
       <w:bookmarkStart w:id="73" w:name="where-this-stands-in-the-rocks"/>
       <w:bookmarkEnd w:id="72"/>
       <w:r>
@@ -6663,7 +6663,7 @@
         <w:spacing w:before="360" w:after="120"/>
         <w:rPr/>
       </w:pPr>
-      <w:bookmarkStart w:id="76" w:name="__RefHeading___Toc2640_1926919148"/>
+      <w:bookmarkStart w:id="76" w:name="__RefHeading___Toc2640_2309175800"/>
       <w:bookmarkStart w:id="77" w:name="Xba0e68e539aa7351d2f5c03a115f460d02e06c0"/>
       <w:bookmarkEnd w:id="76"/>
       <w:r>
@@ -6810,7 +6810,7 @@
         <w:spacing w:before="280" w:after="80"/>
         <w:rPr/>
       </w:pPr>
-      <w:bookmarkStart w:id="78" w:name="__RefHeading___Toc2642_1926919148"/>
+      <w:bookmarkStart w:id="78" w:name="__RefHeading___Toc2642_2309175800"/>
       <w:bookmarkStart w:id="79" w:name="the-reasoning"/>
       <w:bookmarkEnd w:id="78"/>
       <w:r>
@@ -6919,7 +6919,7 @@
         <w:spacing w:before="280" w:after="80"/>
         <w:rPr/>
       </w:pPr>
-      <w:bookmarkStart w:id="80" w:name="__RefHeading___Toc2644_1926919148"/>
+      <w:bookmarkStart w:id="80" w:name="__RefHeading___Toc2644_2309175800"/>
       <w:bookmarkStart w:id="81" w:name="what-is-shared"/>
       <w:bookmarkEnd w:id="80"/>
       <w:r>
@@ -7452,7 +7452,7 @@
         <w:spacing w:before="280" w:after="80"/>
         <w:rPr/>
       </w:pPr>
-      <w:bookmarkStart w:id="82" w:name="__RefHeading___Toc2646_1926919148"/>
+      <w:bookmarkStart w:id="82" w:name="__RefHeading___Toc2646_2309175800"/>
       <w:bookmarkStart w:id="83" w:name="what-the-layer-never-does"/>
       <w:bookmarkEnd w:id="82"/>
       <w:r>
@@ -7613,7 +7613,7 @@
         <w:spacing w:before="360" w:after="120"/>
         <w:rPr/>
       </w:pPr>
-      <w:bookmarkStart w:id="86" w:name="__RefHeading___Toc2648_1926919148"/>
+      <w:bookmarkStart w:id="86" w:name="__RefHeading___Toc2648_2309175800"/>
       <w:bookmarkStart w:id="87" w:name="Xc26196f7674c66983726de17c545c6649bb3fab"/>
       <w:bookmarkEnd w:id="86"/>
       <w:r>
@@ -7670,7 +7670,7 @@
         <w:spacing w:before="280" w:after="80"/>
         <w:rPr/>
       </w:pPr>
-      <w:bookmarkStart w:id="88" w:name="__RefHeading___Toc2650_1926919148"/>
+      <w:bookmarkStart w:id="88" w:name="__RefHeading___Toc2650_2309175800"/>
       <w:bookmarkStart w:id="89" w:name="X8fa9d289b34687b6fa07df052b670cb17558661"/>
       <w:bookmarkEnd w:id="88"/>
       <w:r>
@@ -7747,7 +7747,7 @@
         <w:spacing w:before="280" w:after="80"/>
         <w:rPr/>
       </w:pPr>
-      <w:bookmarkStart w:id="90" w:name="__RefHeading___Toc2652_1926919148"/>
+      <w:bookmarkStart w:id="90" w:name="__RefHeading___Toc2652_2309175800"/>
       <w:bookmarkStart w:id="91" w:name="parameterize-width-never-personality"/>
       <w:bookmarkEnd w:id="90"/>
       <w:r>
@@ -7851,7 +7851,7 @@
         <w:spacing w:before="280" w:after="80"/>
         <w:rPr/>
       </w:pPr>
-      <w:bookmarkStart w:id="92" w:name="__RefHeading___Toc2654_1926919148"/>
+      <w:bookmarkStart w:id="92" w:name="__RefHeading___Toc2654_2309175800"/>
       <w:bookmarkStart w:id="93" w:name="X7c6b25d78360fe2e4fe81e68e87c32fcf8cda69"/>
       <w:bookmarkEnd w:id="92"/>
       <w:r>
@@ -7915,7 +7915,7 @@
         <w:spacing w:before="280" w:after="80"/>
         <w:rPr/>
       </w:pPr>
-      <w:bookmarkStart w:id="94" w:name="__RefHeading___Toc2656_1926919148"/>
+      <w:bookmarkStart w:id="94" w:name="__RefHeading___Toc2656_2309175800"/>
       <w:bookmarkStart w:id="95" w:name="X416b554ca19ee0550a4692b0d160f4e163ab46b"/>
       <w:bookmarkEnd w:id="94"/>
       <w:r>
@@ -8019,7 +8019,7 @@
         <w:spacing w:before="280" w:after="80"/>
         <w:rPr/>
       </w:pPr>
-      <w:bookmarkStart w:id="96" w:name="__RefHeading___Toc2658_1926919148"/>
+      <w:bookmarkStart w:id="96" w:name="__RefHeading___Toc2658_2309175800"/>
       <w:bookmarkStart w:id="97" w:name="X4e83b81ceef783af7b63185336af6225b7314d3"/>
       <w:bookmarkEnd w:id="96"/>
       <w:r>
@@ -8096,7 +8096,7 @@
         <w:spacing w:before="280" w:after="80"/>
         <w:rPr/>
       </w:pPr>
-      <w:bookmarkStart w:id="98" w:name="__RefHeading___Toc2660_1926919148"/>
+      <w:bookmarkStart w:id="98" w:name="__RefHeading___Toc2660_2309175800"/>
       <w:bookmarkStart w:id="99" w:name="Xb3a20a7d499f0a0ca4e9f419fb6dadc4bc8a470"/>
       <w:bookmarkEnd w:id="98"/>
       <w:r>
@@ -8249,7 +8249,7 @@
         <w:spacing w:before="360" w:after="120"/>
         <w:rPr/>
       </w:pPr>
-      <w:bookmarkStart w:id="102" w:name="__RefHeading___Toc2662_1926919148"/>
+      <w:bookmarkStart w:id="102" w:name="__RefHeading___Toc2662_2309175800"/>
       <w:bookmarkStart w:id="103" w:name="the-common-ip-layout"/>
       <w:bookmarkEnd w:id="102"/>
       <w:r>
@@ -8394,7 +8394,7 @@
         <w:spacing w:before="280" w:after="80"/>
         <w:rPr/>
       </w:pPr>
-      <w:bookmarkStart w:id="104" w:name="__RefHeading___Toc2664_1926919148"/>
+      <w:bookmarkStart w:id="104" w:name="__RefHeading___Toc2664_2309175800"/>
       <w:bookmarkStart w:id="105" w:name="the-blocks-as-of-2026-10-10"/>
       <w:bookmarkEnd w:id="104"/>
       <w:r>
@@ -9670,7 +9670,7 @@
         <w:spacing w:before="280" w:after="80"/>
         <w:rPr/>
       </w:pPr>
-      <w:bookmarkStart w:id="106" w:name="__RefHeading___Toc2666_1926919148"/>
+      <w:bookmarkStart w:id="106" w:name="__RefHeading___Toc2666_2309175800"/>
       <w:bookmarkStart w:id="107" w:name="X2611791d1bdfcecec1bf22dcc222e0c21c9b431"/>
       <w:bookmarkEnd w:id="106"/>
       <w:r>
@@ -9715,7 +9715,7 @@
         <w:spacing w:before="280" w:after="80"/>
         <w:rPr/>
       </w:pPr>
-      <w:bookmarkStart w:id="109" w:name="__RefHeading___Toc2668_1926919148"/>
+      <w:bookmarkStart w:id="109" w:name="__RefHeading___Toc2668_2309175800"/>
       <w:bookmarkStart w:id="110" w:name="documentation-map"/>
       <w:bookmarkEnd w:id="109"/>
       <w:r>
@@ -10491,7 +10491,7 @@
         <w:spacing w:before="360" w:after="120"/>
         <w:rPr/>
       </w:pPr>
-      <w:bookmarkStart w:id="113" w:name="__RefHeading___Toc2670_1926919148"/>
+      <w:bookmarkStart w:id="113" w:name="__RefHeading___Toc2670_2309175800"/>
       <w:bookmarkStart w:id="114" w:name="Xec01d7fcc00e62d53b5638288c846d5a89df379"/>
       <w:bookmarkEnd w:id="113"/>
       <w:r>
@@ -10534,7 +10534,7 @@
         <w:spacing w:before="280" w:after="80"/>
         <w:rPr/>
       </w:pPr>
-      <w:bookmarkStart w:id="115" w:name="__RefHeading___Toc2672_1926919148"/>
+      <w:bookmarkStart w:id="115" w:name="__RefHeading___Toc2672_2309175800"/>
       <w:bookmarkStart w:id="116" w:name="the-product-names"/>
       <w:bookmarkEnd w:id="115"/>
       <w:r>
@@ -11137,7 +11137,7 @@
         <w:spacing w:before="280" w:after="80"/>
         <w:rPr/>
       </w:pPr>
-      <w:bookmarkStart w:id="118" w:name="__RefHeading___Toc2674_1926919148"/>
+      <w:bookmarkStart w:id="118" w:name="__RefHeading___Toc2674_2309175800"/>
       <w:bookmarkStart w:id="119" w:name="Xa16f4717d14061f81a0dc9a449617a75cce903a"/>
       <w:bookmarkEnd w:id="118"/>
       <w:r>
@@ -11296,7 +11296,7 @@
         <w:spacing w:before="280" w:after="80"/>
         <w:rPr/>
       </w:pPr>
-      <w:bookmarkStart w:id="120" w:name="__RefHeading___Toc2676_1926919148"/>
+      <w:bookmarkStart w:id="120" w:name="__RefHeading___Toc2676_2309175800"/>
       <w:bookmarkStart w:id="121" w:name="the-research-lines-role"/>
       <w:bookmarkEnd w:id="120"/>
       <w:r>
@@ -11341,7 +11341,7 @@
         <w:spacing w:before="280" w:after="80"/>
         <w:rPr/>
       </w:pPr>
-      <w:bookmarkStart w:id="123" w:name="__RefHeading___Toc2678_1926919148"/>
+      <w:bookmarkStart w:id="123" w:name="__RefHeading___Toc2678_2309175800"/>
       <w:bookmarkStart w:id="124" w:name="relationship-to-the-rocks-books"/>
       <w:bookmarkEnd w:id="123"/>
       <w:r>

--- a/projects/components/mem-ctrl-ip/common-ip/docs/mem_ctrl_ip_family_HAS_v0.1.docx
+++ b/projects/components/mem-ctrl-ip/common-ip/docs/mem_ctrl_ip_family_HAS_v0.1.docx
@@ -122,7 +122,7 @@
             </w:rPr>
             <w:fldChar w:fldCharType="separate"/>
           </w:r>
-          <w:hyperlink w:anchor="__RefHeading___Toc2576_2309175800">
+          <w:hyperlink w:anchor="__RefHeading___Toc2576_2520221899">
             <w:r>
               <w:rPr>
                 <w:webHidden/>
@@ -143,7 +143,7 @@
             </w:tabs>
             <w:rPr/>
           </w:pPr>
-          <w:hyperlink w:anchor="__RefHeading___Toc2578_2309175800">
+          <w:hyperlink w:anchor="__RefHeading___Toc2578_2520221899">
             <w:r>
               <w:rPr>
                 <w:webHidden/>
@@ -164,7 +164,7 @@
             </w:tabs>
             <w:rPr/>
           </w:pPr>
-          <w:hyperlink w:anchor="__RefHeading___Toc2580_2309175800">
+          <w:hyperlink w:anchor="__RefHeading___Toc2580_2520221899">
             <w:r>
               <w:rPr>
                 <w:webHidden/>
@@ -185,7 +185,7 @@
             </w:tabs>
             <w:rPr/>
           </w:pPr>
-          <w:hyperlink w:anchor="__RefHeading___Toc2582_2309175800">
+          <w:hyperlink w:anchor="__RefHeading___Toc2582_2520221899">
             <w:r>
               <w:rPr>
                 <w:webHidden/>
@@ -206,7 +206,7 @@
             </w:tabs>
             <w:rPr/>
           </w:pPr>
-          <w:hyperlink w:anchor="__RefHeading___Toc2584_2309175800">
+          <w:hyperlink w:anchor="__RefHeading___Toc2584_2520221899">
             <w:r>
               <w:rPr>
                 <w:webHidden/>
@@ -227,7 +227,7 @@
             </w:tabs>
             <w:rPr/>
           </w:pPr>
-          <w:hyperlink w:anchor="__RefHeading___Toc2586_2309175800">
+          <w:hyperlink w:anchor="__RefHeading___Toc2586_2520221899">
             <w:r>
               <w:rPr>
                 <w:webHidden/>
@@ -248,7 +248,7 @@
             </w:tabs>
             <w:rPr/>
           </w:pPr>
-          <w:hyperlink w:anchor="__RefHeading___Toc2588_2309175800">
+          <w:hyperlink w:anchor="__RefHeading___Toc2588_2520221899">
             <w:r>
               <w:rPr>
                 <w:webHidden/>
@@ -269,7 +269,7 @@
             </w:tabs>
             <w:rPr/>
           </w:pPr>
-          <w:hyperlink w:anchor="__RefHeading___Toc2590_2309175800">
+          <w:hyperlink w:anchor="__RefHeading___Toc2590_2520221899">
             <w:r>
               <w:rPr>
                 <w:webHidden/>
@@ -290,7 +290,7 @@
             </w:tabs>
             <w:rPr/>
           </w:pPr>
-          <w:hyperlink w:anchor="__RefHeading___Toc2592_2309175800">
+          <w:hyperlink w:anchor="__RefHeading___Toc2592_2520221899">
             <w:r>
               <w:rPr>
                 <w:webHidden/>
@@ -311,7 +311,7 @@
             </w:tabs>
             <w:rPr/>
           </w:pPr>
-          <w:hyperlink w:anchor="__RefHeading___Toc2594_2309175800">
+          <w:hyperlink w:anchor="__RefHeading___Toc2594_2520221899">
             <w:r>
               <w:rPr>
                 <w:webHidden/>
@@ -332,7 +332,7 @@
             </w:tabs>
             <w:rPr/>
           </w:pPr>
-          <w:hyperlink w:anchor="__RefHeading___Toc2596_2309175800">
+          <w:hyperlink w:anchor="__RefHeading___Toc2596_2520221899">
             <w:r>
               <w:rPr>
                 <w:webHidden/>
@@ -353,7 +353,7 @@
             </w:tabs>
             <w:rPr/>
           </w:pPr>
-          <w:hyperlink w:anchor="__RefHeading___Toc2598_2309175800">
+          <w:hyperlink w:anchor="__RefHeading___Toc2598_2520221899">
             <w:r>
               <w:rPr>
                 <w:webHidden/>
@@ -374,7 +374,7 @@
             </w:tabs>
             <w:rPr/>
           </w:pPr>
-          <w:hyperlink w:anchor="__RefHeading___Toc2600_2309175800">
+          <w:hyperlink w:anchor="__RefHeading___Toc2600_2520221899">
             <w:r>
               <w:rPr>
                 <w:webHidden/>
@@ -395,7 +395,7 @@
             </w:tabs>
             <w:rPr/>
           </w:pPr>
-          <w:hyperlink w:anchor="__RefHeading___Toc2602_2309175800">
+          <w:hyperlink w:anchor="__RefHeading___Toc2602_2520221899">
             <w:r>
               <w:rPr>
                 <w:webHidden/>
@@ -416,7 +416,7 @@
             </w:tabs>
             <w:rPr/>
           </w:pPr>
-          <w:hyperlink w:anchor="__RefHeading___Toc2604_2309175800">
+          <w:hyperlink w:anchor="__RefHeading___Toc2604_2520221899">
             <w:r>
               <w:rPr>
                 <w:webHidden/>
@@ -437,7 +437,7 @@
             </w:tabs>
             <w:rPr/>
           </w:pPr>
-          <w:hyperlink w:anchor="__RefHeading___Toc2606_2309175800">
+          <w:hyperlink w:anchor="__RefHeading___Toc2606_2520221899">
             <w:r>
               <w:rPr>
                 <w:webHidden/>
@@ -458,7 +458,7 @@
             </w:tabs>
             <w:rPr/>
           </w:pPr>
-          <w:hyperlink w:anchor="__RefHeading___Toc2608_2309175800">
+          <w:hyperlink w:anchor="__RefHeading___Toc2608_2520221899">
             <w:r>
               <w:rPr>
                 <w:webHidden/>
@@ -479,7 +479,7 @@
             </w:tabs>
             <w:rPr/>
           </w:pPr>
-          <w:hyperlink w:anchor="__RefHeading___Toc2610_2309175800">
+          <w:hyperlink w:anchor="__RefHeading___Toc2610_2520221899">
             <w:r>
               <w:rPr>
                 <w:webHidden/>
@@ -500,7 +500,7 @@
             </w:tabs>
             <w:rPr/>
           </w:pPr>
-          <w:hyperlink w:anchor="__RefHeading___Toc2612_2309175800">
+          <w:hyperlink w:anchor="__RefHeading___Toc2612_2520221899">
             <w:r>
               <w:rPr>
                 <w:webHidden/>
@@ -521,7 +521,7 @@
             </w:tabs>
             <w:rPr/>
           </w:pPr>
-          <w:hyperlink w:anchor="__RefHeading___Toc2614_2309175800">
+          <w:hyperlink w:anchor="__RefHeading___Toc2614_2520221899">
             <w:r>
               <w:rPr>
                 <w:webHidden/>
@@ -542,7 +542,7 @@
             </w:tabs>
             <w:rPr/>
           </w:pPr>
-          <w:hyperlink w:anchor="__RefHeading___Toc2616_2309175800">
+          <w:hyperlink w:anchor="__RefHeading___Toc2616_2520221899">
             <w:r>
               <w:rPr>
                 <w:webHidden/>
@@ -563,7 +563,7 @@
             </w:tabs>
             <w:rPr/>
           </w:pPr>
-          <w:hyperlink w:anchor="__RefHeading___Toc2618_2309175800">
+          <w:hyperlink w:anchor="__RefHeading___Toc2618_2520221899">
             <w:r>
               <w:rPr>
                 <w:webHidden/>
@@ -584,7 +584,7 @@
             </w:tabs>
             <w:rPr/>
           </w:pPr>
-          <w:hyperlink w:anchor="__RefHeading___Toc2620_2309175800">
+          <w:hyperlink w:anchor="__RefHeading___Toc2620_2520221899">
             <w:r>
               <w:rPr>
                 <w:webHidden/>
@@ -605,7 +605,7 @@
             </w:tabs>
             <w:rPr/>
           </w:pPr>
-          <w:hyperlink w:anchor="__RefHeading___Toc2622_2309175800">
+          <w:hyperlink w:anchor="__RefHeading___Toc2622_2520221899">
             <w:r>
               <w:rPr>
                 <w:webHidden/>
@@ -626,7 +626,7 @@
             </w:tabs>
             <w:rPr/>
           </w:pPr>
-          <w:hyperlink w:anchor="__RefHeading___Toc2624_2309175800">
+          <w:hyperlink w:anchor="__RefHeading___Toc2624_2520221899">
             <w:r>
               <w:rPr>
                 <w:webHidden/>
@@ -647,7 +647,7 @@
             </w:tabs>
             <w:rPr/>
           </w:pPr>
-          <w:hyperlink w:anchor="__RefHeading___Toc2626_2309175800">
+          <w:hyperlink w:anchor="__RefHeading___Toc2626_2520221899">
             <w:r>
               <w:rPr>
                 <w:webHidden/>
@@ -668,7 +668,7 @@
             </w:tabs>
             <w:rPr/>
           </w:pPr>
-          <w:hyperlink w:anchor="__RefHeading___Toc2628_2309175800">
+          <w:hyperlink w:anchor="__RefHeading___Toc2628_2520221899">
             <w:r>
               <w:rPr>
                 <w:webHidden/>
@@ -689,7 +689,7 @@
             </w:tabs>
             <w:rPr/>
           </w:pPr>
-          <w:hyperlink w:anchor="__RefHeading___Toc2630_2309175800">
+          <w:hyperlink w:anchor="__RefHeading___Toc2630_2520221899">
             <w:r>
               <w:rPr>
                 <w:webHidden/>
@@ -710,7 +710,7 @@
             </w:tabs>
             <w:rPr/>
           </w:pPr>
-          <w:hyperlink w:anchor="__RefHeading___Toc2632_2309175800">
+          <w:hyperlink w:anchor="__RefHeading___Toc2632_2520221899">
             <w:r>
               <w:rPr>
                 <w:webHidden/>
@@ -731,7 +731,7 @@
             </w:tabs>
             <w:rPr/>
           </w:pPr>
-          <w:hyperlink w:anchor="__RefHeading___Toc2634_2309175800">
+          <w:hyperlink w:anchor="__RefHeading___Toc2634_2520221899">
             <w:r>
               <w:rPr>
                 <w:webHidden/>
@@ -752,7 +752,7 @@
             </w:tabs>
             <w:rPr/>
           </w:pPr>
-          <w:hyperlink w:anchor="__RefHeading___Toc2636_2309175800">
+          <w:hyperlink w:anchor="__RefHeading___Toc2636_2520221899">
             <w:r>
               <w:rPr>
                 <w:webHidden/>
@@ -773,7 +773,7 @@
             </w:tabs>
             <w:rPr/>
           </w:pPr>
-          <w:hyperlink w:anchor="__RefHeading___Toc2638_2309175800">
+          <w:hyperlink w:anchor="__RefHeading___Toc2638_2520221899">
             <w:r>
               <w:rPr>
                 <w:webHidden/>
@@ -794,7 +794,7 @@
             </w:tabs>
             <w:rPr/>
           </w:pPr>
-          <w:hyperlink w:anchor="__RefHeading___Toc2640_2309175800">
+          <w:hyperlink w:anchor="__RefHeading___Toc2640_2520221899">
             <w:r>
               <w:rPr>
                 <w:webHidden/>
@@ -815,7 +815,7 @@
             </w:tabs>
             <w:rPr/>
           </w:pPr>
-          <w:hyperlink w:anchor="__RefHeading___Toc2642_2309175800">
+          <w:hyperlink w:anchor="__RefHeading___Toc2642_2520221899">
             <w:r>
               <w:rPr>
                 <w:webHidden/>
@@ -836,7 +836,7 @@
             </w:tabs>
             <w:rPr/>
           </w:pPr>
-          <w:hyperlink w:anchor="__RefHeading___Toc2644_2309175800">
+          <w:hyperlink w:anchor="__RefHeading___Toc2644_2520221899">
             <w:r>
               <w:rPr>
                 <w:webHidden/>
@@ -857,7 +857,7 @@
             </w:tabs>
             <w:rPr/>
           </w:pPr>
-          <w:hyperlink w:anchor="__RefHeading___Toc2646_2309175800">
+          <w:hyperlink w:anchor="__RefHeading___Toc2646_2520221899">
             <w:r>
               <w:rPr>
                 <w:webHidden/>
@@ -878,7 +878,7 @@
             </w:tabs>
             <w:rPr/>
           </w:pPr>
-          <w:hyperlink w:anchor="__RefHeading___Toc2648_2309175800">
+          <w:hyperlink w:anchor="__RefHeading___Toc2648_2520221899">
             <w:r>
               <w:rPr>
                 <w:webHidden/>
@@ -899,7 +899,7 @@
             </w:tabs>
             <w:rPr/>
           </w:pPr>
-          <w:hyperlink w:anchor="__RefHeading___Toc2650_2309175800">
+          <w:hyperlink w:anchor="__RefHeading___Toc2650_2520221899">
             <w:r>
               <w:rPr>
                 <w:webHidden/>
@@ -920,7 +920,7 @@
             </w:tabs>
             <w:rPr/>
           </w:pPr>
-          <w:hyperlink w:anchor="__RefHeading___Toc2652_2309175800">
+          <w:hyperlink w:anchor="__RefHeading___Toc2652_2520221899">
             <w:r>
               <w:rPr>
                 <w:webHidden/>
@@ -941,7 +941,7 @@
             </w:tabs>
             <w:rPr/>
           </w:pPr>
-          <w:hyperlink w:anchor="__RefHeading___Toc2654_2309175800">
+          <w:hyperlink w:anchor="__RefHeading___Toc2654_2520221899">
             <w:r>
               <w:rPr>
                 <w:webHidden/>
@@ -962,7 +962,7 @@
             </w:tabs>
             <w:rPr/>
           </w:pPr>
-          <w:hyperlink w:anchor="__RefHeading___Toc2656_2309175800">
+          <w:hyperlink w:anchor="__RefHeading___Toc2656_2520221899">
             <w:r>
               <w:rPr>
                 <w:webHidden/>
@@ -983,7 +983,7 @@
             </w:tabs>
             <w:rPr/>
           </w:pPr>
-          <w:hyperlink w:anchor="__RefHeading___Toc2658_2309175800">
+          <w:hyperlink w:anchor="__RefHeading___Toc2658_2520221899">
             <w:r>
               <w:rPr>
                 <w:webHidden/>
@@ -1004,7 +1004,7 @@
             </w:tabs>
             <w:rPr/>
           </w:pPr>
-          <w:hyperlink w:anchor="__RefHeading___Toc2660_2309175800">
+          <w:hyperlink w:anchor="__RefHeading___Toc2660_2520221899">
             <w:r>
               <w:rPr>
                 <w:webHidden/>
@@ -1025,7 +1025,7 @@
             </w:tabs>
             <w:rPr/>
           </w:pPr>
-          <w:hyperlink w:anchor="__RefHeading___Toc2662_2309175800">
+          <w:hyperlink w:anchor="__RefHeading___Toc2662_2520221899">
             <w:r>
               <w:rPr>
                 <w:webHidden/>
@@ -1046,7 +1046,7 @@
             </w:tabs>
             <w:rPr/>
           </w:pPr>
-          <w:hyperlink w:anchor="__RefHeading___Toc2664_2309175800">
+          <w:hyperlink w:anchor="__RefHeading___Toc2664_2520221899">
             <w:r>
               <w:rPr>
                 <w:webHidden/>
@@ -1067,7 +1067,7 @@
             </w:tabs>
             <w:rPr/>
           </w:pPr>
-          <w:hyperlink w:anchor="__RefHeading___Toc2666_2309175800">
+          <w:hyperlink w:anchor="__RefHeading___Toc2666_2520221899">
             <w:r>
               <w:rPr>
                 <w:webHidden/>
@@ -1088,7 +1088,7 @@
             </w:tabs>
             <w:rPr/>
           </w:pPr>
-          <w:hyperlink w:anchor="__RefHeading___Toc2668_2309175800">
+          <w:hyperlink w:anchor="__RefHeading___Toc2668_2520221899">
             <w:r>
               <w:rPr>
                 <w:webHidden/>
@@ -1109,7 +1109,7 @@
             </w:tabs>
             <w:rPr/>
           </w:pPr>
-          <w:hyperlink w:anchor="__RefHeading___Toc2670_2309175800">
+          <w:hyperlink w:anchor="__RefHeading___Toc2670_2520221899">
             <w:r>
               <w:rPr>
                 <w:webHidden/>
@@ -1130,7 +1130,7 @@
             </w:tabs>
             <w:rPr/>
           </w:pPr>
-          <w:hyperlink w:anchor="__RefHeading___Toc2672_2309175800">
+          <w:hyperlink w:anchor="__RefHeading___Toc2672_2520221899">
             <w:r>
               <w:rPr>
                 <w:webHidden/>
@@ -1151,7 +1151,7 @@
             </w:tabs>
             <w:rPr/>
           </w:pPr>
-          <w:hyperlink w:anchor="__RefHeading___Toc2674_2309175800">
+          <w:hyperlink w:anchor="__RefHeading___Toc2674_2520221899">
             <w:r>
               <w:rPr>
                 <w:webHidden/>
@@ -1172,7 +1172,7 @@
             </w:tabs>
             <w:rPr/>
           </w:pPr>
-          <w:hyperlink w:anchor="__RefHeading___Toc2676_2309175800">
+          <w:hyperlink w:anchor="__RefHeading___Toc2676_2520221899">
             <w:r>
               <w:rPr>
                 <w:webHidden/>
@@ -1193,7 +1193,7 @@
             </w:tabs>
             <w:rPr/>
           </w:pPr>
-          <w:hyperlink w:anchor="__RefHeading___Toc2678_2309175800">
+          <w:hyperlink w:anchor="__RefHeading___Toc2678_2520221899">
             <w:r>
               <w:rPr>
                 <w:webHidden/>
@@ -1316,7 +1316,7 @@
         <w:spacing w:before="0" w:after="120"/>
         <w:rPr/>
       </w:pPr>
-      <w:bookmarkStart w:id="2" w:name="__RefHeading___Toc2576_2309175800"/>
+      <w:bookmarkStart w:id="2" w:name="__RefHeading___Toc2576_2520221899"/>
       <w:bookmarkEnd w:id="2"/>
       <w:r>
         <w:rPr>
@@ -1454,7 +1454,7 @@
         <w:spacing w:before="360" w:after="120"/>
         <w:rPr/>
       </w:pPr>
-      <w:bookmarkStart w:id="4" w:name="__RefHeading___Toc2578_2309175800"/>
+      <w:bookmarkStart w:id="4" w:name="__RefHeading___Toc2578_2520221899"/>
       <w:bookmarkStart w:id="5" w:name="X616197512f394804f2fbf1774110e6f38740946"/>
       <w:bookmarkEnd w:id="4"/>
       <w:r>
@@ -1655,7 +1655,7 @@
         <w:spacing w:before="280" w:after="80"/>
         <w:rPr/>
       </w:pPr>
-      <w:bookmarkStart w:id="6" w:name="__RefHeading___Toc2580_2309175800"/>
+      <w:bookmarkStart w:id="6" w:name="__RefHeading___Toc2580_2520221899"/>
       <w:bookmarkStart w:id="7" w:name="document-organization"/>
       <w:bookmarkEnd w:id="6"/>
       <w:r>
@@ -1703,7 +1703,7 @@
         <w:spacing w:before="200" w:after="80"/>
         <w:rPr/>
       </w:pPr>
-      <w:bookmarkStart w:id="8" w:name="__RefHeading___Toc2582_2309175800"/>
+      <w:bookmarkStart w:id="8" w:name="__RefHeading___Toc2582_2520221899"/>
       <w:bookmarkStart w:id="9" w:name="front-matter"/>
       <w:bookmarkEnd w:id="8"/>
       <w:r>
@@ -1751,7 +1751,7 @@
         <w:spacing w:before="200" w:after="80"/>
         <w:rPr/>
       </w:pPr>
-      <w:bookmarkStart w:id="11" w:name="__RefHeading___Toc2584_2309175800"/>
+      <w:bookmarkStart w:id="11" w:name="__RefHeading___Toc2584_2520221899"/>
       <w:bookmarkStart w:id="12" w:name="chapter-1-the-family-package"/>
       <w:bookmarkEnd w:id="11"/>
       <w:r>
@@ -1807,7 +1807,7 @@
         <w:spacing w:before="200" w:after="80"/>
         <w:rPr/>
       </w:pPr>
-      <w:bookmarkStart w:id="13" w:name="__RefHeading___Toc2586_2309175800"/>
+      <w:bookmarkStart w:id="13" w:name="__RefHeading___Toc2586_2520221899"/>
       <w:bookmarkStart w:id="14" w:name="Xe73b40f1192db0acd779fe60e75b80c1263b700"/>
       <w:bookmarkEnd w:id="13"/>
       <w:r>
@@ -1880,7 +1880,7 @@
         <w:spacing w:before="200" w:after="80"/>
         <w:rPr/>
       </w:pPr>
-      <w:bookmarkStart w:id="15" w:name="__RefHeading___Toc2588_2309175800"/>
+      <w:bookmarkStart w:id="15" w:name="__RefHeading___Toc2588_2520221899"/>
       <w:bookmarkStart w:id="16" w:name="Xfd03914965c1a36c753d69373597a3edba6d3ba"/>
       <w:bookmarkEnd w:id="15"/>
       <w:r>
@@ -1953,7 +1953,7 @@
         <w:spacing w:before="200" w:after="80"/>
         <w:rPr/>
       </w:pPr>
-      <w:bookmarkStart w:id="17" w:name="__RefHeading___Toc2590_2309175800"/>
+      <w:bookmarkStart w:id="17" w:name="__RefHeading___Toc2590_2520221899"/>
       <w:bookmarkStart w:id="18" w:name="Xae2fb05cfd41b92d952510e81a7f289f9208afe"/>
       <w:bookmarkEnd w:id="17"/>
       <w:r>
@@ -2026,7 +2026,7 @@
         <w:spacing w:before="200" w:after="80"/>
         <w:rPr/>
       </w:pPr>
-      <w:bookmarkStart w:id="19" w:name="__RefHeading___Toc2592_2309175800"/>
+      <w:bookmarkStart w:id="19" w:name="__RefHeading___Toc2592_2520221899"/>
       <w:bookmarkStart w:id="20" w:name="chapter-5-mc_training_layer"/>
       <w:bookmarkEnd w:id="19"/>
       <w:r>
@@ -2091,7 +2091,7 @@
         <w:spacing w:before="200" w:after="80"/>
         <w:rPr/>
       </w:pPr>
-      <w:bookmarkStart w:id="21" w:name="__RefHeading___Toc2594_2309175800"/>
+      <w:bookmarkStart w:id="21" w:name="__RefHeading___Toc2594_2520221899"/>
       <w:bookmarkStart w:id="22" w:name="chapter-6-mc_ras_layer"/>
       <w:bookmarkEnd w:id="21"/>
       <w:r>
@@ -2156,7 +2156,7 @@
         <w:spacing w:before="200" w:after="80"/>
         <w:rPr/>
       </w:pPr>
-      <w:bookmarkStart w:id="23" w:name="__RefHeading___Toc2596_2309175800"/>
+      <w:bookmarkStart w:id="23" w:name="__RefHeading___Toc2596_2520221899"/>
       <w:bookmarkStart w:id="24" w:name="X6b7ef090e93368a3c74775085b7d22e8fdb9bc1"/>
       <w:bookmarkEnd w:id="23"/>
       <w:r>
@@ -2229,7 +2229,7 @@
         <w:spacing w:before="200" w:after="80"/>
         <w:rPr/>
       </w:pPr>
-      <w:bookmarkStart w:id="25" w:name="__RefHeading___Toc2598_2309175800"/>
+      <w:bookmarkStart w:id="25" w:name="__RefHeading___Toc2598_2520221899"/>
       <w:bookmarkStart w:id="26" w:name="chapter-8-mc_dfi_3p1_layer"/>
       <w:bookmarkEnd w:id="25"/>
       <w:r>
@@ -2294,7 +2294,7 @@
         <w:spacing w:before="200" w:after="80"/>
         <w:rPr/>
       </w:pPr>
-      <w:bookmarkStart w:id="27" w:name="__RefHeading___Toc2600_2309175800"/>
+      <w:bookmarkStart w:id="27" w:name="__RefHeading___Toc2600_2520221899"/>
       <w:bookmarkStart w:id="28" w:name="chapter-9-mc_dfi_4p0_layer"/>
       <w:bookmarkEnd w:id="27"/>
       <w:r>
@@ -2453,7 +2453,7 @@
         <w:spacing w:before="360" w:after="120"/>
         <w:rPr/>
       </w:pPr>
-      <w:bookmarkStart w:id="32" w:name="__RefHeading___Toc2602_2309175800"/>
+      <w:bookmarkStart w:id="32" w:name="__RefHeading___Toc2602_2520221899"/>
       <w:bookmarkStart w:id="33" w:name="document-information"/>
       <w:bookmarkEnd w:id="32"/>
       <w:r>
@@ -3036,7 +3036,7 @@
         <w:spacing w:before="280" w:after="80"/>
         <w:rPr/>
       </w:pPr>
-      <w:bookmarkStart w:id="34" w:name="__RefHeading___Toc2604_2309175800"/>
+      <w:bookmarkStart w:id="34" w:name="__RefHeading___Toc2604_2520221899"/>
       <w:bookmarkEnd w:id="34"/>
       <w:r>
         <w:rPr>
@@ -3319,7 +3319,7 @@
         <w:spacing w:before="280" w:after="80"/>
         <w:rPr/>
       </w:pPr>
-      <w:bookmarkStart w:id="35" w:name="__RefHeading___Toc2606_2309175800"/>
+      <w:bookmarkStart w:id="35" w:name="__RefHeading___Toc2606_2520221899"/>
       <w:bookmarkEnd w:id="35"/>
       <w:r>
         <w:rPr>
@@ -3871,7 +3871,7 @@
         <w:spacing w:before="360" w:after="120"/>
         <w:rPr/>
       </w:pPr>
-      <w:bookmarkStart w:id="37" w:name="__RefHeading___Toc2608_2309175800"/>
+      <w:bookmarkStart w:id="37" w:name="__RefHeading___Toc2608_2520221899"/>
       <w:bookmarkStart w:id="38" w:name="purpose-scope-and-the-two-lines"/>
       <w:bookmarkEnd w:id="37"/>
       <w:r>
@@ -3902,7 +3902,7 @@
         <w:spacing w:before="280" w:after="80"/>
         <w:rPr/>
       </w:pPr>
-      <w:bookmarkStart w:id="39" w:name="__RefHeading___Toc2610_2309175800"/>
+      <w:bookmarkStart w:id="39" w:name="__RefHeading___Toc2610_2520221899"/>
       <w:bookmarkStart w:id="40" w:name="purpose"/>
       <w:bookmarkEnd w:id="39"/>
       <w:r>
@@ -4056,7 +4056,7 @@
         <w:spacing w:before="280" w:after="80"/>
         <w:rPr/>
       </w:pPr>
-      <w:bookmarkStart w:id="41" w:name="__RefHeading___Toc2612_2309175800"/>
+      <w:bookmarkStart w:id="41" w:name="__RefHeading___Toc2612_2520221899"/>
       <w:bookmarkStart w:id="42" w:name="X02b33bbc1801cd189339d45a688fcaae9520a66"/>
       <w:bookmarkEnd w:id="41"/>
       <w:r>
@@ -4139,7 +4139,7 @@
         <w:spacing w:before="280" w:after="80"/>
         <w:rPr/>
       </w:pPr>
-      <w:bookmarkStart w:id="43" w:name="__RefHeading___Toc2614_2309175800"/>
+      <w:bookmarkStart w:id="43" w:name="__RefHeading___Toc2614_2520221899"/>
       <w:bookmarkStart w:id="44" w:name="the-two-lines-research-and-product"/>
       <w:bookmarkEnd w:id="43"/>
       <w:r>
@@ -4251,7 +4251,7 @@
         <w:spacing w:before="280" w:after="80"/>
         <w:rPr/>
       </w:pPr>
-      <w:bookmarkStart w:id="45" w:name="__RefHeading___Toc2616_2309175800"/>
+      <w:bookmarkStart w:id="45" w:name="__RefHeading___Toc2616_2520221899"/>
       <w:bookmarkStart w:id="46" w:name="what-this-book-binds"/>
       <w:bookmarkEnd w:id="45"/>
       <w:r>
@@ -4396,7 +4396,7 @@
         <w:spacing w:before="280" w:after="80"/>
         <w:rPr/>
       </w:pPr>
-      <w:bookmarkStart w:id="48" w:name="__RefHeading___Toc2618_2309175800"/>
+      <w:bookmarkStart w:id="48" w:name="__RefHeading___Toc2618_2520221899"/>
       <w:bookmarkStart w:id="49" w:name="conventions"/>
       <w:bookmarkEnd w:id="48"/>
       <w:r>
@@ -4529,7 +4529,7 @@
         <w:spacing w:before="360" w:after="120"/>
         <w:rPr/>
       </w:pPr>
-      <w:bookmarkStart w:id="52" w:name="__RefHeading___Toc2620_2309175800"/>
+      <w:bookmarkStart w:id="52" w:name="__RefHeading___Toc2620_2520221899"/>
       <w:bookmarkStart w:id="53" w:name="X35fb09d53ce58ee1df67816bcaac5b674efa180"/>
       <w:bookmarkEnd w:id="52"/>
       <w:r>
@@ -4586,7 +4586,7 @@
         <w:rPr/>
         <w:drawing>
           <wp:inline distT="0" distB="0" distL="0" distR="0">
-            <wp:extent cx="5334000" cy="2839720"/>
+            <wp:extent cx="5334000" cy="2749550"/>
             <wp:effectExtent l="0" t="0" r="0" b="0"/>
             <wp:docPr id="11" name="Picture" descr="The mem-ctrl-ip whole unit — AXI channels at top, the layer stack in the middle, DDR PHY bar at the bottom"/>
             <wp:cNvGraphicFramePr>
@@ -4610,7 +4610,7 @@
                   <pic:spPr bwMode="auto">
                     <a:xfrm>
                       <a:off x="0" y="0"/>
-                      <a:ext cx="5334000" cy="2839720"/>
+                      <a:ext cx="5334000" cy="2749550"/>
                     </a:xfrm>
                     <a:prstGeom prst="rect">
                       <a:avLst/>
@@ -4642,7 +4642,7 @@
         <w:spacing w:before="280" w:after="80"/>
         <w:rPr/>
       </w:pPr>
-      <w:bookmarkStart w:id="54" w:name="__RefHeading___Toc2622_2309175800"/>
+      <w:bookmarkStart w:id="54" w:name="__RefHeading___Toc2622_2520221899"/>
       <w:bookmarkEnd w:id="54"/>
       <w:r>
         <w:rPr>
@@ -5737,7 +5737,7 @@
         <w:spacing w:before="280" w:after="80"/>
         <w:rPr/>
       </w:pPr>
-      <w:bookmarkStart w:id="56" w:name="__RefHeading___Toc2624_2309175800"/>
+      <w:bookmarkStart w:id="56" w:name="__RefHeading___Toc2624_2520221899"/>
       <w:bookmarkEnd w:id="56"/>
       <w:r>
         <w:rPr>
@@ -5833,7 +5833,7 @@
         <w:spacing w:before="280" w:after="80"/>
         <w:rPr/>
       </w:pPr>
-      <w:bookmarkStart w:id="57" w:name="__RefHeading___Toc2626_2309175800"/>
+      <w:bookmarkStart w:id="57" w:name="__RefHeading___Toc2626_2520221899"/>
       <w:bookmarkStart w:id="58" w:name="the-three-structural-rules-of-the-stack"/>
       <w:bookmarkEnd w:id="57"/>
       <w:r>
@@ -5939,7 +5939,7 @@
         <w:spacing w:before="280" w:after="80"/>
         <w:rPr/>
       </w:pPr>
-      <w:bookmarkStart w:id="59" w:name="__RefHeading___Toc2628_2309175800"/>
+      <w:bookmarkStart w:id="59" w:name="__RefHeading___Toc2628_2520221899"/>
       <w:bookmarkStart w:id="60" w:name="what-the-rocks-own"/>
       <w:bookmarkEnd w:id="59"/>
       <w:r>
@@ -6086,7 +6086,7 @@
         <w:spacing w:before="360" w:after="120"/>
         <w:rPr/>
       </w:pPr>
-      <w:bookmarkStart w:id="63" w:name="__RefHeading___Toc2630_2309175800"/>
+      <w:bookmarkStart w:id="63" w:name="__RefHeading___Toc2630_2520221899"/>
       <w:bookmarkStart w:id="64" w:name="the-descriptor-seam"/>
       <w:bookmarkEnd w:id="63"/>
       <w:r>
@@ -6143,7 +6143,7 @@
         <w:spacing w:before="280" w:after="80"/>
         <w:rPr/>
       </w:pPr>
-      <w:bookmarkStart w:id="65" w:name="__RefHeading___Toc2632_2309175800"/>
+      <w:bookmarkStart w:id="65" w:name="__RefHeading___Toc2632_2520221899"/>
       <w:bookmarkStart w:id="66" w:name="the-contract"/>
       <w:bookmarkEnd w:id="65"/>
       <w:r>
@@ -6283,7 +6283,7 @@
         <w:spacing w:before="280" w:after="80"/>
         <w:rPr/>
       </w:pPr>
-      <w:bookmarkStart w:id="68" w:name="__RefHeading___Toc2634_2309175800"/>
+      <w:bookmarkStart w:id="68" w:name="__RefHeading___Toc2634_2520221899"/>
       <w:bookmarkStart w:id="69" w:name="the-invariants"/>
       <w:bookmarkEnd w:id="68"/>
       <w:r>
@@ -6390,7 +6390,7 @@
         <w:spacing w:before="280" w:after="80"/>
         <w:rPr/>
       </w:pPr>
-      <w:bookmarkStart w:id="70" w:name="__RefHeading___Toc2636_2309175800"/>
+      <w:bookmarkStart w:id="70" w:name="__RefHeading___Toc2636_2520221899"/>
       <w:bookmarkStart w:id="71" w:name="what-the-seam-is-not"/>
       <w:bookmarkEnd w:id="70"/>
       <w:r>
@@ -6517,7 +6517,7 @@
         <w:spacing w:before="280" w:after="80"/>
         <w:rPr/>
       </w:pPr>
-      <w:bookmarkStart w:id="72" w:name="__RefHeading___Toc2638_2309175800"/>
+      <w:bookmarkStart w:id="72" w:name="__RefHeading___Toc2638_2520221899"/>
       <w:bookmarkStart w:id="73" w:name="where-this-stands-in-the-rocks"/>
       <w:bookmarkEnd w:id="72"/>
       <w:r>
@@ -6663,7 +6663,7 @@
         <w:spacing w:before="360" w:after="120"/>
         <w:rPr/>
       </w:pPr>
-      <w:bookmarkStart w:id="76" w:name="__RefHeading___Toc2640_2309175800"/>
+      <w:bookmarkStart w:id="76" w:name="__RefHeading___Toc2640_2520221899"/>
       <w:bookmarkStart w:id="77" w:name="Xba0e68e539aa7351d2f5c03a115f460d02e06c0"/>
       <w:bookmarkEnd w:id="76"/>
       <w:r>
@@ -6810,7 +6810,7 @@
         <w:spacing w:before="280" w:after="80"/>
         <w:rPr/>
       </w:pPr>
-      <w:bookmarkStart w:id="78" w:name="__RefHeading___Toc2642_2309175800"/>
+      <w:bookmarkStart w:id="78" w:name="__RefHeading___Toc2642_2520221899"/>
       <w:bookmarkStart w:id="79" w:name="the-reasoning"/>
       <w:bookmarkEnd w:id="78"/>
       <w:r>
@@ -6919,7 +6919,7 @@
         <w:spacing w:before="280" w:after="80"/>
         <w:rPr/>
       </w:pPr>
-      <w:bookmarkStart w:id="80" w:name="__RefHeading___Toc2644_2309175800"/>
+      <w:bookmarkStart w:id="80" w:name="__RefHeading___Toc2644_2520221899"/>
       <w:bookmarkStart w:id="81" w:name="what-is-shared"/>
       <w:bookmarkEnd w:id="80"/>
       <w:r>
@@ -7452,7 +7452,7 @@
         <w:spacing w:before="280" w:after="80"/>
         <w:rPr/>
       </w:pPr>
-      <w:bookmarkStart w:id="82" w:name="__RefHeading___Toc2646_2309175800"/>
+      <w:bookmarkStart w:id="82" w:name="__RefHeading___Toc2646_2520221899"/>
       <w:bookmarkStart w:id="83" w:name="what-the-layer-never-does"/>
       <w:bookmarkEnd w:id="82"/>
       <w:r>
@@ -7613,7 +7613,7 @@
         <w:spacing w:before="360" w:after="120"/>
         <w:rPr/>
       </w:pPr>
-      <w:bookmarkStart w:id="86" w:name="__RefHeading___Toc2648_2309175800"/>
+      <w:bookmarkStart w:id="86" w:name="__RefHeading___Toc2648_2520221899"/>
       <w:bookmarkStart w:id="87" w:name="Xc26196f7674c66983726de17c545c6649bb3fab"/>
       <w:bookmarkEnd w:id="86"/>
       <w:r>
@@ -7670,7 +7670,7 @@
         <w:spacing w:before="280" w:after="80"/>
         <w:rPr/>
       </w:pPr>
-      <w:bookmarkStart w:id="88" w:name="__RefHeading___Toc2650_2309175800"/>
+      <w:bookmarkStart w:id="88" w:name="__RefHeading___Toc2650_2520221899"/>
       <w:bookmarkStart w:id="89" w:name="X8fa9d289b34687b6fa07df052b670cb17558661"/>
       <w:bookmarkEnd w:id="88"/>
       <w:r>
@@ -7747,7 +7747,7 @@
         <w:spacing w:before="280" w:after="80"/>
         <w:rPr/>
       </w:pPr>
-      <w:bookmarkStart w:id="90" w:name="__RefHeading___Toc2652_2309175800"/>
+      <w:bookmarkStart w:id="90" w:name="__RefHeading___Toc2652_2520221899"/>
       <w:bookmarkStart w:id="91" w:name="parameterize-width-never-personality"/>
       <w:bookmarkEnd w:id="90"/>
       <w:r>
@@ -7851,7 +7851,7 @@
         <w:spacing w:before="280" w:after="80"/>
         <w:rPr/>
       </w:pPr>
-      <w:bookmarkStart w:id="92" w:name="__RefHeading___Toc2654_2309175800"/>
+      <w:bookmarkStart w:id="92" w:name="__RefHeading___Toc2654_2520221899"/>
       <w:bookmarkStart w:id="93" w:name="X7c6b25d78360fe2e4fe81e68e87c32fcf8cda69"/>
       <w:bookmarkEnd w:id="92"/>
       <w:r>
@@ -7915,7 +7915,7 @@
         <w:spacing w:before="280" w:after="80"/>
         <w:rPr/>
       </w:pPr>
-      <w:bookmarkStart w:id="94" w:name="__RefHeading___Toc2656_2309175800"/>
+      <w:bookmarkStart w:id="94" w:name="__RefHeading___Toc2656_2520221899"/>
       <w:bookmarkStart w:id="95" w:name="X416b554ca19ee0550a4692b0d160f4e163ab46b"/>
       <w:bookmarkEnd w:id="94"/>
       <w:r>
@@ -8019,7 +8019,7 @@
         <w:spacing w:before="280" w:after="80"/>
         <w:rPr/>
       </w:pPr>
-      <w:bookmarkStart w:id="96" w:name="__RefHeading___Toc2658_2309175800"/>
+      <w:bookmarkStart w:id="96" w:name="__RefHeading___Toc2658_2520221899"/>
       <w:bookmarkStart w:id="97" w:name="X4e83b81ceef783af7b63185336af6225b7314d3"/>
       <w:bookmarkEnd w:id="96"/>
       <w:r>
@@ -8096,7 +8096,7 @@
         <w:spacing w:before="280" w:after="80"/>
         <w:rPr/>
       </w:pPr>
-      <w:bookmarkStart w:id="98" w:name="__RefHeading___Toc2660_2309175800"/>
+      <w:bookmarkStart w:id="98" w:name="__RefHeading___Toc2660_2520221899"/>
       <w:bookmarkStart w:id="99" w:name="Xb3a20a7d499f0a0ca4e9f419fb6dadc4bc8a470"/>
       <w:bookmarkEnd w:id="98"/>
       <w:r>
@@ -8249,7 +8249,7 @@
         <w:spacing w:before="360" w:after="120"/>
         <w:rPr/>
       </w:pPr>
-      <w:bookmarkStart w:id="102" w:name="__RefHeading___Toc2662_2309175800"/>
+      <w:bookmarkStart w:id="102" w:name="__RefHeading___Toc2662_2520221899"/>
       <w:bookmarkStart w:id="103" w:name="the-common-ip-layout"/>
       <w:bookmarkEnd w:id="102"/>
       <w:r>
@@ -8394,7 +8394,7 @@
         <w:spacing w:before="280" w:after="80"/>
         <w:rPr/>
       </w:pPr>
-      <w:bookmarkStart w:id="104" w:name="__RefHeading___Toc2664_2309175800"/>
+      <w:bookmarkStart w:id="104" w:name="__RefHeading___Toc2664_2520221899"/>
       <w:bookmarkStart w:id="105" w:name="the-blocks-as-of-2026-10-10"/>
       <w:bookmarkEnd w:id="104"/>
       <w:r>
@@ -9670,7 +9670,7 @@
         <w:spacing w:before="280" w:after="80"/>
         <w:rPr/>
       </w:pPr>
-      <w:bookmarkStart w:id="106" w:name="__RefHeading___Toc2666_2309175800"/>
+      <w:bookmarkStart w:id="106" w:name="__RefHeading___Toc2666_2520221899"/>
       <w:bookmarkStart w:id="107" w:name="X2611791d1bdfcecec1bf22dcc222e0c21c9b431"/>
       <w:bookmarkEnd w:id="106"/>
       <w:r>
@@ -9715,7 +9715,7 @@
         <w:spacing w:before="280" w:after="80"/>
         <w:rPr/>
       </w:pPr>
-      <w:bookmarkStart w:id="109" w:name="__RefHeading___Toc2668_2309175800"/>
+      <w:bookmarkStart w:id="109" w:name="__RefHeading___Toc2668_2520221899"/>
       <w:bookmarkStart w:id="110" w:name="documentation-map"/>
       <w:bookmarkEnd w:id="109"/>
       <w:r>
@@ -10491,7 +10491,7 @@
         <w:spacing w:before="360" w:after="120"/>
         <w:rPr/>
       </w:pPr>
-      <w:bookmarkStart w:id="113" w:name="__RefHeading___Toc2670_2309175800"/>
+      <w:bookmarkStart w:id="113" w:name="__RefHeading___Toc2670_2520221899"/>
       <w:bookmarkStart w:id="114" w:name="Xec01d7fcc00e62d53b5638288c846d5a89df379"/>
       <w:bookmarkEnd w:id="113"/>
       <w:r>
@@ -10534,7 +10534,7 @@
         <w:spacing w:before="280" w:after="80"/>
         <w:rPr/>
       </w:pPr>
-      <w:bookmarkStart w:id="115" w:name="__RefHeading___Toc2672_2309175800"/>
+      <w:bookmarkStart w:id="115" w:name="__RefHeading___Toc2672_2520221899"/>
       <w:bookmarkStart w:id="116" w:name="the-product-names"/>
       <w:bookmarkEnd w:id="115"/>
       <w:r>
@@ -11137,7 +11137,7 @@
         <w:spacing w:before="280" w:after="80"/>
         <w:rPr/>
       </w:pPr>
-      <w:bookmarkStart w:id="118" w:name="__RefHeading___Toc2674_2309175800"/>
+      <w:bookmarkStart w:id="118" w:name="__RefHeading___Toc2674_2520221899"/>
       <w:bookmarkStart w:id="119" w:name="Xa16f4717d14061f81a0dc9a449617a75cce903a"/>
       <w:bookmarkEnd w:id="118"/>
       <w:r>
@@ -11296,7 +11296,7 @@
         <w:spacing w:before="280" w:after="80"/>
         <w:rPr/>
       </w:pPr>
-      <w:bookmarkStart w:id="120" w:name="__RefHeading___Toc2676_2309175800"/>
+      <w:bookmarkStart w:id="120" w:name="__RefHeading___Toc2676_2520221899"/>
       <w:bookmarkStart w:id="121" w:name="the-research-lines-role"/>
       <w:bookmarkEnd w:id="120"/>
       <w:r>
@@ -11341,7 +11341,7 @@
         <w:spacing w:before="280" w:after="80"/>
         <w:rPr/>
       </w:pPr>
-      <w:bookmarkStart w:id="123" w:name="__RefHeading___Toc2678_2309175800"/>
+      <w:bookmarkStart w:id="123" w:name="__RefHeading___Toc2678_2520221899"/>
       <w:bookmarkStart w:id="124" w:name="relationship-to-the-rocks-books"/>
       <w:bookmarkEnd w:id="123"/>
       <w:r>

--- a/projects/components/mem-ctrl-ip/common-ip/docs/mem_ctrl_ip_family_HAS_v0.1.docx
+++ b/projects/components/mem-ctrl-ip/common-ip/docs/mem_ctrl_ip_family_HAS_v0.1.docx
@@ -122,7 +122,7 @@
             </w:rPr>
             <w:fldChar w:fldCharType="separate"/>
           </w:r>
-          <w:hyperlink w:anchor="__RefHeading___Toc2576_2520221899">
+          <w:hyperlink w:anchor="__RefHeading___Toc2576_875856940">
             <w:r>
               <w:rPr>
                 <w:webHidden/>
@@ -143,7 +143,7 @@
             </w:tabs>
             <w:rPr/>
           </w:pPr>
-          <w:hyperlink w:anchor="__RefHeading___Toc2578_2520221899">
+          <w:hyperlink w:anchor="__RefHeading___Toc2578_875856940">
             <w:r>
               <w:rPr>
                 <w:webHidden/>
@@ -164,7 +164,7 @@
             </w:tabs>
             <w:rPr/>
           </w:pPr>
-          <w:hyperlink w:anchor="__RefHeading___Toc2580_2520221899">
+          <w:hyperlink w:anchor="__RefHeading___Toc2580_875856940">
             <w:r>
               <w:rPr>
                 <w:webHidden/>
@@ -185,7 +185,7 @@
             </w:tabs>
             <w:rPr/>
           </w:pPr>
-          <w:hyperlink w:anchor="__RefHeading___Toc2582_2520221899">
+          <w:hyperlink w:anchor="__RefHeading___Toc2582_875856940">
             <w:r>
               <w:rPr>
                 <w:webHidden/>
@@ -206,7 +206,7 @@
             </w:tabs>
             <w:rPr/>
           </w:pPr>
-          <w:hyperlink w:anchor="__RefHeading___Toc2584_2520221899">
+          <w:hyperlink w:anchor="__RefHeading___Toc2584_875856940">
             <w:r>
               <w:rPr>
                 <w:webHidden/>
@@ -227,7 +227,7 @@
             </w:tabs>
             <w:rPr/>
           </w:pPr>
-          <w:hyperlink w:anchor="__RefHeading___Toc2586_2520221899">
+          <w:hyperlink w:anchor="__RefHeading___Toc2586_875856940">
             <w:r>
               <w:rPr>
                 <w:webHidden/>
@@ -248,7 +248,7 @@
             </w:tabs>
             <w:rPr/>
           </w:pPr>
-          <w:hyperlink w:anchor="__RefHeading___Toc2588_2520221899">
+          <w:hyperlink w:anchor="__RefHeading___Toc2588_875856940">
             <w:r>
               <w:rPr>
                 <w:webHidden/>
@@ -269,7 +269,7 @@
             </w:tabs>
             <w:rPr/>
           </w:pPr>
-          <w:hyperlink w:anchor="__RefHeading___Toc2590_2520221899">
+          <w:hyperlink w:anchor="__RefHeading___Toc2590_875856940">
             <w:r>
               <w:rPr>
                 <w:webHidden/>
@@ -290,7 +290,7 @@
             </w:tabs>
             <w:rPr/>
           </w:pPr>
-          <w:hyperlink w:anchor="__RefHeading___Toc2592_2520221899">
+          <w:hyperlink w:anchor="__RefHeading___Toc2592_875856940">
             <w:r>
               <w:rPr>
                 <w:webHidden/>
@@ -311,7 +311,7 @@
             </w:tabs>
             <w:rPr/>
           </w:pPr>
-          <w:hyperlink w:anchor="__RefHeading___Toc2594_2520221899">
+          <w:hyperlink w:anchor="__RefHeading___Toc2594_875856940">
             <w:r>
               <w:rPr>
                 <w:webHidden/>
@@ -332,7 +332,7 @@
             </w:tabs>
             <w:rPr/>
           </w:pPr>
-          <w:hyperlink w:anchor="__RefHeading___Toc2596_2520221899">
+          <w:hyperlink w:anchor="__RefHeading___Toc2596_875856940">
             <w:r>
               <w:rPr>
                 <w:webHidden/>
@@ -353,7 +353,7 @@
             </w:tabs>
             <w:rPr/>
           </w:pPr>
-          <w:hyperlink w:anchor="__RefHeading___Toc2598_2520221899">
+          <w:hyperlink w:anchor="__RefHeading___Toc2598_875856940">
             <w:r>
               <w:rPr>
                 <w:webHidden/>
@@ -374,7 +374,7 @@
             </w:tabs>
             <w:rPr/>
           </w:pPr>
-          <w:hyperlink w:anchor="__RefHeading___Toc2600_2520221899">
+          <w:hyperlink w:anchor="__RefHeading___Toc2600_875856940">
             <w:r>
               <w:rPr>
                 <w:webHidden/>
@@ -395,7 +395,7 @@
             </w:tabs>
             <w:rPr/>
           </w:pPr>
-          <w:hyperlink w:anchor="__RefHeading___Toc2602_2520221899">
+          <w:hyperlink w:anchor="__RefHeading___Toc2602_875856940">
             <w:r>
               <w:rPr>
                 <w:webHidden/>
@@ -416,7 +416,7 @@
             </w:tabs>
             <w:rPr/>
           </w:pPr>
-          <w:hyperlink w:anchor="__RefHeading___Toc2604_2520221899">
+          <w:hyperlink w:anchor="__RefHeading___Toc2604_875856940">
             <w:r>
               <w:rPr>
                 <w:webHidden/>
@@ -437,7 +437,7 @@
             </w:tabs>
             <w:rPr/>
           </w:pPr>
-          <w:hyperlink w:anchor="__RefHeading___Toc2606_2520221899">
+          <w:hyperlink w:anchor="__RefHeading___Toc2606_875856940">
             <w:r>
               <w:rPr>
                 <w:webHidden/>
@@ -458,7 +458,7 @@
             </w:tabs>
             <w:rPr/>
           </w:pPr>
-          <w:hyperlink w:anchor="__RefHeading___Toc2608_2520221899">
+          <w:hyperlink w:anchor="__RefHeading___Toc2608_875856940">
             <w:r>
               <w:rPr>
                 <w:webHidden/>
@@ -479,7 +479,7 @@
             </w:tabs>
             <w:rPr/>
           </w:pPr>
-          <w:hyperlink w:anchor="__RefHeading___Toc2610_2520221899">
+          <w:hyperlink w:anchor="__RefHeading___Toc2610_875856940">
             <w:r>
               <w:rPr>
                 <w:webHidden/>
@@ -500,7 +500,7 @@
             </w:tabs>
             <w:rPr/>
           </w:pPr>
-          <w:hyperlink w:anchor="__RefHeading___Toc2612_2520221899">
+          <w:hyperlink w:anchor="__RefHeading___Toc2612_875856940">
             <w:r>
               <w:rPr>
                 <w:webHidden/>
@@ -521,7 +521,7 @@
             </w:tabs>
             <w:rPr/>
           </w:pPr>
-          <w:hyperlink w:anchor="__RefHeading___Toc2614_2520221899">
+          <w:hyperlink w:anchor="__RefHeading___Toc2614_875856940">
             <w:r>
               <w:rPr>
                 <w:webHidden/>
@@ -542,7 +542,7 @@
             </w:tabs>
             <w:rPr/>
           </w:pPr>
-          <w:hyperlink w:anchor="__RefHeading___Toc2616_2520221899">
+          <w:hyperlink w:anchor="__RefHeading___Toc2616_875856940">
             <w:r>
               <w:rPr>
                 <w:webHidden/>
@@ -563,7 +563,7 @@
             </w:tabs>
             <w:rPr/>
           </w:pPr>
-          <w:hyperlink w:anchor="__RefHeading___Toc2618_2520221899">
+          <w:hyperlink w:anchor="__RefHeading___Toc2618_875856940">
             <w:r>
               <w:rPr>
                 <w:webHidden/>
@@ -584,7 +584,7 @@
             </w:tabs>
             <w:rPr/>
           </w:pPr>
-          <w:hyperlink w:anchor="__RefHeading___Toc2620_2520221899">
+          <w:hyperlink w:anchor="__RefHeading___Toc2620_875856940">
             <w:r>
               <w:rPr>
                 <w:webHidden/>
@@ -605,7 +605,7 @@
             </w:tabs>
             <w:rPr/>
           </w:pPr>
-          <w:hyperlink w:anchor="__RefHeading___Toc2622_2520221899">
+          <w:hyperlink w:anchor="__RefHeading___Toc2622_875856940">
             <w:r>
               <w:rPr>
                 <w:webHidden/>
@@ -626,7 +626,7 @@
             </w:tabs>
             <w:rPr/>
           </w:pPr>
-          <w:hyperlink w:anchor="__RefHeading___Toc2624_2520221899">
+          <w:hyperlink w:anchor="__RefHeading___Toc2624_875856940">
             <w:r>
               <w:rPr>
                 <w:webHidden/>
@@ -647,7 +647,7 @@
             </w:tabs>
             <w:rPr/>
           </w:pPr>
-          <w:hyperlink w:anchor="__RefHeading___Toc2626_2520221899">
+          <w:hyperlink w:anchor="__RefHeading___Toc2626_875856940">
             <w:r>
               <w:rPr>
                 <w:webHidden/>
@@ -668,7 +668,7 @@
             </w:tabs>
             <w:rPr/>
           </w:pPr>
-          <w:hyperlink w:anchor="__RefHeading___Toc2628_2520221899">
+          <w:hyperlink w:anchor="__RefHeading___Toc2628_875856940">
             <w:r>
               <w:rPr>
                 <w:webHidden/>
@@ -689,7 +689,7 @@
             </w:tabs>
             <w:rPr/>
           </w:pPr>
-          <w:hyperlink w:anchor="__RefHeading___Toc2630_2520221899">
+          <w:hyperlink w:anchor="__RefHeading___Toc2630_875856940">
             <w:r>
               <w:rPr>
                 <w:webHidden/>
@@ -710,7 +710,7 @@
             </w:tabs>
             <w:rPr/>
           </w:pPr>
-          <w:hyperlink w:anchor="__RefHeading___Toc2632_2520221899">
+          <w:hyperlink w:anchor="__RefHeading___Toc2632_875856940">
             <w:r>
               <w:rPr>
                 <w:webHidden/>
@@ -731,7 +731,7 @@
             </w:tabs>
             <w:rPr/>
           </w:pPr>
-          <w:hyperlink w:anchor="__RefHeading___Toc2634_2520221899">
+          <w:hyperlink w:anchor="__RefHeading___Toc2634_875856940">
             <w:r>
               <w:rPr>
                 <w:webHidden/>
@@ -752,7 +752,7 @@
             </w:tabs>
             <w:rPr/>
           </w:pPr>
-          <w:hyperlink w:anchor="__RefHeading___Toc2636_2520221899">
+          <w:hyperlink w:anchor="__RefHeading___Toc2636_875856940">
             <w:r>
               <w:rPr>
                 <w:webHidden/>
@@ -773,7 +773,7 @@
             </w:tabs>
             <w:rPr/>
           </w:pPr>
-          <w:hyperlink w:anchor="__RefHeading___Toc2638_2520221899">
+          <w:hyperlink w:anchor="__RefHeading___Toc2638_875856940">
             <w:r>
               <w:rPr>
                 <w:webHidden/>
@@ -794,7 +794,7 @@
             </w:tabs>
             <w:rPr/>
           </w:pPr>
-          <w:hyperlink w:anchor="__RefHeading___Toc2640_2520221899">
+          <w:hyperlink w:anchor="__RefHeading___Toc2640_875856940">
             <w:r>
               <w:rPr>
                 <w:webHidden/>
@@ -815,7 +815,7 @@
             </w:tabs>
             <w:rPr/>
           </w:pPr>
-          <w:hyperlink w:anchor="__RefHeading___Toc2642_2520221899">
+          <w:hyperlink w:anchor="__RefHeading___Toc2642_875856940">
             <w:r>
               <w:rPr>
                 <w:webHidden/>
@@ -836,7 +836,7 @@
             </w:tabs>
             <w:rPr/>
           </w:pPr>
-          <w:hyperlink w:anchor="__RefHeading___Toc2644_2520221899">
+          <w:hyperlink w:anchor="__RefHeading___Toc2644_875856940">
             <w:r>
               <w:rPr>
                 <w:webHidden/>
@@ -857,7 +857,7 @@
             </w:tabs>
             <w:rPr/>
           </w:pPr>
-          <w:hyperlink w:anchor="__RefHeading___Toc2646_2520221899">
+          <w:hyperlink w:anchor="__RefHeading___Toc2646_875856940">
             <w:r>
               <w:rPr>
                 <w:webHidden/>
@@ -878,7 +878,7 @@
             </w:tabs>
             <w:rPr/>
           </w:pPr>
-          <w:hyperlink w:anchor="__RefHeading___Toc2648_2520221899">
+          <w:hyperlink w:anchor="__RefHeading___Toc2648_875856940">
             <w:r>
               <w:rPr>
                 <w:webHidden/>
@@ -899,7 +899,7 @@
             </w:tabs>
             <w:rPr/>
           </w:pPr>
-          <w:hyperlink w:anchor="__RefHeading___Toc2650_2520221899">
+          <w:hyperlink w:anchor="__RefHeading___Toc2650_875856940">
             <w:r>
               <w:rPr>
                 <w:webHidden/>
@@ -920,7 +920,7 @@
             </w:tabs>
             <w:rPr/>
           </w:pPr>
-          <w:hyperlink w:anchor="__RefHeading___Toc2652_2520221899">
+          <w:hyperlink w:anchor="__RefHeading___Toc2652_875856940">
             <w:r>
               <w:rPr>
                 <w:webHidden/>
@@ -941,7 +941,7 @@
             </w:tabs>
             <w:rPr/>
           </w:pPr>
-          <w:hyperlink w:anchor="__RefHeading___Toc2654_2520221899">
+          <w:hyperlink w:anchor="__RefHeading___Toc2654_875856940">
             <w:r>
               <w:rPr>
                 <w:webHidden/>
@@ -962,7 +962,7 @@
             </w:tabs>
             <w:rPr/>
           </w:pPr>
-          <w:hyperlink w:anchor="__RefHeading___Toc2656_2520221899">
+          <w:hyperlink w:anchor="__RefHeading___Toc2656_875856940">
             <w:r>
               <w:rPr>
                 <w:webHidden/>
@@ -983,7 +983,7 @@
             </w:tabs>
             <w:rPr/>
           </w:pPr>
-          <w:hyperlink w:anchor="__RefHeading___Toc2658_2520221899">
+          <w:hyperlink w:anchor="__RefHeading___Toc2658_875856940">
             <w:r>
               <w:rPr>
                 <w:webHidden/>
@@ -1004,7 +1004,7 @@
             </w:tabs>
             <w:rPr/>
           </w:pPr>
-          <w:hyperlink w:anchor="__RefHeading___Toc2660_2520221899">
+          <w:hyperlink w:anchor="__RefHeading___Toc2660_875856940">
             <w:r>
               <w:rPr>
                 <w:webHidden/>
@@ -1025,7 +1025,7 @@
             </w:tabs>
             <w:rPr/>
           </w:pPr>
-          <w:hyperlink w:anchor="__RefHeading___Toc2662_2520221899">
+          <w:hyperlink w:anchor="__RefHeading___Toc2662_875856940">
             <w:r>
               <w:rPr>
                 <w:webHidden/>
@@ -1046,7 +1046,7 @@
             </w:tabs>
             <w:rPr/>
           </w:pPr>
-          <w:hyperlink w:anchor="__RefHeading___Toc2664_2520221899">
+          <w:hyperlink w:anchor="__RefHeading___Toc2664_875856940">
             <w:r>
               <w:rPr>
                 <w:webHidden/>
@@ -1067,7 +1067,7 @@
             </w:tabs>
             <w:rPr/>
           </w:pPr>
-          <w:hyperlink w:anchor="__RefHeading___Toc2666_2520221899">
+          <w:hyperlink w:anchor="__RefHeading___Toc2666_875856940">
             <w:r>
               <w:rPr>
                 <w:webHidden/>
@@ -1088,7 +1088,7 @@
             </w:tabs>
             <w:rPr/>
           </w:pPr>
-          <w:hyperlink w:anchor="__RefHeading___Toc2668_2520221899">
+          <w:hyperlink w:anchor="__RefHeading___Toc2668_875856940">
             <w:r>
               <w:rPr>
                 <w:webHidden/>
@@ -1109,7 +1109,7 @@
             </w:tabs>
             <w:rPr/>
           </w:pPr>
-          <w:hyperlink w:anchor="__RefHeading___Toc2670_2520221899">
+          <w:hyperlink w:anchor="__RefHeading___Toc2670_875856940">
             <w:r>
               <w:rPr>
                 <w:webHidden/>
@@ -1130,7 +1130,7 @@
             </w:tabs>
             <w:rPr/>
           </w:pPr>
-          <w:hyperlink w:anchor="__RefHeading___Toc2672_2520221899">
+          <w:hyperlink w:anchor="__RefHeading___Toc2672_875856940">
             <w:r>
               <w:rPr>
                 <w:webHidden/>
@@ -1151,7 +1151,7 @@
             </w:tabs>
             <w:rPr/>
           </w:pPr>
-          <w:hyperlink w:anchor="__RefHeading___Toc2674_2520221899">
+          <w:hyperlink w:anchor="__RefHeading___Toc2674_875856940">
             <w:r>
               <w:rPr>
                 <w:webHidden/>
@@ -1172,7 +1172,7 @@
             </w:tabs>
             <w:rPr/>
           </w:pPr>
-          <w:hyperlink w:anchor="__RefHeading___Toc2676_2520221899">
+          <w:hyperlink w:anchor="__RefHeading___Toc2676_875856940">
             <w:r>
               <w:rPr>
                 <w:webHidden/>
@@ -1193,7 +1193,7 @@
             </w:tabs>
             <w:rPr/>
           </w:pPr>
-          <w:hyperlink w:anchor="__RefHeading___Toc2678_2520221899">
+          <w:hyperlink w:anchor="__RefHeading___Toc2678_875856940">
             <w:r>
               <w:rPr>
                 <w:webHidden/>
@@ -1316,7 +1316,7 @@
         <w:spacing w:before="0" w:after="120"/>
         <w:rPr/>
       </w:pPr>
-      <w:bookmarkStart w:id="2" w:name="__RefHeading___Toc2576_2520221899"/>
+      <w:bookmarkStart w:id="2" w:name="__RefHeading___Toc2576_875856940"/>
       <w:bookmarkEnd w:id="2"/>
       <w:r>
         <w:rPr>
@@ -1454,7 +1454,7 @@
         <w:spacing w:before="360" w:after="120"/>
         <w:rPr/>
       </w:pPr>
-      <w:bookmarkStart w:id="4" w:name="__RefHeading___Toc2578_2520221899"/>
+      <w:bookmarkStart w:id="4" w:name="__RefHeading___Toc2578_875856940"/>
       <w:bookmarkStart w:id="5" w:name="X616197512f394804f2fbf1774110e6f38740946"/>
       <w:bookmarkEnd w:id="4"/>
       <w:r>
@@ -1655,7 +1655,7 @@
         <w:spacing w:before="280" w:after="80"/>
         <w:rPr/>
       </w:pPr>
-      <w:bookmarkStart w:id="6" w:name="__RefHeading___Toc2580_2520221899"/>
+      <w:bookmarkStart w:id="6" w:name="__RefHeading___Toc2580_875856940"/>
       <w:bookmarkStart w:id="7" w:name="document-organization"/>
       <w:bookmarkEnd w:id="6"/>
       <w:r>
@@ -1703,7 +1703,7 @@
         <w:spacing w:before="200" w:after="80"/>
         <w:rPr/>
       </w:pPr>
-      <w:bookmarkStart w:id="8" w:name="__RefHeading___Toc2582_2520221899"/>
+      <w:bookmarkStart w:id="8" w:name="__RefHeading___Toc2582_875856940"/>
       <w:bookmarkStart w:id="9" w:name="front-matter"/>
       <w:bookmarkEnd w:id="8"/>
       <w:r>
@@ -1751,7 +1751,7 @@
         <w:spacing w:before="200" w:after="80"/>
         <w:rPr/>
       </w:pPr>
-      <w:bookmarkStart w:id="11" w:name="__RefHeading___Toc2584_2520221899"/>
+      <w:bookmarkStart w:id="11" w:name="__RefHeading___Toc2584_875856940"/>
       <w:bookmarkStart w:id="12" w:name="chapter-1-the-family-package"/>
       <w:bookmarkEnd w:id="11"/>
       <w:r>
@@ -1807,7 +1807,7 @@
         <w:spacing w:before="200" w:after="80"/>
         <w:rPr/>
       </w:pPr>
-      <w:bookmarkStart w:id="13" w:name="__RefHeading___Toc2586_2520221899"/>
+      <w:bookmarkStart w:id="13" w:name="__RefHeading___Toc2586_875856940"/>
       <w:bookmarkStart w:id="14" w:name="Xe73b40f1192db0acd779fe60e75b80c1263b700"/>
       <w:bookmarkEnd w:id="13"/>
       <w:r>
@@ -1880,7 +1880,7 @@
         <w:spacing w:before="200" w:after="80"/>
         <w:rPr/>
       </w:pPr>
-      <w:bookmarkStart w:id="15" w:name="__RefHeading___Toc2588_2520221899"/>
+      <w:bookmarkStart w:id="15" w:name="__RefHeading___Toc2588_875856940"/>
       <w:bookmarkStart w:id="16" w:name="Xfd03914965c1a36c753d69373597a3edba6d3ba"/>
       <w:bookmarkEnd w:id="15"/>
       <w:r>
@@ -1953,7 +1953,7 @@
         <w:spacing w:before="200" w:after="80"/>
         <w:rPr/>
       </w:pPr>
-      <w:bookmarkStart w:id="17" w:name="__RefHeading___Toc2590_2520221899"/>
+      <w:bookmarkStart w:id="17" w:name="__RefHeading___Toc2590_875856940"/>
       <w:bookmarkStart w:id="18" w:name="Xae2fb05cfd41b92d952510e81a7f289f9208afe"/>
       <w:bookmarkEnd w:id="17"/>
       <w:r>
@@ -2026,7 +2026,7 @@
         <w:spacing w:before="200" w:after="80"/>
         <w:rPr/>
       </w:pPr>
-      <w:bookmarkStart w:id="19" w:name="__RefHeading___Toc2592_2520221899"/>
+      <w:bookmarkStart w:id="19" w:name="__RefHeading___Toc2592_875856940"/>
       <w:bookmarkStart w:id="20" w:name="chapter-5-mc_training_layer"/>
       <w:bookmarkEnd w:id="19"/>
       <w:r>
@@ -2091,7 +2091,7 @@
         <w:spacing w:before="200" w:after="80"/>
         <w:rPr/>
       </w:pPr>
-      <w:bookmarkStart w:id="21" w:name="__RefHeading___Toc2594_2520221899"/>
+      <w:bookmarkStart w:id="21" w:name="__RefHeading___Toc2594_875856940"/>
       <w:bookmarkStart w:id="22" w:name="chapter-6-mc_ras_layer"/>
       <w:bookmarkEnd w:id="21"/>
       <w:r>
@@ -2156,7 +2156,7 @@
         <w:spacing w:before="200" w:after="80"/>
         <w:rPr/>
       </w:pPr>
-      <w:bookmarkStart w:id="23" w:name="__RefHeading___Toc2596_2520221899"/>
+      <w:bookmarkStart w:id="23" w:name="__RefHeading___Toc2596_875856940"/>
       <w:bookmarkStart w:id="24" w:name="X6b7ef090e93368a3c74775085b7d22e8fdb9bc1"/>
       <w:bookmarkEnd w:id="23"/>
       <w:r>
@@ -2229,7 +2229,7 @@
         <w:spacing w:before="200" w:after="80"/>
         <w:rPr/>
       </w:pPr>
-      <w:bookmarkStart w:id="25" w:name="__RefHeading___Toc2598_2520221899"/>
+      <w:bookmarkStart w:id="25" w:name="__RefHeading___Toc2598_875856940"/>
       <w:bookmarkStart w:id="26" w:name="chapter-8-mc_dfi_3p1_layer"/>
       <w:bookmarkEnd w:id="25"/>
       <w:r>
@@ -2294,7 +2294,7 @@
         <w:spacing w:before="200" w:after="80"/>
         <w:rPr/>
       </w:pPr>
-      <w:bookmarkStart w:id="27" w:name="__RefHeading___Toc2600_2520221899"/>
+      <w:bookmarkStart w:id="27" w:name="__RefHeading___Toc2600_875856940"/>
       <w:bookmarkStart w:id="28" w:name="chapter-9-mc_dfi_4p0_layer"/>
       <w:bookmarkEnd w:id="27"/>
       <w:r>
@@ -2453,7 +2453,7 @@
         <w:spacing w:before="360" w:after="120"/>
         <w:rPr/>
       </w:pPr>
-      <w:bookmarkStart w:id="32" w:name="__RefHeading___Toc2602_2520221899"/>
+      <w:bookmarkStart w:id="32" w:name="__RefHeading___Toc2602_875856940"/>
       <w:bookmarkStart w:id="33" w:name="document-information"/>
       <w:bookmarkEnd w:id="32"/>
       <w:r>
@@ -3036,7 +3036,7 @@
         <w:spacing w:before="280" w:after="80"/>
         <w:rPr/>
       </w:pPr>
-      <w:bookmarkStart w:id="34" w:name="__RefHeading___Toc2604_2520221899"/>
+      <w:bookmarkStart w:id="34" w:name="__RefHeading___Toc2604_875856940"/>
       <w:bookmarkEnd w:id="34"/>
       <w:r>
         <w:rPr>
@@ -3319,7 +3319,7 @@
         <w:spacing w:before="280" w:after="80"/>
         <w:rPr/>
       </w:pPr>
-      <w:bookmarkStart w:id="35" w:name="__RefHeading___Toc2606_2520221899"/>
+      <w:bookmarkStart w:id="35" w:name="__RefHeading___Toc2606_875856940"/>
       <w:bookmarkEnd w:id="35"/>
       <w:r>
         <w:rPr>
@@ -3871,7 +3871,7 @@
         <w:spacing w:before="360" w:after="120"/>
         <w:rPr/>
       </w:pPr>
-      <w:bookmarkStart w:id="37" w:name="__RefHeading___Toc2608_2520221899"/>
+      <w:bookmarkStart w:id="37" w:name="__RefHeading___Toc2608_875856940"/>
       <w:bookmarkStart w:id="38" w:name="purpose-scope-and-the-two-lines"/>
       <w:bookmarkEnd w:id="37"/>
       <w:r>
@@ -3902,7 +3902,7 @@
         <w:spacing w:before="280" w:after="80"/>
         <w:rPr/>
       </w:pPr>
-      <w:bookmarkStart w:id="39" w:name="__RefHeading___Toc2610_2520221899"/>
+      <w:bookmarkStart w:id="39" w:name="__RefHeading___Toc2610_875856940"/>
       <w:bookmarkStart w:id="40" w:name="purpose"/>
       <w:bookmarkEnd w:id="39"/>
       <w:r>
@@ -4056,7 +4056,7 @@
         <w:spacing w:before="280" w:after="80"/>
         <w:rPr/>
       </w:pPr>
-      <w:bookmarkStart w:id="41" w:name="__RefHeading___Toc2612_2520221899"/>
+      <w:bookmarkStart w:id="41" w:name="__RefHeading___Toc2612_875856940"/>
       <w:bookmarkStart w:id="42" w:name="X02b33bbc1801cd189339d45a688fcaae9520a66"/>
       <w:bookmarkEnd w:id="41"/>
       <w:r>
@@ -4139,7 +4139,7 @@
         <w:spacing w:before="280" w:after="80"/>
         <w:rPr/>
       </w:pPr>
-      <w:bookmarkStart w:id="43" w:name="__RefHeading___Toc2614_2520221899"/>
+      <w:bookmarkStart w:id="43" w:name="__RefHeading___Toc2614_875856940"/>
       <w:bookmarkStart w:id="44" w:name="the-two-lines-research-and-product"/>
       <w:bookmarkEnd w:id="43"/>
       <w:r>
@@ -4251,7 +4251,7 @@
         <w:spacing w:before="280" w:after="80"/>
         <w:rPr/>
       </w:pPr>
-      <w:bookmarkStart w:id="45" w:name="__RefHeading___Toc2616_2520221899"/>
+      <w:bookmarkStart w:id="45" w:name="__RefHeading___Toc2616_875856940"/>
       <w:bookmarkStart w:id="46" w:name="what-this-book-binds"/>
       <w:bookmarkEnd w:id="45"/>
       <w:r>
@@ -4396,7 +4396,7 @@
         <w:spacing w:before="280" w:after="80"/>
         <w:rPr/>
       </w:pPr>
-      <w:bookmarkStart w:id="48" w:name="__RefHeading___Toc2618_2520221899"/>
+      <w:bookmarkStart w:id="48" w:name="__RefHeading___Toc2618_875856940"/>
       <w:bookmarkStart w:id="49" w:name="conventions"/>
       <w:bookmarkEnd w:id="48"/>
       <w:r>
@@ -4529,7 +4529,7 @@
         <w:spacing w:before="360" w:after="120"/>
         <w:rPr/>
       </w:pPr>
-      <w:bookmarkStart w:id="52" w:name="__RefHeading___Toc2620_2520221899"/>
+      <w:bookmarkStart w:id="52" w:name="__RefHeading___Toc2620_875856940"/>
       <w:bookmarkStart w:id="53" w:name="X35fb09d53ce58ee1df67816bcaac5b674efa180"/>
       <w:bookmarkEnd w:id="52"/>
       <w:r>
@@ -4586,7 +4586,7 @@
         <w:rPr/>
         <w:drawing>
           <wp:inline distT="0" distB="0" distL="0" distR="0">
-            <wp:extent cx="5334000" cy="2749550"/>
+            <wp:extent cx="5334000" cy="3018790"/>
             <wp:effectExtent l="0" t="0" r="0" b="0"/>
             <wp:docPr id="11" name="Picture" descr="The mem-ctrl-ip whole unit — AXI channels at top, the layer stack in the middle, DDR PHY bar at the bottom"/>
             <wp:cNvGraphicFramePr>
@@ -4610,7 +4610,7 @@
                   <pic:spPr bwMode="auto">
                     <a:xfrm>
                       <a:off x="0" y="0"/>
-                      <a:ext cx="5334000" cy="2749550"/>
+                      <a:ext cx="5334000" cy="3018790"/>
                     </a:xfrm>
                     <a:prstGeom prst="rect">
                       <a:avLst/>
@@ -4642,7 +4642,7 @@
         <w:spacing w:before="280" w:after="80"/>
         <w:rPr/>
       </w:pPr>
-      <w:bookmarkStart w:id="54" w:name="__RefHeading___Toc2622_2520221899"/>
+      <w:bookmarkStart w:id="54" w:name="__RefHeading___Toc2622_875856940"/>
       <w:bookmarkEnd w:id="54"/>
       <w:r>
         <w:rPr>
@@ -5737,7 +5737,7 @@
         <w:spacing w:before="280" w:after="80"/>
         <w:rPr/>
       </w:pPr>
-      <w:bookmarkStart w:id="56" w:name="__RefHeading___Toc2624_2520221899"/>
+      <w:bookmarkStart w:id="56" w:name="__RefHeading___Toc2624_875856940"/>
       <w:bookmarkEnd w:id="56"/>
       <w:r>
         <w:rPr>
@@ -5833,7 +5833,7 @@
         <w:spacing w:before="280" w:after="80"/>
         <w:rPr/>
       </w:pPr>
-      <w:bookmarkStart w:id="57" w:name="__RefHeading___Toc2626_2520221899"/>
+      <w:bookmarkStart w:id="57" w:name="__RefHeading___Toc2626_875856940"/>
       <w:bookmarkStart w:id="58" w:name="the-three-structural-rules-of-the-stack"/>
       <w:bookmarkEnd w:id="57"/>
       <w:r>
@@ -5939,7 +5939,7 @@
         <w:spacing w:before="280" w:after="80"/>
         <w:rPr/>
       </w:pPr>
-      <w:bookmarkStart w:id="59" w:name="__RefHeading___Toc2628_2520221899"/>
+      <w:bookmarkStart w:id="59" w:name="__RefHeading___Toc2628_875856940"/>
       <w:bookmarkStart w:id="60" w:name="what-the-rocks-own"/>
       <w:bookmarkEnd w:id="59"/>
       <w:r>
@@ -6086,7 +6086,7 @@
         <w:spacing w:before="360" w:after="120"/>
         <w:rPr/>
       </w:pPr>
-      <w:bookmarkStart w:id="63" w:name="__RefHeading___Toc2630_2520221899"/>
+      <w:bookmarkStart w:id="63" w:name="__RefHeading___Toc2630_875856940"/>
       <w:bookmarkStart w:id="64" w:name="the-descriptor-seam"/>
       <w:bookmarkEnd w:id="63"/>
       <w:r>
@@ -6143,7 +6143,7 @@
         <w:spacing w:before="280" w:after="80"/>
         <w:rPr/>
       </w:pPr>
-      <w:bookmarkStart w:id="65" w:name="__RefHeading___Toc2632_2520221899"/>
+      <w:bookmarkStart w:id="65" w:name="__RefHeading___Toc2632_875856940"/>
       <w:bookmarkStart w:id="66" w:name="the-contract"/>
       <w:bookmarkEnd w:id="65"/>
       <w:r>
@@ -6283,7 +6283,7 @@
         <w:spacing w:before="280" w:after="80"/>
         <w:rPr/>
       </w:pPr>
-      <w:bookmarkStart w:id="68" w:name="__RefHeading___Toc2634_2520221899"/>
+      <w:bookmarkStart w:id="68" w:name="__RefHeading___Toc2634_875856940"/>
       <w:bookmarkStart w:id="69" w:name="the-invariants"/>
       <w:bookmarkEnd w:id="68"/>
       <w:r>
@@ -6390,7 +6390,7 @@
         <w:spacing w:before="280" w:after="80"/>
         <w:rPr/>
       </w:pPr>
-      <w:bookmarkStart w:id="70" w:name="__RefHeading___Toc2636_2520221899"/>
+      <w:bookmarkStart w:id="70" w:name="__RefHeading___Toc2636_875856940"/>
       <w:bookmarkStart w:id="71" w:name="what-the-seam-is-not"/>
       <w:bookmarkEnd w:id="70"/>
       <w:r>
@@ -6517,7 +6517,7 @@
         <w:spacing w:before="280" w:after="80"/>
         <w:rPr/>
       </w:pPr>
-      <w:bookmarkStart w:id="72" w:name="__RefHeading___Toc2638_2520221899"/>
+      <w:bookmarkStart w:id="72" w:name="__RefHeading___Toc2638_875856940"/>
       <w:bookmarkStart w:id="73" w:name="where-this-stands-in-the-rocks"/>
       <w:bookmarkEnd w:id="72"/>
       <w:r>
@@ -6663,7 +6663,7 @@
         <w:spacing w:before="360" w:after="120"/>
         <w:rPr/>
       </w:pPr>
-      <w:bookmarkStart w:id="76" w:name="__RefHeading___Toc2640_2520221899"/>
+      <w:bookmarkStart w:id="76" w:name="__RefHeading___Toc2640_875856940"/>
       <w:bookmarkStart w:id="77" w:name="Xba0e68e539aa7351d2f5c03a115f460d02e06c0"/>
       <w:bookmarkEnd w:id="76"/>
       <w:r>
@@ -6810,7 +6810,7 @@
         <w:spacing w:before="280" w:after="80"/>
         <w:rPr/>
       </w:pPr>
-      <w:bookmarkStart w:id="78" w:name="__RefHeading___Toc2642_2520221899"/>
+      <w:bookmarkStart w:id="78" w:name="__RefHeading___Toc2642_875856940"/>
       <w:bookmarkStart w:id="79" w:name="the-reasoning"/>
       <w:bookmarkEnd w:id="78"/>
       <w:r>
@@ -6919,7 +6919,7 @@
         <w:spacing w:before="280" w:after="80"/>
         <w:rPr/>
       </w:pPr>
-      <w:bookmarkStart w:id="80" w:name="__RefHeading___Toc2644_2520221899"/>
+      <w:bookmarkStart w:id="80" w:name="__RefHeading___Toc2644_875856940"/>
       <w:bookmarkStart w:id="81" w:name="what-is-shared"/>
       <w:bookmarkEnd w:id="80"/>
       <w:r>
@@ -7452,7 +7452,7 @@
         <w:spacing w:before="280" w:after="80"/>
         <w:rPr/>
       </w:pPr>
-      <w:bookmarkStart w:id="82" w:name="__RefHeading___Toc2646_2520221899"/>
+      <w:bookmarkStart w:id="82" w:name="__RefHeading___Toc2646_875856940"/>
       <w:bookmarkStart w:id="83" w:name="what-the-layer-never-does"/>
       <w:bookmarkEnd w:id="82"/>
       <w:r>
@@ -7613,7 +7613,7 @@
         <w:spacing w:before="360" w:after="120"/>
         <w:rPr/>
       </w:pPr>
-      <w:bookmarkStart w:id="86" w:name="__RefHeading___Toc2648_2520221899"/>
+      <w:bookmarkStart w:id="86" w:name="__RefHeading___Toc2648_875856940"/>
       <w:bookmarkStart w:id="87" w:name="Xc26196f7674c66983726de17c545c6649bb3fab"/>
       <w:bookmarkEnd w:id="86"/>
       <w:r>
@@ -7670,7 +7670,7 @@
         <w:spacing w:before="280" w:after="80"/>
         <w:rPr/>
       </w:pPr>
-      <w:bookmarkStart w:id="88" w:name="__RefHeading___Toc2650_2520221899"/>
+      <w:bookmarkStart w:id="88" w:name="__RefHeading___Toc2650_875856940"/>
       <w:bookmarkStart w:id="89" w:name="X8fa9d289b34687b6fa07df052b670cb17558661"/>
       <w:bookmarkEnd w:id="88"/>
       <w:r>
@@ -7747,7 +7747,7 @@
         <w:spacing w:before="280" w:after="80"/>
         <w:rPr/>
       </w:pPr>
-      <w:bookmarkStart w:id="90" w:name="__RefHeading___Toc2652_2520221899"/>
+      <w:bookmarkStart w:id="90" w:name="__RefHeading___Toc2652_875856940"/>
       <w:bookmarkStart w:id="91" w:name="parameterize-width-never-personality"/>
       <w:bookmarkEnd w:id="90"/>
       <w:r>
@@ -7851,7 +7851,7 @@
         <w:spacing w:before="280" w:after="80"/>
         <w:rPr/>
       </w:pPr>
-      <w:bookmarkStart w:id="92" w:name="__RefHeading___Toc2654_2520221899"/>
+      <w:bookmarkStart w:id="92" w:name="__RefHeading___Toc2654_875856940"/>
       <w:bookmarkStart w:id="93" w:name="X7c6b25d78360fe2e4fe81e68e87c32fcf8cda69"/>
       <w:bookmarkEnd w:id="92"/>
       <w:r>
@@ -7915,7 +7915,7 @@
         <w:spacing w:before="280" w:after="80"/>
         <w:rPr/>
       </w:pPr>
-      <w:bookmarkStart w:id="94" w:name="__RefHeading___Toc2656_2520221899"/>
+      <w:bookmarkStart w:id="94" w:name="__RefHeading___Toc2656_875856940"/>
       <w:bookmarkStart w:id="95" w:name="X416b554ca19ee0550a4692b0d160f4e163ab46b"/>
       <w:bookmarkEnd w:id="94"/>
       <w:r>
@@ -8019,7 +8019,7 @@
         <w:spacing w:before="280" w:after="80"/>
         <w:rPr/>
       </w:pPr>
-      <w:bookmarkStart w:id="96" w:name="__RefHeading___Toc2658_2520221899"/>
+      <w:bookmarkStart w:id="96" w:name="__RefHeading___Toc2658_875856940"/>
       <w:bookmarkStart w:id="97" w:name="X4e83b81ceef783af7b63185336af6225b7314d3"/>
       <w:bookmarkEnd w:id="96"/>
       <w:r>
@@ -8096,7 +8096,7 @@
         <w:spacing w:before="280" w:after="80"/>
         <w:rPr/>
       </w:pPr>
-      <w:bookmarkStart w:id="98" w:name="__RefHeading___Toc2660_2520221899"/>
+      <w:bookmarkStart w:id="98" w:name="__RefHeading___Toc2660_875856940"/>
       <w:bookmarkStart w:id="99" w:name="Xb3a20a7d499f0a0ca4e9f419fb6dadc4bc8a470"/>
       <w:bookmarkEnd w:id="98"/>
       <w:r>
@@ -8249,7 +8249,7 @@
         <w:spacing w:before="360" w:after="120"/>
         <w:rPr/>
       </w:pPr>
-      <w:bookmarkStart w:id="102" w:name="__RefHeading___Toc2662_2520221899"/>
+      <w:bookmarkStart w:id="102" w:name="__RefHeading___Toc2662_875856940"/>
       <w:bookmarkStart w:id="103" w:name="the-common-ip-layout"/>
       <w:bookmarkEnd w:id="102"/>
       <w:r>
@@ -8394,7 +8394,7 @@
         <w:spacing w:before="280" w:after="80"/>
         <w:rPr/>
       </w:pPr>
-      <w:bookmarkStart w:id="104" w:name="__RefHeading___Toc2664_2520221899"/>
+      <w:bookmarkStart w:id="104" w:name="__RefHeading___Toc2664_875856940"/>
       <w:bookmarkStart w:id="105" w:name="the-blocks-as-of-2026-10-10"/>
       <w:bookmarkEnd w:id="104"/>
       <w:r>
@@ -9670,7 +9670,7 @@
         <w:spacing w:before="280" w:after="80"/>
         <w:rPr/>
       </w:pPr>
-      <w:bookmarkStart w:id="106" w:name="__RefHeading___Toc2666_2520221899"/>
+      <w:bookmarkStart w:id="106" w:name="__RefHeading___Toc2666_875856940"/>
       <w:bookmarkStart w:id="107" w:name="X2611791d1bdfcecec1bf22dcc222e0c21c9b431"/>
       <w:bookmarkEnd w:id="106"/>
       <w:r>
@@ -9715,7 +9715,7 @@
         <w:spacing w:before="280" w:after="80"/>
         <w:rPr/>
       </w:pPr>
-      <w:bookmarkStart w:id="109" w:name="__RefHeading___Toc2668_2520221899"/>
+      <w:bookmarkStart w:id="109" w:name="__RefHeading___Toc2668_875856940"/>
       <w:bookmarkStart w:id="110" w:name="documentation-map"/>
       <w:bookmarkEnd w:id="109"/>
       <w:r>
@@ -10491,7 +10491,7 @@
         <w:spacing w:before="360" w:after="120"/>
         <w:rPr/>
       </w:pPr>
-      <w:bookmarkStart w:id="113" w:name="__RefHeading___Toc2670_2520221899"/>
+      <w:bookmarkStart w:id="113" w:name="__RefHeading___Toc2670_875856940"/>
       <w:bookmarkStart w:id="114" w:name="Xec01d7fcc00e62d53b5638288c846d5a89df379"/>
       <w:bookmarkEnd w:id="113"/>
       <w:r>
@@ -10534,7 +10534,7 @@
         <w:spacing w:before="280" w:after="80"/>
         <w:rPr/>
       </w:pPr>
-      <w:bookmarkStart w:id="115" w:name="__RefHeading___Toc2672_2520221899"/>
+      <w:bookmarkStart w:id="115" w:name="__RefHeading___Toc2672_875856940"/>
       <w:bookmarkStart w:id="116" w:name="the-product-names"/>
       <w:bookmarkEnd w:id="115"/>
       <w:r>
@@ -11137,7 +11137,7 @@
         <w:spacing w:before="280" w:after="80"/>
         <w:rPr/>
       </w:pPr>
-      <w:bookmarkStart w:id="118" w:name="__RefHeading___Toc2674_2520221899"/>
+      <w:bookmarkStart w:id="118" w:name="__RefHeading___Toc2674_875856940"/>
       <w:bookmarkStart w:id="119" w:name="Xa16f4717d14061f81a0dc9a449617a75cce903a"/>
       <w:bookmarkEnd w:id="118"/>
       <w:r>
@@ -11296,7 +11296,7 @@
         <w:spacing w:before="280" w:after="80"/>
         <w:rPr/>
       </w:pPr>
-      <w:bookmarkStart w:id="120" w:name="__RefHeading___Toc2676_2520221899"/>
+      <w:bookmarkStart w:id="120" w:name="__RefHeading___Toc2676_875856940"/>
       <w:bookmarkStart w:id="121" w:name="the-research-lines-role"/>
       <w:bookmarkEnd w:id="120"/>
       <w:r>
@@ -11341,7 +11341,7 @@
         <w:spacing w:before="280" w:after="80"/>
         <w:rPr/>
       </w:pPr>
-      <w:bookmarkStart w:id="123" w:name="__RefHeading___Toc2678_2520221899"/>
+      <w:bookmarkStart w:id="123" w:name="__RefHeading___Toc2678_875856940"/>
       <w:bookmarkStart w:id="124" w:name="relationship-to-the-rocks-books"/>
       <w:bookmarkEnd w:id="123"/>
       <w:r>

--- a/projects/components/mem-ctrl-ip/common-ip/docs/mem_ctrl_ip_family_HAS_v0.1.docx
+++ b/projects/components/mem-ctrl-ip/common-ip/docs/mem_ctrl_ip_family_HAS_v0.1.docx
@@ -122,7 +122,7 @@
             </w:rPr>
             <w:fldChar w:fldCharType="separate"/>
           </w:r>
-          <w:hyperlink w:anchor="__RefHeading___Toc2576_875856940">
+          <w:hyperlink w:anchor="__RefHeading___Toc2576_3384282626">
             <w:r>
               <w:rPr>
                 <w:webHidden/>
@@ -143,7 +143,7 @@
             </w:tabs>
             <w:rPr/>
           </w:pPr>
-          <w:hyperlink w:anchor="__RefHeading___Toc2578_875856940">
+          <w:hyperlink w:anchor="__RefHeading___Toc2578_3384282626">
             <w:r>
               <w:rPr>
                 <w:webHidden/>
@@ -164,7 +164,7 @@
             </w:tabs>
             <w:rPr/>
           </w:pPr>
-          <w:hyperlink w:anchor="__RefHeading___Toc2580_875856940">
+          <w:hyperlink w:anchor="__RefHeading___Toc2580_3384282626">
             <w:r>
               <w:rPr>
                 <w:webHidden/>
@@ -185,7 +185,7 @@
             </w:tabs>
             <w:rPr/>
           </w:pPr>
-          <w:hyperlink w:anchor="__RefHeading___Toc2582_875856940">
+          <w:hyperlink w:anchor="__RefHeading___Toc2582_3384282626">
             <w:r>
               <w:rPr>
                 <w:webHidden/>
@@ -206,7 +206,7 @@
             </w:tabs>
             <w:rPr/>
           </w:pPr>
-          <w:hyperlink w:anchor="__RefHeading___Toc2584_875856940">
+          <w:hyperlink w:anchor="__RefHeading___Toc2584_3384282626">
             <w:r>
               <w:rPr>
                 <w:webHidden/>
@@ -227,7 +227,7 @@
             </w:tabs>
             <w:rPr/>
           </w:pPr>
-          <w:hyperlink w:anchor="__RefHeading___Toc2586_875856940">
+          <w:hyperlink w:anchor="__RefHeading___Toc2586_3384282626">
             <w:r>
               <w:rPr>
                 <w:webHidden/>
@@ -248,7 +248,7 @@
             </w:tabs>
             <w:rPr/>
           </w:pPr>
-          <w:hyperlink w:anchor="__RefHeading___Toc2588_875856940">
+          <w:hyperlink w:anchor="__RefHeading___Toc2588_3384282626">
             <w:r>
               <w:rPr>
                 <w:webHidden/>
@@ -269,7 +269,7 @@
             </w:tabs>
             <w:rPr/>
           </w:pPr>
-          <w:hyperlink w:anchor="__RefHeading___Toc2590_875856940">
+          <w:hyperlink w:anchor="__RefHeading___Toc2590_3384282626">
             <w:r>
               <w:rPr>
                 <w:webHidden/>
@@ -290,7 +290,7 @@
             </w:tabs>
             <w:rPr/>
           </w:pPr>
-          <w:hyperlink w:anchor="__RefHeading___Toc2592_875856940">
+          <w:hyperlink w:anchor="__RefHeading___Toc2592_3384282626">
             <w:r>
               <w:rPr>
                 <w:webHidden/>
@@ -311,7 +311,7 @@
             </w:tabs>
             <w:rPr/>
           </w:pPr>
-          <w:hyperlink w:anchor="__RefHeading___Toc2594_875856940">
+          <w:hyperlink w:anchor="__RefHeading___Toc2594_3384282626">
             <w:r>
               <w:rPr>
                 <w:webHidden/>
@@ -332,7 +332,7 @@
             </w:tabs>
             <w:rPr/>
           </w:pPr>
-          <w:hyperlink w:anchor="__RefHeading___Toc2596_875856940">
+          <w:hyperlink w:anchor="__RefHeading___Toc2596_3384282626">
             <w:r>
               <w:rPr>
                 <w:webHidden/>
@@ -353,7 +353,7 @@
             </w:tabs>
             <w:rPr/>
           </w:pPr>
-          <w:hyperlink w:anchor="__RefHeading___Toc2598_875856940">
+          <w:hyperlink w:anchor="__RefHeading___Toc2598_3384282626">
             <w:r>
               <w:rPr>
                 <w:webHidden/>
@@ -374,7 +374,7 @@
             </w:tabs>
             <w:rPr/>
           </w:pPr>
-          <w:hyperlink w:anchor="__RefHeading___Toc2600_875856940">
+          <w:hyperlink w:anchor="__RefHeading___Toc2600_3384282626">
             <w:r>
               <w:rPr>
                 <w:webHidden/>
@@ -395,7 +395,7 @@
             </w:tabs>
             <w:rPr/>
           </w:pPr>
-          <w:hyperlink w:anchor="__RefHeading___Toc2602_875856940">
+          <w:hyperlink w:anchor="__RefHeading___Toc2602_3384282626">
             <w:r>
               <w:rPr>
                 <w:webHidden/>
@@ -416,7 +416,7 @@
             </w:tabs>
             <w:rPr/>
           </w:pPr>
-          <w:hyperlink w:anchor="__RefHeading___Toc2604_875856940">
+          <w:hyperlink w:anchor="__RefHeading___Toc2604_3384282626">
             <w:r>
               <w:rPr>
                 <w:webHidden/>
@@ -437,7 +437,7 @@
             </w:tabs>
             <w:rPr/>
           </w:pPr>
-          <w:hyperlink w:anchor="__RefHeading___Toc2606_875856940">
+          <w:hyperlink w:anchor="__RefHeading___Toc2606_3384282626">
             <w:r>
               <w:rPr>
                 <w:webHidden/>
@@ -458,7 +458,7 @@
             </w:tabs>
             <w:rPr/>
           </w:pPr>
-          <w:hyperlink w:anchor="__RefHeading___Toc2608_875856940">
+          <w:hyperlink w:anchor="__RefHeading___Toc2608_3384282626">
             <w:r>
               <w:rPr>
                 <w:webHidden/>
@@ -479,7 +479,7 @@
             </w:tabs>
             <w:rPr/>
           </w:pPr>
-          <w:hyperlink w:anchor="__RefHeading___Toc2610_875856940">
+          <w:hyperlink w:anchor="__RefHeading___Toc2610_3384282626">
             <w:r>
               <w:rPr>
                 <w:webHidden/>
@@ -500,7 +500,7 @@
             </w:tabs>
             <w:rPr/>
           </w:pPr>
-          <w:hyperlink w:anchor="__RefHeading___Toc2612_875856940">
+          <w:hyperlink w:anchor="__RefHeading___Toc2612_3384282626">
             <w:r>
               <w:rPr>
                 <w:webHidden/>
@@ -521,7 +521,7 @@
             </w:tabs>
             <w:rPr/>
           </w:pPr>
-          <w:hyperlink w:anchor="__RefHeading___Toc2614_875856940">
+          <w:hyperlink w:anchor="__RefHeading___Toc2614_3384282626">
             <w:r>
               <w:rPr>
                 <w:webHidden/>
@@ -542,7 +542,7 @@
             </w:tabs>
             <w:rPr/>
           </w:pPr>
-          <w:hyperlink w:anchor="__RefHeading___Toc2616_875856940">
+          <w:hyperlink w:anchor="__RefHeading___Toc2616_3384282626">
             <w:r>
               <w:rPr>
                 <w:webHidden/>
@@ -563,7 +563,7 @@
             </w:tabs>
             <w:rPr/>
           </w:pPr>
-          <w:hyperlink w:anchor="__RefHeading___Toc2618_875856940">
+          <w:hyperlink w:anchor="__RefHeading___Toc2618_3384282626">
             <w:r>
               <w:rPr>
                 <w:webHidden/>
@@ -584,7 +584,7 @@
             </w:tabs>
             <w:rPr/>
           </w:pPr>
-          <w:hyperlink w:anchor="__RefHeading___Toc2620_875856940">
+          <w:hyperlink w:anchor="__RefHeading___Toc2620_3384282626">
             <w:r>
               <w:rPr>
                 <w:webHidden/>
@@ -605,7 +605,7 @@
             </w:tabs>
             <w:rPr/>
           </w:pPr>
-          <w:hyperlink w:anchor="__RefHeading___Toc2622_875856940">
+          <w:hyperlink w:anchor="__RefHeading___Toc2622_3384282626">
             <w:r>
               <w:rPr>
                 <w:webHidden/>
@@ -626,7 +626,7 @@
             </w:tabs>
             <w:rPr/>
           </w:pPr>
-          <w:hyperlink w:anchor="__RefHeading___Toc2624_875856940">
+          <w:hyperlink w:anchor="__RefHeading___Toc2624_3384282626">
             <w:r>
               <w:rPr>
                 <w:webHidden/>
@@ -647,7 +647,7 @@
             </w:tabs>
             <w:rPr/>
           </w:pPr>
-          <w:hyperlink w:anchor="__RefHeading___Toc2626_875856940">
+          <w:hyperlink w:anchor="__RefHeading___Toc2626_3384282626">
             <w:r>
               <w:rPr>
                 <w:webHidden/>
@@ -668,7 +668,7 @@
             </w:tabs>
             <w:rPr/>
           </w:pPr>
-          <w:hyperlink w:anchor="__RefHeading___Toc2628_875856940">
+          <w:hyperlink w:anchor="__RefHeading___Toc2628_3384282626">
             <w:r>
               <w:rPr>
                 <w:webHidden/>
@@ -689,7 +689,7 @@
             </w:tabs>
             <w:rPr/>
           </w:pPr>
-          <w:hyperlink w:anchor="__RefHeading___Toc2630_875856940">
+          <w:hyperlink w:anchor="__RefHeading___Toc2630_3384282626">
             <w:r>
               <w:rPr>
                 <w:webHidden/>
@@ -710,7 +710,7 @@
             </w:tabs>
             <w:rPr/>
           </w:pPr>
-          <w:hyperlink w:anchor="__RefHeading___Toc2632_875856940">
+          <w:hyperlink w:anchor="__RefHeading___Toc2632_3384282626">
             <w:r>
               <w:rPr>
                 <w:webHidden/>
@@ -731,7 +731,7 @@
             </w:tabs>
             <w:rPr/>
           </w:pPr>
-          <w:hyperlink w:anchor="__RefHeading___Toc2634_875856940">
+          <w:hyperlink w:anchor="__RefHeading___Toc2634_3384282626">
             <w:r>
               <w:rPr>
                 <w:webHidden/>
@@ -752,7 +752,7 @@
             </w:tabs>
             <w:rPr/>
           </w:pPr>
-          <w:hyperlink w:anchor="__RefHeading___Toc2636_875856940">
+          <w:hyperlink w:anchor="__RefHeading___Toc2636_3384282626">
             <w:r>
               <w:rPr>
                 <w:webHidden/>
@@ -773,7 +773,7 @@
             </w:tabs>
             <w:rPr/>
           </w:pPr>
-          <w:hyperlink w:anchor="__RefHeading___Toc2638_875856940">
+          <w:hyperlink w:anchor="__RefHeading___Toc2638_3384282626">
             <w:r>
               <w:rPr>
                 <w:webHidden/>
@@ -794,7 +794,7 @@
             </w:tabs>
             <w:rPr/>
           </w:pPr>
-          <w:hyperlink w:anchor="__RefHeading___Toc2640_875856940">
+          <w:hyperlink w:anchor="__RefHeading___Toc2640_3384282626">
             <w:r>
               <w:rPr>
                 <w:webHidden/>
@@ -815,7 +815,7 @@
             </w:tabs>
             <w:rPr/>
           </w:pPr>
-          <w:hyperlink w:anchor="__RefHeading___Toc2642_875856940">
+          <w:hyperlink w:anchor="__RefHeading___Toc2642_3384282626">
             <w:r>
               <w:rPr>
                 <w:webHidden/>
@@ -836,7 +836,7 @@
             </w:tabs>
             <w:rPr/>
           </w:pPr>
-          <w:hyperlink w:anchor="__RefHeading___Toc2644_875856940">
+          <w:hyperlink w:anchor="__RefHeading___Toc2644_3384282626">
             <w:r>
               <w:rPr>
                 <w:webHidden/>
@@ -857,7 +857,7 @@
             </w:tabs>
             <w:rPr/>
           </w:pPr>
-          <w:hyperlink w:anchor="__RefHeading___Toc2646_875856940">
+          <w:hyperlink w:anchor="__RefHeading___Toc2646_3384282626">
             <w:r>
               <w:rPr>
                 <w:webHidden/>
@@ -878,7 +878,7 @@
             </w:tabs>
             <w:rPr/>
           </w:pPr>
-          <w:hyperlink w:anchor="__RefHeading___Toc2648_875856940">
+          <w:hyperlink w:anchor="__RefHeading___Toc2648_3384282626">
             <w:r>
               <w:rPr>
                 <w:webHidden/>
@@ -899,7 +899,7 @@
             </w:tabs>
             <w:rPr/>
           </w:pPr>
-          <w:hyperlink w:anchor="__RefHeading___Toc2650_875856940">
+          <w:hyperlink w:anchor="__RefHeading___Toc2650_3384282626">
             <w:r>
               <w:rPr>
                 <w:webHidden/>
@@ -920,7 +920,7 @@
             </w:tabs>
             <w:rPr/>
           </w:pPr>
-          <w:hyperlink w:anchor="__RefHeading___Toc2652_875856940">
+          <w:hyperlink w:anchor="__RefHeading___Toc2652_3384282626">
             <w:r>
               <w:rPr>
                 <w:webHidden/>
@@ -941,7 +941,7 @@
             </w:tabs>
             <w:rPr/>
           </w:pPr>
-          <w:hyperlink w:anchor="__RefHeading___Toc2654_875856940">
+          <w:hyperlink w:anchor="__RefHeading___Toc2654_3384282626">
             <w:r>
               <w:rPr>
                 <w:webHidden/>
@@ -962,7 +962,7 @@
             </w:tabs>
             <w:rPr/>
           </w:pPr>
-          <w:hyperlink w:anchor="__RefHeading___Toc2656_875856940">
+          <w:hyperlink w:anchor="__RefHeading___Toc2656_3384282626">
             <w:r>
               <w:rPr>
                 <w:webHidden/>
@@ -983,7 +983,7 @@
             </w:tabs>
             <w:rPr/>
           </w:pPr>
-          <w:hyperlink w:anchor="__RefHeading___Toc2658_875856940">
+          <w:hyperlink w:anchor="__RefHeading___Toc2658_3384282626">
             <w:r>
               <w:rPr>
                 <w:webHidden/>
@@ -1004,7 +1004,7 @@
             </w:tabs>
             <w:rPr/>
           </w:pPr>
-          <w:hyperlink w:anchor="__RefHeading___Toc2660_875856940">
+          <w:hyperlink w:anchor="__RefHeading___Toc2660_3384282626">
             <w:r>
               <w:rPr>
                 <w:webHidden/>
@@ -1025,7 +1025,7 @@
             </w:tabs>
             <w:rPr/>
           </w:pPr>
-          <w:hyperlink w:anchor="__RefHeading___Toc2662_875856940">
+          <w:hyperlink w:anchor="__RefHeading___Toc2662_3384282626">
             <w:r>
               <w:rPr>
                 <w:webHidden/>
@@ -1046,7 +1046,7 @@
             </w:tabs>
             <w:rPr/>
           </w:pPr>
-          <w:hyperlink w:anchor="__RefHeading___Toc2664_875856940">
+          <w:hyperlink w:anchor="__RefHeading___Toc2664_3384282626">
             <w:r>
               <w:rPr>
                 <w:webHidden/>
@@ -1067,7 +1067,7 @@
             </w:tabs>
             <w:rPr/>
           </w:pPr>
-          <w:hyperlink w:anchor="__RefHeading___Toc2666_875856940">
+          <w:hyperlink w:anchor="__RefHeading___Toc2666_3384282626">
             <w:r>
               <w:rPr>
                 <w:webHidden/>
@@ -1088,7 +1088,7 @@
             </w:tabs>
             <w:rPr/>
           </w:pPr>
-          <w:hyperlink w:anchor="__RefHeading___Toc2668_875856940">
+          <w:hyperlink w:anchor="__RefHeading___Toc2668_3384282626">
             <w:r>
               <w:rPr>
                 <w:webHidden/>
@@ -1109,7 +1109,7 @@
             </w:tabs>
             <w:rPr/>
           </w:pPr>
-          <w:hyperlink w:anchor="__RefHeading___Toc2670_875856940">
+          <w:hyperlink w:anchor="__RefHeading___Toc2670_3384282626">
             <w:r>
               <w:rPr>
                 <w:webHidden/>
@@ -1130,7 +1130,7 @@
             </w:tabs>
             <w:rPr/>
           </w:pPr>
-          <w:hyperlink w:anchor="__RefHeading___Toc2672_875856940">
+          <w:hyperlink w:anchor="__RefHeading___Toc2672_3384282626">
             <w:r>
               <w:rPr>
                 <w:webHidden/>
@@ -1151,7 +1151,7 @@
             </w:tabs>
             <w:rPr/>
           </w:pPr>
-          <w:hyperlink w:anchor="__RefHeading___Toc2674_875856940">
+          <w:hyperlink w:anchor="__RefHeading___Toc2674_3384282626">
             <w:r>
               <w:rPr>
                 <w:webHidden/>
@@ -1172,7 +1172,7 @@
             </w:tabs>
             <w:rPr/>
           </w:pPr>
-          <w:hyperlink w:anchor="__RefHeading___Toc2676_875856940">
+          <w:hyperlink w:anchor="__RefHeading___Toc2676_3384282626">
             <w:r>
               <w:rPr>
                 <w:webHidden/>
@@ -1193,7 +1193,7 @@
             </w:tabs>
             <w:rPr/>
           </w:pPr>
-          <w:hyperlink w:anchor="__RefHeading___Toc2678_875856940">
+          <w:hyperlink w:anchor="__RefHeading___Toc2678_3384282626">
             <w:r>
               <w:rPr>
                 <w:webHidden/>
@@ -1316,7 +1316,7 @@
         <w:spacing w:before="0" w:after="120"/>
         <w:rPr/>
       </w:pPr>
-      <w:bookmarkStart w:id="2" w:name="__RefHeading___Toc2576_875856940"/>
+      <w:bookmarkStart w:id="2" w:name="__RefHeading___Toc2576_3384282626"/>
       <w:bookmarkEnd w:id="2"/>
       <w:r>
         <w:rPr>
@@ -1454,7 +1454,7 @@
         <w:spacing w:before="360" w:after="120"/>
         <w:rPr/>
       </w:pPr>
-      <w:bookmarkStart w:id="4" w:name="__RefHeading___Toc2578_875856940"/>
+      <w:bookmarkStart w:id="4" w:name="__RefHeading___Toc2578_3384282626"/>
       <w:bookmarkStart w:id="5" w:name="X616197512f394804f2fbf1774110e6f38740946"/>
       <w:bookmarkEnd w:id="4"/>
       <w:r>
@@ -1655,7 +1655,7 @@
         <w:spacing w:before="280" w:after="80"/>
         <w:rPr/>
       </w:pPr>
-      <w:bookmarkStart w:id="6" w:name="__RefHeading___Toc2580_875856940"/>
+      <w:bookmarkStart w:id="6" w:name="__RefHeading___Toc2580_3384282626"/>
       <w:bookmarkStart w:id="7" w:name="document-organization"/>
       <w:bookmarkEnd w:id="6"/>
       <w:r>
@@ -1703,7 +1703,7 @@
         <w:spacing w:before="200" w:after="80"/>
         <w:rPr/>
       </w:pPr>
-      <w:bookmarkStart w:id="8" w:name="__RefHeading___Toc2582_875856940"/>
+      <w:bookmarkStart w:id="8" w:name="__RefHeading___Toc2582_3384282626"/>
       <w:bookmarkStart w:id="9" w:name="front-matter"/>
       <w:bookmarkEnd w:id="8"/>
       <w:r>
@@ -1751,7 +1751,7 @@
         <w:spacing w:before="200" w:after="80"/>
         <w:rPr/>
       </w:pPr>
-      <w:bookmarkStart w:id="11" w:name="__RefHeading___Toc2584_875856940"/>
+      <w:bookmarkStart w:id="11" w:name="__RefHeading___Toc2584_3384282626"/>
       <w:bookmarkStart w:id="12" w:name="chapter-1-the-family-package"/>
       <w:bookmarkEnd w:id="11"/>
       <w:r>
@@ -1807,7 +1807,7 @@
         <w:spacing w:before="200" w:after="80"/>
         <w:rPr/>
       </w:pPr>
-      <w:bookmarkStart w:id="13" w:name="__RefHeading___Toc2586_875856940"/>
+      <w:bookmarkStart w:id="13" w:name="__RefHeading___Toc2586_3384282626"/>
       <w:bookmarkStart w:id="14" w:name="Xe73b40f1192db0acd779fe60e75b80c1263b700"/>
       <w:bookmarkEnd w:id="13"/>
       <w:r>
@@ -1880,7 +1880,7 @@
         <w:spacing w:before="200" w:after="80"/>
         <w:rPr/>
       </w:pPr>
-      <w:bookmarkStart w:id="15" w:name="__RefHeading___Toc2588_875856940"/>
+      <w:bookmarkStart w:id="15" w:name="__RefHeading___Toc2588_3384282626"/>
       <w:bookmarkStart w:id="16" w:name="Xfd03914965c1a36c753d69373597a3edba6d3ba"/>
       <w:bookmarkEnd w:id="15"/>
       <w:r>
@@ -1953,7 +1953,7 @@
         <w:spacing w:before="200" w:after="80"/>
         <w:rPr/>
       </w:pPr>
-      <w:bookmarkStart w:id="17" w:name="__RefHeading___Toc2590_875856940"/>
+      <w:bookmarkStart w:id="17" w:name="__RefHeading___Toc2590_3384282626"/>
       <w:bookmarkStart w:id="18" w:name="Xae2fb05cfd41b92d952510e81a7f289f9208afe"/>
       <w:bookmarkEnd w:id="17"/>
       <w:r>
@@ -2026,7 +2026,7 @@
         <w:spacing w:before="200" w:after="80"/>
         <w:rPr/>
       </w:pPr>
-      <w:bookmarkStart w:id="19" w:name="__RefHeading___Toc2592_875856940"/>
+      <w:bookmarkStart w:id="19" w:name="__RefHeading___Toc2592_3384282626"/>
       <w:bookmarkStart w:id="20" w:name="chapter-5-mc_training_layer"/>
       <w:bookmarkEnd w:id="19"/>
       <w:r>
@@ -2091,7 +2091,7 @@
         <w:spacing w:before="200" w:after="80"/>
         <w:rPr/>
       </w:pPr>
-      <w:bookmarkStart w:id="21" w:name="__RefHeading___Toc2594_875856940"/>
+      <w:bookmarkStart w:id="21" w:name="__RefHeading___Toc2594_3384282626"/>
       <w:bookmarkStart w:id="22" w:name="chapter-6-mc_ras_layer"/>
       <w:bookmarkEnd w:id="21"/>
       <w:r>
@@ -2156,7 +2156,7 @@
         <w:spacing w:before="200" w:after="80"/>
         <w:rPr/>
       </w:pPr>
-      <w:bookmarkStart w:id="23" w:name="__RefHeading___Toc2596_875856940"/>
+      <w:bookmarkStart w:id="23" w:name="__RefHeading___Toc2596_3384282626"/>
       <w:bookmarkStart w:id="24" w:name="X6b7ef090e93368a3c74775085b7d22e8fdb9bc1"/>
       <w:bookmarkEnd w:id="23"/>
       <w:r>
@@ -2229,7 +2229,7 @@
         <w:spacing w:before="200" w:after="80"/>
         <w:rPr/>
       </w:pPr>
-      <w:bookmarkStart w:id="25" w:name="__RefHeading___Toc2598_875856940"/>
+      <w:bookmarkStart w:id="25" w:name="__RefHeading___Toc2598_3384282626"/>
       <w:bookmarkStart w:id="26" w:name="chapter-8-mc_dfi_3p1_layer"/>
       <w:bookmarkEnd w:id="25"/>
       <w:r>
@@ -2294,7 +2294,7 @@
         <w:spacing w:before="200" w:after="80"/>
         <w:rPr/>
       </w:pPr>
-      <w:bookmarkStart w:id="27" w:name="__RefHeading___Toc2600_875856940"/>
+      <w:bookmarkStart w:id="27" w:name="__RefHeading___Toc2600_3384282626"/>
       <w:bookmarkStart w:id="28" w:name="chapter-9-mc_dfi_4p0_layer"/>
       <w:bookmarkEnd w:id="27"/>
       <w:r>
@@ -2453,7 +2453,7 @@
         <w:spacing w:before="360" w:after="120"/>
         <w:rPr/>
       </w:pPr>
-      <w:bookmarkStart w:id="32" w:name="__RefHeading___Toc2602_875856940"/>
+      <w:bookmarkStart w:id="32" w:name="__RefHeading___Toc2602_3384282626"/>
       <w:bookmarkStart w:id="33" w:name="document-information"/>
       <w:bookmarkEnd w:id="32"/>
       <w:r>
@@ -3036,7 +3036,7 @@
         <w:spacing w:before="280" w:after="80"/>
         <w:rPr/>
       </w:pPr>
-      <w:bookmarkStart w:id="34" w:name="__RefHeading___Toc2604_875856940"/>
+      <w:bookmarkStart w:id="34" w:name="__RefHeading___Toc2604_3384282626"/>
       <w:bookmarkEnd w:id="34"/>
       <w:r>
         <w:rPr>
@@ -3319,7 +3319,7 @@
         <w:spacing w:before="280" w:after="80"/>
         <w:rPr/>
       </w:pPr>
-      <w:bookmarkStart w:id="35" w:name="__RefHeading___Toc2606_875856940"/>
+      <w:bookmarkStart w:id="35" w:name="__RefHeading___Toc2606_3384282626"/>
       <w:bookmarkEnd w:id="35"/>
       <w:r>
         <w:rPr>
@@ -3871,7 +3871,7 @@
         <w:spacing w:before="360" w:after="120"/>
         <w:rPr/>
       </w:pPr>
-      <w:bookmarkStart w:id="37" w:name="__RefHeading___Toc2608_875856940"/>
+      <w:bookmarkStart w:id="37" w:name="__RefHeading___Toc2608_3384282626"/>
       <w:bookmarkStart w:id="38" w:name="purpose-scope-and-the-two-lines"/>
       <w:bookmarkEnd w:id="37"/>
       <w:r>
@@ -3902,7 +3902,7 @@
         <w:spacing w:before="280" w:after="80"/>
         <w:rPr/>
       </w:pPr>
-      <w:bookmarkStart w:id="39" w:name="__RefHeading___Toc2610_875856940"/>
+      <w:bookmarkStart w:id="39" w:name="__RefHeading___Toc2610_3384282626"/>
       <w:bookmarkStart w:id="40" w:name="purpose"/>
       <w:bookmarkEnd w:id="39"/>
       <w:r>
@@ -4056,7 +4056,7 @@
         <w:spacing w:before="280" w:after="80"/>
         <w:rPr/>
       </w:pPr>
-      <w:bookmarkStart w:id="41" w:name="__RefHeading___Toc2612_875856940"/>
+      <w:bookmarkStart w:id="41" w:name="__RefHeading___Toc2612_3384282626"/>
       <w:bookmarkStart w:id="42" w:name="X02b33bbc1801cd189339d45a688fcaae9520a66"/>
       <w:bookmarkEnd w:id="41"/>
       <w:r>
@@ -4139,7 +4139,7 @@
         <w:spacing w:before="280" w:after="80"/>
         <w:rPr/>
       </w:pPr>
-      <w:bookmarkStart w:id="43" w:name="__RefHeading___Toc2614_875856940"/>
+      <w:bookmarkStart w:id="43" w:name="__RefHeading___Toc2614_3384282626"/>
       <w:bookmarkStart w:id="44" w:name="the-two-lines-research-and-product"/>
       <w:bookmarkEnd w:id="43"/>
       <w:r>
@@ -4251,7 +4251,7 @@
         <w:spacing w:before="280" w:after="80"/>
         <w:rPr/>
       </w:pPr>
-      <w:bookmarkStart w:id="45" w:name="__RefHeading___Toc2616_875856940"/>
+      <w:bookmarkStart w:id="45" w:name="__RefHeading___Toc2616_3384282626"/>
       <w:bookmarkStart w:id="46" w:name="what-this-book-binds"/>
       <w:bookmarkEnd w:id="45"/>
       <w:r>
@@ -4396,7 +4396,7 @@
         <w:spacing w:before="280" w:after="80"/>
         <w:rPr/>
       </w:pPr>
-      <w:bookmarkStart w:id="48" w:name="__RefHeading___Toc2618_875856940"/>
+      <w:bookmarkStart w:id="48" w:name="__RefHeading___Toc2618_3384282626"/>
       <w:bookmarkStart w:id="49" w:name="conventions"/>
       <w:bookmarkEnd w:id="48"/>
       <w:r>
@@ -4529,7 +4529,7 @@
         <w:spacing w:before="360" w:after="120"/>
         <w:rPr/>
       </w:pPr>
-      <w:bookmarkStart w:id="52" w:name="__RefHeading___Toc2620_875856940"/>
+      <w:bookmarkStart w:id="52" w:name="__RefHeading___Toc2620_3384282626"/>
       <w:bookmarkStart w:id="53" w:name="X35fb09d53ce58ee1df67816bcaac5b674efa180"/>
       <w:bookmarkEnd w:id="52"/>
       <w:r>
@@ -4586,7 +4586,7 @@
         <w:rPr/>
         <w:drawing>
           <wp:inline distT="0" distB="0" distL="0" distR="0">
-            <wp:extent cx="5334000" cy="3018790"/>
+            <wp:extent cx="5334000" cy="3227070"/>
             <wp:effectExtent l="0" t="0" r="0" b="0"/>
             <wp:docPr id="11" name="Picture" descr="The mem-ctrl-ip whole unit — AXI channels at top, the layer stack in the middle, DDR PHY bar at the bottom"/>
             <wp:cNvGraphicFramePr>
@@ -4610,7 +4610,7 @@
                   <pic:spPr bwMode="auto">
                     <a:xfrm>
                       <a:off x="0" y="0"/>
-                      <a:ext cx="5334000" cy="3018790"/>
+                      <a:ext cx="5334000" cy="3227070"/>
                     </a:xfrm>
                     <a:prstGeom prst="rect">
                       <a:avLst/>
@@ -4642,7 +4642,7 @@
         <w:spacing w:before="280" w:after="80"/>
         <w:rPr/>
       </w:pPr>
-      <w:bookmarkStart w:id="54" w:name="__RefHeading___Toc2622_875856940"/>
+      <w:bookmarkStart w:id="54" w:name="__RefHeading___Toc2622_3384282626"/>
       <w:bookmarkEnd w:id="54"/>
       <w:r>
         <w:rPr>
@@ -5737,7 +5737,7 @@
         <w:spacing w:before="280" w:after="80"/>
         <w:rPr/>
       </w:pPr>
-      <w:bookmarkStart w:id="56" w:name="__RefHeading___Toc2624_875856940"/>
+      <w:bookmarkStart w:id="56" w:name="__RefHeading___Toc2624_3384282626"/>
       <w:bookmarkEnd w:id="56"/>
       <w:r>
         <w:rPr>
@@ -5833,7 +5833,7 @@
         <w:spacing w:before="280" w:after="80"/>
         <w:rPr/>
       </w:pPr>
-      <w:bookmarkStart w:id="57" w:name="__RefHeading___Toc2626_875856940"/>
+      <w:bookmarkStart w:id="57" w:name="__RefHeading___Toc2626_3384282626"/>
       <w:bookmarkStart w:id="58" w:name="the-three-structural-rules-of-the-stack"/>
       <w:bookmarkEnd w:id="57"/>
       <w:r>
@@ -5939,7 +5939,7 @@
         <w:spacing w:before="280" w:after="80"/>
         <w:rPr/>
       </w:pPr>
-      <w:bookmarkStart w:id="59" w:name="__RefHeading___Toc2628_875856940"/>
+      <w:bookmarkStart w:id="59" w:name="__RefHeading___Toc2628_3384282626"/>
       <w:bookmarkStart w:id="60" w:name="what-the-rocks-own"/>
       <w:bookmarkEnd w:id="59"/>
       <w:r>
@@ -6086,7 +6086,7 @@
         <w:spacing w:before="360" w:after="120"/>
         <w:rPr/>
       </w:pPr>
-      <w:bookmarkStart w:id="63" w:name="__RefHeading___Toc2630_875856940"/>
+      <w:bookmarkStart w:id="63" w:name="__RefHeading___Toc2630_3384282626"/>
       <w:bookmarkStart w:id="64" w:name="the-descriptor-seam"/>
       <w:bookmarkEnd w:id="63"/>
       <w:r>
@@ -6143,7 +6143,7 @@
         <w:spacing w:before="280" w:after="80"/>
         <w:rPr/>
       </w:pPr>
-      <w:bookmarkStart w:id="65" w:name="__RefHeading___Toc2632_875856940"/>
+      <w:bookmarkStart w:id="65" w:name="__RefHeading___Toc2632_3384282626"/>
       <w:bookmarkStart w:id="66" w:name="the-contract"/>
       <w:bookmarkEnd w:id="65"/>
       <w:r>
@@ -6283,7 +6283,7 @@
         <w:spacing w:before="280" w:after="80"/>
         <w:rPr/>
       </w:pPr>
-      <w:bookmarkStart w:id="68" w:name="__RefHeading___Toc2634_875856940"/>
+      <w:bookmarkStart w:id="68" w:name="__RefHeading___Toc2634_3384282626"/>
       <w:bookmarkStart w:id="69" w:name="the-invariants"/>
       <w:bookmarkEnd w:id="68"/>
       <w:r>
@@ -6390,7 +6390,7 @@
         <w:spacing w:before="280" w:after="80"/>
         <w:rPr/>
       </w:pPr>
-      <w:bookmarkStart w:id="70" w:name="__RefHeading___Toc2636_875856940"/>
+      <w:bookmarkStart w:id="70" w:name="__RefHeading___Toc2636_3384282626"/>
       <w:bookmarkStart w:id="71" w:name="what-the-seam-is-not"/>
       <w:bookmarkEnd w:id="70"/>
       <w:r>
@@ -6517,7 +6517,7 @@
         <w:spacing w:before="280" w:after="80"/>
         <w:rPr/>
       </w:pPr>
-      <w:bookmarkStart w:id="72" w:name="__RefHeading___Toc2638_875856940"/>
+      <w:bookmarkStart w:id="72" w:name="__RefHeading___Toc2638_3384282626"/>
       <w:bookmarkStart w:id="73" w:name="where-this-stands-in-the-rocks"/>
       <w:bookmarkEnd w:id="72"/>
       <w:r>
@@ -6663,7 +6663,7 @@
         <w:spacing w:before="360" w:after="120"/>
         <w:rPr/>
       </w:pPr>
-      <w:bookmarkStart w:id="76" w:name="__RefHeading___Toc2640_875856940"/>
+      <w:bookmarkStart w:id="76" w:name="__RefHeading___Toc2640_3384282626"/>
       <w:bookmarkStart w:id="77" w:name="Xba0e68e539aa7351d2f5c03a115f460d02e06c0"/>
       <w:bookmarkEnd w:id="76"/>
       <w:r>
@@ -6810,7 +6810,7 @@
         <w:spacing w:before="280" w:after="80"/>
         <w:rPr/>
       </w:pPr>
-      <w:bookmarkStart w:id="78" w:name="__RefHeading___Toc2642_875856940"/>
+      <w:bookmarkStart w:id="78" w:name="__RefHeading___Toc2642_3384282626"/>
       <w:bookmarkStart w:id="79" w:name="the-reasoning"/>
       <w:bookmarkEnd w:id="78"/>
       <w:r>
@@ -6919,7 +6919,7 @@
         <w:spacing w:before="280" w:after="80"/>
         <w:rPr/>
       </w:pPr>
-      <w:bookmarkStart w:id="80" w:name="__RefHeading___Toc2644_875856940"/>
+      <w:bookmarkStart w:id="80" w:name="__RefHeading___Toc2644_3384282626"/>
       <w:bookmarkStart w:id="81" w:name="what-is-shared"/>
       <w:bookmarkEnd w:id="80"/>
       <w:r>
@@ -7452,7 +7452,7 @@
         <w:spacing w:before="280" w:after="80"/>
         <w:rPr/>
       </w:pPr>
-      <w:bookmarkStart w:id="82" w:name="__RefHeading___Toc2646_875856940"/>
+      <w:bookmarkStart w:id="82" w:name="__RefHeading___Toc2646_3384282626"/>
       <w:bookmarkStart w:id="83" w:name="what-the-layer-never-does"/>
       <w:bookmarkEnd w:id="82"/>
       <w:r>
@@ -7613,7 +7613,7 @@
         <w:spacing w:before="360" w:after="120"/>
         <w:rPr/>
       </w:pPr>
-      <w:bookmarkStart w:id="86" w:name="__RefHeading___Toc2648_875856940"/>
+      <w:bookmarkStart w:id="86" w:name="__RefHeading___Toc2648_3384282626"/>
       <w:bookmarkStart w:id="87" w:name="Xc26196f7674c66983726de17c545c6649bb3fab"/>
       <w:bookmarkEnd w:id="86"/>
       <w:r>
@@ -7670,7 +7670,7 @@
         <w:spacing w:before="280" w:after="80"/>
         <w:rPr/>
       </w:pPr>
-      <w:bookmarkStart w:id="88" w:name="__RefHeading___Toc2650_875856940"/>
+      <w:bookmarkStart w:id="88" w:name="__RefHeading___Toc2650_3384282626"/>
       <w:bookmarkStart w:id="89" w:name="X8fa9d289b34687b6fa07df052b670cb17558661"/>
       <w:bookmarkEnd w:id="88"/>
       <w:r>
@@ -7747,7 +7747,7 @@
         <w:spacing w:before="280" w:after="80"/>
         <w:rPr/>
       </w:pPr>
-      <w:bookmarkStart w:id="90" w:name="__RefHeading___Toc2652_875856940"/>
+      <w:bookmarkStart w:id="90" w:name="__RefHeading___Toc2652_3384282626"/>
       <w:bookmarkStart w:id="91" w:name="parameterize-width-never-personality"/>
       <w:bookmarkEnd w:id="90"/>
       <w:r>
@@ -7851,7 +7851,7 @@
         <w:spacing w:before="280" w:after="80"/>
         <w:rPr/>
       </w:pPr>
-      <w:bookmarkStart w:id="92" w:name="__RefHeading___Toc2654_875856940"/>
+      <w:bookmarkStart w:id="92" w:name="__RefHeading___Toc2654_3384282626"/>
       <w:bookmarkStart w:id="93" w:name="X7c6b25d78360fe2e4fe81e68e87c32fcf8cda69"/>
       <w:bookmarkEnd w:id="92"/>
       <w:r>
@@ -7915,7 +7915,7 @@
         <w:spacing w:before="280" w:after="80"/>
         <w:rPr/>
       </w:pPr>
-      <w:bookmarkStart w:id="94" w:name="__RefHeading___Toc2656_875856940"/>
+      <w:bookmarkStart w:id="94" w:name="__RefHeading___Toc2656_3384282626"/>
       <w:bookmarkStart w:id="95" w:name="X416b554ca19ee0550a4692b0d160f4e163ab46b"/>
       <w:bookmarkEnd w:id="94"/>
       <w:r>
@@ -8019,7 +8019,7 @@
         <w:spacing w:before="280" w:after="80"/>
         <w:rPr/>
       </w:pPr>
-      <w:bookmarkStart w:id="96" w:name="__RefHeading___Toc2658_875856940"/>
+      <w:bookmarkStart w:id="96" w:name="__RefHeading___Toc2658_3384282626"/>
       <w:bookmarkStart w:id="97" w:name="X4e83b81ceef783af7b63185336af6225b7314d3"/>
       <w:bookmarkEnd w:id="96"/>
       <w:r>
@@ -8096,7 +8096,7 @@
         <w:spacing w:before="280" w:after="80"/>
         <w:rPr/>
       </w:pPr>
-      <w:bookmarkStart w:id="98" w:name="__RefHeading___Toc2660_875856940"/>
+      <w:bookmarkStart w:id="98" w:name="__RefHeading___Toc2660_3384282626"/>
       <w:bookmarkStart w:id="99" w:name="Xb3a20a7d499f0a0ca4e9f419fb6dadc4bc8a470"/>
       <w:bookmarkEnd w:id="98"/>
       <w:r>
@@ -8249,7 +8249,7 @@
         <w:spacing w:before="360" w:after="120"/>
         <w:rPr/>
       </w:pPr>
-      <w:bookmarkStart w:id="102" w:name="__RefHeading___Toc2662_875856940"/>
+      <w:bookmarkStart w:id="102" w:name="__RefHeading___Toc2662_3384282626"/>
       <w:bookmarkStart w:id="103" w:name="the-common-ip-layout"/>
       <w:bookmarkEnd w:id="102"/>
       <w:r>
@@ -8394,7 +8394,7 @@
         <w:spacing w:before="280" w:after="80"/>
         <w:rPr/>
       </w:pPr>
-      <w:bookmarkStart w:id="104" w:name="__RefHeading___Toc2664_875856940"/>
+      <w:bookmarkStart w:id="104" w:name="__RefHeading___Toc2664_3384282626"/>
       <w:bookmarkStart w:id="105" w:name="the-blocks-as-of-2026-10-10"/>
       <w:bookmarkEnd w:id="104"/>
       <w:r>
@@ -9670,7 +9670,7 @@
         <w:spacing w:before="280" w:after="80"/>
         <w:rPr/>
       </w:pPr>
-      <w:bookmarkStart w:id="106" w:name="__RefHeading___Toc2666_875856940"/>
+      <w:bookmarkStart w:id="106" w:name="__RefHeading___Toc2666_3384282626"/>
       <w:bookmarkStart w:id="107" w:name="X2611791d1bdfcecec1bf22dcc222e0c21c9b431"/>
       <w:bookmarkEnd w:id="106"/>
       <w:r>
@@ -9715,7 +9715,7 @@
         <w:spacing w:before="280" w:after="80"/>
         <w:rPr/>
       </w:pPr>
-      <w:bookmarkStart w:id="109" w:name="__RefHeading___Toc2668_875856940"/>
+      <w:bookmarkStart w:id="109" w:name="__RefHeading___Toc2668_3384282626"/>
       <w:bookmarkStart w:id="110" w:name="documentation-map"/>
       <w:bookmarkEnd w:id="109"/>
       <w:r>
@@ -10491,7 +10491,7 @@
         <w:spacing w:before="360" w:after="120"/>
         <w:rPr/>
       </w:pPr>
-      <w:bookmarkStart w:id="113" w:name="__RefHeading___Toc2670_875856940"/>
+      <w:bookmarkStart w:id="113" w:name="__RefHeading___Toc2670_3384282626"/>
       <w:bookmarkStart w:id="114" w:name="Xec01d7fcc00e62d53b5638288c846d5a89df379"/>
       <w:bookmarkEnd w:id="113"/>
       <w:r>
@@ -10534,7 +10534,7 @@
         <w:spacing w:before="280" w:after="80"/>
         <w:rPr/>
       </w:pPr>
-      <w:bookmarkStart w:id="115" w:name="__RefHeading___Toc2672_875856940"/>
+      <w:bookmarkStart w:id="115" w:name="__RefHeading___Toc2672_3384282626"/>
       <w:bookmarkStart w:id="116" w:name="the-product-names"/>
       <w:bookmarkEnd w:id="115"/>
       <w:r>
@@ -11137,7 +11137,7 @@
         <w:spacing w:before="280" w:after="80"/>
         <w:rPr/>
       </w:pPr>
-      <w:bookmarkStart w:id="118" w:name="__RefHeading___Toc2674_875856940"/>
+      <w:bookmarkStart w:id="118" w:name="__RefHeading___Toc2674_3384282626"/>
       <w:bookmarkStart w:id="119" w:name="Xa16f4717d14061f81a0dc9a449617a75cce903a"/>
       <w:bookmarkEnd w:id="118"/>
       <w:r>
@@ -11296,7 +11296,7 @@
         <w:spacing w:before="280" w:after="80"/>
         <w:rPr/>
       </w:pPr>
-      <w:bookmarkStart w:id="120" w:name="__RefHeading___Toc2676_875856940"/>
+      <w:bookmarkStart w:id="120" w:name="__RefHeading___Toc2676_3384282626"/>
       <w:bookmarkStart w:id="121" w:name="the-research-lines-role"/>
       <w:bookmarkEnd w:id="120"/>
       <w:r>
@@ -11341,7 +11341,7 @@
         <w:spacing w:before="280" w:after="80"/>
         <w:rPr/>
       </w:pPr>
-      <w:bookmarkStart w:id="123" w:name="__RefHeading___Toc2678_875856940"/>
+      <w:bookmarkStart w:id="123" w:name="__RefHeading___Toc2678_3384282626"/>
       <w:bookmarkStart w:id="124" w:name="relationship-to-the-rocks-books"/>
       <w:bookmarkEnd w:id="123"/>
       <w:r>

--- a/projects/components/mem-ctrl-ip/common-ip/docs/mem_ctrl_ip_family_HAS_v0.1.docx
+++ b/projects/components/mem-ctrl-ip/common-ip/docs/mem_ctrl_ip_family_HAS_v0.1.docx
@@ -122,7 +122,7 @@
             </w:rPr>
             <w:fldChar w:fldCharType="separate"/>
           </w:r>
-          <w:hyperlink w:anchor="__RefHeading___Toc2576_3384282626">
+          <w:hyperlink w:anchor="__RefHeading___Toc2576_472264531">
             <w:r>
               <w:rPr>
                 <w:webHidden/>
@@ -143,7 +143,7 @@
             </w:tabs>
             <w:rPr/>
           </w:pPr>
-          <w:hyperlink w:anchor="__RefHeading___Toc2578_3384282626">
+          <w:hyperlink w:anchor="__RefHeading___Toc2578_472264531">
             <w:r>
               <w:rPr>
                 <w:webHidden/>
@@ -164,7 +164,7 @@
             </w:tabs>
             <w:rPr/>
           </w:pPr>
-          <w:hyperlink w:anchor="__RefHeading___Toc2580_3384282626">
+          <w:hyperlink w:anchor="__RefHeading___Toc2580_472264531">
             <w:r>
               <w:rPr>
                 <w:webHidden/>
@@ -185,7 +185,7 @@
             </w:tabs>
             <w:rPr/>
           </w:pPr>
-          <w:hyperlink w:anchor="__RefHeading___Toc2582_3384282626">
+          <w:hyperlink w:anchor="__RefHeading___Toc2582_472264531">
             <w:r>
               <w:rPr>
                 <w:webHidden/>
@@ -206,7 +206,7 @@
             </w:tabs>
             <w:rPr/>
           </w:pPr>
-          <w:hyperlink w:anchor="__RefHeading___Toc2584_3384282626">
+          <w:hyperlink w:anchor="__RefHeading___Toc2584_472264531">
             <w:r>
               <w:rPr>
                 <w:webHidden/>
@@ -227,13 +227,13 @@
             </w:tabs>
             <w:rPr/>
           </w:pPr>
-          <w:hyperlink w:anchor="__RefHeading___Toc2586_3384282626">
+          <w:hyperlink w:anchor="__RefHeading___Toc2586_472264531">
             <w:r>
               <w:rPr>
                 <w:webHidden/>
                 <w:rStyle w:val="IndexLink"/>
               </w:rPr>
-              <w:t>2.1.3 Chapter 2: mc_axi4_layer and the Host-Side FUBs</w:t>
+              <w:t>2.1.3 Chapter 2: mc_axi4_plane and the Host-Side FUBs</w:t>
               <w:tab/>
               <w:t>8</w:t>
             </w:r>
@@ -248,13 +248,13 @@
             </w:tabs>
             <w:rPr/>
           </w:pPr>
-          <w:hyperlink w:anchor="__RefHeading___Toc2588_3384282626">
+          <w:hyperlink w:anchor="__RefHeading___Toc2588_472264531">
             <w:r>
               <w:rPr>
                 <w:webHidden/>
                 <w:rStyle w:val="IndexLink"/>
               </w:rPr>
-              <w:t>2.1.4 Chapter 3: mc_storage_layer and the Entry-Pool FUBs</w:t>
+              <w:t>2.1.4 Chapter 3: mc_storage_plane and the Entry-Pool FUBs</w:t>
               <w:tab/>
               <w:t>8</w:t>
             </w:r>
@@ -269,13 +269,13 @@
             </w:tabs>
             <w:rPr/>
           </w:pPr>
-          <w:hyperlink w:anchor="__RefHeading___Toc2590_3384282626">
+          <w:hyperlink w:anchor="__RefHeading___Toc2590_472264531">
             <w:r>
               <w:rPr>
                 <w:webHidden/>
                 <w:rStyle w:val="IndexLink"/>
               </w:rPr>
-              <w:t>2.1.5 Chapter 4: mc_scheduler_layer and the Pick Machinery</w:t>
+              <w:t>2.1.5 Chapter 4: mc_scheduler_plane and the Pick Machinery</w:t>
               <w:tab/>
               <w:t>8</w:t>
             </w:r>
@@ -290,13 +290,13 @@
             </w:tabs>
             <w:rPr/>
           </w:pPr>
-          <w:hyperlink w:anchor="__RefHeading___Toc2592_3384282626">
+          <w:hyperlink w:anchor="__RefHeading___Toc2592_472264531">
             <w:r>
               <w:rPr>
                 <w:webHidden/>
                 <w:rStyle w:val="IndexLink"/>
               </w:rPr>
-              <w:t>2.1.6 Chapter 5: mc_training_layer</w:t>
+              <w:t>2.1.6 Chapter 5: mc_training_plane</w:t>
               <w:tab/>
               <w:t>8</w:t>
             </w:r>
@@ -311,13 +311,13 @@
             </w:tabs>
             <w:rPr/>
           </w:pPr>
-          <w:hyperlink w:anchor="__RefHeading___Toc2594_3384282626">
+          <w:hyperlink w:anchor="__RefHeading___Toc2594_472264531">
             <w:r>
               <w:rPr>
                 <w:webHidden/>
                 <w:rStyle w:val="IndexLink"/>
               </w:rPr>
-              <w:t>2.1.7 Chapter 6: mc_ras_layer</w:t>
+              <w:t>2.1.7 Chapter 6: mc_ras_plane</w:t>
               <w:tab/>
               <w:t>9</w:t>
             </w:r>
@@ -332,13 +332,13 @@
             </w:tabs>
             <w:rPr/>
           </w:pPr>
-          <w:hyperlink w:anchor="__RefHeading___Toc2596_3384282626">
+          <w:hyperlink w:anchor="__RefHeading___Toc2596_472264531">
             <w:r>
               <w:rPr>
                 <w:webHidden/>
                 <w:rStyle w:val="IndexLink"/>
               </w:rPr>
-              <w:t>2.1.8 Chapter 7: mc_dfi_2p1_layer and the Shared DFI Pipeline</w:t>
+              <w:t>2.1.8 Chapter 7: mc_dfi_2p1_plane and the Shared DFI Pipeline</w:t>
               <w:tab/>
               <w:t>9</w:t>
             </w:r>
@@ -353,13 +353,13 @@
             </w:tabs>
             <w:rPr/>
           </w:pPr>
-          <w:hyperlink w:anchor="__RefHeading___Toc2598_3384282626">
+          <w:hyperlink w:anchor="__RefHeading___Toc2598_472264531">
             <w:r>
               <w:rPr>
                 <w:webHidden/>
                 <w:rStyle w:val="IndexLink"/>
               </w:rPr>
-              <w:t>2.1.9 Chapter 8: mc_dfi_3p1_layer</w:t>
+              <w:t>2.1.9 Chapter 8: mc_dfi_3p1_plane</w:t>
               <w:tab/>
               <w:t>9</w:t>
             </w:r>
@@ -374,13 +374,13 @@
             </w:tabs>
             <w:rPr/>
           </w:pPr>
-          <w:hyperlink w:anchor="__RefHeading___Toc2600_3384282626">
+          <w:hyperlink w:anchor="__RefHeading___Toc2600_472264531">
             <w:r>
               <w:rPr>
                 <w:webHidden/>
                 <w:rStyle w:val="IndexLink"/>
               </w:rPr>
-              <w:t>2.1.10 Chapter 9: mc_dfi_4p0_layer</w:t>
+              <w:t>2.1.10 Chapter 9: mc_dfi_4p0_plane</w:t>
               <w:tab/>
               <w:t>9</w:t>
             </w:r>
@@ -395,7 +395,7 @@
             </w:tabs>
             <w:rPr/>
           </w:pPr>
-          <w:hyperlink w:anchor="__RefHeading___Toc2602_3384282626">
+          <w:hyperlink w:anchor="__RefHeading___Toc2602_472264531">
             <w:r>
               <w:rPr>
                 <w:webHidden/>
@@ -416,7 +416,7 @@
             </w:tabs>
             <w:rPr/>
           </w:pPr>
-          <w:hyperlink w:anchor="__RefHeading___Toc2604_3384282626">
+          <w:hyperlink w:anchor="__RefHeading___Toc2604_472264531">
             <w:r>
               <w:rPr>
                 <w:webHidden/>
@@ -437,7 +437,7 @@
             </w:tabs>
             <w:rPr/>
           </w:pPr>
-          <w:hyperlink w:anchor="__RefHeading___Toc2606_3384282626">
+          <w:hyperlink w:anchor="__RefHeading___Toc2606_472264531">
             <w:r>
               <w:rPr>
                 <w:webHidden/>
@@ -458,7 +458,7 @@
             </w:tabs>
             <w:rPr/>
           </w:pPr>
-          <w:hyperlink w:anchor="__RefHeading___Toc2608_3384282626">
+          <w:hyperlink w:anchor="__RefHeading___Toc2608_472264531">
             <w:r>
               <w:rPr>
                 <w:webHidden/>
@@ -479,7 +479,7 @@
             </w:tabs>
             <w:rPr/>
           </w:pPr>
-          <w:hyperlink w:anchor="__RefHeading___Toc2610_3384282626">
+          <w:hyperlink w:anchor="__RefHeading___Toc2610_472264531">
             <w:r>
               <w:rPr>
                 <w:webHidden/>
@@ -500,7 +500,7 @@
             </w:tabs>
             <w:rPr/>
           </w:pPr>
-          <w:hyperlink w:anchor="__RefHeading___Toc2612_3384282626">
+          <w:hyperlink w:anchor="__RefHeading___Toc2612_472264531">
             <w:r>
               <w:rPr>
                 <w:webHidden/>
@@ -521,7 +521,7 @@
             </w:tabs>
             <w:rPr/>
           </w:pPr>
-          <w:hyperlink w:anchor="__RefHeading___Toc2614_3384282626">
+          <w:hyperlink w:anchor="__RefHeading___Toc2614_472264531">
             <w:r>
               <w:rPr>
                 <w:webHidden/>
@@ -542,7 +542,7 @@
             </w:tabs>
             <w:rPr/>
           </w:pPr>
-          <w:hyperlink w:anchor="__RefHeading___Toc2616_3384282626">
+          <w:hyperlink w:anchor="__RefHeading___Toc2616_472264531">
             <w:r>
               <w:rPr>
                 <w:webHidden/>
@@ -563,7 +563,7 @@
             </w:tabs>
             <w:rPr/>
           </w:pPr>
-          <w:hyperlink w:anchor="__RefHeading___Toc2618_3384282626">
+          <w:hyperlink w:anchor="__RefHeading___Toc2618_472264531">
             <w:r>
               <w:rPr>
                 <w:webHidden/>
@@ -584,7 +584,7 @@
             </w:tabs>
             <w:rPr/>
           </w:pPr>
-          <w:hyperlink w:anchor="__RefHeading___Toc2620_3384282626">
+          <w:hyperlink w:anchor="__RefHeading___Toc2620_472264531">
             <w:r>
               <w:rPr>
                 <w:webHidden/>
@@ -605,13 +605,13 @@
             </w:tabs>
             <w:rPr/>
           </w:pPr>
-          <w:hyperlink w:anchor="__RefHeading___Toc2622_3384282626">
+          <w:hyperlink w:anchor="__RefHeading___Toc2622_472264531">
             <w:r>
               <w:rPr>
                 <w:webHidden/>
                 <w:rStyle w:val="IndexLink"/>
               </w:rPr>
-              <w:t>5.1 The layer contract</w:t>
+              <w:t>5.1 The plane contract</w:t>
               <w:tab/>
               <w:t>14</w:t>
             </w:r>
@@ -626,13 +626,13 @@
             </w:tabs>
             <w:rPr/>
           </w:pPr>
-          <w:hyperlink w:anchor="__RefHeading___Toc2624_3384282626">
+          <w:hyperlink w:anchor="__RefHeading___Toc2624_472264531">
             <w:r>
               <w:rPr>
                 <w:webHidden/>
                 <w:rStyle w:val="IndexLink"/>
               </w:rPr>
-              <w:t>5.2 Why layers — the reason this shape exists</w:t>
+              <w:t>5.2 Why planes — the reason this shape exists</w:t>
               <w:tab/>
               <w:t>16</w:t>
             </w:r>
@@ -647,7 +647,7 @@
             </w:tabs>
             <w:rPr/>
           </w:pPr>
-          <w:hyperlink w:anchor="__RefHeading___Toc2626_3384282626">
+          <w:hyperlink w:anchor="__RefHeading___Toc2626_472264531">
             <w:r>
               <w:rPr>
                 <w:webHidden/>
@@ -668,7 +668,7 @@
             </w:tabs>
             <w:rPr/>
           </w:pPr>
-          <w:hyperlink w:anchor="__RefHeading___Toc2628_3384282626">
+          <w:hyperlink w:anchor="__RefHeading___Toc2628_472264531">
             <w:r>
               <w:rPr>
                 <w:webHidden/>
@@ -689,7 +689,7 @@
             </w:tabs>
             <w:rPr/>
           </w:pPr>
-          <w:hyperlink w:anchor="__RefHeading___Toc2630_3384282626">
+          <w:hyperlink w:anchor="__RefHeading___Toc2630_472264531">
             <w:r>
               <w:rPr>
                 <w:webHidden/>
@@ -710,7 +710,7 @@
             </w:tabs>
             <w:rPr/>
           </w:pPr>
-          <w:hyperlink w:anchor="__RefHeading___Toc2632_3384282626">
+          <w:hyperlink w:anchor="__RefHeading___Toc2632_472264531">
             <w:r>
               <w:rPr>
                 <w:webHidden/>
@@ -731,7 +731,7 @@
             </w:tabs>
             <w:rPr/>
           </w:pPr>
-          <w:hyperlink w:anchor="__RefHeading___Toc2634_3384282626">
+          <w:hyperlink w:anchor="__RefHeading___Toc2634_472264531">
             <w:r>
               <w:rPr>
                 <w:webHidden/>
@@ -752,7 +752,7 @@
             </w:tabs>
             <w:rPr/>
           </w:pPr>
-          <w:hyperlink w:anchor="__RefHeading___Toc2636_3384282626">
+          <w:hyperlink w:anchor="__RefHeading___Toc2636_472264531">
             <w:r>
               <w:rPr>
                 <w:webHidden/>
@@ -773,7 +773,7 @@
             </w:tabs>
             <w:rPr/>
           </w:pPr>
-          <w:hyperlink w:anchor="__RefHeading___Toc2638_3384282626">
+          <w:hyperlink w:anchor="__RefHeading___Toc2638_472264531">
             <w:r>
               <w:rPr>
                 <w:webHidden/>
@@ -794,13 +794,13 @@
             </w:tabs>
             <w:rPr/>
           </w:pPr>
-          <w:hyperlink w:anchor="__RefHeading___Toc2640_3384282626">
+          <w:hyperlink w:anchor="__RefHeading___Toc2640_472264531">
             <w:r>
               <w:rPr>
                 <w:webHidden/>
                 <w:rStyle w:val="IndexLink"/>
               </w:rPr>
-              <w:t>7 Why dfi_2p1_layer / dfi_3p1_layer / dfi_4p0_layer Are Separate Blocks</w:t>
+              <w:t>7 Why dfi_2p1_plane / dfi_3p1_plane / dfi_4p0_plane Are Separate Blocks</w:t>
               <w:tab/>
               <w:t>21</w:t>
             </w:r>
@@ -815,7 +815,7 @@
             </w:tabs>
             <w:rPr/>
           </w:pPr>
-          <w:hyperlink w:anchor="__RefHeading___Toc2642_3384282626">
+          <w:hyperlink w:anchor="__RefHeading___Toc2642_472264531">
             <w:r>
               <w:rPr>
                 <w:webHidden/>
@@ -836,7 +836,7 @@
             </w:tabs>
             <w:rPr/>
           </w:pPr>
-          <w:hyperlink w:anchor="__RefHeading___Toc2644_3384282626">
+          <w:hyperlink w:anchor="__RefHeading___Toc2644_472264531">
             <w:r>
               <w:rPr>
                 <w:webHidden/>
@@ -857,13 +857,13 @@
             </w:tabs>
             <w:rPr/>
           </w:pPr>
-          <w:hyperlink w:anchor="__RefHeading___Toc2646_3384282626">
+          <w:hyperlink w:anchor="__RefHeading___Toc2646_472264531">
             <w:r>
               <w:rPr>
                 <w:webHidden/>
                 <w:rStyle w:val="IndexLink"/>
               </w:rPr>
-              <w:t>7.3 What the layer never does</w:t>
+              <w:t>7.3 What the plane never does</w:t>
               <w:tab/>
               <w:t>22</w:t>
             </w:r>
@@ -878,7 +878,7 @@
             </w:tabs>
             <w:rPr/>
           </w:pPr>
-          <w:hyperlink w:anchor="__RefHeading___Toc2648_3384282626">
+          <w:hyperlink w:anchor="__RefHeading___Toc2648_472264531">
             <w:r>
               <w:rPr>
                 <w:webHidden/>
@@ -899,7 +899,7 @@
             </w:tabs>
             <w:rPr/>
           </w:pPr>
-          <w:hyperlink w:anchor="__RefHeading___Toc2650_3384282626">
+          <w:hyperlink w:anchor="__RefHeading___Toc2650_472264531">
             <w:r>
               <w:rPr>
                 <w:webHidden/>
@@ -920,7 +920,7 @@
             </w:tabs>
             <w:rPr/>
           </w:pPr>
-          <w:hyperlink w:anchor="__RefHeading___Toc2652_3384282626">
+          <w:hyperlink w:anchor="__RefHeading___Toc2652_472264531">
             <w:r>
               <w:rPr>
                 <w:webHidden/>
@@ -941,7 +941,7 @@
             </w:tabs>
             <w:rPr/>
           </w:pPr>
-          <w:hyperlink w:anchor="__RefHeading___Toc2654_3384282626">
+          <w:hyperlink w:anchor="__RefHeading___Toc2654_472264531">
             <w:r>
               <w:rPr>
                 <w:webHidden/>
@@ -962,7 +962,7 @@
             </w:tabs>
             <w:rPr/>
           </w:pPr>
-          <w:hyperlink w:anchor="__RefHeading___Toc2656_3384282626">
+          <w:hyperlink w:anchor="__RefHeading___Toc2656_472264531">
             <w:r>
               <w:rPr>
                 <w:webHidden/>
@@ -983,7 +983,7 @@
             </w:tabs>
             <w:rPr/>
           </w:pPr>
-          <w:hyperlink w:anchor="__RefHeading___Toc2658_3384282626">
+          <w:hyperlink w:anchor="__RefHeading___Toc2658_472264531">
             <w:r>
               <w:rPr>
                 <w:webHidden/>
@@ -1004,7 +1004,7 @@
             </w:tabs>
             <w:rPr/>
           </w:pPr>
-          <w:hyperlink w:anchor="__RefHeading___Toc2660_3384282626">
+          <w:hyperlink w:anchor="__RefHeading___Toc2660_472264531">
             <w:r>
               <w:rPr>
                 <w:webHidden/>
@@ -1025,7 +1025,7 @@
             </w:tabs>
             <w:rPr/>
           </w:pPr>
-          <w:hyperlink w:anchor="__RefHeading___Toc2662_3384282626">
+          <w:hyperlink w:anchor="__RefHeading___Toc2662_472264531">
             <w:r>
               <w:rPr>
                 <w:webHidden/>
@@ -1046,7 +1046,7 @@
             </w:tabs>
             <w:rPr/>
           </w:pPr>
-          <w:hyperlink w:anchor="__RefHeading___Toc2664_3384282626">
+          <w:hyperlink w:anchor="__RefHeading___Toc2664_472264531">
             <w:r>
               <w:rPr>
                 <w:webHidden/>
@@ -1067,7 +1067,7 @@
             </w:tabs>
             <w:rPr/>
           </w:pPr>
-          <w:hyperlink w:anchor="__RefHeading___Toc2666_3384282626">
+          <w:hyperlink w:anchor="__RefHeading___Toc2666_472264531">
             <w:r>
               <w:rPr>
                 <w:webHidden/>
@@ -1088,7 +1088,7 @@
             </w:tabs>
             <w:rPr/>
           </w:pPr>
-          <w:hyperlink w:anchor="__RefHeading___Toc2668_3384282626">
+          <w:hyperlink w:anchor="__RefHeading___Toc2668_472264531">
             <w:r>
               <w:rPr>
                 <w:webHidden/>
@@ -1109,7 +1109,7 @@
             </w:tabs>
             <w:rPr/>
           </w:pPr>
-          <w:hyperlink w:anchor="__RefHeading___Toc2670_3384282626">
+          <w:hyperlink w:anchor="__RefHeading___Toc2670_472264531">
             <w:r>
               <w:rPr>
                 <w:webHidden/>
@@ -1130,7 +1130,7 @@
             </w:tabs>
             <w:rPr/>
           </w:pPr>
-          <w:hyperlink w:anchor="__RefHeading___Toc2672_3384282626">
+          <w:hyperlink w:anchor="__RefHeading___Toc2672_472264531">
             <w:r>
               <w:rPr>
                 <w:webHidden/>
@@ -1151,7 +1151,7 @@
             </w:tabs>
             <w:rPr/>
           </w:pPr>
-          <w:hyperlink w:anchor="__RefHeading___Toc2674_3384282626">
+          <w:hyperlink w:anchor="__RefHeading___Toc2674_472264531">
             <w:r>
               <w:rPr>
                 <w:webHidden/>
@@ -1172,7 +1172,7 @@
             </w:tabs>
             <w:rPr/>
           </w:pPr>
-          <w:hyperlink w:anchor="__RefHeading___Toc2676_3384282626">
+          <w:hyperlink w:anchor="__RefHeading___Toc2676_472264531">
             <w:r>
               <w:rPr>
                 <w:webHidden/>
@@ -1193,7 +1193,7 @@
             </w:tabs>
             <w:rPr/>
           </w:pPr>
-          <w:hyperlink w:anchor="__RefHeading___Toc2678_3384282626">
+          <w:hyperlink w:anchor="__RefHeading___Toc2678_472264531">
             <w:r>
               <w:rPr>
                 <w:webHidden/>
@@ -1316,7 +1316,7 @@
         <w:spacing w:before="0" w:after="120"/>
         <w:rPr/>
       </w:pPr>
-      <w:bookmarkStart w:id="2" w:name="__RefHeading___Toc2576_3384282626"/>
+      <w:bookmarkStart w:id="2" w:name="__RefHeading___Toc2576_472264531"/>
       <w:bookmarkEnd w:id="2"/>
       <w:r>
         <w:rPr>
@@ -1454,7 +1454,7 @@
         <w:spacing w:before="360" w:after="120"/>
         <w:rPr/>
       </w:pPr>
-      <w:bookmarkStart w:id="4" w:name="__RefHeading___Toc2578_3384282626"/>
+      <w:bookmarkStart w:id="4" w:name="__RefHeading___Toc2578_472264531"/>
       <w:bookmarkStart w:id="5" w:name="X616197512f394804f2fbf1774110e6f38740946"/>
       <w:bookmarkEnd w:id="4"/>
       <w:r>
@@ -1521,7 +1521,7 @@
         <w:rPr>
           <w:sz w:val="20"/>
         </w:rPr>
-        <w:t xml:space="preserve"> v0.1. One chapter per common block. The architecture these blocks implement — the layer stack, the descriptor seam, the doctrines — is the family HAS (</w:t>
+        <w:t xml:space="preserve"> v0.1. One chapter per common block. The architecture these blocks implement — the plane stack, the descriptor seam, the doctrines — is the family HAS (</w:t>
       </w:r>
       <w:hyperlink r:id="rId2">
         <w:r>
@@ -1655,7 +1655,7 @@
         <w:spacing w:before="280" w:after="80"/>
         <w:rPr/>
       </w:pPr>
-      <w:bookmarkStart w:id="6" w:name="__RefHeading___Toc2580_3384282626"/>
+      <w:bookmarkStart w:id="6" w:name="__RefHeading___Toc2580_472264531"/>
       <w:bookmarkStart w:id="7" w:name="document-organization"/>
       <w:bookmarkEnd w:id="6"/>
       <w:r>
@@ -1703,7 +1703,7 @@
         <w:spacing w:before="200" w:after="80"/>
         <w:rPr/>
       </w:pPr>
-      <w:bookmarkStart w:id="8" w:name="__RefHeading___Toc2582_3384282626"/>
+      <w:bookmarkStart w:id="8" w:name="__RefHeading___Toc2582_472264531"/>
       <w:bookmarkStart w:id="9" w:name="front-matter"/>
       <w:bookmarkEnd w:id="8"/>
       <w:r>
@@ -1751,7 +1751,7 @@
         <w:spacing w:before="200" w:after="80"/>
         <w:rPr/>
       </w:pPr>
-      <w:bookmarkStart w:id="11" w:name="__RefHeading___Toc2584_3384282626"/>
+      <w:bookmarkStart w:id="11" w:name="__RefHeading___Toc2584_472264531"/>
       <w:bookmarkStart w:id="12" w:name="chapter-1-the-family-package"/>
       <w:bookmarkEnd w:id="11"/>
       <w:r>
@@ -1807,8 +1807,8 @@
         <w:spacing w:before="200" w:after="80"/>
         <w:rPr/>
       </w:pPr>
-      <w:bookmarkStart w:id="13" w:name="__RefHeading___Toc2586_3384282626"/>
-      <w:bookmarkStart w:id="14" w:name="Xe73b40f1192db0acd779fe60e75b80c1263b700"/>
+      <w:bookmarkStart w:id="13" w:name="__RefHeading___Toc2586_472264531"/>
+      <w:bookmarkStart w:id="14" w:name="Xf14736305eeb43035ee1e63d7452c54fdfb357f"/>
       <w:bookmarkEnd w:id="13"/>
       <w:r>
         <w:rPr>
@@ -1835,7 +1835,7 @@
           <w:color w:val="404040"/>
           <w:sz w:val="24"/>
         </w:rPr>
-        <w:t>mc_axi4_layer</w:t>
+        <w:t>mc_axi4_plane</w:t>
       </w:r>
       <w:r>
         <w:rPr>
@@ -1863,7 +1863,7 @@
             <w:sz w:val="22"/>
             <w:sz w:val="22"/>
           </w:rPr>
-          <w:t>mc_axi4_layer</w:t>
+          <w:t>mc_axi4_plane</w:t>
         </w:r>
         <w:r>
           <w:rPr>
@@ -1880,8 +1880,8 @@
         <w:spacing w:before="200" w:after="80"/>
         <w:rPr/>
       </w:pPr>
-      <w:bookmarkStart w:id="15" w:name="__RefHeading___Toc2588_3384282626"/>
-      <w:bookmarkStart w:id="16" w:name="Xfd03914965c1a36c753d69373597a3edba6d3ba"/>
+      <w:bookmarkStart w:id="15" w:name="__RefHeading___Toc2588_472264531"/>
+      <w:bookmarkStart w:id="16" w:name="Xca61b770759e5210bae13b4e376f0bea423c177"/>
       <w:bookmarkEnd w:id="15"/>
       <w:r>
         <w:rPr>
@@ -1908,7 +1908,7 @@
           <w:color w:val="404040"/>
           <w:sz w:val="24"/>
         </w:rPr>
-        <w:t>mc_storage_layer</w:t>
+        <w:t>mc_storage_plane</w:t>
       </w:r>
       <w:r>
         <w:rPr>
@@ -1936,7 +1936,7 @@
             <w:sz w:val="22"/>
             <w:sz w:val="22"/>
           </w:rPr>
-          <w:t>mc_storage_layer</w:t>
+          <w:t>mc_storage_plane</w:t>
         </w:r>
         <w:r>
           <w:rPr>
@@ -1953,8 +1953,8 @@
         <w:spacing w:before="200" w:after="80"/>
         <w:rPr/>
       </w:pPr>
-      <w:bookmarkStart w:id="17" w:name="__RefHeading___Toc2590_3384282626"/>
-      <w:bookmarkStart w:id="18" w:name="Xae2fb05cfd41b92d952510e81a7f289f9208afe"/>
+      <w:bookmarkStart w:id="17" w:name="__RefHeading___Toc2590_472264531"/>
+      <w:bookmarkStart w:id="18" w:name="X3c788bd955669b3981a083274f9d00c7de4d099"/>
       <w:bookmarkEnd w:id="17"/>
       <w:r>
         <w:rPr>
@@ -1981,7 +1981,7 @@
           <w:color w:val="404040"/>
           <w:sz w:val="24"/>
         </w:rPr>
-        <w:t>mc_scheduler_layer</w:t>
+        <w:t>mc_scheduler_plane</w:t>
       </w:r>
       <w:r>
         <w:rPr>
@@ -2009,7 +2009,7 @@
             <w:sz w:val="22"/>
             <w:sz w:val="22"/>
           </w:rPr>
-          <w:t>mc_scheduler_layer</w:t>
+          <w:t>mc_scheduler_plane</w:t>
         </w:r>
         <w:r>
           <w:rPr>
@@ -2026,8 +2026,8 @@
         <w:spacing w:before="200" w:after="80"/>
         <w:rPr/>
       </w:pPr>
-      <w:bookmarkStart w:id="19" w:name="__RefHeading___Toc2592_3384282626"/>
-      <w:bookmarkStart w:id="20" w:name="chapter-5-mc_training_layer"/>
+      <w:bookmarkStart w:id="19" w:name="__RefHeading___Toc2592_472264531"/>
+      <w:bookmarkStart w:id="20" w:name="chapter-5-mc_training_plane"/>
       <w:bookmarkEnd w:id="19"/>
       <w:r>
         <w:rPr>
@@ -2054,7 +2054,7 @@
           <w:color w:val="404040"/>
           <w:sz w:val="24"/>
         </w:rPr>
-        <w:t>mc_training_layer</w:t>
+        <w:t>mc_training_plane</w:t>
       </w:r>
     </w:p>
     <w:p>
@@ -2074,7 +2074,7 @@
             <w:sz w:val="22"/>
             <w:sz w:val="22"/>
           </w:rPr>
-          <w:t>mc_training_layer</w:t>
+          <w:t>mc_training_plane</w:t>
         </w:r>
         <w:r>
           <w:rPr>
@@ -2091,8 +2091,8 @@
         <w:spacing w:before="200" w:after="80"/>
         <w:rPr/>
       </w:pPr>
-      <w:bookmarkStart w:id="21" w:name="__RefHeading___Toc2594_3384282626"/>
-      <w:bookmarkStart w:id="22" w:name="chapter-6-mc_ras_layer"/>
+      <w:bookmarkStart w:id="21" w:name="__RefHeading___Toc2594_472264531"/>
+      <w:bookmarkStart w:id="22" w:name="chapter-6-mc_ras_plane"/>
       <w:bookmarkEnd w:id="21"/>
       <w:r>
         <w:rPr>
@@ -2119,7 +2119,7 @@
           <w:color w:val="404040"/>
           <w:sz w:val="24"/>
         </w:rPr>
-        <w:t>mc_ras_layer</w:t>
+        <w:t>mc_ras_plane</w:t>
       </w:r>
     </w:p>
     <w:p>
@@ -2139,7 +2139,7 @@
             <w:sz w:val="22"/>
             <w:sz w:val="22"/>
           </w:rPr>
-          <w:t>mc_ras_layer</w:t>
+          <w:t>mc_ras_plane</w:t>
         </w:r>
         <w:r>
           <w:rPr>
@@ -2156,8 +2156,8 @@
         <w:spacing w:before="200" w:after="80"/>
         <w:rPr/>
       </w:pPr>
-      <w:bookmarkStart w:id="23" w:name="__RefHeading___Toc2596_3384282626"/>
-      <w:bookmarkStart w:id="24" w:name="X6b7ef090e93368a3c74775085b7d22e8fdb9bc1"/>
+      <w:bookmarkStart w:id="23" w:name="__RefHeading___Toc2596_472264531"/>
+      <w:bookmarkStart w:id="24" w:name="Xd99f3ff4559b913c3fff50e066bb3e9d44ccbe9"/>
       <w:bookmarkEnd w:id="23"/>
       <w:r>
         <w:rPr>
@@ -2184,7 +2184,7 @@
           <w:color w:val="404040"/>
           <w:sz w:val="24"/>
         </w:rPr>
-        <w:t>mc_dfi_2p1_layer</w:t>
+        <w:t>mc_dfi_2p1_plane</w:t>
       </w:r>
       <w:r>
         <w:rPr>
@@ -2212,7 +2212,7 @@
             <w:sz w:val="22"/>
             <w:sz w:val="22"/>
           </w:rPr>
-          <w:t>mc_dfi_2p1_layer</w:t>
+          <w:t>mc_dfi_2p1_plane</w:t>
         </w:r>
         <w:r>
           <w:rPr>
@@ -2229,8 +2229,8 @@
         <w:spacing w:before="200" w:after="80"/>
         <w:rPr/>
       </w:pPr>
-      <w:bookmarkStart w:id="25" w:name="__RefHeading___Toc2598_3384282626"/>
-      <w:bookmarkStart w:id="26" w:name="chapter-8-mc_dfi_3p1_layer"/>
+      <w:bookmarkStart w:id="25" w:name="__RefHeading___Toc2598_472264531"/>
+      <w:bookmarkStart w:id="26" w:name="chapter-8-mc_dfi_3p1_plane"/>
       <w:bookmarkEnd w:id="25"/>
       <w:r>
         <w:rPr>
@@ -2257,7 +2257,7 @@
           <w:color w:val="404040"/>
           <w:sz w:val="24"/>
         </w:rPr>
-        <w:t>mc_dfi_3p1_layer</w:t>
+        <w:t>mc_dfi_3p1_plane</w:t>
       </w:r>
     </w:p>
     <w:p>
@@ -2277,7 +2277,7 @@
             <w:sz w:val="22"/>
             <w:sz w:val="22"/>
           </w:rPr>
-          <w:t>mc_dfi_3p1_layer</w:t>
+          <w:t>mc_dfi_3p1_plane</w:t>
         </w:r>
         <w:r>
           <w:rPr>
@@ -2294,8 +2294,8 @@
         <w:spacing w:before="200" w:after="80"/>
         <w:rPr/>
       </w:pPr>
-      <w:bookmarkStart w:id="27" w:name="__RefHeading___Toc2600_3384282626"/>
-      <w:bookmarkStart w:id="28" w:name="chapter-9-mc_dfi_4p0_layer"/>
+      <w:bookmarkStart w:id="27" w:name="__RefHeading___Toc2600_472264531"/>
+      <w:bookmarkStart w:id="28" w:name="chapter-9-mc_dfi_4p0_plane"/>
       <w:bookmarkEnd w:id="27"/>
       <w:r>
         <w:rPr>
@@ -2322,7 +2322,7 @@
           <w:color w:val="404040"/>
           <w:sz w:val="24"/>
         </w:rPr>
-        <w:t>mc_dfi_4p0_layer</w:t>
+        <w:t>mc_dfi_4p0_plane</w:t>
       </w:r>
     </w:p>
     <w:p>
@@ -2342,7 +2342,7 @@
             <w:sz w:val="22"/>
             <w:sz w:val="22"/>
           </w:rPr>
-          <w:t>mc_dfi_4p0_layer</w:t>
+          <w:t>mc_dfi_4p0_plane</w:t>
         </w:r>
         <w:r>
           <w:rPr>
@@ -2383,7 +2383,7 @@
       </w:pPr>
       <w:bookmarkStart w:id="29" w:name="X616197512f394804f2fbf1774110e6f38740946"/>
       <w:bookmarkStart w:id="30" w:name="document-organization"/>
-      <w:bookmarkStart w:id="31" w:name="chapter-9-mc_dfi_4p0_layer"/>
+      <w:bookmarkStart w:id="31" w:name="chapter-9-mc_dfi_4p0_plane"/>
       <w:r>
         <w:rPr/>
         <mc:AlternateContent>
@@ -2453,7 +2453,7 @@
         <w:spacing w:before="360" w:after="120"/>
         <w:rPr/>
       </w:pPr>
-      <w:bookmarkStart w:id="32" w:name="__RefHeading___Toc2602_3384282626"/>
+      <w:bookmarkStart w:id="32" w:name="__RefHeading___Toc2602_472264531"/>
       <w:bookmarkStart w:id="33" w:name="document-information"/>
       <w:bookmarkEnd w:id="32"/>
       <w:r>
@@ -3036,7 +3036,7 @@
         <w:spacing w:before="280" w:after="80"/>
         <w:rPr/>
       </w:pPr>
-      <w:bookmarkStart w:id="34" w:name="__RefHeading___Toc2604_3384282626"/>
+      <w:bookmarkStart w:id="34" w:name="__RefHeading___Toc2604_472264531"/>
       <w:bookmarkEnd w:id="34"/>
       <w:r>
         <w:rPr>
@@ -3281,7 +3281,7 @@
                 <w:szCs w:val="24"/>
                 <w:lang w:val="en-US" w:eastAsia="en-US" w:bidi="ar-SA"/>
               </w:rPr>
-              <w:t xml:space="preserve">First edition. The Phase-2 common-IP campaign (2026-10-09 → 2026-10-10) extracted the shared package, eight layers, and seventeen FUBs into common-ip; this book records the architecture those blocks implement — the partner’s layered-stack vision — as the family’s binding contract. Doctrines added by the campaign are Chapter 4; the original five doctrines remain in </w:t>
+              <w:t xml:space="preserve">First edition. The Phase-2 common-IP campaign (2026-10-09 → 2026-10-10) extracted the shared package, eight planes, and seventeen FUBs into common-ip; this book records the architecture those blocks implement — the partner’s planeed-stack vision — as the family’s binding contract. Doctrines added by the campaign are Chapter 4; the original five doctrines remain in </w:t>
             </w:r>
             <w:hyperlink r:id="rId13">
               <w:r>
@@ -3319,7 +3319,7 @@
         <w:spacing w:before="280" w:after="80"/>
         <w:rPr/>
       </w:pPr>
-      <w:bookmarkStart w:id="35" w:name="__RefHeading___Toc2606_3384282626"/>
+      <w:bookmarkStart w:id="35" w:name="__RefHeading___Toc2606_472264531"/>
       <w:bookmarkEnd w:id="35"/>
       <w:r>
         <w:rPr>
@@ -3871,7 +3871,7 @@
         <w:spacing w:before="360" w:after="120"/>
         <w:rPr/>
       </w:pPr>
-      <w:bookmarkStart w:id="37" w:name="__RefHeading___Toc2608_3384282626"/>
+      <w:bookmarkStart w:id="37" w:name="__RefHeading___Toc2608_472264531"/>
       <w:bookmarkStart w:id="38" w:name="purpose-scope-and-the-two-lines"/>
       <w:bookmarkEnd w:id="37"/>
       <w:r>
@@ -3902,7 +3902,7 @@
         <w:spacing w:before="280" w:after="80"/>
         <w:rPr/>
       </w:pPr>
-      <w:bookmarkStart w:id="39" w:name="__RefHeading___Toc2610_3384282626"/>
+      <w:bookmarkStart w:id="39" w:name="__RefHeading___Toc2610_472264531"/>
       <w:bookmarkStart w:id="40" w:name="purpose"/>
       <w:bookmarkEnd w:id="39"/>
       <w:r>
@@ -3947,7 +3947,7 @@
       </w:pPr>
       <w:r>
         <w:rPr/>
-        <w:t>What the layers are, what each one owns, and how they fit together.</w:t>
+        <w:t>What the planes are, what each one owns, and how they fit together.</w:t>
       </w:r>
     </w:p>
     <w:p>
@@ -3961,7 +3961,7 @@
       </w:pPr>
       <w:r>
         <w:rPr/>
-        <w:t>What the interface between the layers is — the seam — and which properties of it are invariant.</w:t>
+        <w:t>What the interface between the planes is — the seam — and which properties of it are invariant.</w:t>
       </w:r>
     </w:p>
     <w:p>
@@ -4056,7 +4056,7 @@
         <w:spacing w:before="280" w:after="80"/>
         <w:rPr/>
       </w:pPr>
-      <w:bookmarkStart w:id="41" w:name="__RefHeading___Toc2612_3384282626"/>
+      <w:bookmarkStart w:id="41" w:name="__RefHeading___Toc2612_472264531"/>
       <w:bookmarkStart w:id="42" w:name="X02b33bbc1801cd189339d45a688fcaae9520a66"/>
       <w:bookmarkEnd w:id="41"/>
       <w:r>
@@ -4100,7 +4100,7 @@
         <w:rPr>
           <w:sz w:val="20"/>
         </w:rPr>
-        <w:t>), eight layers, seventeen FUBs. The premise of this book is that the extraction is not a code-dedup exercise — it is an architecture. The blocks in common-ip are the family; the rocks are instantiations.</w:t>
+        <w:t>), eight planes, seventeen FUBs. The premise of this book is that the extraction is not a code-dedup exercise — it is an architecture. The blocks in common-ip are the family; the rocks are instantiations.</w:t>
       </w:r>
     </w:p>
     <w:p>
@@ -4139,7 +4139,7 @@
         <w:spacing w:before="280" w:after="80"/>
         <w:rPr/>
       </w:pPr>
-      <w:bookmarkStart w:id="43" w:name="__RefHeading___Toc2614_3384282626"/>
+      <w:bookmarkStart w:id="43" w:name="__RefHeading___Toc2614_472264531"/>
       <w:bookmarkStart w:id="44" w:name="the-two-lines-research-and-product"/>
       <w:bookmarkEnd w:id="43"/>
       <w:r>
@@ -4212,7 +4212,7 @@
       </w:r>
       <w:r>
         <w:rPr/>
-        <w:t xml:space="preserve"> — granite (v2: DDR2/LPDDR2), gabbro (v3: DDR3), diorite (v4: DDR4/LPDDR4). Realistic, area-conscious SKUs built from the same layers. Product naming and the product line’s reason to exist are Chapter 5.2.</w:t>
+        <w:t xml:space="preserve"> — granite (v2: DDR2/LPDDR2), gabbro (v3: DDR3), diorite (v4: DDR4/LPDDR4). Realistic, area-conscious SKUs built from the same planes. Product naming and the product line’s reason to exist are Chapter 5.2.</w:t>
       </w:r>
     </w:p>
     <w:p>
@@ -4238,7 +4238,7 @@
         <w:rPr>
           <w:sz w:val="20"/>
         </w:rPr>
-        <w:t>: because the v2 generation needs no storage-layer reordering and no RAS features, a granite build with the storage layer in its lite configuration and the RAS layer bypassed is the cheapest full proof that the common core works without its optional layers (Ch 5.2).</w:t>
+        <w:t>: because the v2 generation needs no storage-plane reordering and no RAS features, a granite build with the storage plane in its lite configuration and the RAS plane bypassed is the cheapest full proof that the common core works without its optional planes (Ch 5.2).</w:t>
       </w:r>
       <w:bookmarkEnd w:id="44"/>
     </w:p>
@@ -4251,7 +4251,7 @@
         <w:spacing w:before="280" w:after="80"/>
         <w:rPr/>
       </w:pPr>
-      <w:bookmarkStart w:id="45" w:name="__RefHeading___Toc2616_3384282626"/>
+      <w:bookmarkStart w:id="45" w:name="__RefHeading___Toc2616_472264531"/>
       <w:bookmarkStart w:id="46" w:name="what-this-book-binds"/>
       <w:bookmarkEnd w:id="45"/>
       <w:r>
@@ -4284,7 +4284,7 @@
       </w:pPr>
       <w:r>
         <w:rPr/>
-        <w:t>The layer stack and the name and role of every layer (Ch 2).</w:t>
+        <w:t>The plane stack and the name and role of every plane (Ch 2).</w:t>
       </w:r>
     </w:p>
     <w:p>
@@ -4312,13 +4312,13 @@
       </w:pPr>
       <w:r>
         <w:rPr/>
-        <w:t xml:space="preserve">The DFI layer naming — </w:t>
+        <w:t xml:space="preserve">The DFI plane naming — </w:t>
       </w:r>
       <w:r>
         <w:rPr>
           <w:rStyle w:val="VerbatimChar"/>
         </w:rPr>
-        <w:t>dfi_2p1_layer</w:t>
+        <w:t>dfi_2p1_plane</w:t>
       </w:r>
       <w:r>
         <w:rPr/>
@@ -4328,7 +4328,7 @@
         <w:rPr>
           <w:rStyle w:val="VerbatimChar"/>
         </w:rPr>
-        <w:t>dfi_3p1_layer</w:t>
+        <w:t>dfi_3p1_plane</w:t>
       </w:r>
       <w:r>
         <w:rPr/>
@@ -4338,7 +4338,7 @@
         <w:rPr>
           <w:rStyle w:val="VerbatimChar"/>
         </w:rPr>
-        <w:t>dfi_4p0_layer</w:t>
+        <w:t>dfi_4p0_plane</w:t>
       </w:r>
       <w:r>
         <w:rPr/>
@@ -4396,7 +4396,7 @@
         <w:spacing w:before="280" w:after="80"/>
         <w:rPr/>
       </w:pPr>
-      <w:bookmarkStart w:id="48" w:name="__RefHeading___Toc2618_3384282626"/>
+      <w:bookmarkStart w:id="48" w:name="__RefHeading___Toc2618_472264531"/>
       <w:bookmarkStart w:id="49" w:name="conventions"/>
       <w:bookmarkEnd w:id="48"/>
       <w:r>
@@ -4529,7 +4529,7 @@
         <w:spacing w:before="360" w:after="120"/>
         <w:rPr/>
       </w:pPr>
-      <w:bookmarkStart w:id="52" w:name="__RefHeading___Toc2620_3384282626"/>
+      <w:bookmarkStart w:id="52" w:name="__RefHeading___Toc2620_472264531"/>
       <w:bookmarkStart w:id="53" w:name="X35fb09d53ce58ee1df67816bcaac5b674efa180"/>
       <w:bookmarkEnd w:id="52"/>
       <w:r>
@@ -4560,7 +4560,7 @@
         <w:rPr>
           <w:sz w:val="20"/>
         </w:rPr>
-        <w:t>This chapter is the vision, written down. It was set out by the partner in the Phase-2 campaign and it drives every block in common-ip. The layers below are listed in command-flow order. The whole unit, drawn in the family’s diagram house style (</w:t>
+        <w:t>This chapter is the vision, written down. It was set out by the partner in the Phase-2 campaign and it drives every block in common-ip. The planes below are listed in command-flow order. The whole unit, drawn in the family’s diagram house style (</w:t>
       </w:r>
       <w:hyperlink r:id="rId21">
         <w:r>
@@ -4586,9 +4586,9 @@
         <w:rPr/>
         <w:drawing>
           <wp:inline distT="0" distB="0" distL="0" distR="0">
-            <wp:extent cx="5334000" cy="3227070"/>
+            <wp:extent cx="5334000" cy="3218180"/>
             <wp:effectExtent l="0" t="0" r="0" b="0"/>
-            <wp:docPr id="11" name="Picture" descr="The mem-ctrl-ip whole unit — AXI channels at top, the layer stack in the middle, DDR PHY bar at the bottom"/>
+            <wp:docPr id="11" name="Picture" descr="The mem-ctrl-ip whole unit — AXI channels at top, the plane stack in the middle, DDR PHY bar at the bottom"/>
             <wp:cNvGraphicFramePr>
               <a:graphicFrameLocks xmlns:a="http://schemas.openxmlformats.org/drawingml/2006/main" noChangeAspect="1"/>
             </wp:cNvGraphicFramePr>
@@ -4596,7 +4596,7 @@
               <a:graphicData uri="http://schemas.openxmlformats.org/drawingml/2006/picture">
                 <pic:pic xmlns:pic="http://schemas.openxmlformats.org/drawingml/2006/picture">
                   <pic:nvPicPr>
-                    <pic:cNvPr id="11" name="Picture" descr="The mem-ctrl-ip whole unit — AXI channels at top, the layer stack in the middle, DDR PHY bar at the bottom"/>
+                    <pic:cNvPr id="11" name="Picture" descr="The mem-ctrl-ip whole unit — AXI channels at top, the plane stack in the middle, DDR PHY bar at the bottom"/>
                     <pic:cNvPicPr>
                       <a:picLocks noChangeAspect="1" noChangeArrowheads="1"/>
                     </pic:cNvPicPr>
@@ -4610,7 +4610,7 @@
                   <pic:spPr bwMode="auto">
                     <a:xfrm>
                       <a:off x="0" y="0"/>
-                      <a:ext cx="5334000" cy="3227070"/>
+                      <a:ext cx="5334000" cy="3218180"/>
                     </a:xfrm>
                     <a:prstGeom prst="rect">
                       <a:avLst/>
@@ -4630,7 +4630,7 @@
       </w:pPr>
       <w:r>
         <w:rPr/>
-        <w:t>The mem-ctrl-ip whole unit — AXI channels at top, the layer stack in the middle, DDR PHY bar at the bottom</w:t>
+        <w:t>The mem-ctrl-ip whole unit — AXI channels at top, the plane stack in the middle, DDR PHY bar at the bottom</w:t>
       </w:r>
     </w:p>
     <w:p>
@@ -4642,7 +4642,7 @@
         <w:spacing w:before="280" w:after="80"/>
         <w:rPr/>
       </w:pPr>
-      <w:bookmarkStart w:id="54" w:name="__RefHeading___Toc2622_3384282626"/>
+      <w:bookmarkStart w:id="54" w:name="__RefHeading___Toc2622_472264531"/>
       <w:bookmarkEnd w:id="54"/>
       <w:r>
         <w:rPr>
@@ -4660,7 +4660,7 @@
           <w:sz w:val="28"/>
         </w:rPr>
         <w:tab/>
-        <w:t>The layer contract</w:t>
+        <w:t>The plane contract</w:t>
       </w:r>
     </w:p>
     <w:p>
@@ -4672,7 +4672,7 @@
         <w:rPr>
           <w:sz w:val="20"/>
         </w:rPr>
-        <w:t xml:space="preserve">Each layer has exactly one job. The table is the binding statement; the per-block microarchitecture is in </w:t>
+        <w:t xml:space="preserve">Each plane has exactly one job. The table is the binding statement; the per-block microarchitecture is in </w:t>
       </w:r>
       <w:hyperlink r:id="rId23">
         <w:r>
@@ -4746,7 +4746,7 @@
                 <w:szCs w:val="24"/>
                 <w:lang w:val="en-US" w:eastAsia="en-US" w:bidi="ar-SA"/>
               </w:rPr>
-              <w:t>Layer</w:t>
+              <w:t>Plane</w:t>
             </w:r>
           </w:p>
         </w:tc>
@@ -4888,7 +4888,7 @@
                 <w:szCs w:val="24"/>
                 <w:lang w:val="en-US" w:eastAsia="en-US" w:bidi="ar-SA"/>
               </w:rPr>
-              <w:t>mc_axi4_layer</w:t>
+              <w:t>mc_axi4_plane</w:t>
             </w:r>
           </w:p>
         </w:tc>
@@ -5015,7 +5015,7 @@
                 <w:szCs w:val="24"/>
                 <w:lang w:val="en-US" w:eastAsia="en-US" w:bidi="ar-SA"/>
               </w:rPr>
-              <w:t>mc_storage_layer</w:t>
+              <w:t>mc_storage_plane</w:t>
             </w:r>
           </w:p>
         </w:tc>
@@ -5164,7 +5164,7 @@
                 <w:szCs w:val="24"/>
                 <w:lang w:val="en-US" w:eastAsia="en-US" w:bidi="ar-SA"/>
               </w:rPr>
-              <w:t>mc_scheduler_layer</w:t>
+              <w:t>mc_scheduler_plane</w:t>
             </w:r>
           </w:p>
         </w:tc>
@@ -5257,7 +5257,7 @@
                 <w:szCs w:val="24"/>
                 <w:lang w:val="en-US" w:eastAsia="en-US" w:bidi="ar-SA"/>
               </w:rPr>
-              <w:t>Where entries are stored (that is the storage layer’s job); PHY timing</w:t>
+              <w:t>Where entries are stored (that is the storage plane’s job); PHY timing</w:t>
             </w:r>
           </w:p>
         </w:tc>
@@ -5291,7 +5291,7 @@
                 <w:szCs w:val="24"/>
                 <w:lang w:val="en-US" w:eastAsia="en-US" w:bidi="ar-SA"/>
               </w:rPr>
-              <w:t>mc_ras_layer</w:t>
+              <w:t>mc_ras_plane</w:t>
             </w:r>
             <w:r>
               <w:rPr>
@@ -5428,7 +5428,7 @@
                 <w:szCs w:val="24"/>
                 <w:lang w:val="en-US" w:eastAsia="en-US" w:bidi="ar-SA"/>
               </w:rPr>
-              <w:t>mc_training_layer</w:t>
+              <w:t>mc_training_plane</w:t>
             </w:r>
           </w:p>
         </w:tc>
@@ -5577,7 +5577,7 @@
                 <w:szCs w:val="24"/>
                 <w:lang w:val="en-US" w:eastAsia="en-US" w:bidi="ar-SA"/>
               </w:rPr>
-              <w:t>mc_dfi_NpM_layer</w:t>
+              <w:t>mc_dfi_NpM_plane</w:t>
             </w:r>
           </w:p>
         </w:tc>
@@ -5649,7 +5649,7 @@
                 <w:szCs w:val="24"/>
                 <w:lang w:val="en-US" w:eastAsia="en-US" w:bidi="ar-SA"/>
               </w:rPr>
-              <w:t>dfi_2p1_layer</w:t>
+              <w:t>dfi_2p1_plane</w:t>
             </w:r>
             <w:r>
               <w:rPr>
@@ -5669,7 +5669,7 @@
                 <w:szCs w:val="24"/>
                 <w:lang w:val="en-US" w:eastAsia="en-US" w:bidi="ar-SA"/>
               </w:rPr>
-              <w:t>dfi_3p1_layer</w:t>
+              <w:t>dfi_3p1_plane</w:t>
             </w:r>
             <w:r>
               <w:rPr>
@@ -5689,7 +5689,7 @@
                 <w:szCs w:val="24"/>
                 <w:lang w:val="en-US" w:eastAsia="en-US" w:bidi="ar-SA"/>
               </w:rPr>
-              <w:t>dfi_4p0_layer</w:t>
+              <w:t>dfi_4p0_plane</w:t>
             </w:r>
           </w:p>
         </w:tc>
@@ -5722,7 +5722,7 @@
               </w:rPr>
               <w:t>Scheduling decisions; training searches</w:t>
             </w:r>
-            <w:bookmarkStart w:id="55" w:name="the-layer-contract"/>
+            <w:bookmarkStart w:id="55" w:name="the-plane-contract"/>
             <w:bookmarkEnd w:id="55"/>
           </w:p>
         </w:tc>
@@ -5737,7 +5737,7 @@
         <w:spacing w:before="280" w:after="80"/>
         <w:rPr/>
       </w:pPr>
-      <w:bookmarkStart w:id="56" w:name="__RefHeading___Toc2624_3384282626"/>
+      <w:bookmarkStart w:id="56" w:name="__RefHeading___Toc2624_472264531"/>
       <w:bookmarkEnd w:id="56"/>
       <w:r>
         <w:rPr>
@@ -5755,7 +5755,7 @@
           <w:sz w:val="28"/>
         </w:rPr>
         <w:tab/>
-        <w:t>Why layers — the reason this shape exists</w:t>
+        <w:t>Why planes — the reason this shape exists</w:t>
       </w:r>
     </w:p>
     <w:p>
@@ -5781,7 +5781,7 @@
         <w:rPr>
           <w:sz w:val="20"/>
         </w:rPr>
-        <w:t>. Because the storage layer presents the scheduler the same descriptor view the AXI layer does, a feature that needs a different entry-pool organization (bigger CAM, SRAM-backed pool, hashed bank assignment) changes the storage layer only — the scheduler and everything downstream do not move. A product that needs no reordering replaces the storage layer with its lite configuration and keeps the same scheduler (Ch 5.2). The seam is the architecture; the blocks are replaceable parts on it.</w:t>
+        <w:t>. Because the storage plane presents the scheduler the same descriptor view the AXI plane does, a feature that needs a different entry-pool organization (bigger CAM, SRAM-backed pool, hashed bank assignment) changes the storage plane only — the scheduler and everything downstream do not move. A product that needs no reordering replaces the storage plane with its lite configuration and keeps the same scheduler (Ch 5.2). The seam is the architecture; the blocks are replaceable parts on it.</w:t>
       </w:r>
     </w:p>
     <w:p>
@@ -5821,7 +5821,7 @@
         <w:rPr>
           <w:sz w:val="20"/>
         </w:rPr>
-        <w:t xml:space="preserve"> has to hold those entries — that something is the storage layer in a full build, and the stripped AXI layer serving N=1 in a lite build. “Storage off” can never be literally zero hardware (the entry store cannot reach zero); it is the lite config, not an omission.</w:t>
+        <w:t xml:space="preserve"> has to hold those entries — that something is the storage plane in a full build, and the stripped AXI plane serving N=1 in a lite build. “Storage off” can never be literally zero hardware (the entry store cannot reach zero); it is the lite config, not an omission.</w:t>
       </w:r>
     </w:p>
     <w:p>
@@ -5833,7 +5833,7 @@
         <w:spacing w:before="280" w:after="80"/>
         <w:rPr/>
       </w:pPr>
-      <w:bookmarkStart w:id="57" w:name="__RefHeading___Toc2626_3384282626"/>
+      <w:bookmarkStart w:id="57" w:name="__RefHeading___Toc2626_472264531"/>
       <w:bookmarkStart w:id="58" w:name="the-three-structural-rules-of-the-stack"/>
       <w:bookmarkEnd w:id="57"/>
       <w:r>
@@ -5911,11 +5911,11 @@
           <w:b/>
           <w:bCs/>
         </w:rPr>
-        <w:t>Optional layers are param-selected, not compile-selected by absence.</w:t>
-      </w:r>
-      <w:r>
-        <w:rPr/>
-        <w:t xml:space="preserve"> The RAS layer exists or it does not; a build without it wires the storage and DFI layers together directly. What is </w:t>
+        <w:t>Optional planes are param-selected, not compile-selected by absence.</w:t>
+      </w:r>
+      <w:r>
+        <w:rPr/>
+        <w:t xml:space="preserve"> The RAS plane exists or it does not; a build without it wires the storage and DFI planes together directly. What is </w:t>
       </w:r>
       <w:r>
         <w:rPr>
@@ -5939,7 +5939,7 @@
         <w:spacing w:before="280" w:after="80"/>
         <w:rPr/>
       </w:pPr>
-      <w:bookmarkStart w:id="59" w:name="__RefHeading___Toc2628_3384282626"/>
+      <w:bookmarkStart w:id="59" w:name="__RefHeading___Toc2628_472264531"/>
       <w:bookmarkStart w:id="60" w:name="what-the-rocks-own"/>
       <w:bookmarkEnd w:id="59"/>
       <w:r>
@@ -5970,7 +5970,7 @@
         <w:rPr>
           <w:sz w:val="20"/>
         </w:rPr>
-        <w:t>Generation-specific blocks stay rock-side today, by the two-customer rule: the init sequencer, the mode register, the refresh controller, the page policy engine, and the power-down controller. The scheduler layer is a thin rock wrapper around the common scheduler core precisely for this: the wrapper instantiates the rock’s children and maps the rock’s maintenance source into the generic maintenance slot (</w:t>
+        <w:t>Generation-specific blocks stay rock-side today, by the two-customer rule: the init sequencer, the mode register, the refresh controller, the page policy engine, and the power-down controller. The scheduler plane is a thin rock wrapper around the common scheduler core precisely for this: the wrapper instantiates the rock’s children and maps the rock’s maintenance source into the generic maintenance slot (</w:t>
       </w:r>
       <w:hyperlink r:id="rId24">
         <w:r>
@@ -6086,7 +6086,7 @@
         <w:spacing w:before="360" w:after="120"/>
         <w:rPr/>
       </w:pPr>
-      <w:bookmarkStart w:id="63" w:name="__RefHeading___Toc2630_3384282626"/>
+      <w:bookmarkStart w:id="63" w:name="__RefHeading___Toc2630_472264531"/>
       <w:bookmarkStart w:id="64" w:name="the-descriptor-seam"/>
       <w:bookmarkEnd w:id="63"/>
       <w:r>
@@ -6117,7 +6117,7 @@
         <w:rPr>
           <w:sz w:val="20"/>
         </w:rPr>
-        <w:t xml:space="preserve">The seam is the interface between layers, and the load-bearing idea of this architecture: </w:t>
+        <w:t xml:space="preserve">The seam is the interface between planes, and the load-bearing idea of this architecture: </w:t>
       </w:r>
       <w:r>
         <w:rPr>
@@ -6125,7 +6125,7 @@
           <w:bCs/>
           <w:sz w:val="20"/>
         </w:rPr>
-        <w:t>the storage layer presents the scheduler exactly the same descriptor interface the AXI layer does.</w:t>
+        <w:t>the storage plane presents the scheduler exactly the same descriptor interface the AXI plane does.</w:t>
       </w:r>
       <w:r>
         <w:rPr>
@@ -6143,7 +6143,7 @@
         <w:spacing w:before="280" w:after="80"/>
         <w:rPr/>
       </w:pPr>
-      <w:bookmarkStart w:id="65" w:name="__RefHeading___Toc2632_3384282626"/>
+      <w:bookmarkStart w:id="65" w:name="__RefHeading___Toc2632_472264531"/>
       <w:bookmarkStart w:id="66" w:name="the-contract"/>
       <w:bookmarkEnd w:id="65"/>
       <w:r>
@@ -6174,7 +6174,7 @@
         <w:rPr>
           <w:sz w:val="20"/>
         </w:rPr>
-        <w:t>A layer upstream of the scheduler exposes a pool of schedulable entries:</w:t>
+        <w:t>A plane upstream of the scheduler exposes a pool of schedulable entries:</w:t>
       </w:r>
     </w:p>
     <w:p>
@@ -6215,7 +6215,7 @@
       </w:r>
       <w:r>
         <w:rPr/>
-        <w:t xml:space="preserve"> in the stripped AXI-layer configuration — “argmax set to 1 for both reads and writes, then it matches to a FIFO”). The full configuration is not a different protocol; it is the same vectors with more entries behind them.</w:t>
+        <w:t xml:space="preserve"> in the stripped AXI-plane configuration — “argmax set to 1 for both reads and writes, then it matches to a FIFO”). The full configuration is not a different protocol; it is the same vectors with more entries behind them.</w:t>
       </w:r>
     </w:p>
     <w:p>
@@ -6236,7 +6236,7 @@
       </w:r>
       <w:r>
         <w:rPr/>
-        <w:t xml:space="preserve"> the scheduler’s pick machinery argmaxes over schedulable-entry vectors — for each entry, its validity, read/write class, decoded address (row / bank / column), age, and readiness inputs. The vectors are the contract; the storage behind them (CAM, SRAM, a FIFO in the N=1 case) is an implementation freedom of the providing layer.</w:t>
+        <w:t xml:space="preserve"> the scheduler’s pick machinery argmaxes over schedulable-entry vectors — for each entry, its validity, read/write class, decoded address (row / bank / column), age, and readiness inputs. The vectors are the contract; the storage behind them (CAM, SRAM, a FIFO in the N=1 case) is an implementation freedom of the providing plane.</w:t>
       </w:r>
     </w:p>
     <w:p>
@@ -6270,7 +6270,7 @@
         <w:rPr>
           <w:sz w:val="20"/>
         </w:rPr>
-        <w:t>Because the AXI layer can be designed to emit the same information for a single in-order item, a controller can be assembled with no storage layer at all and the scheduler cannot tell the difference from the vectors alone. That is what makes the lite product SKU (Ch 5.2) a configuration rather than a redesign.</w:t>
+        <w:t>Because the AXI plane can be designed to emit the same information for a single in-order item, a controller can be assembled with no storage plane at all and the scheduler cannot tell the difference from the vectors alone. That is what makes the lite product SKU (Ch 5.2) a configuration rather than a redesign.</w:t>
       </w:r>
       <w:bookmarkEnd w:id="67"/>
     </w:p>
@@ -6283,7 +6283,7 @@
         <w:spacing w:before="280" w:after="80"/>
         <w:rPr/>
       </w:pPr>
-      <w:bookmarkStart w:id="68" w:name="__RefHeading___Toc2634_3384282626"/>
+      <w:bookmarkStart w:id="68" w:name="__RefHeading___Toc2634_472264531"/>
       <w:bookmarkStart w:id="69" w:name="the-invariants"/>
       <w:bookmarkEnd w:id="68"/>
       <w:r>
@@ -6356,7 +6356,7 @@
       </w:r>
       <w:r>
         <w:rPr/>
-        <w:t xml:space="preserve"> When the storage layer coalesces entries, the result carries the age of its oldest constituent. Age drives the scheduler’s starvation avoidance; inheriting anything newer would let a coalesced burst jump the queue.</w:t>
+        <w:t xml:space="preserve"> When the storage plane coalesces entries, the result carries the age of its oldest constituent. Age drives the scheduler’s starvation avoidance; inheriting anything newer would let a coalesced burst jump the queue.</w:t>
       </w:r>
     </w:p>
     <w:p>
@@ -6377,7 +6377,7 @@
       </w:r>
       <w:r>
         <w:rPr/>
-        <w:t xml:space="preserve"> What the scheduler sees is an advisory snapshot of the pool, refreshed at an epoch boundary. The scheduler does not reach back upstream after a pick commits; the epoch is the consistency point. Anything stronger (live querying of the pool) couples the layers in a way the drop-in goal forbids.</w:t>
+        <w:t xml:space="preserve"> What the scheduler sees is an advisory snapshot of the pool, refreshed at an epoch boundary. The scheduler does not reach back upstream after a pick commits; the epoch is the consistency point. Anything stronger (live querying of the pool) couples the planes in a way the drop-in goal forbids.</w:t>
       </w:r>
       <w:bookmarkEnd w:id="69"/>
     </w:p>
@@ -6390,7 +6390,7 @@
         <w:spacing w:before="280" w:after="80"/>
         <w:rPr/>
       </w:pPr>
-      <w:bookmarkStart w:id="70" w:name="__RefHeading___Toc2636_3384282626"/>
+      <w:bookmarkStart w:id="70" w:name="__RefHeading___Toc2636_472264531"/>
       <w:bookmarkStart w:id="71" w:name="what-the-seam-is-not"/>
       <w:bookmarkEnd w:id="70"/>
       <w:r>
@@ -6472,7 +6472,7 @@
       </w:r>
       <w:r>
         <w:rPr/>
-        <w:t xml:space="preserve"> The per-bank open-row image stays scheduler-adjacent (the storage layer provides it as a </w:t>
+        <w:t xml:space="preserve"> The per-bank open-row image stays scheduler-adjacent (the storage plane provides it as a </w:t>
       </w:r>
       <w:r>
         <w:rPr>
@@ -6483,7 +6483,7 @@
       </w:r>
       <w:r>
         <w:rPr/>
-        <w:t xml:space="preserve"> feeding the scheduler’s own view). It does not cross the seam as an independent interface; that would let two layers believe two different things about which row is open.</w:t>
+        <w:t xml:space="preserve"> feeding the scheduler’s own view). It does not cross the seam as an independent interface; that would let two planes believe two different things about which row is open.</w:t>
       </w:r>
     </w:p>
     <w:p>
@@ -6504,7 +6504,7 @@
       </w:r>
       <w:r>
         <w:rPr/>
-        <w:t xml:space="preserve"> No arbitration crosses it; the upstream layer owns its entries until the scheduler consumes them.</w:t>
+        <w:t xml:space="preserve"> No arbitration crosses it; the upstream plane owns its entries until the scheduler consumes them.</w:t>
       </w:r>
       <w:bookmarkEnd w:id="71"/>
     </w:p>
@@ -6517,7 +6517,7 @@
         <w:spacing w:before="280" w:after="80"/>
         <w:rPr/>
       </w:pPr>
-      <w:bookmarkStart w:id="72" w:name="__RefHeading___Toc2638_3384282626"/>
+      <w:bookmarkStart w:id="72" w:name="__RefHeading___Toc2638_472264531"/>
       <w:bookmarkStart w:id="73" w:name="where-this-stands-in-the-rocks"/>
       <w:bookmarkEnd w:id="72"/>
       <w:r>
@@ -6555,13 +6555,13 @@
           <w:rStyle w:val="VerbatimChar"/>
           <w:sz w:val="20"/>
         </w:rPr>
-        <w:t>mc_axi4_layer → mc_storage_layer → &lt;rock&gt;_scheduler_layer</w:t>
-      </w:r>
-      <w:r>
-        <w:rPr>
-          <w:sz w:val="20"/>
-        </w:rPr>
-        <w:t>, with the CAMs living in the storage layer and the rock scheduler wrapper presenting the rock’s maintenance clients to the common core. pumice is the reference integration (measured at 66.67 / 75 MHz on Nexys A7). The contract in this chapter is the destination the storage-layer extraction already implements; when a rock’s documentation and this contract disagree, this contract wins and the rock book is the defect.</w:t>
+        <w:t>mc_axi4_plane → mc_storage_plane → &lt;rock&gt;_scheduler_plane</w:t>
+      </w:r>
+      <w:r>
+        <w:rPr>
+          <w:sz w:val="20"/>
+        </w:rPr>
+        <w:t>, with the CAMs living in the storage plane and the rock scheduler wrapper presenting the rock’s maintenance clients to the common core. pumice is the reference integration (measured at 66.67 / 75 MHz on Nexys A7). The contract in this chapter is the destination the storage-plane extraction already implements; when a rock’s documentation and this contract disagree, this contract wins and the rock book is the defect.</w:t>
       </w:r>
     </w:p>
     <w:p>
@@ -6663,8 +6663,8 @@
         <w:spacing w:before="360" w:after="120"/>
         <w:rPr/>
       </w:pPr>
-      <w:bookmarkStart w:id="76" w:name="__RefHeading___Toc2640_3384282626"/>
-      <w:bookmarkStart w:id="77" w:name="Xba0e68e539aa7351d2f5c03a115f460d02e06c0"/>
+      <w:bookmarkStart w:id="76" w:name="__RefHeading___Toc2640_472264531"/>
+      <w:bookmarkStart w:id="77" w:name="X2f71a05472097ea1fe19625f162464bfb02eaff"/>
       <w:bookmarkEnd w:id="76"/>
       <w:r>
         <w:rPr>
@@ -6691,7 +6691,7 @@
           <w:color w:val="FFFFFF"/>
           <w:sz w:val="32"/>
         </w:rPr>
-        <w:t>dfi_2p1_layer</w:t>
+        <w:t>dfi_2p1_plane</w:t>
       </w:r>
       <w:r>
         <w:rPr>
@@ -6708,7 +6708,7 @@
           <w:color w:val="FFFFFF"/>
           <w:sz w:val="32"/>
         </w:rPr>
-        <w:t>dfi_3p1_layer</w:t>
+        <w:t>dfi_3p1_plane</w:t>
       </w:r>
       <w:r>
         <w:rPr>
@@ -6725,7 +6725,7 @@
           <w:color w:val="FFFFFF"/>
           <w:sz w:val="32"/>
         </w:rPr>
-        <w:t>dfi_4p0_layer</w:t>
+        <w:t>dfi_4p0_plane</w:t>
       </w:r>
       <w:r>
         <w:rPr>
@@ -6745,14 +6745,14 @@
         <w:rPr>
           <w:sz w:val="20"/>
         </w:rPr>
-        <w:t xml:space="preserve">The DFI boundary layers are named for the DFI revision they implement — </w:t>
+        <w:t xml:space="preserve">The DFI boundary planes are named for the DFI revision they implement — </w:t>
       </w:r>
       <w:r>
         <w:rPr>
           <w:rStyle w:val="VerbatimChar"/>
           <w:sz w:val="20"/>
         </w:rPr>
-        <w:t>mc_dfi_2p1_layer</w:t>
+        <w:t>mc_dfi_2p1_plane</w:t>
       </w:r>
       <w:r>
         <w:rPr>
@@ -6765,7 +6765,7 @@
           <w:rStyle w:val="VerbatimChar"/>
           <w:sz w:val="20"/>
         </w:rPr>
-        <w:t>mc_dfi_3p1_layer</w:t>
+        <w:t>mc_dfi_3p1_plane</w:t>
       </w:r>
       <w:r>
         <w:rPr>
@@ -6778,7 +6778,7 @@
           <w:rStyle w:val="VerbatimChar"/>
           <w:sz w:val="20"/>
         </w:rPr>
-        <w:t>mc_dfi_4p0_layer</w:t>
+        <w:t>mc_dfi_4p0_plane</w:t>
       </w:r>
       <w:r>
         <w:rPr>
@@ -6810,7 +6810,7 @@
         <w:spacing w:before="280" w:after="80"/>
         <w:rPr/>
       </w:pPr>
-      <w:bookmarkStart w:id="78" w:name="__RefHeading___Toc2642_3384282626"/>
+      <w:bookmarkStart w:id="78" w:name="__RefHeading___Toc2642_472264531"/>
       <w:bookmarkStart w:id="79" w:name="the-reasoning"/>
       <w:bookmarkEnd w:id="78"/>
       <w:r>
@@ -6848,7 +6848,7 @@
           <w:rStyle w:val="VerbatimChar"/>
           <w:sz w:val="20"/>
         </w:rPr>
-        <w:t>dfi_2p1_layer</w:t>
+        <w:t>dfi_2p1_plane</w:t>
       </w:r>
       <w:r>
         <w:rPr>
@@ -6861,7 +6861,7 @@
           <w:rStyle w:val="VerbatimChar"/>
           <w:sz w:val="20"/>
         </w:rPr>
-        <w:t>dfi_3p1_layer</w:t>
+        <w:t>dfi_3p1_plane</w:t>
       </w:r>
       <w:r>
         <w:rPr>
@@ -6874,7 +6874,7 @@
           <w:rStyle w:val="VerbatimChar"/>
           <w:sz w:val="20"/>
         </w:rPr>
-        <w:t>dfi_4p0_layer</w:t>
+        <w:t>dfi_4p0_plane</w:t>
       </w:r>
       <w:r>
         <w:rPr>
@@ -6919,7 +6919,7 @@
         <w:spacing w:before="280" w:after="80"/>
         <w:rPr/>
       </w:pPr>
-      <w:bookmarkStart w:id="80" w:name="__RefHeading___Toc2644_3384282626"/>
+      <w:bookmarkStart w:id="80" w:name="__RefHeading___Toc2644_472264531"/>
       <w:bookmarkStart w:id="81" w:name="what-is-shared"/>
       <w:bookmarkEnd w:id="80"/>
       <w:r>
@@ -6950,7 +6950,7 @@
         <w:rPr>
           <w:sz w:val="20"/>
         </w:rPr>
-        <w:t>The blocks share the pipeline that is revision-independent, extracted once as common FUBs and instantiated by whichever generation layer needs them:</w:t>
+        <w:t>The blocks share the pipeline that is revision-independent, extracted once as common FUBs and instantiated by whichever generation plane needs them:</w:t>
       </w:r>
     </w:p>
     <w:tbl>
@@ -7385,7 +7385,7 @@
         <w:rPr>
           <w:sz w:val="20"/>
         </w:rPr>
-        <w:t xml:space="preserve">) — and the reason the layer exists at all is that the </w:t>
+        <w:t xml:space="preserve">) — and the reason the plane exists at all is that the </w:t>
       </w:r>
       <w:r>
         <w:rPr>
@@ -7425,7 +7425,7 @@
         <w:rPr>
           <w:sz w:val="20"/>
         </w:rPr>
-        <w:t xml:space="preserve"> and the simplified-spec books; the per-layer microarchitecture is </w:t>
+        <w:t xml:space="preserve"> and the simplified-spec books; the per-plane microarchitecture is </w:t>
       </w:r>
       <w:hyperlink r:id="rId26">
         <w:r>
@@ -7452,8 +7452,8 @@
         <w:spacing w:before="280" w:after="80"/>
         <w:rPr/>
       </w:pPr>
-      <w:bookmarkStart w:id="82" w:name="__RefHeading___Toc2646_3384282626"/>
-      <w:bookmarkStart w:id="83" w:name="what-the-layer-never-does"/>
+      <w:bookmarkStart w:id="82" w:name="__RefHeading___Toc2646_472264531"/>
+      <w:bookmarkStart w:id="83" w:name="what-the-plane-never-does"/>
       <w:bookmarkEnd w:id="82"/>
       <w:r>
         <w:rPr>
@@ -7471,7 +7471,7 @@
           <w:sz w:val="28"/>
         </w:rPr>
         <w:tab/>
-        <w:t>What the layer never does</w:t>
+        <w:t>What the plane never does</w:t>
       </w:r>
     </w:p>
     <w:p>
@@ -7483,7 +7483,7 @@
         <w:rPr>
           <w:sz w:val="20"/>
         </w:rPr>
-        <w:t xml:space="preserve">Per the family boundary doctrine, the DFI layer never absorbs PHY responsibilities: no training search, no calibration algorithm, no IO timing closure. The training layer speaks </w:t>
+        <w:t xml:space="preserve">Per the family boundary doctrine, the DFI plane never absorbs PHY responsibilities: no training search, no calibration algorithm, no IO timing closure. The training plane speaks </w:t>
       </w:r>
       <w:r>
         <w:rPr>
@@ -7497,7 +7497,7 @@
         <w:rPr>
           <w:sz w:val="20"/>
         </w:rPr>
-        <w:t xml:space="preserve"> the DFI layer through the documented CSR/contract surface (</w:t>
+        <w:t xml:space="preserve"> the DFI plane through the documented CSR/contract surface (</w:t>
       </w:r>
       <w:hyperlink r:id="rId27">
         <w:r>
@@ -7511,7 +7511,7 @@
         <w:rPr>
           <w:sz w:val="20"/>
         </w:rPr>
-        <w:t>); the PHY owns the mechanism. A DFI layer that starts calibrating is the boundary doctrine’s defect case, and the review that catches it is this chapter’s reason for existing.</w:t>
+        <w:t>); the PHY owns the mechanism. A DFI plane that starts calibrating is the boundary doctrine’s defect case, and the review that catches it is this chapter’s reason for existing.</w:t>
       </w:r>
     </w:p>
     <w:p>
@@ -7543,8 +7543,8 @@
         <w:pStyle w:val="Normal"/>
         <w:rPr/>
       </w:pPr>
-      <w:bookmarkStart w:id="84" w:name="Xba0e68e539aa7351d2f5c03a115f460d02e06c0"/>
-      <w:bookmarkStart w:id="85" w:name="what-the-layer-never-does"/>
+      <w:bookmarkStart w:id="84" w:name="X2f71a05472097ea1fe19625f162464bfb02eaff"/>
+      <w:bookmarkStart w:id="85" w:name="what-the-plane-never-does"/>
       <w:r>
         <w:rPr/>
         <mc:AlternateContent>
@@ -7613,7 +7613,7 @@
         <w:spacing w:before="360" w:after="120"/>
         <w:rPr/>
       </w:pPr>
-      <w:bookmarkStart w:id="86" w:name="__RefHeading___Toc2648_3384282626"/>
+      <w:bookmarkStart w:id="86" w:name="__RefHeading___Toc2648_472264531"/>
       <w:bookmarkStart w:id="87" w:name="Xc26196f7674c66983726de17c545c6649bb3fab"/>
       <w:bookmarkEnd w:id="86"/>
       <w:r>
@@ -7670,7 +7670,7 @@
         <w:spacing w:before="280" w:after="80"/>
         <w:rPr/>
       </w:pPr>
-      <w:bookmarkStart w:id="88" w:name="__RefHeading___Toc2650_3384282626"/>
+      <w:bookmarkStart w:id="88" w:name="__RefHeading___Toc2650_472264531"/>
       <w:bookmarkStart w:id="89" w:name="X8fa9d289b34687b6fa07df052b670cb17558661"/>
       <w:bookmarkEnd w:id="88"/>
       <w:r>
@@ -7747,7 +7747,7 @@
         <w:spacing w:before="280" w:after="80"/>
         <w:rPr/>
       </w:pPr>
-      <w:bookmarkStart w:id="90" w:name="__RefHeading___Toc2652_3384282626"/>
+      <w:bookmarkStart w:id="90" w:name="__RefHeading___Toc2652_472264531"/>
       <w:bookmarkStart w:id="91" w:name="parameterize-width-never-personality"/>
       <w:bookmarkEnd w:id="90"/>
       <w:r>
@@ -7851,7 +7851,7 @@
         <w:spacing w:before="280" w:after="80"/>
         <w:rPr/>
       </w:pPr>
-      <w:bookmarkStart w:id="92" w:name="__RefHeading___Toc2654_3384282626"/>
+      <w:bookmarkStart w:id="92" w:name="__RefHeading___Toc2654_472264531"/>
       <w:bookmarkStart w:id="93" w:name="X7c6b25d78360fe2e4fe81e68e87c32fcf8cda69"/>
       <w:bookmarkEnd w:id="92"/>
       <w:r>
@@ -7915,7 +7915,7 @@
         <w:spacing w:before="280" w:after="80"/>
         <w:rPr/>
       </w:pPr>
-      <w:bookmarkStart w:id="94" w:name="__RefHeading___Toc2656_3384282626"/>
+      <w:bookmarkStart w:id="94" w:name="__RefHeading___Toc2656_472264531"/>
       <w:bookmarkStart w:id="95" w:name="X416b554ca19ee0550a4692b0d160f4e163ab46b"/>
       <w:bookmarkEnd w:id="94"/>
       <w:r>
@@ -7946,14 +7946,14 @@
         <w:rPr>
           <w:sz w:val="20"/>
         </w:rPr>
-        <w:t>The RAS layer (</w:t>
+        <w:t>The RAS plane (</w:t>
       </w:r>
       <w:r>
         <w:rPr>
           <w:rStyle w:val="VerbatimChar"/>
           <w:sz w:val="20"/>
         </w:rPr>
-        <w:t>mc_ras_layer</w:t>
+        <w:t>mc_ras_plane</w:t>
       </w:r>
       <w:r>
         <w:rPr>
@@ -8006,7 +8006,7 @@
         <w:rPr>
           <w:sz w:val="20"/>
         </w:rPr>
-        <w:t xml:space="preserve"> “Possible more features in the ras layer are controlled by params. we will discuss as needed.” (partner, 2026-10-10.) A layer whose feature list is speculative is a layer nobody can validate; the transform pair is the only RAS structure with two customers today.</w:t>
+        <w:t xml:space="preserve"> “Possible more features in the ras plane are controlled by params. we will discuss as needed.” (partner, 2026-10-10.) A plane whose feature list is speculative is a plane nobody can validate; the transform pair is the only RAS structure with two customers today.</w:t>
       </w:r>
       <w:bookmarkEnd w:id="95"/>
     </w:p>
@@ -8019,7 +8019,7 @@
         <w:spacing w:before="280" w:after="80"/>
         <w:rPr/>
       </w:pPr>
-      <w:bookmarkStart w:id="96" w:name="__RefHeading___Toc2658_3384282626"/>
+      <w:bookmarkStart w:id="96" w:name="__RefHeading___Toc2658_472264531"/>
       <w:bookmarkStart w:id="97" w:name="X4e83b81ceef783af7b63185336af6225b7314d3"/>
       <w:bookmarkEnd w:id="96"/>
       <w:r>
@@ -8096,7 +8096,7 @@
         <w:spacing w:before="280" w:after="80"/>
         <w:rPr/>
       </w:pPr>
-      <w:bookmarkStart w:id="98" w:name="__RefHeading___Toc2660_3384282626"/>
+      <w:bookmarkStart w:id="98" w:name="__RefHeading___Toc2660_472264531"/>
       <w:bookmarkStart w:id="99" w:name="Xb3a20a7d499f0a0ca4e9f419fb6dadc4bc8a470"/>
       <w:bookmarkEnd w:id="98"/>
       <w:r>
@@ -8249,7 +8249,7 @@
         <w:spacing w:before="360" w:after="120"/>
         <w:rPr/>
       </w:pPr>
-      <w:bookmarkStart w:id="102" w:name="__RefHeading___Toc2662_3384282626"/>
+      <w:bookmarkStart w:id="102" w:name="__RefHeading___Toc2662_472264531"/>
       <w:bookmarkStart w:id="103" w:name="the-common-ip-layout"/>
       <w:bookmarkEnd w:id="102"/>
       <w:r>
@@ -8342,7 +8342,7 @@
         <w:rPr>
           <w:rStyle w:val="VerbatimChar"/>
         </w:rPr>
-        <w:t>│   ├── macro/                         the eight layers</w:t>
+        <w:t>│   ├── macro/                         the eight planes</w:t>
       </w:r>
       <w:r>
         <w:rPr/>
@@ -8352,7 +8352,7 @@
         <w:rPr>
           <w:rStyle w:val="VerbatimChar"/>
         </w:rPr>
-        <w:t>│   └── filelists/                     .f files: one per FUB/layer + mc_common_all.f</w:t>
+        <w:t>│   └── filelists/                     .f files: one per FUB/plane + mc_common_all.f</w:t>
       </w:r>
       <w:r>
         <w:rPr/>
@@ -8394,7 +8394,7 @@
         <w:spacing w:before="280" w:after="80"/>
         <w:rPr/>
       </w:pPr>
-      <w:bookmarkStart w:id="104" w:name="__RefHeading___Toc2664_3384282626"/>
+      <w:bookmarkStart w:id="104" w:name="__RefHeading___Toc2664_472264531"/>
       <w:bookmarkStart w:id="105" w:name="the-blocks-as-of-2026-10-10"/>
       <w:bookmarkEnd w:id="104"/>
       <w:r>
@@ -8474,7 +8474,7 @@
           <w:bCs/>
           <w:sz w:val="20"/>
         </w:rPr>
-        <w:t>Layers (macro/).</w:t>
+        <w:t>Planes (macro/).</w:t>
       </w:r>
     </w:p>
     <w:tbl>
@@ -8533,7 +8533,7 @@
                 <w:szCs w:val="24"/>
                 <w:lang w:val="en-US" w:eastAsia="en-US" w:bidi="ar-SA"/>
               </w:rPr>
-              <w:t>Layer</w:t>
+              <w:t>Plane</w:t>
             </w:r>
           </w:p>
         </w:tc>
@@ -8639,7 +8639,7 @@
                 <w:szCs w:val="24"/>
                 <w:lang w:val="en-US" w:eastAsia="en-US" w:bidi="ar-SA"/>
               </w:rPr>
-              <w:t>mc_axi4_layer</w:t>
+              <w:t>mc_axi4_plane</w:t>
             </w:r>
           </w:p>
         </w:tc>
@@ -8735,7 +8735,7 @@
                 <w:szCs w:val="24"/>
                 <w:lang w:val="en-US" w:eastAsia="en-US" w:bidi="ar-SA"/>
               </w:rPr>
-              <w:t>mc_storage_layer</w:t>
+              <w:t>mc_storage_plane</w:t>
             </w:r>
           </w:p>
         </w:tc>
@@ -8831,7 +8831,7 @@
                 <w:szCs w:val="24"/>
                 <w:lang w:val="en-US" w:eastAsia="en-US" w:bidi="ar-SA"/>
               </w:rPr>
-              <w:t>mc_scheduler_layer</w:t>
+              <w:t>mc_scheduler_plane</w:t>
             </w:r>
           </w:p>
         </w:tc>
@@ -8927,7 +8927,7 @@
                 <w:szCs w:val="24"/>
                 <w:lang w:val="en-US" w:eastAsia="en-US" w:bidi="ar-SA"/>
               </w:rPr>
-              <w:t>mc_training_layer</w:t>
+              <w:t>mc_training_plane</w:t>
             </w:r>
           </w:p>
         </w:tc>
@@ -9023,7 +9023,7 @@
                 <w:szCs w:val="24"/>
                 <w:lang w:val="en-US" w:eastAsia="en-US" w:bidi="ar-SA"/>
               </w:rPr>
-              <w:t>mc_ras_layer</w:t>
+              <w:t>mc_ras_plane</w:t>
             </w:r>
           </w:p>
         </w:tc>
@@ -9119,7 +9119,7 @@
                 <w:szCs w:val="24"/>
                 <w:lang w:val="en-US" w:eastAsia="en-US" w:bidi="ar-SA"/>
               </w:rPr>
-              <w:t>mc_dfi_2p1_layer</w:t>
+              <w:t>mc_dfi_2p1_plane</w:t>
             </w:r>
           </w:p>
         </w:tc>
@@ -9215,7 +9215,7 @@
                 <w:szCs w:val="24"/>
                 <w:lang w:val="en-US" w:eastAsia="en-US" w:bidi="ar-SA"/>
               </w:rPr>
-              <w:t>mc_dfi_3p1_layer</w:t>
+              <w:t>mc_dfi_3p1_plane</w:t>
             </w:r>
           </w:p>
         </w:tc>
@@ -9311,7 +9311,7 @@
                 <w:szCs w:val="24"/>
                 <w:lang w:val="en-US" w:eastAsia="en-US" w:bidi="ar-SA"/>
               </w:rPr>
-              <w:t>mc_dfi_4p0_layer</w:t>
+              <w:t>mc_dfi_4p0_plane</w:t>
             </w:r>
           </w:p>
         </w:tc>
@@ -9630,7 +9630,7 @@
         <w:rPr>
           <w:sz w:val="20"/>
         </w:rPr>
-        <w:t xml:space="preserve">. Each is owned by a layer and documented in that layer’s </w:t>
+        <w:t xml:space="preserve">. Each is owned by a plane and documented in that plane’s </w:t>
       </w:r>
       <w:hyperlink r:id="rId31">
         <w:r>
@@ -9670,7 +9670,7 @@
         <w:spacing w:before="280" w:after="80"/>
         <w:rPr/>
       </w:pPr>
-      <w:bookmarkStart w:id="106" w:name="__RefHeading___Toc2666_3384282626"/>
+      <w:bookmarkStart w:id="106" w:name="__RefHeading___Toc2666_472264531"/>
       <w:bookmarkStart w:id="107" w:name="X2611791d1bdfcecec1bf22dcc222e0c21c9b431"/>
       <w:bookmarkEnd w:id="106"/>
       <w:r>
@@ -9715,7 +9715,7 @@
         <w:spacing w:before="280" w:after="80"/>
         <w:rPr/>
       </w:pPr>
-      <w:bookmarkStart w:id="109" w:name="__RefHeading___Toc2668_3384282626"/>
+      <w:bookmarkStart w:id="109" w:name="__RefHeading___Toc2668_472264531"/>
       <w:bookmarkStart w:id="110" w:name="documentation-map"/>
       <w:bookmarkEnd w:id="109"/>
       <w:r>
@@ -9913,7 +9913,7 @@
                 <w:szCs w:val="24"/>
                 <w:lang w:val="en-US" w:eastAsia="en-US" w:bidi="ar-SA"/>
               </w:rPr>
-              <w:t>the layer-stack architecture, the seam, DFI naming, new doctrines</w:t>
+              <w:t>the plane-stack architecture, the seam, DFI naming, new doctrines</w:t>
             </w:r>
           </w:p>
         </w:tc>
@@ -10491,7 +10491,7 @@
         <w:spacing w:before="360" w:after="120"/>
         <w:rPr/>
       </w:pPr>
-      <w:bookmarkStart w:id="113" w:name="__RefHeading___Toc2670_3384282626"/>
+      <w:bookmarkStart w:id="113" w:name="__RefHeading___Toc2670_472264531"/>
       <w:bookmarkStart w:id="114" w:name="Xec01d7fcc00e62d53b5638288c846d5a89df379"/>
       <w:bookmarkEnd w:id="113"/>
       <w:r>
@@ -10534,7 +10534,7 @@
         <w:spacing w:before="280" w:after="80"/>
         <w:rPr/>
       </w:pPr>
-      <w:bookmarkStart w:id="115" w:name="__RefHeading___Toc2672_3384282626"/>
+      <w:bookmarkStart w:id="115" w:name="__RefHeading___Toc2672_472264531"/>
       <w:bookmarkStart w:id="116" w:name="the-product-names"/>
       <w:bookmarkEnd w:id="115"/>
       <w:r>
@@ -10721,7 +10721,7 @@
                 <w:szCs w:val="24"/>
                 <w:lang w:val="en-US" w:eastAsia="en-US" w:bidi="ar-SA"/>
               </w:rPr>
-              <w:t>DFI layer</w:t>
+              <w:t>DFI plane</w:t>
             </w:r>
           </w:p>
         </w:tc>
@@ -10850,7 +10850,7 @@
                 <w:szCs w:val="24"/>
                 <w:lang w:val="en-US" w:eastAsia="en-US" w:bidi="ar-SA"/>
               </w:rPr>
-              <w:t>mc_dfi_2p1_layer</w:t>
+              <w:t>mc_dfi_2p1_plane</w:t>
             </w:r>
           </w:p>
         </w:tc>
@@ -10979,7 +10979,7 @@
                 <w:szCs w:val="24"/>
                 <w:lang w:val="en-US" w:eastAsia="en-US" w:bidi="ar-SA"/>
               </w:rPr>
-              <w:t>mc_dfi_3p1_layer</w:t>
+              <w:t>mc_dfi_3p1_plane</w:t>
             </w:r>
           </w:p>
         </w:tc>
@@ -11108,7 +11108,7 @@
                 <w:szCs w:val="24"/>
                 <w:lang w:val="en-US" w:eastAsia="en-US" w:bidi="ar-SA"/>
               </w:rPr>
-              <w:t>mc_dfi_4p0_layer</w:t>
+              <w:t>mc_dfi_4p0_plane</w:t>
             </w:r>
           </w:p>
         </w:tc>
@@ -11124,7 +11124,7 @@
         <w:rPr>
           <w:sz w:val="20"/>
         </w:rPr>
-        <w:t>The naming is igneous, ordered, and owned here: future generations extend the list (basalt is reserved informally for the v5/DDR5 generation per the memtype encoding’s 2’b11 code). A product is a configuration of the common stack — layers selected, knobs set, rock children chosen — not a new RTL tree.</w:t>
+        <w:t>The naming is igneous, ordered, and owned here: future generations extend the list (basalt is reserved informally for the v5/DDR5 generation per the memtype encoding’s 2’b11 code). A product is a configuration of the common stack — planes selected, knobs set, rock children chosen — not a new RTL tree.</w:t>
       </w:r>
       <w:bookmarkEnd w:id="117"/>
     </w:p>
@@ -11137,7 +11137,7 @@
         <w:spacing w:before="280" w:after="80"/>
         <w:rPr/>
       </w:pPr>
-      <w:bookmarkStart w:id="118" w:name="__RefHeading___Toc2674_3384282626"/>
+      <w:bookmarkStart w:id="118" w:name="__RefHeading___Toc2674_472264531"/>
       <w:bookmarkStart w:id="119" w:name="Xa16f4717d14061f81a0dc9a449617a75cce903a"/>
       <w:bookmarkEnd w:id="118"/>
       <w:r>
@@ -11185,11 +11185,11 @@
           <w:b/>
           <w:bCs/>
         </w:rPr>
-        <w:t>Storage layer in its lite configuration.</w:t>
-      </w:r>
-      <w:r>
-        <w:rPr/>
-        <w:t xml:space="preserve"> “Off” is not literal: the scheduler’s pick machinery argmaxes over schedulable-entry vectors, and something must hold those entries. Lite means the stripped AXI-layer configuration serving N=1, in-order — the seam vectors with one entry behind them (Ch 2.2). The entry store can shrink toward one; it cannot reach zero.</w:t>
+        <w:t>Storage plane in its lite configuration.</w:t>
+      </w:r>
+      <w:r>
+        <w:rPr/>
+        <w:t xml:space="preserve"> “Off” is not literal: the scheduler’s pick machinery argmaxes over schedulable-entry vectors, and something must hold those entries. Lite means the stripped AXI-plane configuration serving N=1, in-order — the seam vectors with one entry behind them (Ch 2.2). The entry store can shrink toward one; it cannot reach zero.</w:t>
       </w:r>
     </w:p>
     <w:p>
@@ -11206,7 +11206,7 @@
           <w:b/>
           <w:bCs/>
         </w:rPr>
-        <w:t>RAS layer absent.</w:t>
+        <w:t>RAS plane absent.</w:t>
       </w:r>
       <w:r>
         <w:rPr/>
@@ -11283,7 +11283,7 @@
         <w:rPr>
           <w:sz w:val="20"/>
         </w:rPr>
-        <w:t>: the cheapest full proof that the common core runs correctly with its optional layers at minimum and absent, before gabbro/diorite spend area on features the v2 generation will never see.</w:t>
+        <w:t>: the cheapest full proof that the common core runs correctly with its optional planes at minimum and absent, before gabbro/diorite spend area on features the v2 generation will never see.</w:t>
       </w:r>
       <w:bookmarkEnd w:id="119"/>
     </w:p>
@@ -11296,7 +11296,7 @@
         <w:spacing w:before="280" w:after="80"/>
         <w:rPr/>
       </w:pPr>
-      <w:bookmarkStart w:id="120" w:name="__RefHeading___Toc2676_3384282626"/>
+      <w:bookmarkStart w:id="120" w:name="__RefHeading___Toc2676_472264531"/>
       <w:bookmarkStart w:id="121" w:name="the-research-lines-role"/>
       <w:bookmarkEnd w:id="120"/>
       <w:r>
@@ -11341,7 +11341,7 @@
         <w:spacing w:before="280" w:after="80"/>
         <w:rPr/>
       </w:pPr>
-      <w:bookmarkStart w:id="123" w:name="__RefHeading___Toc2678_3384282626"/>
+      <w:bookmarkStart w:id="123" w:name="__RefHeading___Toc2678_472264531"/>
       <w:bookmarkStart w:id="124" w:name="relationship-to-the-rocks-books"/>
       <w:bookmarkEnd w:id="123"/>
       <w:r>

--- a/projects/components/mem-ctrl-ip/common-ip/docs/mem_ctrl_ip_family_HAS_v0.1.docx
+++ b/projects/components/mem-ctrl-ip/common-ip/docs/mem_ctrl_ip_family_HAS_v0.1.docx
@@ -122,7 +122,7 @@
             </w:rPr>
             <w:fldChar w:fldCharType="separate"/>
           </w:r>
-          <w:hyperlink w:anchor="__RefHeading___Toc2576_472264531">
+          <w:hyperlink w:anchor="__RefHeading___Toc2576_459947062">
             <w:r>
               <w:rPr>
                 <w:webHidden/>
@@ -143,7 +143,7 @@
             </w:tabs>
             <w:rPr/>
           </w:pPr>
-          <w:hyperlink w:anchor="__RefHeading___Toc2578_472264531">
+          <w:hyperlink w:anchor="__RefHeading___Toc2578_459947062">
             <w:r>
               <w:rPr>
                 <w:webHidden/>
@@ -164,7 +164,7 @@
             </w:tabs>
             <w:rPr/>
           </w:pPr>
-          <w:hyperlink w:anchor="__RefHeading___Toc2580_472264531">
+          <w:hyperlink w:anchor="__RefHeading___Toc2580_459947062">
             <w:r>
               <w:rPr>
                 <w:webHidden/>
@@ -185,7 +185,7 @@
             </w:tabs>
             <w:rPr/>
           </w:pPr>
-          <w:hyperlink w:anchor="__RefHeading___Toc2582_472264531">
+          <w:hyperlink w:anchor="__RefHeading___Toc2582_459947062">
             <w:r>
               <w:rPr>
                 <w:webHidden/>
@@ -206,7 +206,7 @@
             </w:tabs>
             <w:rPr/>
           </w:pPr>
-          <w:hyperlink w:anchor="__RefHeading___Toc2584_472264531">
+          <w:hyperlink w:anchor="__RefHeading___Toc2584_459947062">
             <w:r>
               <w:rPr>
                 <w:webHidden/>
@@ -227,7 +227,7 @@
             </w:tabs>
             <w:rPr/>
           </w:pPr>
-          <w:hyperlink w:anchor="__RefHeading___Toc2586_472264531">
+          <w:hyperlink w:anchor="__RefHeading___Toc2586_459947062">
             <w:r>
               <w:rPr>
                 <w:webHidden/>
@@ -248,7 +248,7 @@
             </w:tabs>
             <w:rPr/>
           </w:pPr>
-          <w:hyperlink w:anchor="__RefHeading___Toc2588_472264531">
+          <w:hyperlink w:anchor="__RefHeading___Toc2588_459947062">
             <w:r>
               <w:rPr>
                 <w:webHidden/>
@@ -269,7 +269,7 @@
             </w:tabs>
             <w:rPr/>
           </w:pPr>
-          <w:hyperlink w:anchor="__RefHeading___Toc2590_472264531">
+          <w:hyperlink w:anchor="__RefHeading___Toc2590_459947062">
             <w:r>
               <w:rPr>
                 <w:webHidden/>
@@ -290,7 +290,7 @@
             </w:tabs>
             <w:rPr/>
           </w:pPr>
-          <w:hyperlink w:anchor="__RefHeading___Toc2592_472264531">
+          <w:hyperlink w:anchor="__RefHeading___Toc2592_459947062">
             <w:r>
               <w:rPr>
                 <w:webHidden/>
@@ -311,7 +311,7 @@
             </w:tabs>
             <w:rPr/>
           </w:pPr>
-          <w:hyperlink w:anchor="__RefHeading___Toc2594_472264531">
+          <w:hyperlink w:anchor="__RefHeading___Toc2594_459947062">
             <w:r>
               <w:rPr>
                 <w:webHidden/>
@@ -332,7 +332,7 @@
             </w:tabs>
             <w:rPr/>
           </w:pPr>
-          <w:hyperlink w:anchor="__RefHeading___Toc2596_472264531">
+          <w:hyperlink w:anchor="__RefHeading___Toc2596_459947062">
             <w:r>
               <w:rPr>
                 <w:webHidden/>
@@ -353,7 +353,7 @@
             </w:tabs>
             <w:rPr/>
           </w:pPr>
-          <w:hyperlink w:anchor="__RefHeading___Toc2598_472264531">
+          <w:hyperlink w:anchor="__RefHeading___Toc2598_459947062">
             <w:r>
               <w:rPr>
                 <w:webHidden/>
@@ -374,7 +374,7 @@
             </w:tabs>
             <w:rPr/>
           </w:pPr>
-          <w:hyperlink w:anchor="__RefHeading___Toc2600_472264531">
+          <w:hyperlink w:anchor="__RefHeading___Toc2600_459947062">
             <w:r>
               <w:rPr>
                 <w:webHidden/>
@@ -395,7 +395,7 @@
             </w:tabs>
             <w:rPr/>
           </w:pPr>
-          <w:hyperlink w:anchor="__RefHeading___Toc2602_472264531">
+          <w:hyperlink w:anchor="__RefHeading___Toc2602_459947062">
             <w:r>
               <w:rPr>
                 <w:webHidden/>
@@ -416,7 +416,7 @@
             </w:tabs>
             <w:rPr/>
           </w:pPr>
-          <w:hyperlink w:anchor="__RefHeading___Toc2604_472264531">
+          <w:hyperlink w:anchor="__RefHeading___Toc2604_459947062">
             <w:r>
               <w:rPr>
                 <w:webHidden/>
@@ -437,7 +437,7 @@
             </w:tabs>
             <w:rPr/>
           </w:pPr>
-          <w:hyperlink w:anchor="__RefHeading___Toc2606_472264531">
+          <w:hyperlink w:anchor="__RefHeading___Toc2606_459947062">
             <w:r>
               <w:rPr>
                 <w:webHidden/>
@@ -458,7 +458,7 @@
             </w:tabs>
             <w:rPr/>
           </w:pPr>
-          <w:hyperlink w:anchor="__RefHeading___Toc2608_472264531">
+          <w:hyperlink w:anchor="__RefHeading___Toc2608_459947062">
             <w:r>
               <w:rPr>
                 <w:webHidden/>
@@ -479,7 +479,7 @@
             </w:tabs>
             <w:rPr/>
           </w:pPr>
-          <w:hyperlink w:anchor="__RefHeading___Toc2610_472264531">
+          <w:hyperlink w:anchor="__RefHeading___Toc2610_459947062">
             <w:r>
               <w:rPr>
                 <w:webHidden/>
@@ -500,7 +500,7 @@
             </w:tabs>
             <w:rPr/>
           </w:pPr>
-          <w:hyperlink w:anchor="__RefHeading___Toc2612_472264531">
+          <w:hyperlink w:anchor="__RefHeading___Toc2612_459947062">
             <w:r>
               <w:rPr>
                 <w:webHidden/>
@@ -521,7 +521,7 @@
             </w:tabs>
             <w:rPr/>
           </w:pPr>
-          <w:hyperlink w:anchor="__RefHeading___Toc2614_472264531">
+          <w:hyperlink w:anchor="__RefHeading___Toc2614_459947062">
             <w:r>
               <w:rPr>
                 <w:webHidden/>
@@ -542,7 +542,7 @@
             </w:tabs>
             <w:rPr/>
           </w:pPr>
-          <w:hyperlink w:anchor="__RefHeading___Toc2616_472264531">
+          <w:hyperlink w:anchor="__RefHeading___Toc2616_459947062">
             <w:r>
               <w:rPr>
                 <w:webHidden/>
@@ -563,7 +563,7 @@
             </w:tabs>
             <w:rPr/>
           </w:pPr>
-          <w:hyperlink w:anchor="__RefHeading___Toc2618_472264531">
+          <w:hyperlink w:anchor="__RefHeading___Toc2618_459947062">
             <w:r>
               <w:rPr>
                 <w:webHidden/>
@@ -584,7 +584,7 @@
             </w:tabs>
             <w:rPr/>
           </w:pPr>
-          <w:hyperlink w:anchor="__RefHeading___Toc2620_472264531">
+          <w:hyperlink w:anchor="__RefHeading___Toc2620_459947062">
             <w:r>
               <w:rPr>
                 <w:webHidden/>
@@ -605,7 +605,7 @@
             </w:tabs>
             <w:rPr/>
           </w:pPr>
-          <w:hyperlink w:anchor="__RefHeading___Toc2622_472264531">
+          <w:hyperlink w:anchor="__RefHeading___Toc2622_459947062">
             <w:r>
               <w:rPr>
                 <w:webHidden/>
@@ -626,7 +626,7 @@
             </w:tabs>
             <w:rPr/>
           </w:pPr>
-          <w:hyperlink w:anchor="__RefHeading___Toc2624_472264531">
+          <w:hyperlink w:anchor="__RefHeading___Toc2624_459947062">
             <w:r>
               <w:rPr>
                 <w:webHidden/>
@@ -647,7 +647,7 @@
             </w:tabs>
             <w:rPr/>
           </w:pPr>
-          <w:hyperlink w:anchor="__RefHeading___Toc2626_472264531">
+          <w:hyperlink w:anchor="__RefHeading___Toc2626_459947062">
             <w:r>
               <w:rPr>
                 <w:webHidden/>
@@ -668,7 +668,7 @@
             </w:tabs>
             <w:rPr/>
           </w:pPr>
-          <w:hyperlink w:anchor="__RefHeading___Toc2628_472264531">
+          <w:hyperlink w:anchor="__RefHeading___Toc2628_459947062">
             <w:r>
               <w:rPr>
                 <w:webHidden/>
@@ -689,7 +689,7 @@
             </w:tabs>
             <w:rPr/>
           </w:pPr>
-          <w:hyperlink w:anchor="__RefHeading___Toc2630_472264531">
+          <w:hyperlink w:anchor="__RefHeading___Toc2630_459947062">
             <w:r>
               <w:rPr>
                 <w:webHidden/>
@@ -710,7 +710,7 @@
             </w:tabs>
             <w:rPr/>
           </w:pPr>
-          <w:hyperlink w:anchor="__RefHeading___Toc2632_472264531">
+          <w:hyperlink w:anchor="__RefHeading___Toc2632_459947062">
             <w:r>
               <w:rPr>
                 <w:webHidden/>
@@ -731,7 +731,7 @@
             </w:tabs>
             <w:rPr/>
           </w:pPr>
-          <w:hyperlink w:anchor="__RefHeading___Toc2634_472264531">
+          <w:hyperlink w:anchor="__RefHeading___Toc2634_459947062">
             <w:r>
               <w:rPr>
                 <w:webHidden/>
@@ -752,7 +752,7 @@
             </w:tabs>
             <w:rPr/>
           </w:pPr>
-          <w:hyperlink w:anchor="__RefHeading___Toc2636_472264531">
+          <w:hyperlink w:anchor="__RefHeading___Toc2636_459947062">
             <w:r>
               <w:rPr>
                 <w:webHidden/>
@@ -773,7 +773,7 @@
             </w:tabs>
             <w:rPr/>
           </w:pPr>
-          <w:hyperlink w:anchor="__RefHeading___Toc2638_472264531">
+          <w:hyperlink w:anchor="__RefHeading___Toc2638_459947062">
             <w:r>
               <w:rPr>
                 <w:webHidden/>
@@ -794,7 +794,7 @@
             </w:tabs>
             <w:rPr/>
           </w:pPr>
-          <w:hyperlink w:anchor="__RefHeading___Toc2640_472264531">
+          <w:hyperlink w:anchor="__RefHeading___Toc2640_459947062">
             <w:r>
               <w:rPr>
                 <w:webHidden/>
@@ -815,7 +815,7 @@
             </w:tabs>
             <w:rPr/>
           </w:pPr>
-          <w:hyperlink w:anchor="__RefHeading___Toc2642_472264531">
+          <w:hyperlink w:anchor="__RefHeading___Toc2642_459947062">
             <w:r>
               <w:rPr>
                 <w:webHidden/>
@@ -836,7 +836,7 @@
             </w:tabs>
             <w:rPr/>
           </w:pPr>
-          <w:hyperlink w:anchor="__RefHeading___Toc2644_472264531">
+          <w:hyperlink w:anchor="__RefHeading___Toc2644_459947062">
             <w:r>
               <w:rPr>
                 <w:webHidden/>
@@ -857,7 +857,7 @@
             </w:tabs>
             <w:rPr/>
           </w:pPr>
-          <w:hyperlink w:anchor="__RefHeading___Toc2646_472264531">
+          <w:hyperlink w:anchor="__RefHeading___Toc2646_459947062">
             <w:r>
               <w:rPr>
                 <w:webHidden/>
@@ -878,7 +878,7 @@
             </w:tabs>
             <w:rPr/>
           </w:pPr>
-          <w:hyperlink w:anchor="__RefHeading___Toc2648_472264531">
+          <w:hyperlink w:anchor="__RefHeading___Toc2648_459947062">
             <w:r>
               <w:rPr>
                 <w:webHidden/>
@@ -899,7 +899,7 @@
             </w:tabs>
             <w:rPr/>
           </w:pPr>
-          <w:hyperlink w:anchor="__RefHeading___Toc2650_472264531">
+          <w:hyperlink w:anchor="__RefHeading___Toc2650_459947062">
             <w:r>
               <w:rPr>
                 <w:webHidden/>
@@ -920,7 +920,7 @@
             </w:tabs>
             <w:rPr/>
           </w:pPr>
-          <w:hyperlink w:anchor="__RefHeading___Toc2652_472264531">
+          <w:hyperlink w:anchor="__RefHeading___Toc2652_459947062">
             <w:r>
               <w:rPr>
                 <w:webHidden/>
@@ -941,7 +941,7 @@
             </w:tabs>
             <w:rPr/>
           </w:pPr>
-          <w:hyperlink w:anchor="__RefHeading___Toc2654_472264531">
+          <w:hyperlink w:anchor="__RefHeading___Toc2654_459947062">
             <w:r>
               <w:rPr>
                 <w:webHidden/>
@@ -962,7 +962,7 @@
             </w:tabs>
             <w:rPr/>
           </w:pPr>
-          <w:hyperlink w:anchor="__RefHeading___Toc2656_472264531">
+          <w:hyperlink w:anchor="__RefHeading___Toc2656_459947062">
             <w:r>
               <w:rPr>
                 <w:webHidden/>
@@ -983,7 +983,7 @@
             </w:tabs>
             <w:rPr/>
           </w:pPr>
-          <w:hyperlink w:anchor="__RefHeading___Toc2658_472264531">
+          <w:hyperlink w:anchor="__RefHeading___Toc2658_459947062">
             <w:r>
               <w:rPr>
                 <w:webHidden/>
@@ -1004,7 +1004,7 @@
             </w:tabs>
             <w:rPr/>
           </w:pPr>
-          <w:hyperlink w:anchor="__RefHeading___Toc2660_472264531">
+          <w:hyperlink w:anchor="__RefHeading___Toc2660_459947062">
             <w:r>
               <w:rPr>
                 <w:webHidden/>
@@ -1025,7 +1025,7 @@
             </w:tabs>
             <w:rPr/>
           </w:pPr>
-          <w:hyperlink w:anchor="__RefHeading___Toc2662_472264531">
+          <w:hyperlink w:anchor="__RefHeading___Toc2662_459947062">
             <w:r>
               <w:rPr>
                 <w:webHidden/>
@@ -1046,7 +1046,7 @@
             </w:tabs>
             <w:rPr/>
           </w:pPr>
-          <w:hyperlink w:anchor="__RefHeading___Toc2664_472264531">
+          <w:hyperlink w:anchor="__RefHeading___Toc2664_459947062">
             <w:r>
               <w:rPr>
                 <w:webHidden/>
@@ -1067,7 +1067,7 @@
             </w:tabs>
             <w:rPr/>
           </w:pPr>
-          <w:hyperlink w:anchor="__RefHeading___Toc2666_472264531">
+          <w:hyperlink w:anchor="__RefHeading___Toc2666_459947062">
             <w:r>
               <w:rPr>
                 <w:webHidden/>
@@ -1088,7 +1088,7 @@
             </w:tabs>
             <w:rPr/>
           </w:pPr>
-          <w:hyperlink w:anchor="__RefHeading___Toc2668_472264531">
+          <w:hyperlink w:anchor="__RefHeading___Toc2668_459947062">
             <w:r>
               <w:rPr>
                 <w:webHidden/>
@@ -1109,7 +1109,7 @@
             </w:tabs>
             <w:rPr/>
           </w:pPr>
-          <w:hyperlink w:anchor="__RefHeading___Toc2670_472264531">
+          <w:hyperlink w:anchor="__RefHeading___Toc2670_459947062">
             <w:r>
               <w:rPr>
                 <w:webHidden/>
@@ -1130,7 +1130,7 @@
             </w:tabs>
             <w:rPr/>
           </w:pPr>
-          <w:hyperlink w:anchor="__RefHeading___Toc2672_472264531">
+          <w:hyperlink w:anchor="__RefHeading___Toc2672_459947062">
             <w:r>
               <w:rPr>
                 <w:webHidden/>
@@ -1151,7 +1151,7 @@
             </w:tabs>
             <w:rPr/>
           </w:pPr>
-          <w:hyperlink w:anchor="__RefHeading___Toc2674_472264531">
+          <w:hyperlink w:anchor="__RefHeading___Toc2674_459947062">
             <w:r>
               <w:rPr>
                 <w:webHidden/>
@@ -1172,7 +1172,7 @@
             </w:tabs>
             <w:rPr/>
           </w:pPr>
-          <w:hyperlink w:anchor="__RefHeading___Toc2676_472264531">
+          <w:hyperlink w:anchor="__RefHeading___Toc2676_459947062">
             <w:r>
               <w:rPr>
                 <w:webHidden/>
@@ -1193,7 +1193,7 @@
             </w:tabs>
             <w:rPr/>
           </w:pPr>
-          <w:hyperlink w:anchor="__RefHeading___Toc2678_472264531">
+          <w:hyperlink w:anchor="__RefHeading___Toc2678_459947062">
             <w:r>
               <w:rPr>
                 <w:webHidden/>
@@ -1316,7 +1316,7 @@
         <w:spacing w:before="0" w:after="120"/>
         <w:rPr/>
       </w:pPr>
-      <w:bookmarkStart w:id="2" w:name="__RefHeading___Toc2576_472264531"/>
+      <w:bookmarkStart w:id="2" w:name="__RefHeading___Toc2576_459947062"/>
       <w:bookmarkEnd w:id="2"/>
       <w:r>
         <w:rPr>
@@ -1354,7 +1354,7 @@
         <w:rPr>
           <w:sz w:val="20"/>
         </w:rPr>
-        <w:t xml:space="preserve"> 2026-10-11</w:t>
+        <w:t xml:space="preserve"> 2026-10-13</w:t>
       </w:r>
     </w:p>
     <w:p>
@@ -1454,7 +1454,7 @@
         <w:spacing w:before="360" w:after="120"/>
         <w:rPr/>
       </w:pPr>
-      <w:bookmarkStart w:id="4" w:name="__RefHeading___Toc2578_472264531"/>
+      <w:bookmarkStart w:id="4" w:name="__RefHeading___Toc2578_459947062"/>
       <w:bookmarkStart w:id="5" w:name="X616197512f394804f2fbf1774110e6f38740946"/>
       <w:bookmarkEnd w:id="4"/>
       <w:r>
@@ -1655,7 +1655,7 @@
         <w:spacing w:before="280" w:after="80"/>
         <w:rPr/>
       </w:pPr>
-      <w:bookmarkStart w:id="6" w:name="__RefHeading___Toc2580_472264531"/>
+      <w:bookmarkStart w:id="6" w:name="__RefHeading___Toc2580_459947062"/>
       <w:bookmarkStart w:id="7" w:name="document-organization"/>
       <w:bookmarkEnd w:id="6"/>
       <w:r>
@@ -1703,7 +1703,7 @@
         <w:spacing w:before="200" w:after="80"/>
         <w:rPr/>
       </w:pPr>
-      <w:bookmarkStart w:id="8" w:name="__RefHeading___Toc2582_472264531"/>
+      <w:bookmarkStart w:id="8" w:name="__RefHeading___Toc2582_459947062"/>
       <w:bookmarkStart w:id="9" w:name="front-matter"/>
       <w:bookmarkEnd w:id="8"/>
       <w:r>
@@ -1751,7 +1751,7 @@
         <w:spacing w:before="200" w:after="80"/>
         <w:rPr/>
       </w:pPr>
-      <w:bookmarkStart w:id="11" w:name="__RefHeading___Toc2584_472264531"/>
+      <w:bookmarkStart w:id="11" w:name="__RefHeading___Toc2584_459947062"/>
       <w:bookmarkStart w:id="12" w:name="chapter-1-the-family-package"/>
       <w:bookmarkEnd w:id="11"/>
       <w:r>
@@ -1807,7 +1807,7 @@
         <w:spacing w:before="200" w:after="80"/>
         <w:rPr/>
       </w:pPr>
-      <w:bookmarkStart w:id="13" w:name="__RefHeading___Toc2586_472264531"/>
+      <w:bookmarkStart w:id="13" w:name="__RefHeading___Toc2586_459947062"/>
       <w:bookmarkStart w:id="14" w:name="Xf14736305eeb43035ee1e63d7452c54fdfb357f"/>
       <w:bookmarkEnd w:id="13"/>
       <w:r>
@@ -1880,7 +1880,7 @@
         <w:spacing w:before="200" w:after="80"/>
         <w:rPr/>
       </w:pPr>
-      <w:bookmarkStart w:id="15" w:name="__RefHeading___Toc2588_472264531"/>
+      <w:bookmarkStart w:id="15" w:name="__RefHeading___Toc2588_459947062"/>
       <w:bookmarkStart w:id="16" w:name="Xca61b770759e5210bae13b4e376f0bea423c177"/>
       <w:bookmarkEnd w:id="15"/>
       <w:r>
@@ -1953,7 +1953,7 @@
         <w:spacing w:before="200" w:after="80"/>
         <w:rPr/>
       </w:pPr>
-      <w:bookmarkStart w:id="17" w:name="__RefHeading___Toc2590_472264531"/>
+      <w:bookmarkStart w:id="17" w:name="__RefHeading___Toc2590_459947062"/>
       <w:bookmarkStart w:id="18" w:name="X3c788bd955669b3981a083274f9d00c7de4d099"/>
       <w:bookmarkEnd w:id="17"/>
       <w:r>
@@ -2026,7 +2026,7 @@
         <w:spacing w:before="200" w:after="80"/>
         <w:rPr/>
       </w:pPr>
-      <w:bookmarkStart w:id="19" w:name="__RefHeading___Toc2592_472264531"/>
+      <w:bookmarkStart w:id="19" w:name="__RefHeading___Toc2592_459947062"/>
       <w:bookmarkStart w:id="20" w:name="chapter-5-mc_training_plane"/>
       <w:bookmarkEnd w:id="19"/>
       <w:r>
@@ -2091,7 +2091,7 @@
         <w:spacing w:before="200" w:after="80"/>
         <w:rPr/>
       </w:pPr>
-      <w:bookmarkStart w:id="21" w:name="__RefHeading___Toc2594_472264531"/>
+      <w:bookmarkStart w:id="21" w:name="__RefHeading___Toc2594_459947062"/>
       <w:bookmarkStart w:id="22" w:name="chapter-6-mc_ras_plane"/>
       <w:bookmarkEnd w:id="21"/>
       <w:r>
@@ -2156,7 +2156,7 @@
         <w:spacing w:before="200" w:after="80"/>
         <w:rPr/>
       </w:pPr>
-      <w:bookmarkStart w:id="23" w:name="__RefHeading___Toc2596_472264531"/>
+      <w:bookmarkStart w:id="23" w:name="__RefHeading___Toc2596_459947062"/>
       <w:bookmarkStart w:id="24" w:name="Xd99f3ff4559b913c3fff50e066bb3e9d44ccbe9"/>
       <w:bookmarkEnd w:id="23"/>
       <w:r>
@@ -2229,7 +2229,7 @@
         <w:spacing w:before="200" w:after="80"/>
         <w:rPr/>
       </w:pPr>
-      <w:bookmarkStart w:id="25" w:name="__RefHeading___Toc2598_472264531"/>
+      <w:bookmarkStart w:id="25" w:name="__RefHeading___Toc2598_459947062"/>
       <w:bookmarkStart w:id="26" w:name="chapter-8-mc_dfi_3p1_plane"/>
       <w:bookmarkEnd w:id="25"/>
       <w:r>
@@ -2294,7 +2294,7 @@
         <w:spacing w:before="200" w:after="80"/>
         <w:rPr/>
       </w:pPr>
-      <w:bookmarkStart w:id="27" w:name="__RefHeading___Toc2600_472264531"/>
+      <w:bookmarkStart w:id="27" w:name="__RefHeading___Toc2600_459947062"/>
       <w:bookmarkStart w:id="28" w:name="chapter-9-mc_dfi_4p0_plane"/>
       <w:bookmarkEnd w:id="27"/>
       <w:r>
@@ -2453,7 +2453,7 @@
         <w:spacing w:before="360" w:after="120"/>
         <w:rPr/>
       </w:pPr>
-      <w:bookmarkStart w:id="32" w:name="__RefHeading___Toc2602_472264531"/>
+      <w:bookmarkStart w:id="32" w:name="__RefHeading___Toc2602_459947062"/>
       <w:bookmarkStart w:id="33" w:name="document-information"/>
       <w:bookmarkEnd w:id="32"/>
       <w:r>
@@ -3036,7 +3036,7 @@
         <w:spacing w:before="280" w:after="80"/>
         <w:rPr/>
       </w:pPr>
-      <w:bookmarkStart w:id="34" w:name="__RefHeading___Toc2604_472264531"/>
+      <w:bookmarkStart w:id="34" w:name="__RefHeading___Toc2604_459947062"/>
       <w:bookmarkEnd w:id="34"/>
       <w:r>
         <w:rPr>
@@ -3319,7 +3319,7 @@
         <w:spacing w:before="280" w:after="80"/>
         <w:rPr/>
       </w:pPr>
-      <w:bookmarkStart w:id="35" w:name="__RefHeading___Toc2606_472264531"/>
+      <w:bookmarkStart w:id="35" w:name="__RefHeading___Toc2606_459947062"/>
       <w:bookmarkEnd w:id="35"/>
       <w:r>
         <w:rPr>
@@ -3871,7 +3871,7 @@
         <w:spacing w:before="360" w:after="120"/>
         <w:rPr/>
       </w:pPr>
-      <w:bookmarkStart w:id="37" w:name="__RefHeading___Toc2608_472264531"/>
+      <w:bookmarkStart w:id="37" w:name="__RefHeading___Toc2608_459947062"/>
       <w:bookmarkStart w:id="38" w:name="purpose-scope-and-the-two-lines"/>
       <w:bookmarkEnd w:id="37"/>
       <w:r>
@@ -3902,7 +3902,7 @@
         <w:spacing w:before="280" w:after="80"/>
         <w:rPr/>
       </w:pPr>
-      <w:bookmarkStart w:id="39" w:name="__RefHeading___Toc2610_472264531"/>
+      <w:bookmarkStart w:id="39" w:name="__RefHeading___Toc2610_459947062"/>
       <w:bookmarkStart w:id="40" w:name="purpose"/>
       <w:bookmarkEnd w:id="39"/>
       <w:r>
@@ -4056,7 +4056,7 @@
         <w:spacing w:before="280" w:after="80"/>
         <w:rPr/>
       </w:pPr>
-      <w:bookmarkStart w:id="41" w:name="__RefHeading___Toc2612_472264531"/>
+      <w:bookmarkStart w:id="41" w:name="__RefHeading___Toc2612_459947062"/>
       <w:bookmarkStart w:id="42" w:name="X02b33bbc1801cd189339d45a688fcaae9520a66"/>
       <w:bookmarkEnd w:id="41"/>
       <w:r>
@@ -4139,7 +4139,7 @@
         <w:spacing w:before="280" w:after="80"/>
         <w:rPr/>
       </w:pPr>
-      <w:bookmarkStart w:id="43" w:name="__RefHeading___Toc2614_472264531"/>
+      <w:bookmarkStart w:id="43" w:name="__RefHeading___Toc2614_459947062"/>
       <w:bookmarkStart w:id="44" w:name="the-two-lines-research-and-product"/>
       <w:bookmarkEnd w:id="43"/>
       <w:r>
@@ -4251,7 +4251,7 @@
         <w:spacing w:before="280" w:after="80"/>
         <w:rPr/>
       </w:pPr>
-      <w:bookmarkStart w:id="45" w:name="__RefHeading___Toc2616_472264531"/>
+      <w:bookmarkStart w:id="45" w:name="__RefHeading___Toc2616_459947062"/>
       <w:bookmarkStart w:id="46" w:name="what-this-book-binds"/>
       <w:bookmarkEnd w:id="45"/>
       <w:r>
@@ -4396,7 +4396,7 @@
         <w:spacing w:before="280" w:after="80"/>
         <w:rPr/>
       </w:pPr>
-      <w:bookmarkStart w:id="48" w:name="__RefHeading___Toc2618_472264531"/>
+      <w:bookmarkStart w:id="48" w:name="__RefHeading___Toc2618_459947062"/>
       <w:bookmarkStart w:id="49" w:name="conventions"/>
       <w:bookmarkEnd w:id="48"/>
       <w:r>
@@ -4529,7 +4529,7 @@
         <w:spacing w:before="360" w:after="120"/>
         <w:rPr/>
       </w:pPr>
-      <w:bookmarkStart w:id="52" w:name="__RefHeading___Toc2620_472264531"/>
+      <w:bookmarkStart w:id="52" w:name="__RefHeading___Toc2620_459947062"/>
       <w:bookmarkStart w:id="53" w:name="X35fb09d53ce58ee1df67816bcaac5b674efa180"/>
       <w:bookmarkEnd w:id="52"/>
       <w:r>
@@ -4642,7 +4642,7 @@
         <w:spacing w:before="280" w:after="80"/>
         <w:rPr/>
       </w:pPr>
-      <w:bookmarkStart w:id="54" w:name="__RefHeading___Toc2622_472264531"/>
+      <w:bookmarkStart w:id="54" w:name="__RefHeading___Toc2622_459947062"/>
       <w:bookmarkEnd w:id="54"/>
       <w:r>
         <w:rPr>
@@ -5737,7 +5737,7 @@
         <w:spacing w:before="280" w:after="80"/>
         <w:rPr/>
       </w:pPr>
-      <w:bookmarkStart w:id="56" w:name="__RefHeading___Toc2624_472264531"/>
+      <w:bookmarkStart w:id="56" w:name="__RefHeading___Toc2624_459947062"/>
       <w:bookmarkEnd w:id="56"/>
       <w:r>
         <w:rPr>
@@ -5833,7 +5833,7 @@
         <w:spacing w:before="280" w:after="80"/>
         <w:rPr/>
       </w:pPr>
-      <w:bookmarkStart w:id="57" w:name="__RefHeading___Toc2626_472264531"/>
+      <w:bookmarkStart w:id="57" w:name="__RefHeading___Toc2626_459947062"/>
       <w:bookmarkStart w:id="58" w:name="the-three-structural-rules-of-the-stack"/>
       <w:bookmarkEnd w:id="57"/>
       <w:r>
@@ -5939,7 +5939,7 @@
         <w:spacing w:before="280" w:after="80"/>
         <w:rPr/>
       </w:pPr>
-      <w:bookmarkStart w:id="59" w:name="__RefHeading___Toc2628_472264531"/>
+      <w:bookmarkStart w:id="59" w:name="__RefHeading___Toc2628_459947062"/>
       <w:bookmarkStart w:id="60" w:name="what-the-rocks-own"/>
       <w:bookmarkEnd w:id="59"/>
       <w:r>
@@ -6086,7 +6086,7 @@
         <w:spacing w:before="360" w:after="120"/>
         <w:rPr/>
       </w:pPr>
-      <w:bookmarkStart w:id="63" w:name="__RefHeading___Toc2630_472264531"/>
+      <w:bookmarkStart w:id="63" w:name="__RefHeading___Toc2630_459947062"/>
       <w:bookmarkStart w:id="64" w:name="the-descriptor-seam"/>
       <w:bookmarkEnd w:id="63"/>
       <w:r>
@@ -6143,7 +6143,7 @@
         <w:spacing w:before="280" w:after="80"/>
         <w:rPr/>
       </w:pPr>
-      <w:bookmarkStart w:id="65" w:name="__RefHeading___Toc2632_472264531"/>
+      <w:bookmarkStart w:id="65" w:name="__RefHeading___Toc2632_459947062"/>
       <w:bookmarkStart w:id="66" w:name="the-contract"/>
       <w:bookmarkEnd w:id="65"/>
       <w:r>
@@ -6283,7 +6283,7 @@
         <w:spacing w:before="280" w:after="80"/>
         <w:rPr/>
       </w:pPr>
-      <w:bookmarkStart w:id="68" w:name="__RefHeading___Toc2634_472264531"/>
+      <w:bookmarkStart w:id="68" w:name="__RefHeading___Toc2634_459947062"/>
       <w:bookmarkStart w:id="69" w:name="the-invariants"/>
       <w:bookmarkEnd w:id="68"/>
       <w:r>
@@ -6390,7 +6390,7 @@
         <w:spacing w:before="280" w:after="80"/>
         <w:rPr/>
       </w:pPr>
-      <w:bookmarkStart w:id="70" w:name="__RefHeading___Toc2636_472264531"/>
+      <w:bookmarkStart w:id="70" w:name="__RefHeading___Toc2636_459947062"/>
       <w:bookmarkStart w:id="71" w:name="what-the-seam-is-not"/>
       <w:bookmarkEnd w:id="70"/>
       <w:r>
@@ -6517,7 +6517,7 @@
         <w:spacing w:before="280" w:after="80"/>
         <w:rPr/>
       </w:pPr>
-      <w:bookmarkStart w:id="72" w:name="__RefHeading___Toc2638_472264531"/>
+      <w:bookmarkStart w:id="72" w:name="__RefHeading___Toc2638_459947062"/>
       <w:bookmarkStart w:id="73" w:name="where-this-stands-in-the-rocks"/>
       <w:bookmarkEnd w:id="72"/>
       <w:r>
@@ -6663,7 +6663,7 @@
         <w:spacing w:before="360" w:after="120"/>
         <w:rPr/>
       </w:pPr>
-      <w:bookmarkStart w:id="76" w:name="__RefHeading___Toc2640_472264531"/>
+      <w:bookmarkStart w:id="76" w:name="__RefHeading___Toc2640_459947062"/>
       <w:bookmarkStart w:id="77" w:name="X2f71a05472097ea1fe19625f162464bfb02eaff"/>
       <w:bookmarkEnd w:id="76"/>
       <w:r>
@@ -6810,7 +6810,7 @@
         <w:spacing w:before="280" w:after="80"/>
         <w:rPr/>
       </w:pPr>
-      <w:bookmarkStart w:id="78" w:name="__RefHeading___Toc2642_472264531"/>
+      <w:bookmarkStart w:id="78" w:name="__RefHeading___Toc2642_459947062"/>
       <w:bookmarkStart w:id="79" w:name="the-reasoning"/>
       <w:bookmarkEnd w:id="78"/>
       <w:r>
@@ -6919,7 +6919,7 @@
         <w:spacing w:before="280" w:after="80"/>
         <w:rPr/>
       </w:pPr>
-      <w:bookmarkStart w:id="80" w:name="__RefHeading___Toc2644_472264531"/>
+      <w:bookmarkStart w:id="80" w:name="__RefHeading___Toc2644_459947062"/>
       <w:bookmarkStart w:id="81" w:name="what-is-shared"/>
       <w:bookmarkEnd w:id="80"/>
       <w:r>
@@ -7452,7 +7452,7 @@
         <w:spacing w:before="280" w:after="80"/>
         <w:rPr/>
       </w:pPr>
-      <w:bookmarkStart w:id="82" w:name="__RefHeading___Toc2646_472264531"/>
+      <w:bookmarkStart w:id="82" w:name="__RefHeading___Toc2646_459947062"/>
       <w:bookmarkStart w:id="83" w:name="what-the-plane-never-does"/>
       <w:bookmarkEnd w:id="82"/>
       <w:r>
@@ -7613,7 +7613,7 @@
         <w:spacing w:before="360" w:after="120"/>
         <w:rPr/>
       </w:pPr>
-      <w:bookmarkStart w:id="86" w:name="__RefHeading___Toc2648_472264531"/>
+      <w:bookmarkStart w:id="86" w:name="__RefHeading___Toc2648_459947062"/>
       <w:bookmarkStart w:id="87" w:name="Xc26196f7674c66983726de17c545c6649bb3fab"/>
       <w:bookmarkEnd w:id="86"/>
       <w:r>
@@ -7670,7 +7670,7 @@
         <w:spacing w:before="280" w:after="80"/>
         <w:rPr/>
       </w:pPr>
-      <w:bookmarkStart w:id="88" w:name="__RefHeading___Toc2650_472264531"/>
+      <w:bookmarkStart w:id="88" w:name="__RefHeading___Toc2650_459947062"/>
       <w:bookmarkStart w:id="89" w:name="X8fa9d289b34687b6fa07df052b670cb17558661"/>
       <w:bookmarkEnd w:id="88"/>
       <w:r>
@@ -7747,7 +7747,7 @@
         <w:spacing w:before="280" w:after="80"/>
         <w:rPr/>
       </w:pPr>
-      <w:bookmarkStart w:id="90" w:name="__RefHeading___Toc2652_472264531"/>
+      <w:bookmarkStart w:id="90" w:name="__RefHeading___Toc2652_459947062"/>
       <w:bookmarkStart w:id="91" w:name="parameterize-width-never-personality"/>
       <w:bookmarkEnd w:id="90"/>
       <w:r>
@@ -7851,7 +7851,7 @@
         <w:spacing w:before="280" w:after="80"/>
         <w:rPr/>
       </w:pPr>
-      <w:bookmarkStart w:id="92" w:name="__RefHeading___Toc2654_472264531"/>
+      <w:bookmarkStart w:id="92" w:name="__RefHeading___Toc2654_459947062"/>
       <w:bookmarkStart w:id="93" w:name="X7c6b25d78360fe2e4fe81e68e87c32fcf8cda69"/>
       <w:bookmarkEnd w:id="92"/>
       <w:r>
@@ -7915,7 +7915,7 @@
         <w:spacing w:before="280" w:after="80"/>
         <w:rPr/>
       </w:pPr>
-      <w:bookmarkStart w:id="94" w:name="__RefHeading___Toc2656_472264531"/>
+      <w:bookmarkStart w:id="94" w:name="__RefHeading___Toc2656_459947062"/>
       <w:bookmarkStart w:id="95" w:name="X416b554ca19ee0550a4692b0d160f4e163ab46b"/>
       <w:bookmarkEnd w:id="94"/>
       <w:r>
@@ -8019,7 +8019,7 @@
         <w:spacing w:before="280" w:after="80"/>
         <w:rPr/>
       </w:pPr>
-      <w:bookmarkStart w:id="96" w:name="__RefHeading___Toc2658_472264531"/>
+      <w:bookmarkStart w:id="96" w:name="__RefHeading___Toc2658_459947062"/>
       <w:bookmarkStart w:id="97" w:name="X4e83b81ceef783af7b63185336af6225b7314d3"/>
       <w:bookmarkEnd w:id="96"/>
       <w:r>
@@ -8096,7 +8096,7 @@
         <w:spacing w:before="280" w:after="80"/>
         <w:rPr/>
       </w:pPr>
-      <w:bookmarkStart w:id="98" w:name="__RefHeading___Toc2660_472264531"/>
+      <w:bookmarkStart w:id="98" w:name="__RefHeading___Toc2660_459947062"/>
       <w:bookmarkStart w:id="99" w:name="Xb3a20a7d499f0a0ca4e9f419fb6dadc4bc8a470"/>
       <w:bookmarkEnd w:id="98"/>
       <w:r>
@@ -8249,7 +8249,7 @@
         <w:spacing w:before="360" w:after="120"/>
         <w:rPr/>
       </w:pPr>
-      <w:bookmarkStart w:id="102" w:name="__RefHeading___Toc2662_472264531"/>
+      <w:bookmarkStart w:id="102" w:name="__RefHeading___Toc2662_459947062"/>
       <w:bookmarkStart w:id="103" w:name="the-common-ip-layout"/>
       <w:bookmarkEnd w:id="102"/>
       <w:r>
@@ -8394,7 +8394,7 @@
         <w:spacing w:before="280" w:after="80"/>
         <w:rPr/>
       </w:pPr>
-      <w:bookmarkStart w:id="104" w:name="__RefHeading___Toc2664_472264531"/>
+      <w:bookmarkStart w:id="104" w:name="__RefHeading___Toc2664_459947062"/>
       <w:bookmarkStart w:id="105" w:name="the-blocks-as-of-2026-10-10"/>
       <w:bookmarkEnd w:id="104"/>
       <w:r>
@@ -9670,7 +9670,7 @@
         <w:spacing w:before="280" w:after="80"/>
         <w:rPr/>
       </w:pPr>
-      <w:bookmarkStart w:id="106" w:name="__RefHeading___Toc2666_472264531"/>
+      <w:bookmarkStart w:id="106" w:name="__RefHeading___Toc2666_459947062"/>
       <w:bookmarkStart w:id="107" w:name="X2611791d1bdfcecec1bf22dcc222e0c21c9b431"/>
       <w:bookmarkEnd w:id="106"/>
       <w:r>
@@ -9715,7 +9715,7 @@
         <w:spacing w:before="280" w:after="80"/>
         <w:rPr/>
       </w:pPr>
-      <w:bookmarkStart w:id="109" w:name="__RefHeading___Toc2668_472264531"/>
+      <w:bookmarkStart w:id="109" w:name="__RefHeading___Toc2668_459947062"/>
       <w:bookmarkStart w:id="110" w:name="documentation-map"/>
       <w:bookmarkEnd w:id="109"/>
       <w:r>
@@ -10491,7 +10491,7 @@
         <w:spacing w:before="360" w:after="120"/>
         <w:rPr/>
       </w:pPr>
-      <w:bookmarkStart w:id="113" w:name="__RefHeading___Toc2670_472264531"/>
+      <w:bookmarkStart w:id="113" w:name="__RefHeading___Toc2670_459947062"/>
       <w:bookmarkStart w:id="114" w:name="Xec01d7fcc00e62d53b5638288c846d5a89df379"/>
       <w:bookmarkEnd w:id="113"/>
       <w:r>
@@ -10534,7 +10534,7 @@
         <w:spacing w:before="280" w:after="80"/>
         <w:rPr/>
       </w:pPr>
-      <w:bookmarkStart w:id="115" w:name="__RefHeading___Toc2672_472264531"/>
+      <w:bookmarkStart w:id="115" w:name="__RefHeading___Toc2672_459947062"/>
       <w:bookmarkStart w:id="116" w:name="the-product-names"/>
       <w:bookmarkEnd w:id="115"/>
       <w:r>
@@ -11137,7 +11137,7 @@
         <w:spacing w:before="280" w:after="80"/>
         <w:rPr/>
       </w:pPr>
-      <w:bookmarkStart w:id="118" w:name="__RefHeading___Toc2674_472264531"/>
+      <w:bookmarkStart w:id="118" w:name="__RefHeading___Toc2674_459947062"/>
       <w:bookmarkStart w:id="119" w:name="Xa16f4717d14061f81a0dc9a449617a75cce903a"/>
       <w:bookmarkEnd w:id="118"/>
       <w:r>
@@ -11296,7 +11296,7 @@
         <w:spacing w:before="280" w:after="80"/>
         <w:rPr/>
       </w:pPr>
-      <w:bookmarkStart w:id="120" w:name="__RefHeading___Toc2676_472264531"/>
+      <w:bookmarkStart w:id="120" w:name="__RefHeading___Toc2676_459947062"/>
       <w:bookmarkStart w:id="121" w:name="the-research-lines-role"/>
       <w:bookmarkEnd w:id="120"/>
       <w:r>
@@ -11341,7 +11341,7 @@
         <w:spacing w:before="280" w:after="80"/>
         <w:rPr/>
       </w:pPr>
-      <w:bookmarkStart w:id="123" w:name="__RefHeading___Toc2678_472264531"/>
+      <w:bookmarkStart w:id="123" w:name="__RefHeading___Toc2678_459947062"/>
       <w:bookmarkStart w:id="124" w:name="relationship-to-the-rocks-books"/>
       <w:bookmarkEnd w:id="123"/>
       <w:r>

--- a/projects/components/mem-ctrl-ip/common-ip/docs/mem_ctrl_ip_family_HAS_v0.1.docx
+++ b/projects/components/mem-ctrl-ip/common-ip/docs/mem_ctrl_ip_family_HAS_v0.1.docx
@@ -122,7 +122,7 @@
             </w:rPr>
             <w:fldChar w:fldCharType="separate"/>
           </w:r>
-          <w:hyperlink w:anchor="__RefHeading___Toc2576_459947062">
+          <w:hyperlink w:anchor="__RefHeading___Toc2669_904554236">
             <w:r>
               <w:rPr>
                 <w:webHidden/>
@@ -143,7 +143,7 @@
             </w:tabs>
             <w:rPr/>
           </w:pPr>
-          <w:hyperlink w:anchor="__RefHeading___Toc2578_459947062">
+          <w:hyperlink w:anchor="__RefHeading___Toc2671_904554236">
             <w:r>
               <w:rPr>
                 <w:webHidden/>
@@ -164,7 +164,7 @@
             </w:tabs>
             <w:rPr/>
           </w:pPr>
-          <w:hyperlink w:anchor="__RefHeading___Toc2580_459947062">
+          <w:hyperlink w:anchor="__RefHeading___Toc2673_904554236">
             <w:r>
               <w:rPr>
                 <w:webHidden/>
@@ -185,7 +185,7 @@
             </w:tabs>
             <w:rPr/>
           </w:pPr>
-          <w:hyperlink w:anchor="__RefHeading___Toc2582_459947062">
+          <w:hyperlink w:anchor="__RefHeading___Toc2675_904554236">
             <w:r>
               <w:rPr>
                 <w:webHidden/>
@@ -206,7 +206,7 @@
             </w:tabs>
             <w:rPr/>
           </w:pPr>
-          <w:hyperlink w:anchor="__RefHeading___Toc2584_459947062">
+          <w:hyperlink w:anchor="__RefHeading___Toc2677_904554236">
             <w:r>
               <w:rPr>
                 <w:webHidden/>
@@ -227,7 +227,7 @@
             </w:tabs>
             <w:rPr/>
           </w:pPr>
-          <w:hyperlink w:anchor="__RefHeading___Toc2586_459947062">
+          <w:hyperlink w:anchor="__RefHeading___Toc2679_904554236">
             <w:r>
               <w:rPr>
                 <w:webHidden/>
@@ -248,7 +248,7 @@
             </w:tabs>
             <w:rPr/>
           </w:pPr>
-          <w:hyperlink w:anchor="__RefHeading___Toc2588_459947062">
+          <w:hyperlink w:anchor="__RefHeading___Toc2681_904554236">
             <w:r>
               <w:rPr>
                 <w:webHidden/>
@@ -269,7 +269,7 @@
             </w:tabs>
             <w:rPr/>
           </w:pPr>
-          <w:hyperlink w:anchor="__RefHeading___Toc2590_459947062">
+          <w:hyperlink w:anchor="__RefHeading___Toc2683_904554236">
             <w:r>
               <w:rPr>
                 <w:webHidden/>
@@ -290,7 +290,7 @@
             </w:tabs>
             <w:rPr/>
           </w:pPr>
-          <w:hyperlink w:anchor="__RefHeading___Toc2592_459947062">
+          <w:hyperlink w:anchor="__RefHeading___Toc2685_904554236">
             <w:r>
               <w:rPr>
                 <w:webHidden/>
@@ -311,7 +311,7 @@
             </w:tabs>
             <w:rPr/>
           </w:pPr>
-          <w:hyperlink w:anchor="__RefHeading___Toc2594_459947062">
+          <w:hyperlink w:anchor="__RefHeading___Toc2687_904554236">
             <w:r>
               <w:rPr>
                 <w:webHidden/>
@@ -332,7 +332,7 @@
             </w:tabs>
             <w:rPr/>
           </w:pPr>
-          <w:hyperlink w:anchor="__RefHeading___Toc2596_459947062">
+          <w:hyperlink w:anchor="__RefHeading___Toc2689_904554236">
             <w:r>
               <w:rPr>
                 <w:webHidden/>
@@ -353,7 +353,7 @@
             </w:tabs>
             <w:rPr/>
           </w:pPr>
-          <w:hyperlink w:anchor="__RefHeading___Toc2598_459947062">
+          <w:hyperlink w:anchor="__RefHeading___Toc2691_904554236">
             <w:r>
               <w:rPr>
                 <w:webHidden/>
@@ -374,7 +374,7 @@
             </w:tabs>
             <w:rPr/>
           </w:pPr>
-          <w:hyperlink w:anchor="__RefHeading___Toc2600_459947062">
+          <w:hyperlink w:anchor="__RefHeading___Toc2693_904554236">
             <w:r>
               <w:rPr>
                 <w:webHidden/>
@@ -395,7 +395,7 @@
             </w:tabs>
             <w:rPr/>
           </w:pPr>
-          <w:hyperlink w:anchor="__RefHeading___Toc2602_459947062">
+          <w:hyperlink w:anchor="__RefHeading___Toc2695_904554236">
             <w:r>
               <w:rPr>
                 <w:webHidden/>
@@ -416,7 +416,7 @@
             </w:tabs>
             <w:rPr/>
           </w:pPr>
-          <w:hyperlink w:anchor="__RefHeading___Toc2604_459947062">
+          <w:hyperlink w:anchor="__RefHeading___Toc2697_904554236">
             <w:r>
               <w:rPr>
                 <w:webHidden/>
@@ -437,7 +437,7 @@
             </w:tabs>
             <w:rPr/>
           </w:pPr>
-          <w:hyperlink w:anchor="__RefHeading___Toc2606_459947062">
+          <w:hyperlink w:anchor="__RefHeading___Toc2699_904554236">
             <w:r>
               <w:rPr>
                 <w:webHidden/>
@@ -458,7 +458,7 @@
             </w:tabs>
             <w:rPr/>
           </w:pPr>
-          <w:hyperlink w:anchor="__RefHeading___Toc2608_459947062">
+          <w:hyperlink w:anchor="__RefHeading___Toc2701_904554236">
             <w:r>
               <w:rPr>
                 <w:webHidden/>
@@ -479,7 +479,7 @@
             </w:tabs>
             <w:rPr/>
           </w:pPr>
-          <w:hyperlink w:anchor="__RefHeading___Toc2610_459947062">
+          <w:hyperlink w:anchor="__RefHeading___Toc2703_904554236">
             <w:r>
               <w:rPr>
                 <w:webHidden/>
@@ -500,7 +500,7 @@
             </w:tabs>
             <w:rPr/>
           </w:pPr>
-          <w:hyperlink w:anchor="__RefHeading___Toc2612_459947062">
+          <w:hyperlink w:anchor="__RefHeading___Toc2705_904554236">
             <w:r>
               <w:rPr>
                 <w:webHidden/>
@@ -521,7 +521,7 @@
             </w:tabs>
             <w:rPr/>
           </w:pPr>
-          <w:hyperlink w:anchor="__RefHeading___Toc2614_459947062">
+          <w:hyperlink w:anchor="__RefHeading___Toc2707_904554236">
             <w:r>
               <w:rPr>
                 <w:webHidden/>
@@ -542,7 +542,7 @@
             </w:tabs>
             <w:rPr/>
           </w:pPr>
-          <w:hyperlink w:anchor="__RefHeading___Toc2616_459947062">
+          <w:hyperlink w:anchor="__RefHeading___Toc2709_904554236">
             <w:r>
               <w:rPr>
                 <w:webHidden/>
@@ -563,7 +563,7 @@
             </w:tabs>
             <w:rPr/>
           </w:pPr>
-          <w:hyperlink w:anchor="__RefHeading___Toc2618_459947062">
+          <w:hyperlink w:anchor="__RefHeading___Toc2711_904554236">
             <w:r>
               <w:rPr>
                 <w:webHidden/>
@@ -584,7 +584,7 @@
             </w:tabs>
             <w:rPr/>
           </w:pPr>
-          <w:hyperlink w:anchor="__RefHeading___Toc2620_459947062">
+          <w:hyperlink w:anchor="__RefHeading___Toc2713_904554236">
             <w:r>
               <w:rPr>
                 <w:webHidden/>
@@ -605,7 +605,7 @@
             </w:tabs>
             <w:rPr/>
           </w:pPr>
-          <w:hyperlink w:anchor="__RefHeading___Toc2622_459947062">
+          <w:hyperlink w:anchor="__RefHeading___Toc2715_904554236">
             <w:r>
               <w:rPr>
                 <w:webHidden/>
@@ -613,7 +613,7 @@
               </w:rPr>
               <w:t>5.1 The plane contract</w:t>
               <w:tab/>
-              <w:t>14</w:t>
+              <w:t>15</w:t>
             </w:r>
           </w:hyperlink>
         </w:p>
@@ -626,7 +626,7 @@
             </w:tabs>
             <w:rPr/>
           </w:pPr>
-          <w:hyperlink w:anchor="__RefHeading___Toc2624_459947062">
+          <w:hyperlink w:anchor="__RefHeading___Toc2717_904554236">
             <w:r>
               <w:rPr>
                 <w:webHidden/>
@@ -634,7 +634,7 @@
               </w:rPr>
               <w:t>5.2 Why planes — the reason this shape exists</w:t>
               <w:tab/>
-              <w:t>16</w:t>
+              <w:t>17</w:t>
             </w:r>
           </w:hyperlink>
         </w:p>
@@ -647,7 +647,7 @@
             </w:tabs>
             <w:rPr/>
           </w:pPr>
-          <w:hyperlink w:anchor="__RefHeading___Toc2626_459947062">
+          <w:hyperlink w:anchor="__RefHeading___Toc2719_904554236">
             <w:r>
               <w:rPr>
                 <w:webHidden/>
@@ -655,7 +655,7 @@
               </w:rPr>
               <w:t>5.3 The three structural rules of the stack</w:t>
               <w:tab/>
-              <w:t>16</w:t>
+              <w:t>17</w:t>
             </w:r>
           </w:hyperlink>
         </w:p>
@@ -668,7 +668,7 @@
             </w:tabs>
             <w:rPr/>
           </w:pPr>
-          <w:hyperlink w:anchor="__RefHeading___Toc2628_459947062">
+          <w:hyperlink w:anchor="__RefHeading___Toc2721_904554236">
             <w:r>
               <w:rPr>
                 <w:webHidden/>
@@ -676,7 +676,7 @@
               </w:rPr>
               <w:t>5.4 What the rocks own</w:t>
               <w:tab/>
-              <w:t>16</w:t>
+              <w:t>17</w:t>
             </w:r>
           </w:hyperlink>
         </w:p>
@@ -689,7 +689,7 @@
             </w:tabs>
             <w:rPr/>
           </w:pPr>
-          <w:hyperlink w:anchor="__RefHeading___Toc2630_459947062">
+          <w:hyperlink w:anchor="__RefHeading___Toc2723_904554236">
             <w:r>
               <w:rPr>
                 <w:webHidden/>
@@ -697,7 +697,7 @@
               </w:rPr>
               <w:t>6 The Descriptor Seam</w:t>
               <w:tab/>
-              <w:t>18</w:t>
+              <w:t>19</w:t>
             </w:r>
           </w:hyperlink>
         </w:p>
@@ -710,7 +710,7 @@
             </w:tabs>
             <w:rPr/>
           </w:pPr>
-          <w:hyperlink w:anchor="__RefHeading___Toc2632_459947062">
+          <w:hyperlink w:anchor="__RefHeading___Toc2725_904554236">
             <w:r>
               <w:rPr>
                 <w:webHidden/>
@@ -718,7 +718,7 @@
               </w:rPr>
               <w:t>6.1 The contract</w:t>
               <w:tab/>
-              <w:t>18</w:t>
+              <w:t>19</w:t>
             </w:r>
           </w:hyperlink>
         </w:p>
@@ -731,7 +731,7 @@
             </w:tabs>
             <w:rPr/>
           </w:pPr>
-          <w:hyperlink w:anchor="__RefHeading___Toc2634_459947062">
+          <w:hyperlink w:anchor="__RefHeading___Toc2727_904554236">
             <w:r>
               <w:rPr>
                 <w:webHidden/>
@@ -739,7 +739,7 @@
               </w:rPr>
               <w:t>6.2 The invariants</w:t>
               <w:tab/>
-              <w:t>18</w:t>
+              <w:t>19</w:t>
             </w:r>
           </w:hyperlink>
         </w:p>
@@ -752,7 +752,7 @@
             </w:tabs>
             <w:rPr/>
           </w:pPr>
-          <w:hyperlink w:anchor="__RefHeading___Toc2636_459947062">
+          <w:hyperlink w:anchor="__RefHeading___Toc2729_904554236">
             <w:r>
               <w:rPr>
                 <w:webHidden/>
@@ -760,7 +760,7 @@
               </w:rPr>
               <w:t>6.3 What the seam is not</w:t>
               <w:tab/>
-              <w:t>19</w:t>
+              <w:t>20</w:t>
             </w:r>
           </w:hyperlink>
         </w:p>
@@ -773,7 +773,7 @@
             </w:tabs>
             <w:rPr/>
           </w:pPr>
-          <w:hyperlink w:anchor="__RefHeading___Toc2638_459947062">
+          <w:hyperlink w:anchor="__RefHeading___Toc2731_904554236">
             <w:r>
               <w:rPr>
                 <w:webHidden/>
@@ -781,7 +781,7 @@
               </w:rPr>
               <w:t>6.4 Where this stands in the rocks</w:t>
               <w:tab/>
-              <w:t>19</w:t>
+              <w:t>20</w:t>
             </w:r>
           </w:hyperlink>
         </w:p>
@@ -794,7 +794,7 @@
             </w:tabs>
             <w:rPr/>
           </w:pPr>
-          <w:hyperlink w:anchor="__RefHeading___Toc2640_459947062">
+          <w:hyperlink w:anchor="__RefHeading___Toc2733_904554236">
             <w:r>
               <w:rPr>
                 <w:webHidden/>
@@ -802,7 +802,7 @@
               </w:rPr>
               <w:t>7 Why dfi_2p1_plane / dfi_3p1_plane / dfi_4p0_plane Are Separate Blocks</w:t>
               <w:tab/>
-              <w:t>21</w:t>
+              <w:t>22</w:t>
             </w:r>
           </w:hyperlink>
         </w:p>
@@ -815,7 +815,7 @@
             </w:tabs>
             <w:rPr/>
           </w:pPr>
-          <w:hyperlink w:anchor="__RefHeading___Toc2642_459947062">
+          <w:hyperlink w:anchor="__RefHeading___Toc2735_904554236">
             <w:r>
               <w:rPr>
                 <w:webHidden/>
@@ -823,7 +823,7 @@
               </w:rPr>
               <w:t>7.1 The reasoning</w:t>
               <w:tab/>
-              <w:t>21</w:t>
+              <w:t>22</w:t>
             </w:r>
           </w:hyperlink>
         </w:p>
@@ -836,7 +836,7 @@
             </w:tabs>
             <w:rPr/>
           </w:pPr>
-          <w:hyperlink w:anchor="__RefHeading___Toc2644_459947062">
+          <w:hyperlink w:anchor="__RefHeading___Toc2737_904554236">
             <w:r>
               <w:rPr>
                 <w:webHidden/>
@@ -844,7 +844,7 @@
               </w:rPr>
               <w:t>7.2 What is shared</w:t>
               <w:tab/>
-              <w:t>21</w:t>
+              <w:t>22</w:t>
             </w:r>
           </w:hyperlink>
         </w:p>
@@ -857,7 +857,7 @@
             </w:tabs>
             <w:rPr/>
           </w:pPr>
-          <w:hyperlink w:anchor="__RefHeading___Toc2646_459947062">
+          <w:hyperlink w:anchor="__RefHeading___Toc2739_904554236">
             <w:r>
               <w:rPr>
                 <w:webHidden/>
@@ -865,7 +865,7 @@
               </w:rPr>
               <w:t>7.3 What the plane never does</w:t>
               <w:tab/>
-              <w:t>22</w:t>
+              <w:t>23</w:t>
             </w:r>
           </w:hyperlink>
         </w:p>
@@ -878,7 +878,7 @@
             </w:tabs>
             <w:rPr/>
           </w:pPr>
-          <w:hyperlink w:anchor="__RefHeading___Toc2648_459947062">
+          <w:hyperlink w:anchor="__RefHeading___Toc2741_904554236">
             <w:r>
               <w:rPr>
                 <w:webHidden/>
@@ -886,7 +886,7 @@
               </w:rPr>
               <w:t>8 Doctrines Added by the Common-IP Campaign</w:t>
               <w:tab/>
-              <w:t>23</w:t>
+              <w:t>24</w:t>
             </w:r>
           </w:hyperlink>
         </w:p>
@@ -899,7 +899,7 @@
             </w:tabs>
             <w:rPr/>
           </w:pPr>
-          <w:hyperlink w:anchor="__RefHeading___Toc2650_459947062">
+          <w:hyperlink w:anchor="__RefHeading___Toc2743_904554236">
             <w:r>
               <w:rPr>
                 <w:webHidden/>
@@ -907,7 +907,7 @@
               </w:rPr>
               <w:t>8.1 6. Timing CSRs are cycle counts — frequency coupling is explicit</w:t>
               <w:tab/>
-              <w:t>23</w:t>
+              <w:t>24</w:t>
             </w:r>
           </w:hyperlink>
         </w:p>
@@ -920,7 +920,7 @@
             </w:tabs>
             <w:rPr/>
           </w:pPr>
-          <w:hyperlink w:anchor="__RefHeading___Toc2652_459947062">
+          <w:hyperlink w:anchor="__RefHeading___Toc2745_904554236">
             <w:r>
               <w:rPr>
                 <w:webHidden/>
@@ -928,7 +928,7 @@
               </w:rPr>
               <w:t>8.2 7. Parameterize width, never personality</w:t>
               <w:tab/>
-              <w:t>23</w:t>
+              <w:t>24</w:t>
             </w:r>
           </w:hyperlink>
         </w:p>
@@ -941,7 +941,7 @@
             </w:tabs>
             <w:rPr/>
           </w:pPr>
-          <w:hyperlink w:anchor="__RefHeading___Toc2654_459947062">
+          <w:hyperlink w:anchor="__RefHeading___Toc2747_904554236">
             <w:r>
               <w:rPr>
                 <w:webHidden/>
@@ -949,7 +949,7 @@
               </w:rPr>
               <w:t>8.3 8. Safety is structure, policy is a CSR, and the two never mix</w:t>
               <w:tab/>
-              <w:t>23</w:t>
+              <w:t>24</w:t>
             </w:r>
           </w:hyperlink>
         </w:p>
@@ -962,7 +962,7 @@
             </w:tabs>
             <w:rPr/>
           </w:pPr>
-          <w:hyperlink w:anchor="__RefHeading___Toc2656_459947062">
+          <w:hyperlink w:anchor="__RefHeading___Toc2749_904554236">
             <w:r>
               <w:rPr>
                 <w:webHidden/>
@@ -970,7 +970,7 @@
               </w:rPr>
               <w:t>8.4 9. RAS features are discussed as needed — never enumerated ahead</w:t>
               <w:tab/>
-              <w:t>24</w:t>
+              <w:t>25</w:t>
             </w:r>
           </w:hyperlink>
         </w:p>
@@ -983,7 +983,7 @@
             </w:tabs>
             <w:rPr/>
           </w:pPr>
-          <w:hyperlink w:anchor="__RefHeading___Toc2658_459947062">
+          <w:hyperlink w:anchor="__RefHeading___Toc2751_904554236">
             <w:r>
               <w:rPr>
                 <w:webHidden/>
@@ -991,7 +991,7 @@
               </w:rPr>
               <w:t>8.5 10. The return path is its own contract — and perfect is the enemy of good</w:t>
               <w:tab/>
-              <w:t>24</w:t>
+              <w:t>25</w:t>
             </w:r>
           </w:hyperlink>
         </w:p>
@@ -1004,7 +1004,7 @@
             </w:tabs>
             <w:rPr/>
           </w:pPr>
-          <w:hyperlink w:anchor="__RefHeading___Toc2660_459947062">
+          <w:hyperlink w:anchor="__RefHeading___Toc2753_904554236">
             <w:r>
               <w:rPr>
                 <w:webHidden/>
@@ -1012,7 +1012,7 @@
               </w:rPr>
               <w:t>8.6 11. A block with one customer stays rock-side</w:t>
               <w:tab/>
-              <w:t>24</w:t>
+              <w:t>25</w:t>
             </w:r>
           </w:hyperlink>
         </w:p>
@@ -1025,7 +1025,7 @@
             </w:tabs>
             <w:rPr/>
           </w:pPr>
-          <w:hyperlink w:anchor="__RefHeading___Toc2662_459947062">
+          <w:hyperlink w:anchor="__RefHeading___Toc2755_904554236">
             <w:r>
               <w:rPr>
                 <w:webHidden/>
@@ -1033,7 +1033,7 @@
               </w:rPr>
               <w:t>9 The common-ip Layout</w:t>
               <w:tab/>
-              <w:t>25</w:t>
+              <w:t>26</w:t>
             </w:r>
           </w:hyperlink>
         </w:p>
@@ -1046,7 +1046,7 @@
             </w:tabs>
             <w:rPr/>
           </w:pPr>
-          <w:hyperlink w:anchor="__RefHeading___Toc2664_459947062">
+          <w:hyperlink w:anchor="__RefHeading___Toc2757_904554236">
             <w:r>
               <w:rPr>
                 <w:webHidden/>
@@ -1054,7 +1054,7 @@
               </w:rPr>
               <w:t>9.1 The blocks (as of 2026-10-10)</w:t>
               <w:tab/>
-              <w:t>25</w:t>
+              <w:t>26</w:t>
             </w:r>
           </w:hyperlink>
         </w:p>
@@ -1067,7 +1067,7 @@
             </w:tabs>
             <w:rPr/>
           </w:pPr>
-          <w:hyperlink w:anchor="__RefHeading___Toc2666_459947062">
+          <w:hyperlink w:anchor="__RefHeading___Toc2759_904554236">
             <w:r>
               <w:rPr>
                 <w:webHidden/>
@@ -1075,7 +1075,7 @@
               </w:rPr>
               <w:t>9.2 The ownership rule (restated so this book is self-sufficient)</w:t>
               <w:tab/>
-              <w:t>26</w:t>
+              <w:t>27</w:t>
             </w:r>
           </w:hyperlink>
         </w:p>
@@ -1088,7 +1088,7 @@
             </w:tabs>
             <w:rPr/>
           </w:pPr>
-          <w:hyperlink w:anchor="__RefHeading___Toc2668_459947062">
+          <w:hyperlink w:anchor="__RefHeading___Toc2761_904554236">
             <w:r>
               <w:rPr>
                 <w:webHidden/>
@@ -1096,7 +1096,7 @@
               </w:rPr>
               <w:t>9.3 Documentation map</w:t>
               <w:tab/>
-              <w:t>26</w:t>
+              <w:t>27</w:t>
             </w:r>
           </w:hyperlink>
         </w:p>
@@ -1109,7 +1109,7 @@
             </w:tabs>
             <w:rPr/>
           </w:pPr>
-          <w:hyperlink w:anchor="__RefHeading___Toc2670_459947062">
+          <w:hyperlink w:anchor="__RefHeading___Toc2763_904554236">
             <w:r>
               <w:rPr>
                 <w:webHidden/>
@@ -1117,7 +1117,7 @@
               </w:rPr>
               <w:t>10 Products and Research: granite / gabbro / diorite</w:t>
               <w:tab/>
-              <w:t>28</w:t>
+              <w:t>29</w:t>
             </w:r>
           </w:hyperlink>
         </w:p>
@@ -1130,7 +1130,7 @@
             </w:tabs>
             <w:rPr/>
           </w:pPr>
-          <w:hyperlink w:anchor="__RefHeading___Toc2672_459947062">
+          <w:hyperlink w:anchor="__RefHeading___Toc2765_904554236">
             <w:r>
               <w:rPr>
                 <w:webHidden/>
@@ -1138,7 +1138,7 @@
               </w:rPr>
               <w:t>10.1 The product names</w:t>
               <w:tab/>
-              <w:t>28</w:t>
+              <w:t>29</w:t>
             </w:r>
           </w:hyperlink>
         </w:p>
@@ -1151,7 +1151,7 @@
             </w:tabs>
             <w:rPr/>
           </w:pPr>
-          <w:hyperlink w:anchor="__RefHeading___Toc2674_459947062">
+          <w:hyperlink w:anchor="__RefHeading___Toc2767_904554236">
             <w:r>
               <w:rPr>
                 <w:webHidden/>
@@ -1159,7 +1159,7 @@
               </w:rPr>
               <w:t>10.2 What a product may leave out — and what it may not</w:t>
               <w:tab/>
-              <w:t>28</w:t>
+              <w:t>29</w:t>
             </w:r>
           </w:hyperlink>
         </w:p>
@@ -1172,7 +1172,7 @@
             </w:tabs>
             <w:rPr/>
           </w:pPr>
-          <w:hyperlink w:anchor="__RefHeading___Toc2676_459947062">
+          <w:hyperlink w:anchor="__RefHeading___Toc2769_904554236">
             <w:r>
               <w:rPr>
                 <w:webHidden/>
@@ -1180,7 +1180,7 @@
               </w:rPr>
               <w:t>10.3 The research line’s role</w:t>
               <w:tab/>
-              <w:t>29</w:t>
+              <w:t>30</w:t>
             </w:r>
           </w:hyperlink>
         </w:p>
@@ -1193,7 +1193,7 @@
             </w:tabs>
             <w:rPr/>
           </w:pPr>
-          <w:hyperlink w:anchor="__RefHeading___Toc2678_459947062">
+          <w:hyperlink w:anchor="__RefHeading___Toc2771_904554236">
             <w:r>
               <w:rPr>
                 <w:webHidden/>
@@ -1201,7 +1201,7 @@
               </w:rPr>
               <w:t>10.4 Relationship to the rocks’ books</w:t>
               <w:tab/>
-              <w:t>29</w:t>
+              <w:t>30</w:t>
             </w:r>
           </w:hyperlink>
           <w:r>
@@ -1316,7 +1316,7 @@
         <w:spacing w:before="0" w:after="120"/>
         <w:rPr/>
       </w:pPr>
-      <w:bookmarkStart w:id="2" w:name="__RefHeading___Toc2576_459947062"/>
+      <w:bookmarkStart w:id="2" w:name="__RefHeading___Toc2669_904554236"/>
       <w:bookmarkEnd w:id="2"/>
       <w:r>
         <w:rPr>
@@ -1454,7 +1454,7 @@
         <w:spacing w:before="360" w:after="120"/>
         <w:rPr/>
       </w:pPr>
-      <w:bookmarkStart w:id="4" w:name="__RefHeading___Toc2578_459947062"/>
+      <w:bookmarkStart w:id="4" w:name="__RefHeading___Toc2671_904554236"/>
       <w:bookmarkStart w:id="5" w:name="X616197512f394804f2fbf1774110e6f38740946"/>
       <w:bookmarkEnd w:id="4"/>
       <w:r>
@@ -1655,7 +1655,7 @@
         <w:spacing w:before="280" w:after="80"/>
         <w:rPr/>
       </w:pPr>
-      <w:bookmarkStart w:id="6" w:name="__RefHeading___Toc2580_459947062"/>
+      <w:bookmarkStart w:id="6" w:name="__RefHeading___Toc2673_904554236"/>
       <w:bookmarkStart w:id="7" w:name="document-organization"/>
       <w:bookmarkEnd w:id="6"/>
       <w:r>
@@ -1703,7 +1703,7 @@
         <w:spacing w:before="200" w:after="80"/>
         <w:rPr/>
       </w:pPr>
-      <w:bookmarkStart w:id="8" w:name="__RefHeading___Toc2582_459947062"/>
+      <w:bookmarkStart w:id="8" w:name="__RefHeading___Toc2675_904554236"/>
       <w:bookmarkStart w:id="9" w:name="front-matter"/>
       <w:bookmarkEnd w:id="8"/>
       <w:r>
@@ -1751,7 +1751,7 @@
         <w:spacing w:before="200" w:after="80"/>
         <w:rPr/>
       </w:pPr>
-      <w:bookmarkStart w:id="11" w:name="__RefHeading___Toc2584_459947062"/>
+      <w:bookmarkStart w:id="11" w:name="__RefHeading___Toc2677_904554236"/>
       <w:bookmarkStart w:id="12" w:name="chapter-1-the-family-package"/>
       <w:bookmarkEnd w:id="11"/>
       <w:r>
@@ -1778,7 +1778,7 @@
         <w:pStyle w:val="Compact"/>
         <w:numPr>
           <w:ilvl w:val="0"/>
-          <w:numId w:val="20"/>
+          <w:numId w:val="21"/>
         </w:numPr>
         <w:rPr/>
       </w:pPr>
@@ -1807,7 +1807,7 @@
         <w:spacing w:before="200" w:after="80"/>
         <w:rPr/>
       </w:pPr>
-      <w:bookmarkStart w:id="13" w:name="__RefHeading___Toc2586_459947062"/>
+      <w:bookmarkStart w:id="13" w:name="__RefHeading___Toc2679_904554236"/>
       <w:bookmarkStart w:id="14" w:name="Xf14736305eeb43035ee1e63d7452c54fdfb357f"/>
       <w:bookmarkEnd w:id="13"/>
       <w:r>
@@ -1851,7 +1851,7 @@
         <w:pStyle w:val="Compact"/>
         <w:numPr>
           <w:ilvl w:val="0"/>
-          <w:numId w:val="21"/>
+          <w:numId w:val="22"/>
         </w:numPr>
         <w:rPr/>
       </w:pPr>
@@ -1880,7 +1880,7 @@
         <w:spacing w:before="200" w:after="80"/>
         <w:rPr/>
       </w:pPr>
-      <w:bookmarkStart w:id="15" w:name="__RefHeading___Toc2588_459947062"/>
+      <w:bookmarkStart w:id="15" w:name="__RefHeading___Toc2681_904554236"/>
       <w:bookmarkStart w:id="16" w:name="Xca61b770759e5210bae13b4e376f0bea423c177"/>
       <w:bookmarkEnd w:id="15"/>
       <w:r>
@@ -1924,7 +1924,7 @@
         <w:pStyle w:val="Compact"/>
         <w:numPr>
           <w:ilvl w:val="0"/>
-          <w:numId w:val="22"/>
+          <w:numId w:val="23"/>
         </w:numPr>
         <w:rPr/>
       </w:pPr>
@@ -1953,7 +1953,7 @@
         <w:spacing w:before="200" w:after="80"/>
         <w:rPr/>
       </w:pPr>
-      <w:bookmarkStart w:id="17" w:name="__RefHeading___Toc2590_459947062"/>
+      <w:bookmarkStart w:id="17" w:name="__RefHeading___Toc2683_904554236"/>
       <w:bookmarkStart w:id="18" w:name="X3c788bd955669b3981a083274f9d00c7de4d099"/>
       <w:bookmarkEnd w:id="17"/>
       <w:r>
@@ -1997,7 +1997,7 @@
         <w:pStyle w:val="Compact"/>
         <w:numPr>
           <w:ilvl w:val="0"/>
-          <w:numId w:val="23"/>
+          <w:numId w:val="24"/>
         </w:numPr>
         <w:rPr/>
       </w:pPr>
@@ -2026,7 +2026,7 @@
         <w:spacing w:before="200" w:after="80"/>
         <w:rPr/>
       </w:pPr>
-      <w:bookmarkStart w:id="19" w:name="__RefHeading___Toc2592_459947062"/>
+      <w:bookmarkStart w:id="19" w:name="__RefHeading___Toc2685_904554236"/>
       <w:bookmarkStart w:id="20" w:name="chapter-5-mc_training_plane"/>
       <w:bookmarkEnd w:id="19"/>
       <w:r>
@@ -2062,7 +2062,7 @@
         <w:pStyle w:val="Compact"/>
         <w:numPr>
           <w:ilvl w:val="0"/>
-          <w:numId w:val="24"/>
+          <w:numId w:val="25"/>
         </w:numPr>
         <w:rPr/>
       </w:pPr>
@@ -2080,7 +2080,7 @@
           <w:rPr>
             <w:rStyle w:val="Hyperlink"/>
           </w:rPr>
-          <w:t xml:space="preserve"> — shell, maintenance slot, rock wrappers</w:t>
+          <w:t xml:space="preserve"> — LPDDR2 clients, generic shell, maintenance slot</w:t>
         </w:r>
       </w:hyperlink>
       <w:bookmarkEnd w:id="20"/>
@@ -2091,7 +2091,7 @@
         <w:spacing w:before="200" w:after="80"/>
         <w:rPr/>
       </w:pPr>
-      <w:bookmarkStart w:id="21" w:name="__RefHeading___Toc2594_459947062"/>
+      <w:bookmarkStart w:id="21" w:name="__RefHeading___Toc2687_904554236"/>
       <w:bookmarkStart w:id="22" w:name="chapter-6-mc_ras_plane"/>
       <w:bookmarkEnd w:id="21"/>
       <w:r>
@@ -2127,7 +2127,7 @@
         <w:pStyle w:val="Compact"/>
         <w:numPr>
           <w:ilvl w:val="0"/>
-          <w:numId w:val="25"/>
+          <w:numId w:val="26"/>
         </w:numPr>
         <w:rPr/>
       </w:pPr>
@@ -2156,7 +2156,7 @@
         <w:spacing w:before="200" w:after="80"/>
         <w:rPr/>
       </w:pPr>
-      <w:bookmarkStart w:id="23" w:name="__RefHeading___Toc2596_459947062"/>
+      <w:bookmarkStart w:id="23" w:name="__RefHeading___Toc2689_904554236"/>
       <w:bookmarkStart w:id="24" w:name="Xd99f3ff4559b913c3fff50e066bb3e9d44ccbe9"/>
       <w:bookmarkEnd w:id="23"/>
       <w:r>
@@ -2200,7 +2200,7 @@
         <w:pStyle w:val="Compact"/>
         <w:numPr>
           <w:ilvl w:val="0"/>
-          <w:numId w:val="26"/>
+          <w:numId w:val="27"/>
         </w:numPr>
         <w:rPr/>
       </w:pPr>
@@ -2229,7 +2229,7 @@
         <w:spacing w:before="200" w:after="80"/>
         <w:rPr/>
       </w:pPr>
-      <w:bookmarkStart w:id="25" w:name="__RefHeading___Toc2598_459947062"/>
+      <w:bookmarkStart w:id="25" w:name="__RefHeading___Toc2691_904554236"/>
       <w:bookmarkStart w:id="26" w:name="chapter-8-mc_dfi_3p1_plane"/>
       <w:bookmarkEnd w:id="25"/>
       <w:r>
@@ -2265,7 +2265,7 @@
         <w:pStyle w:val="Compact"/>
         <w:numPr>
           <w:ilvl w:val="0"/>
-          <w:numId w:val="27"/>
+          <w:numId w:val="28"/>
         </w:numPr>
         <w:rPr/>
       </w:pPr>
@@ -2294,7 +2294,7 @@
         <w:spacing w:before="200" w:after="80"/>
         <w:rPr/>
       </w:pPr>
-      <w:bookmarkStart w:id="27" w:name="__RefHeading___Toc2600_459947062"/>
+      <w:bookmarkStart w:id="27" w:name="__RefHeading___Toc2693_904554236"/>
       <w:bookmarkStart w:id="28" w:name="chapter-9-mc_dfi_4p0_plane"/>
       <w:bookmarkEnd w:id="27"/>
       <w:r>
@@ -2330,7 +2330,7 @@
         <w:pStyle w:val="Compact"/>
         <w:numPr>
           <w:ilvl w:val="0"/>
-          <w:numId w:val="28"/>
+          <w:numId w:val="29"/>
         </w:numPr>
         <w:rPr/>
       </w:pPr>
@@ -2453,7 +2453,7 @@
         <w:spacing w:before="360" w:after="120"/>
         <w:rPr/>
       </w:pPr>
-      <w:bookmarkStart w:id="32" w:name="__RefHeading___Toc2602_459947062"/>
+      <w:bookmarkStart w:id="32" w:name="__RefHeading___Toc2695_904554236"/>
       <w:bookmarkStart w:id="33" w:name="document-information"/>
       <w:bookmarkEnd w:id="32"/>
       <w:r>
@@ -3036,7 +3036,7 @@
         <w:spacing w:before="280" w:after="80"/>
         <w:rPr/>
       </w:pPr>
-      <w:bookmarkStart w:id="34" w:name="__RefHeading___Toc2604_459947062"/>
+      <w:bookmarkStart w:id="34" w:name="__RefHeading___Toc2697_904554236"/>
       <w:bookmarkEnd w:id="34"/>
       <w:r>
         <w:rPr>
@@ -3319,7 +3319,7 @@
         <w:spacing w:before="280" w:after="80"/>
         <w:rPr/>
       </w:pPr>
-      <w:bookmarkStart w:id="35" w:name="__RefHeading___Toc2606_459947062"/>
+      <w:bookmarkStart w:id="35" w:name="__RefHeading___Toc2699_904554236"/>
       <w:bookmarkEnd w:id="35"/>
       <w:r>
         <w:rPr>
@@ -3871,7 +3871,7 @@
         <w:spacing w:before="360" w:after="120"/>
         <w:rPr/>
       </w:pPr>
-      <w:bookmarkStart w:id="37" w:name="__RefHeading___Toc2608_459947062"/>
+      <w:bookmarkStart w:id="37" w:name="__RefHeading___Toc2701_904554236"/>
       <w:bookmarkStart w:id="38" w:name="purpose-scope-and-the-two-lines"/>
       <w:bookmarkEnd w:id="37"/>
       <w:r>
@@ -3902,7 +3902,7 @@
         <w:spacing w:before="280" w:after="80"/>
         <w:rPr/>
       </w:pPr>
-      <w:bookmarkStart w:id="39" w:name="__RefHeading___Toc2610_459947062"/>
+      <w:bookmarkStart w:id="39" w:name="__RefHeading___Toc2703_904554236"/>
       <w:bookmarkStart w:id="40" w:name="purpose"/>
       <w:bookmarkEnd w:id="39"/>
       <w:r>
@@ -3941,7 +3941,7 @@
         <w:pStyle w:val="Compact"/>
         <w:numPr>
           <w:ilvl w:val="0"/>
-          <w:numId w:val="29"/>
+          <w:numId w:val="30"/>
         </w:numPr>
         <w:rPr/>
       </w:pPr>
@@ -4056,7 +4056,7 @@
         <w:spacing w:before="280" w:after="80"/>
         <w:rPr/>
       </w:pPr>
-      <w:bookmarkStart w:id="41" w:name="__RefHeading___Toc2612_459947062"/>
+      <w:bookmarkStart w:id="41" w:name="__RefHeading___Toc2705_904554236"/>
       <w:bookmarkStart w:id="42" w:name="X02b33bbc1801cd189339d45a688fcaae9520a66"/>
       <w:bookmarkEnd w:id="41"/>
       <w:r>
@@ -4139,7 +4139,7 @@
         <w:spacing w:before="280" w:after="80"/>
         <w:rPr/>
       </w:pPr>
-      <w:bookmarkStart w:id="43" w:name="__RefHeading___Toc2614_459947062"/>
+      <w:bookmarkStart w:id="43" w:name="__RefHeading___Toc2707_904554236"/>
       <w:bookmarkStart w:id="44" w:name="the-two-lines-research-and-product"/>
       <w:bookmarkEnd w:id="43"/>
       <w:r>
@@ -4171,27 +4171,6 @@
           <w:sz w:val="20"/>
         </w:rPr>
         <w:t>The family runs two lines off the same common core:</w:t>
-      </w:r>
-    </w:p>
-    <w:p>
-      <w:pPr>
-        <w:pStyle w:val="Compact"/>
-        <w:numPr>
-          <w:ilvl w:val="0"/>
-          <w:numId w:val="30"/>
-        </w:numPr>
-        <w:rPr/>
-      </w:pPr>
-      <w:r>
-        <w:rPr>
-          <w:b/>
-          <w:bCs/>
-        </w:rPr>
-        <w:t>Research</w:t>
-      </w:r>
-      <w:r>
-        <w:rPr/>
-        <w:t xml:space="preserve"> — pumice, scoria, andesite. Full-featured controllers that prove out generations, run the characterisation harnesses, and close timing on real boards. They are where features land first and where measured numbers come from.</w:t>
       </w:r>
     </w:p>
     <w:p>
@@ -4208,6 +4187,27 @@
           <w:b/>
           <w:bCs/>
         </w:rPr>
+        <w:t>Research</w:t>
+      </w:r>
+      <w:r>
+        <w:rPr/>
+        <w:t xml:space="preserve"> — pumice, scoria, andesite. Full-featured controllers that prove out generations, run the characterisation harnesses, and close timing on real boards. They are where features land first and where measured numbers come from.</w:t>
+      </w:r>
+    </w:p>
+    <w:p>
+      <w:pPr>
+        <w:pStyle w:val="Compact"/>
+        <w:numPr>
+          <w:ilvl w:val="0"/>
+          <w:numId w:val="32"/>
+        </w:numPr>
+        <w:rPr/>
+      </w:pPr>
+      <w:r>
+        <w:rPr>
+          <w:b/>
+          <w:bCs/>
+        </w:rPr>
         <w:t>Product</w:t>
       </w:r>
       <w:r>
@@ -4251,7 +4251,7 @@
         <w:spacing w:before="280" w:after="80"/>
         <w:rPr/>
       </w:pPr>
-      <w:bookmarkStart w:id="45" w:name="__RefHeading___Toc2616_459947062"/>
+      <w:bookmarkStart w:id="45" w:name="__RefHeading___Toc2709_904554236"/>
       <w:bookmarkStart w:id="46" w:name="what-this-book-binds"/>
       <w:bookmarkEnd w:id="45"/>
       <w:r>
@@ -4271,20 +4271,6 @@
         </w:rPr>
         <w:tab/>
         <w:t>What this book binds</w:t>
-      </w:r>
-    </w:p>
-    <w:p>
-      <w:pPr>
-        <w:pStyle w:val="Compact"/>
-        <w:numPr>
-          <w:ilvl w:val="0"/>
-          <w:numId w:val="32"/>
-        </w:numPr>
-        <w:rPr/>
-      </w:pPr>
-      <w:r>
-        <w:rPr/>
-        <w:t>The plane stack and the name and role of every plane (Ch 2).</w:t>
       </w:r>
     </w:p>
     <w:p>
@@ -4298,7 +4284,7 @@
       </w:pPr>
       <w:r>
         <w:rPr/>
-        <w:t>The descriptor seam and its invariants (Ch 2.2).</w:t>
+        <w:t>The plane stack and the name and role of every plane (Ch 2).</w:t>
       </w:r>
     </w:p>
     <w:p>
@@ -4312,37 +4298,7 @@
       </w:pPr>
       <w:r>
         <w:rPr/>
-        <w:t xml:space="preserve">The DFI plane naming — </w:t>
-      </w:r>
-      <w:r>
-        <w:rPr>
-          <w:rStyle w:val="VerbatimChar"/>
-        </w:rPr>
-        <w:t>dfi_2p1_plane</w:t>
-      </w:r>
-      <w:r>
-        <w:rPr/>
-        <w:t xml:space="preserve">, </w:t>
-      </w:r>
-      <w:r>
-        <w:rPr>
-          <w:rStyle w:val="VerbatimChar"/>
-        </w:rPr>
-        <w:t>dfi_3p1_plane</w:t>
-      </w:r>
-      <w:r>
-        <w:rPr/>
-        <w:t xml:space="preserve">, </w:t>
-      </w:r>
-      <w:r>
-        <w:rPr>
-          <w:rStyle w:val="VerbatimChar"/>
-        </w:rPr>
-        <w:t>dfi_4p0_plane</w:t>
-      </w:r>
-      <w:r>
-        <w:rPr/>
-        <w:t xml:space="preserve"> (Ch 3).</w:t>
+        <w:t>The descriptor seam and its invariants (Ch 2.2).</w:t>
       </w:r>
     </w:p>
     <w:p>
@@ -4351,6 +4307,50 @@
         <w:numPr>
           <w:ilvl w:val="0"/>
           <w:numId w:val="35"/>
+        </w:numPr>
+        <w:rPr/>
+      </w:pPr>
+      <w:r>
+        <w:rPr/>
+        <w:t xml:space="preserve">The DFI plane naming — </w:t>
+      </w:r>
+      <w:r>
+        <w:rPr>
+          <w:rStyle w:val="VerbatimChar"/>
+        </w:rPr>
+        <w:t>dfi_2p1_plane</w:t>
+      </w:r>
+      <w:r>
+        <w:rPr/>
+        <w:t xml:space="preserve">, </w:t>
+      </w:r>
+      <w:r>
+        <w:rPr>
+          <w:rStyle w:val="VerbatimChar"/>
+        </w:rPr>
+        <w:t>dfi_3p1_plane</w:t>
+      </w:r>
+      <w:r>
+        <w:rPr/>
+        <w:t xml:space="preserve">, </w:t>
+      </w:r>
+      <w:r>
+        <w:rPr>
+          <w:rStyle w:val="VerbatimChar"/>
+        </w:rPr>
+        <w:t>dfi_4p0_plane</w:t>
+      </w:r>
+      <w:r>
+        <w:rPr/>
+        <w:t xml:space="preserve"> (Ch 3).</w:t>
+      </w:r>
+    </w:p>
+    <w:p>
+      <w:pPr>
+        <w:pStyle w:val="Compact"/>
+        <w:numPr>
+          <w:ilvl w:val="0"/>
+          <w:numId w:val="36"/>
         </w:numPr>
         <w:rPr/>
       </w:pPr>
@@ -4376,7 +4376,7 @@
         <w:pStyle w:val="Compact"/>
         <w:numPr>
           <w:ilvl w:val="0"/>
-          <w:numId w:val="36"/>
+          <w:numId w:val="37"/>
         </w:numPr>
         <w:rPr/>
       </w:pPr>
@@ -4396,7 +4396,7 @@
         <w:spacing w:before="280" w:after="80"/>
         <w:rPr/>
       </w:pPr>
-      <w:bookmarkStart w:id="48" w:name="__RefHeading___Toc2618_459947062"/>
+      <w:bookmarkStart w:id="48" w:name="__RefHeading___Toc2711_904554236"/>
       <w:bookmarkStart w:id="49" w:name="conventions"/>
       <w:bookmarkEnd w:id="48"/>
       <w:r>
@@ -4529,7 +4529,7 @@
         <w:spacing w:before="360" w:after="120"/>
         <w:rPr/>
       </w:pPr>
-      <w:bookmarkStart w:id="52" w:name="__RefHeading___Toc2620_459947062"/>
+      <w:bookmarkStart w:id="52" w:name="__RefHeading___Toc2713_904554236"/>
       <w:bookmarkStart w:id="53" w:name="X35fb09d53ce58ee1df67816bcaac5b674efa180"/>
       <w:bookmarkEnd w:id="52"/>
       <w:r>
@@ -4574,7 +4574,20 @@
         <w:rPr>
           <w:sz w:val="20"/>
         </w:rPr>
-        <w:t xml:space="preserve"> — the classic DDR-MC course form the owner fixed as the reference):</w:t>
+        <w:t xml:space="preserve"> — the classic DDR-MC course form the owner fixed as the reference). It is drawn from the RTL as </w:t>
+      </w:r>
+      <w:r>
+        <w:rPr>
+          <w:rStyle w:val="VerbatimChar"/>
+          <w:sz w:val="20"/>
+        </w:rPr>
+        <w:t>pumice_core</w:t>
+      </w:r>
+      <w:r>
+        <w:rPr>
+          <w:sz w:val="20"/>
+        </w:rPr>
+        <w:t xml:space="preserve"> composes the planes. Scoria and andesite swap in the DFI 3.1 / 4.0 plane and their own scheduler and training planes; granite replaces the storage plane with the N=1 entry store (Ch 5.2):</w:t>
       </w:r>
     </w:p>
     <w:p>
@@ -4586,7 +4599,7 @@
         <w:rPr/>
         <w:drawing>
           <wp:inline distT="0" distB="0" distL="0" distR="0">
-            <wp:extent cx="5334000" cy="3218180"/>
+            <wp:extent cx="5334000" cy="3355975"/>
             <wp:effectExtent l="0" t="0" r="0" b="0"/>
             <wp:docPr id="11" name="Picture" descr="The mem-ctrl-ip whole unit — AXI channels at top, the plane stack in the middle, DDR PHY bar at the bottom"/>
             <wp:cNvGraphicFramePr>
@@ -4610,7 +4623,7 @@
                   <pic:spPr bwMode="auto">
                     <a:xfrm>
                       <a:off x="0" y="0"/>
-                      <a:ext cx="5334000" cy="3218180"/>
+                      <a:ext cx="5334000" cy="3355975"/>
                     </a:xfrm>
                     <a:prstGeom prst="rect">
                       <a:avLst/>
@@ -4635,6 +4648,131 @@
     </w:p>
     <w:p>
       <w:pPr>
+        <w:pStyle w:val="BodyText"/>
+        <w:rPr/>
+      </w:pPr>
+      <w:r>
+        <w:rPr>
+          <w:sz w:val="20"/>
+        </w:rPr>
+        <w:t>How to read it:</w:t>
+      </w:r>
+    </w:p>
+    <w:p>
+      <w:pPr>
+        <w:pStyle w:val="Compact"/>
+        <w:numPr>
+          <w:ilvl w:val="0"/>
+          <w:numId w:val="38"/>
+        </w:numPr>
+        <w:rPr/>
+      </w:pPr>
+      <w:r>
+        <w:rPr>
+          <w:b/>
+          <w:bCs/>
+        </w:rPr>
+        <w:t>Command</w:t>
+      </w:r>
+      <w:r>
+        <w:rPr/>
+        <w:t xml:space="preserve"> runs down the center. The packetizers (burst split / chop, then the intakes, which also apply the address map) push into the two CAMs of the storage plane. Each CAM’s schedulable-entry view lands directly on the scheduler’s wide edge, beside init/refresh and the training plane’s maintenance requests; the winning command passes the command queue (</w:t>
+      </w:r>
+      <w:r>
+        <w:rPr>
+          <w:rStyle w:val="VerbatimChar"/>
+        </w:rPr>
+        <w:t>CMD_DELAY</w:t>
+      </w:r>
+      <w:r>
+        <w:rPr/>
+        <w:t xml:space="preserve"> release) into the DFI plane.</w:t>
+      </w:r>
+    </w:p>
+    <w:p>
+      <w:pPr>
+        <w:pStyle w:val="Compact"/>
+        <w:numPr>
+          <w:ilvl w:val="0"/>
+          <w:numId w:val="39"/>
+        </w:numPr>
+        <w:rPr/>
+      </w:pPr>
+      <w:r>
+        <w:rPr>
+          <w:b/>
+          <w:bCs/>
+        </w:rPr>
+        <w:t>Write data</w:t>
+      </w:r>
+      <w:r>
+        <w:rPr/>
+        <w:t xml:space="preserve"> goes down the left. It is held in </w:t>
+      </w:r>
+      <w:r>
+        <w:rPr>
+          <w:rStyle w:val="VerbatimChar"/>
+        </w:rPr>
+        <w:t>mc_wr_data_cam</w:t>
+      </w:r>
+      <w:r>
+        <w:rPr/>
+        <w:t xml:space="preserve"> from insert until the scheduler commits the entry, then streams to the DFI plane in commit order. There is no separate merge or forward buffer.</w:t>
+      </w:r>
+    </w:p>
+    <w:p>
+      <w:pPr>
+        <w:pStyle w:val="Compact"/>
+        <w:numPr>
+          <w:ilvl w:val="0"/>
+          <w:numId w:val="40"/>
+        </w:numPr>
+        <w:rPr/>
+      </w:pPr>
+      <w:r>
+        <w:rPr>
+          <w:b/>
+          <w:bCs/>
+        </w:rPr>
+        <w:t>Read data</w:t>
+      </w:r>
+      <w:r>
+        <w:rPr/>
+        <w:t xml:space="preserve"> climbs the right. The DFI plane returns it in issue order to </w:t>
+      </w:r>
+      <w:r>
+        <w:rPr>
+          <w:rStyle w:val="VerbatimChar"/>
+        </w:rPr>
+        <w:t>mc_rd_return_ring</w:t>
+      </w:r>
+      <w:r>
+        <w:rPr/>
+        <w:t xml:space="preserve">, which drains it in AR order through </w:t>
+      </w:r>
+      <w:r>
+        <w:rPr>
+          <w:rStyle w:val="VerbatimChar"/>
+        </w:rPr>
+        <w:t>mc_rd_intake</w:t>
+      </w:r>
+      <w:r>
+        <w:rPr/>
+        <w:t xml:space="preserve">’s R source select to the host. A read that hits a pending write is answered by the snarf (dashed): </w:t>
+      </w:r>
+      <w:r>
+        <w:rPr>
+          <w:rStyle w:val="VerbatimChar"/>
+        </w:rPr>
+        <w:t>mc_wr_data_cam</w:t>
+      </w:r>
+      <w:r>
+        <w:rPr/>
+        <w:t xml:space="preserve"> returns the data to the read intake, host side, and the read never enters the read CAM or the DFI plane.</w:t>
+      </w:r>
+    </w:p>
+    <w:p>
+      <w:pPr>
         <w:pStyle w:val="Heading2"/>
         <w:pBdr>
           <w:bottom w:val="single" w:sz="12" w:space="0" w:color="228B22"/>
@@ -4642,7 +4780,7 @@
         <w:spacing w:before="280" w:after="80"/>
         <w:rPr/>
       </w:pPr>
-      <w:bookmarkStart w:id="54" w:name="__RefHeading___Toc2622_459947062"/>
+      <w:bookmarkStart w:id="54" w:name="__RefHeading___Toc2715_904554236"/>
       <w:bookmarkEnd w:id="54"/>
       <w:r>
         <w:rPr>
@@ -4950,7 +5088,27 @@
                 <w:szCs w:val="24"/>
                 <w:lang w:val="en-US" w:eastAsia="en-US" w:bidi="ar-SA"/>
               </w:rPr>
-              <w:t>AXI4 slave intakes, shallow FIFOs, burst chop/split, final coalescing; read-data return endpoint</w:t>
+              <w:t>AXI4 slave intakes, shallow FIFOs, burst chop/split, address mapping (</w:t>
+            </w:r>
+            <w:r>
+              <w:rPr>
+                <w:rStyle w:val="VerbatimChar"/>
+                <w:rFonts w:eastAsia="Cambria" w:cs=""/>
+                <w:kern w:val="0"/>
+                <w:szCs w:val="24"/>
+                <w:lang w:val="en-US" w:eastAsia="en-US" w:bidi="ar-SA"/>
+              </w:rPr>
+              <w:t>mc_addr_mapper</w:t>
+            </w:r>
+            <w:r>
+              <w:rPr>
+                <w:rFonts w:eastAsia="Cambria" w:cs=""/>
+                <w:kern w:val="0"/>
+                <w:sz w:val="24"/>
+                <w:szCs w:val="24"/>
+                <w:lang w:val="en-US" w:eastAsia="en-US" w:bidi="ar-SA"/>
+              </w:rPr>
+              <w:t xml:space="preserve"> inside each intake), the B response; the read return ring and the R source select (DRAM or snarf)</w:t>
             </w:r>
           </w:p>
         </w:tc>
@@ -4981,7 +5139,7 @@
                 <w:szCs w:val="24"/>
                 <w:lang w:val="en-US" w:eastAsia="en-US" w:bidi="ar-SA"/>
               </w:rPr>
-              <w:t>DRAM knowledge of any kind; scheduling; the DRAM data path</w:t>
+              <w:t>Scheduling; the DRAM data path</w:t>
             </w:r>
           </w:p>
         </w:tc>
@@ -5046,7 +5204,7 @@
                 <w:szCs w:val="24"/>
                 <w:lang w:val="en-US" w:eastAsia="en-US" w:bidi="ar-SA"/>
               </w:rPr>
-              <w:t>Hold the schedulable-entry pool and the bank image</w:t>
+              <w:t>Hold the schedulable-entry pool</w:t>
             </w:r>
           </w:p>
         </w:tc>
@@ -5077,19 +5235,17 @@
                 <w:szCs w:val="24"/>
                 <w:lang w:val="en-US" w:eastAsia="en-US" w:bidi="ar-SA"/>
               </w:rPr>
-              <w:t xml:space="preserve">rd/wr CAMs (or SRAM-backed equivalents), read snooping, per-bank open-row image as a </w:t>
-            </w:r>
-            <w:r>
-              <w:rPr>
+              <w:t>rd/wr CAMs (</w:t>
+            </w:r>
+            <w:r>
+              <w:rPr>
+                <w:rStyle w:val="VerbatimChar"/>
                 <w:rFonts w:eastAsia="Cambria" w:cs=""/>
-                <w:i/>
-                <w:iCs/>
-                <w:kern w:val="0"/>
-                <w:sz w:val="24"/>
-                <w:szCs w:val="24"/>
-                <w:lang w:val="en-US" w:eastAsia="en-US" w:bidi="ar-SA"/>
-              </w:rPr>
-              <w:t>select</w:t>
+                <w:kern w:val="0"/>
+                <w:szCs w:val="24"/>
+                <w:lang w:val="en-US" w:eastAsia="en-US" w:bidi="ar-SA"/>
+              </w:rPr>
+              <w:t>mc_rd_cmd_cam</w:t>
             </w:r>
             <w:r>
               <w:rPr>
@@ -5099,7 +5255,27 @@
                 <w:szCs w:val="24"/>
                 <w:lang w:val="en-US" w:eastAsia="en-US" w:bidi="ar-SA"/>
               </w:rPr>
-              <w:t>, address mapping</w:t>
+              <w:t xml:space="preserve">, </w:t>
+            </w:r>
+            <w:r>
+              <w:rPr>
+                <w:rStyle w:val="VerbatimChar"/>
+                <w:rFonts w:eastAsia="Cambria" w:cs=""/>
+                <w:kern w:val="0"/>
+                <w:szCs w:val="24"/>
+                <w:lang w:val="en-US" w:eastAsia="en-US" w:bidi="ar-SA"/>
+              </w:rPr>
+              <w:t>mc_wr_data_cam</w:t>
+            </w:r>
+            <w:r>
+              <w:rPr>
+                <w:rFonts w:eastAsia="Cambria" w:cs=""/>
+                <w:kern w:val="0"/>
+                <w:sz w:val="24"/>
+                <w:szCs w:val="24"/>
+                <w:lang w:val="en-US" w:eastAsia="en-US" w:bidi="ar-SA"/>
+              </w:rPr>
+              <w:t xml:space="preserve"> with its write-data slots), the read-your-writes snarf, the write commit stream to the DFI plane</w:t>
             </w:r>
           </w:p>
         </w:tc>
@@ -5130,7 +5306,7 @@
                 <w:szCs w:val="24"/>
                 <w:lang w:val="en-US" w:eastAsia="en-US" w:bidi="ar-SA"/>
               </w:rPr>
-              <w:t>The pick itself; DRAM command encoding</w:t>
+              <w:t>The pick itself; DRAM command encoding; address mapping</w:t>
             </w:r>
           </w:p>
         </w:tc>
@@ -5226,7 +5402,7 @@
                 <w:szCs w:val="24"/>
                 <w:lang w:val="en-US" w:eastAsia="en-US" w:bidi="ar-SA"/>
               </w:rPr>
-              <w:t>The schedulable-entry view contract, bank/global timers, command arbiter, maintenance arbitration (refresh, ZQ, training windows)</w:t>
+              <w:t>The schedulable-entry view contract, bank/global timers, command arbiter, init sequencer, mode register, refresh controller, page policy, the command queue, the maintenance port</w:t>
             </w:r>
           </w:p>
         </w:tc>
@@ -5490,7 +5666,7 @@
                 <w:szCs w:val="24"/>
                 <w:lang w:val="en-US" w:eastAsia="en-US" w:bidi="ar-SA"/>
               </w:rPr>
-              <w:t>ZQ calibration control, DQ calibration, write-leveling interface, the maintenance slot arbitration that carries them</w:t>
+              <w:t>ZQ calibration control, DQ calibration (MRR), the maintenance slot select that carries them, the calibration sideband to the DFI read aligner</w:t>
             </w:r>
           </w:p>
         </w:tc>
@@ -5737,7 +5913,7 @@
         <w:spacing w:before="280" w:after="80"/>
         <w:rPr/>
       </w:pPr>
-      <w:bookmarkStart w:id="56" w:name="__RefHeading___Toc2624_459947062"/>
+      <w:bookmarkStart w:id="56" w:name="__RefHeading___Toc2717_904554236"/>
       <w:bookmarkEnd w:id="56"/>
       <w:r>
         <w:rPr>
@@ -5833,7 +6009,7 @@
         <w:spacing w:before="280" w:after="80"/>
         <w:rPr/>
       </w:pPr>
-      <w:bookmarkStart w:id="57" w:name="__RefHeading___Toc2626_459947062"/>
+      <w:bookmarkStart w:id="57" w:name="__RefHeading___Toc2719_904554236"/>
       <w:bookmarkStart w:id="58" w:name="the-three-structural-rules-of-the-stack"/>
       <w:bookmarkEnd w:id="57"/>
       <w:r>
@@ -5860,7 +6036,7 @@
         <w:pStyle w:val="Compact"/>
         <w:numPr>
           <w:ilvl w:val="0"/>
-          <w:numId w:val="37"/>
+          <w:numId w:val="41"/>
         </w:numPr>
         <w:rPr/>
       </w:pPr>
@@ -5881,7 +6057,7 @@
         <w:pStyle w:val="Compact"/>
         <w:numPr>
           <w:ilvl w:val="0"/>
-          <w:numId w:val="38"/>
+          <w:numId w:val="42"/>
         </w:numPr>
         <w:rPr/>
       </w:pPr>
@@ -5902,7 +6078,7 @@
         <w:pStyle w:val="Compact"/>
         <w:numPr>
           <w:ilvl w:val="0"/>
-          <w:numId w:val="39"/>
+          <w:numId w:val="43"/>
         </w:numPr>
         <w:rPr/>
       </w:pPr>
@@ -5939,7 +6115,7 @@
         <w:spacing w:before="280" w:after="80"/>
         <w:rPr/>
       </w:pPr>
-      <w:bookmarkStart w:id="59" w:name="__RefHeading___Toc2628_459947062"/>
+      <w:bookmarkStart w:id="59" w:name="__RefHeading___Toc2721_904554236"/>
       <w:bookmarkStart w:id="60" w:name="what-the-rocks-own"/>
       <w:bookmarkEnd w:id="59"/>
       <w:r>
@@ -5970,7 +6146,111 @@
         <w:rPr>
           <w:sz w:val="20"/>
         </w:rPr>
-        <w:t>Generation-specific blocks stay rock-side today, by the two-customer rule: the init sequencer, the mode register, the refresh controller, the page policy engine, and the power-down controller. The scheduler plane is a thin rock wrapper around the common scheduler core precisely for this: the wrapper instantiates the rock’s children and maps the rock’s maintenance source into the generic maintenance slot (</w:t>
+        <w:t xml:space="preserve">For the DDR2 / LPDDR2 rocks, the generation-specific scheduler children have already been extracted: </w:t>
+      </w:r>
+      <w:r>
+        <w:rPr>
+          <w:rStyle w:val="VerbatimChar"/>
+          <w:sz w:val="20"/>
+        </w:rPr>
+        <w:t>mc_xddr2_init_sequencer</w:t>
+      </w:r>
+      <w:r>
+        <w:rPr>
+          <w:sz w:val="20"/>
+        </w:rPr>
+        <w:t xml:space="preserve">, </w:t>
+      </w:r>
+      <w:r>
+        <w:rPr>
+          <w:rStyle w:val="VerbatimChar"/>
+          <w:sz w:val="20"/>
+        </w:rPr>
+        <w:t>mc_xddr2_mode_register</w:t>
+      </w:r>
+      <w:r>
+        <w:rPr>
+          <w:sz w:val="20"/>
+        </w:rPr>
+        <w:t xml:space="preserve">, </w:t>
+      </w:r>
+      <w:r>
+        <w:rPr>
+          <w:rStyle w:val="VerbatimChar"/>
+          <w:sz w:val="20"/>
+        </w:rPr>
+        <w:t>mc_xddr2_refresh_ctrl</w:t>
+      </w:r>
+      <w:r>
+        <w:rPr>
+          <w:sz w:val="20"/>
+        </w:rPr>
+        <w:t xml:space="preserve"> and </w:t>
+      </w:r>
+      <w:r>
+        <w:rPr>
+          <w:rStyle w:val="VerbatimChar"/>
+          <w:sz w:val="20"/>
+        </w:rPr>
+        <w:t>mc_page_policy</w:t>
+      </w:r>
+      <w:r>
+        <w:rPr>
+          <w:sz w:val="20"/>
+        </w:rPr>
+        <w:t xml:space="preserve"> live in common-ip, and the common </w:t>
+      </w:r>
+      <w:r>
+        <w:rPr>
+          <w:rStyle w:val="VerbatimChar"/>
+          <w:sz w:val="20"/>
+        </w:rPr>
+        <w:t>mc_scheduler_plane</w:t>
+      </w:r>
+      <w:r>
+        <w:rPr>
+          <w:sz w:val="20"/>
+        </w:rPr>
+        <w:t xml:space="preserve"> instantiates them behind </w:t>
+      </w:r>
+      <w:r>
+        <w:rPr>
+          <w:rStyle w:val="VerbatimChar"/>
+          <w:sz w:val="20"/>
+        </w:rPr>
+        <w:t>HAS_*</w:t>
+      </w:r>
+      <w:r>
+        <w:rPr>
+          <w:sz w:val="20"/>
+        </w:rPr>
+        <w:t xml:space="preserve"> parameters (pumice and granite use it; that is what the whole-unit figure draws). Scoria and andesite still keep their generation’s blocks rock-side, by the two-customer rule: </w:t>
+      </w:r>
+      <w:r>
+        <w:rPr>
+          <w:rStyle w:val="VerbatimChar"/>
+          <w:sz w:val="20"/>
+        </w:rPr>
+        <w:t>scoria_scheduler_plane</w:t>
+      </w:r>
+      <w:r>
+        <w:rPr>
+          <w:sz w:val="20"/>
+        </w:rPr>
+        <w:t xml:space="preserve"> and </w:t>
+      </w:r>
+      <w:r>
+        <w:rPr>
+          <w:rStyle w:val="VerbatimChar"/>
+          <w:sz w:val="20"/>
+        </w:rPr>
+        <w:t>andesite_scheduler_plane</w:t>
+      </w:r>
+      <w:r>
+        <w:rPr>
+          <w:sz w:val="20"/>
+        </w:rPr>
+        <w:t xml:space="preserve"> are rock wrappers that instantiate the rock’s children and map the rock’s maintenance source into the generic maintenance slot (</w:t>
       </w:r>
       <w:hyperlink r:id="rId24">
         <w:r>
@@ -6086,7 +6366,7 @@
         <w:spacing w:before="360" w:after="120"/>
         <w:rPr/>
       </w:pPr>
-      <w:bookmarkStart w:id="63" w:name="__RefHeading___Toc2630_459947062"/>
+      <w:bookmarkStart w:id="63" w:name="__RefHeading___Toc2723_904554236"/>
       <w:bookmarkStart w:id="64" w:name="the-descriptor-seam"/>
       <w:bookmarkEnd w:id="63"/>
       <w:r>
@@ -6143,7 +6423,7 @@
         <w:spacing w:before="280" w:after="80"/>
         <w:rPr/>
       </w:pPr>
-      <w:bookmarkStart w:id="65" w:name="__RefHeading___Toc2632_459947062"/>
+      <w:bookmarkStart w:id="65" w:name="__RefHeading___Toc2725_904554236"/>
       <w:bookmarkStart w:id="66" w:name="the-contract"/>
       <w:bookmarkEnd w:id="65"/>
       <w:r>
@@ -6182,7 +6462,7 @@
         <w:pStyle w:val="Compact"/>
         <w:numPr>
           <w:ilvl w:val="0"/>
-          <w:numId w:val="40"/>
+          <w:numId w:val="44"/>
         </w:numPr>
         <w:rPr/>
       </w:pPr>
@@ -6223,7 +6503,7 @@
         <w:pStyle w:val="Compact"/>
         <w:numPr>
           <w:ilvl w:val="0"/>
-          <w:numId w:val="41"/>
+          <w:numId w:val="45"/>
         </w:numPr>
         <w:rPr/>
       </w:pPr>
@@ -6244,7 +6524,7 @@
         <w:pStyle w:val="Compact"/>
         <w:numPr>
           <w:ilvl w:val="0"/>
-          <w:numId w:val="42"/>
+          <w:numId w:val="46"/>
         </w:numPr>
         <w:rPr/>
       </w:pPr>
@@ -6283,7 +6563,7 @@
         <w:spacing w:before="280" w:after="80"/>
         <w:rPr/>
       </w:pPr>
-      <w:bookmarkStart w:id="68" w:name="__RefHeading___Toc2634_459947062"/>
+      <w:bookmarkStart w:id="68" w:name="__RefHeading___Toc2727_904554236"/>
       <w:bookmarkStart w:id="69" w:name="the-invariants"/>
       <w:bookmarkEnd w:id="68"/>
       <w:r>
@@ -6322,7 +6602,7 @@
         <w:pStyle w:val="Compact"/>
         <w:numPr>
           <w:ilvl w:val="0"/>
-          <w:numId w:val="43"/>
+          <w:numId w:val="47"/>
         </w:numPr>
         <w:rPr/>
       </w:pPr>
@@ -6343,7 +6623,7 @@
         <w:pStyle w:val="Compact"/>
         <w:numPr>
           <w:ilvl w:val="0"/>
-          <w:numId w:val="44"/>
+          <w:numId w:val="48"/>
         </w:numPr>
         <w:rPr/>
       </w:pPr>
@@ -6364,7 +6644,7 @@
         <w:pStyle w:val="Compact"/>
         <w:numPr>
           <w:ilvl w:val="0"/>
-          <w:numId w:val="45"/>
+          <w:numId w:val="49"/>
         </w:numPr>
         <w:rPr/>
       </w:pPr>
@@ -6390,7 +6670,7 @@
         <w:spacing w:before="280" w:after="80"/>
         <w:rPr/>
       </w:pPr>
-      <w:bookmarkStart w:id="70" w:name="__RefHeading___Toc2636_459947062"/>
+      <w:bookmarkStart w:id="70" w:name="__RefHeading___Toc2729_904554236"/>
       <w:bookmarkStart w:id="71" w:name="what-the-seam-is-not"/>
       <w:bookmarkEnd w:id="70"/>
       <w:r>
@@ -6417,7 +6697,7 @@
         <w:pStyle w:val="Compact"/>
         <w:numPr>
           <w:ilvl w:val="0"/>
-          <w:numId w:val="46"/>
+          <w:numId w:val="50"/>
         </w:numPr>
         <w:rPr/>
       </w:pPr>
@@ -6459,7 +6739,7 @@
         <w:pStyle w:val="Compact"/>
         <w:numPr>
           <w:ilvl w:val="0"/>
-          <w:numId w:val="47"/>
+          <w:numId w:val="51"/>
         </w:numPr>
         <w:rPr/>
       </w:pPr>
@@ -6491,7 +6771,7 @@
         <w:pStyle w:val="Compact"/>
         <w:numPr>
           <w:ilvl w:val="0"/>
-          <w:numId w:val="48"/>
+          <w:numId w:val="52"/>
         </w:numPr>
         <w:rPr/>
       </w:pPr>
@@ -6517,7 +6797,7 @@
         <w:spacing w:before="280" w:after="80"/>
         <w:rPr/>
       </w:pPr>
-      <w:bookmarkStart w:id="72" w:name="__RefHeading___Toc2638_459947062"/>
+      <w:bookmarkStart w:id="72" w:name="__RefHeading___Toc2731_904554236"/>
       <w:bookmarkStart w:id="73" w:name="where-this-stands-in-the-rocks"/>
       <w:bookmarkEnd w:id="72"/>
       <w:r>
@@ -6663,7 +6943,7 @@
         <w:spacing w:before="360" w:after="120"/>
         <w:rPr/>
       </w:pPr>
-      <w:bookmarkStart w:id="76" w:name="__RefHeading___Toc2640_459947062"/>
+      <w:bookmarkStart w:id="76" w:name="__RefHeading___Toc2733_904554236"/>
       <w:bookmarkStart w:id="77" w:name="X2f71a05472097ea1fe19625f162464bfb02eaff"/>
       <w:bookmarkEnd w:id="76"/>
       <w:r>
@@ -6810,7 +7090,7 @@
         <w:spacing w:before="280" w:after="80"/>
         <w:rPr/>
       </w:pPr>
-      <w:bookmarkStart w:id="78" w:name="__RefHeading___Toc2642_459947062"/>
+      <w:bookmarkStart w:id="78" w:name="__RefHeading___Toc2735_904554236"/>
       <w:bookmarkStart w:id="79" w:name="the-reasoning"/>
       <w:bookmarkEnd w:id="78"/>
       <w:r>
@@ -6919,7 +7199,7 @@
         <w:spacing w:before="280" w:after="80"/>
         <w:rPr/>
       </w:pPr>
-      <w:bookmarkStart w:id="80" w:name="__RefHeading___Toc2644_459947062"/>
+      <w:bookmarkStart w:id="80" w:name="__RefHeading___Toc2737_904554236"/>
       <w:bookmarkStart w:id="81" w:name="what-is-shared"/>
       <w:bookmarkEnd w:id="80"/>
       <w:r>
@@ -7452,7 +7732,7 @@
         <w:spacing w:before="280" w:after="80"/>
         <w:rPr/>
       </w:pPr>
-      <w:bookmarkStart w:id="82" w:name="__RefHeading___Toc2646_459947062"/>
+      <w:bookmarkStart w:id="82" w:name="__RefHeading___Toc2739_904554236"/>
       <w:bookmarkStart w:id="83" w:name="what-the-plane-never-does"/>
       <w:bookmarkEnd w:id="82"/>
       <w:r>
@@ -7613,7 +7893,7 @@
         <w:spacing w:before="360" w:after="120"/>
         <w:rPr/>
       </w:pPr>
-      <w:bookmarkStart w:id="86" w:name="__RefHeading___Toc2648_459947062"/>
+      <w:bookmarkStart w:id="86" w:name="__RefHeading___Toc2741_904554236"/>
       <w:bookmarkStart w:id="87" w:name="Xc26196f7674c66983726de17c545c6649bb3fab"/>
       <w:bookmarkEnd w:id="86"/>
       <w:r>
@@ -7670,7 +7950,7 @@
         <w:spacing w:before="280" w:after="80"/>
         <w:rPr/>
       </w:pPr>
-      <w:bookmarkStart w:id="88" w:name="__RefHeading___Toc2650_459947062"/>
+      <w:bookmarkStart w:id="88" w:name="__RefHeading___Toc2743_904554236"/>
       <w:bookmarkStart w:id="89" w:name="X8fa9d289b34687b6fa07df052b670cb17558661"/>
       <w:bookmarkEnd w:id="88"/>
       <w:r>
@@ -7747,7 +8027,7 @@
         <w:spacing w:before="280" w:after="80"/>
         <w:rPr/>
       </w:pPr>
-      <w:bookmarkStart w:id="90" w:name="__RefHeading___Toc2652_459947062"/>
+      <w:bookmarkStart w:id="90" w:name="__RefHeading___Toc2745_904554236"/>
       <w:bookmarkStart w:id="91" w:name="parameterize-width-never-personality"/>
       <w:bookmarkEnd w:id="90"/>
       <w:r>
@@ -7851,7 +8131,7 @@
         <w:spacing w:before="280" w:after="80"/>
         <w:rPr/>
       </w:pPr>
-      <w:bookmarkStart w:id="92" w:name="__RefHeading___Toc2654_459947062"/>
+      <w:bookmarkStart w:id="92" w:name="__RefHeading___Toc2747_904554236"/>
       <w:bookmarkStart w:id="93" w:name="X7c6b25d78360fe2e4fe81e68e87c32fcf8cda69"/>
       <w:bookmarkEnd w:id="92"/>
       <w:r>
@@ -7915,7 +8195,7 @@
         <w:spacing w:before="280" w:after="80"/>
         <w:rPr/>
       </w:pPr>
-      <w:bookmarkStart w:id="94" w:name="__RefHeading___Toc2656_459947062"/>
+      <w:bookmarkStart w:id="94" w:name="__RefHeading___Toc2749_904554236"/>
       <w:bookmarkStart w:id="95" w:name="X416b554ca19ee0550a4692b0d160f4e163ab46b"/>
       <w:bookmarkEnd w:id="94"/>
       <w:r>
@@ -8019,7 +8299,7 @@
         <w:spacing w:before="280" w:after="80"/>
         <w:rPr/>
       </w:pPr>
-      <w:bookmarkStart w:id="96" w:name="__RefHeading___Toc2658_459947062"/>
+      <w:bookmarkStart w:id="96" w:name="__RefHeading___Toc2751_904554236"/>
       <w:bookmarkStart w:id="97" w:name="X4e83b81ceef783af7b63185336af6225b7314d3"/>
       <w:bookmarkEnd w:id="96"/>
       <w:r>
@@ -8096,7 +8376,7 @@
         <w:spacing w:before="280" w:after="80"/>
         <w:rPr/>
       </w:pPr>
-      <w:bookmarkStart w:id="98" w:name="__RefHeading___Toc2660_459947062"/>
+      <w:bookmarkStart w:id="98" w:name="__RefHeading___Toc2753_904554236"/>
       <w:bookmarkStart w:id="99" w:name="Xb3a20a7d499f0a0ca4e9f419fb6dadc4bc8a470"/>
       <w:bookmarkEnd w:id="98"/>
       <w:r>
@@ -8249,7 +8529,7 @@
         <w:spacing w:before="360" w:after="120"/>
         <w:rPr/>
       </w:pPr>
-      <w:bookmarkStart w:id="102" w:name="__RefHeading___Toc2662_459947062"/>
+      <w:bookmarkStart w:id="102" w:name="__RefHeading___Toc2755_904554236"/>
       <w:bookmarkStart w:id="103" w:name="the-common-ip-layout"/>
       <w:bookmarkEnd w:id="102"/>
       <w:r>
@@ -8394,7 +8674,7 @@
         <w:spacing w:before="280" w:after="80"/>
         <w:rPr/>
       </w:pPr>
-      <w:bookmarkStart w:id="104" w:name="__RefHeading___Toc2664_459947062"/>
+      <w:bookmarkStart w:id="104" w:name="__RefHeading___Toc2757_904554236"/>
       <w:bookmarkStart w:id="105" w:name="the-blocks-as-of-2026-10-10"/>
       <w:bookmarkEnd w:id="104"/>
       <w:r>
@@ -9670,7 +9950,7 @@
         <w:spacing w:before="280" w:after="80"/>
         <w:rPr/>
       </w:pPr>
-      <w:bookmarkStart w:id="106" w:name="__RefHeading___Toc2666_459947062"/>
+      <w:bookmarkStart w:id="106" w:name="__RefHeading___Toc2759_904554236"/>
       <w:bookmarkStart w:id="107" w:name="X2611791d1bdfcecec1bf22dcc222e0c21c9b431"/>
       <w:bookmarkEnd w:id="106"/>
       <w:r>
@@ -9715,7 +9995,7 @@
         <w:spacing w:before="280" w:after="80"/>
         <w:rPr/>
       </w:pPr>
-      <w:bookmarkStart w:id="109" w:name="__RefHeading___Toc2668_459947062"/>
+      <w:bookmarkStart w:id="109" w:name="__RefHeading___Toc2761_904554236"/>
       <w:bookmarkStart w:id="110" w:name="documentation-map"/>
       <w:bookmarkEnd w:id="109"/>
       <w:r>
@@ -10491,7 +10771,7 @@
         <w:spacing w:before="360" w:after="120"/>
         <w:rPr/>
       </w:pPr>
-      <w:bookmarkStart w:id="113" w:name="__RefHeading___Toc2670_459947062"/>
+      <w:bookmarkStart w:id="113" w:name="__RefHeading___Toc2763_904554236"/>
       <w:bookmarkStart w:id="114" w:name="Xec01d7fcc00e62d53b5638288c846d5a89df379"/>
       <w:bookmarkEnd w:id="113"/>
       <w:r>
@@ -10534,7 +10814,7 @@
         <w:spacing w:before="280" w:after="80"/>
         <w:rPr/>
       </w:pPr>
-      <w:bookmarkStart w:id="115" w:name="__RefHeading___Toc2672_459947062"/>
+      <w:bookmarkStart w:id="115" w:name="__RefHeading___Toc2765_904554236"/>
       <w:bookmarkStart w:id="116" w:name="the-product-names"/>
       <w:bookmarkEnd w:id="115"/>
       <w:r>
@@ -11137,7 +11417,7 @@
         <w:spacing w:before="280" w:after="80"/>
         <w:rPr/>
       </w:pPr>
-      <w:bookmarkStart w:id="118" w:name="__RefHeading___Toc2674_459947062"/>
+      <w:bookmarkStart w:id="118" w:name="__RefHeading___Toc2767_904554236"/>
       <w:bookmarkStart w:id="119" w:name="Xa16f4717d14061f81a0dc9a449617a75cce903a"/>
       <w:bookmarkEnd w:id="118"/>
       <w:r>
@@ -11176,7 +11456,7 @@
         <w:pStyle w:val="Compact"/>
         <w:numPr>
           <w:ilvl w:val="0"/>
-          <w:numId w:val="49"/>
+          <w:numId w:val="53"/>
         </w:numPr>
         <w:rPr/>
       </w:pPr>
@@ -11197,7 +11477,7 @@
         <w:pStyle w:val="Compact"/>
         <w:numPr>
           <w:ilvl w:val="0"/>
-          <w:numId w:val="50"/>
+          <w:numId w:val="54"/>
         </w:numPr>
         <w:rPr/>
       </w:pPr>
@@ -11218,7 +11498,7 @@
         <w:pStyle w:val="Compact"/>
         <w:numPr>
           <w:ilvl w:val="0"/>
-          <w:numId w:val="51"/>
+          <w:numId w:val="55"/>
         </w:numPr>
         <w:rPr/>
       </w:pPr>
@@ -11296,7 +11576,7 @@
         <w:spacing w:before="280" w:after="80"/>
         <w:rPr/>
       </w:pPr>
-      <w:bookmarkStart w:id="120" w:name="__RefHeading___Toc2676_459947062"/>
+      <w:bookmarkStart w:id="120" w:name="__RefHeading___Toc2769_904554236"/>
       <w:bookmarkStart w:id="121" w:name="the-research-lines-role"/>
       <w:bookmarkEnd w:id="120"/>
       <w:r>
@@ -11341,7 +11621,7 @@
         <w:spacing w:before="280" w:after="80"/>
         <w:rPr/>
       </w:pPr>
-      <w:bookmarkStart w:id="123" w:name="__RefHeading___Toc2678_459947062"/>
+      <w:bookmarkStart w:id="123" w:name="__RefHeading___Toc2771_904554236"/>
       <w:bookmarkStart w:id="124" w:name="relationship-to-the-rocks-books"/>
       <w:bookmarkEnd w:id="123"/>
       <w:r>
@@ -11518,7 +11798,7 @@
           </w:r>
           <w:r>
             <w:rPr/>
-            <w:t>29</w:t>
+            <w:t>30</w:t>
           </w:r>
           <w:r>
             <w:rPr/>
@@ -11545,7 +11825,7 @@
           </w:r>
           <w:r>
             <w:rPr/>
-            <w:t>29</w:t>
+            <w:t>30</w:t>
           </w:r>
           <w:r>
             <w:rPr/>
@@ -11665,7 +11945,7 @@
           </w:r>
           <w:r>
             <w:rPr/>
-            <w:t>29</w:t>
+            <w:t>30</w:t>
           </w:r>
           <w:r>
             <w:rPr/>
@@ -11692,7 +11972,7 @@
           </w:r>
           <w:r>
             <w:rPr/>
-            <w:t>29</w:t>
+            <w:t>30</w:t>
           </w:r>
           <w:r>
             <w:rPr/>
@@ -13460,6 +13740,142 @@
   </w:abstractNum>
   <w:abstractNum w:abstractNumId="14">
     <w:lvl w:ilvl="0">
+      <w:numFmt w:val="bullet"/>
+      <w:lvlText w:val=""/>
+      <w:lvlJc w:val="left"/>
+      <w:pPr>
+        <w:tabs>
+          <w:tab w:val="num" w:pos="0"/>
+        </w:tabs>
+        <w:ind w:left="720" w:hanging="480"/>
+      </w:pPr>
+      <w:rPr>
+        <w:rFonts w:ascii="Symbol" w:hAnsi="Symbol" w:cs="Symbol" w:hint="default"/>
+      </w:rPr>
+    </w:lvl>
+    <w:lvl w:ilvl="1">
+      <w:start w:val="0"/>
+      <w:numFmt w:val="bullet"/>
+      <w:lvlText w:val=""/>
+      <w:lvlJc w:val="left"/>
+      <w:pPr>
+        <w:tabs>
+          <w:tab w:val="num" w:pos="0"/>
+        </w:tabs>
+        <w:ind w:left="1440" w:hanging="480"/>
+      </w:pPr>
+      <w:rPr>
+        <w:rFonts w:ascii="Symbol" w:hAnsi="Symbol" w:cs="Symbol" w:hint="default"/>
+      </w:rPr>
+    </w:lvl>
+    <w:lvl w:ilvl="2">
+      <w:start w:val="0"/>
+      <w:numFmt w:val="bullet"/>
+      <w:lvlText w:val=""/>
+      <w:lvlJc w:val="left"/>
+      <w:pPr>
+        <w:tabs>
+          <w:tab w:val="num" w:pos="0"/>
+        </w:tabs>
+        <w:ind w:left="2160" w:hanging="480"/>
+      </w:pPr>
+      <w:rPr>
+        <w:rFonts w:ascii="Symbol" w:hAnsi="Symbol" w:cs="Symbol" w:hint="default"/>
+      </w:rPr>
+    </w:lvl>
+    <w:lvl w:ilvl="3">
+      <w:start w:val="0"/>
+      <w:numFmt w:val="bullet"/>
+      <w:lvlText w:val=""/>
+      <w:lvlJc w:val="left"/>
+      <w:pPr>
+        <w:tabs>
+          <w:tab w:val="num" w:pos="0"/>
+        </w:tabs>
+        <w:ind w:left="2880" w:hanging="480"/>
+      </w:pPr>
+      <w:rPr>
+        <w:rFonts w:ascii="Symbol" w:hAnsi="Symbol" w:cs="Symbol" w:hint="default"/>
+      </w:rPr>
+    </w:lvl>
+    <w:lvl w:ilvl="4">
+      <w:start w:val="0"/>
+      <w:numFmt w:val="bullet"/>
+      <w:lvlText w:val=""/>
+      <w:lvlJc w:val="left"/>
+      <w:pPr>
+        <w:tabs>
+          <w:tab w:val="num" w:pos="0"/>
+        </w:tabs>
+        <w:ind w:left="3600" w:hanging="480"/>
+      </w:pPr>
+      <w:rPr>
+        <w:rFonts w:ascii="Symbol" w:hAnsi="Symbol" w:cs="Symbol" w:hint="default"/>
+      </w:rPr>
+    </w:lvl>
+    <w:lvl w:ilvl="5">
+      <w:start w:val="0"/>
+      <w:numFmt w:val="bullet"/>
+      <w:lvlText w:val=""/>
+      <w:lvlJc w:val="left"/>
+      <w:pPr>
+        <w:tabs>
+          <w:tab w:val="num" w:pos="0"/>
+        </w:tabs>
+        <w:ind w:left="4320" w:hanging="480"/>
+      </w:pPr>
+      <w:rPr>
+        <w:rFonts w:ascii="Symbol" w:hAnsi="Symbol" w:cs="Symbol" w:hint="default"/>
+      </w:rPr>
+    </w:lvl>
+    <w:lvl w:ilvl="6">
+      <w:start w:val="0"/>
+      <w:numFmt w:val="bullet"/>
+      <w:lvlText w:val=""/>
+      <w:lvlJc w:val="left"/>
+      <w:pPr>
+        <w:tabs>
+          <w:tab w:val="num" w:pos="0"/>
+        </w:tabs>
+        <w:ind w:left="5040" w:hanging="480"/>
+      </w:pPr>
+      <w:rPr>
+        <w:rFonts w:ascii="Symbol" w:hAnsi="Symbol" w:cs="Symbol" w:hint="default"/>
+      </w:rPr>
+    </w:lvl>
+    <w:lvl w:ilvl="7">
+      <w:start w:val="0"/>
+      <w:numFmt w:val="bullet"/>
+      <w:lvlText w:val=""/>
+      <w:lvlJc w:val="left"/>
+      <w:pPr>
+        <w:tabs>
+          <w:tab w:val="num" w:pos="0"/>
+        </w:tabs>
+        <w:ind w:left="5760" w:hanging="480"/>
+      </w:pPr>
+      <w:rPr>
+        <w:rFonts w:ascii="Symbol" w:hAnsi="Symbol" w:cs="Symbol" w:hint="default"/>
+      </w:rPr>
+    </w:lvl>
+    <w:lvl w:ilvl="8">
+      <w:start w:val="0"/>
+      <w:numFmt w:val="bullet"/>
+      <w:lvlText w:val=""/>
+      <w:lvlJc w:val="left"/>
+      <w:pPr>
+        <w:tabs>
+          <w:tab w:val="num" w:pos="0"/>
+        </w:tabs>
+        <w:ind w:left="6480" w:hanging="480"/>
+      </w:pPr>
+      <w:rPr>
+        <w:rFonts w:ascii="Symbol" w:hAnsi="Symbol" w:cs="Symbol" w:hint="default"/>
+      </w:rPr>
+    </w:lvl>
+  </w:abstractNum>
+  <w:abstractNum w:abstractNumId="15">
+    <w:lvl w:ilvl="0">
       <w:start w:val="1"/>
       <w:numFmt w:val="decimal"/>
       <w:lvlText w:val="%1."/>
@@ -13577,7 +13993,7 @@
       <w:rPr/>
     </w:lvl>
   </w:abstractNum>
-  <w:abstractNum w:abstractNumId="15">
+  <w:abstractNum w:abstractNumId="16">
     <w:lvl w:ilvl="0">
       <w:numFmt w:val="bullet"/>
       <w:lvlText w:val=""/>
@@ -13713,7 +14129,7 @@
       </w:rPr>
     </w:lvl>
   </w:abstractNum>
-  <w:abstractNum w:abstractNumId="16">
+  <w:abstractNum w:abstractNumId="17">
     <w:lvl w:ilvl="0">
       <w:start w:val="1"/>
       <w:numFmt w:val="decimal"/>
@@ -13830,142 +14246,6 @@
         <w:ind w:left="6480" w:hanging="480"/>
       </w:pPr>
       <w:rPr/>
-    </w:lvl>
-  </w:abstractNum>
-  <w:abstractNum w:abstractNumId="17">
-    <w:lvl w:ilvl="0">
-      <w:numFmt w:val="bullet"/>
-      <w:lvlText w:val=""/>
-      <w:lvlJc w:val="left"/>
-      <w:pPr>
-        <w:tabs>
-          <w:tab w:val="num" w:pos="0"/>
-        </w:tabs>
-        <w:ind w:left="720" w:hanging="480"/>
-      </w:pPr>
-      <w:rPr>
-        <w:rFonts w:ascii="Symbol" w:hAnsi="Symbol" w:cs="Symbol" w:hint="default"/>
-      </w:rPr>
-    </w:lvl>
-    <w:lvl w:ilvl="1">
-      <w:start w:val="0"/>
-      <w:numFmt w:val="bullet"/>
-      <w:lvlText w:val=""/>
-      <w:lvlJc w:val="left"/>
-      <w:pPr>
-        <w:tabs>
-          <w:tab w:val="num" w:pos="0"/>
-        </w:tabs>
-        <w:ind w:left="1440" w:hanging="480"/>
-      </w:pPr>
-      <w:rPr>
-        <w:rFonts w:ascii="Symbol" w:hAnsi="Symbol" w:cs="Symbol" w:hint="default"/>
-      </w:rPr>
-    </w:lvl>
-    <w:lvl w:ilvl="2">
-      <w:start w:val="0"/>
-      <w:numFmt w:val="bullet"/>
-      <w:lvlText w:val=""/>
-      <w:lvlJc w:val="left"/>
-      <w:pPr>
-        <w:tabs>
-          <w:tab w:val="num" w:pos="0"/>
-        </w:tabs>
-        <w:ind w:left="2160" w:hanging="480"/>
-      </w:pPr>
-      <w:rPr>
-        <w:rFonts w:ascii="Symbol" w:hAnsi="Symbol" w:cs="Symbol" w:hint="default"/>
-      </w:rPr>
-    </w:lvl>
-    <w:lvl w:ilvl="3">
-      <w:start w:val="0"/>
-      <w:numFmt w:val="bullet"/>
-      <w:lvlText w:val=""/>
-      <w:lvlJc w:val="left"/>
-      <w:pPr>
-        <w:tabs>
-          <w:tab w:val="num" w:pos="0"/>
-        </w:tabs>
-        <w:ind w:left="2880" w:hanging="480"/>
-      </w:pPr>
-      <w:rPr>
-        <w:rFonts w:ascii="Symbol" w:hAnsi="Symbol" w:cs="Symbol" w:hint="default"/>
-      </w:rPr>
-    </w:lvl>
-    <w:lvl w:ilvl="4">
-      <w:start w:val="0"/>
-      <w:numFmt w:val="bullet"/>
-      <w:lvlText w:val=""/>
-      <w:lvlJc w:val="left"/>
-      <w:pPr>
-        <w:tabs>
-          <w:tab w:val="num" w:pos="0"/>
-        </w:tabs>
-        <w:ind w:left="3600" w:hanging="480"/>
-      </w:pPr>
-      <w:rPr>
-        <w:rFonts w:ascii="Symbol" w:hAnsi="Symbol" w:cs="Symbol" w:hint="default"/>
-      </w:rPr>
-    </w:lvl>
-    <w:lvl w:ilvl="5">
-      <w:start w:val="0"/>
-      <w:numFmt w:val="bullet"/>
-      <w:lvlText w:val=""/>
-      <w:lvlJc w:val="left"/>
-      <w:pPr>
-        <w:tabs>
-          <w:tab w:val="num" w:pos="0"/>
-        </w:tabs>
-        <w:ind w:left="4320" w:hanging="480"/>
-      </w:pPr>
-      <w:rPr>
-        <w:rFonts w:ascii="Symbol" w:hAnsi="Symbol" w:cs="Symbol" w:hint="default"/>
-      </w:rPr>
-    </w:lvl>
-    <w:lvl w:ilvl="6">
-      <w:start w:val="0"/>
-      <w:numFmt w:val="bullet"/>
-      <w:lvlText w:val=""/>
-      <w:lvlJc w:val="left"/>
-      <w:pPr>
-        <w:tabs>
-          <w:tab w:val="num" w:pos="0"/>
-        </w:tabs>
-        <w:ind w:left="5040" w:hanging="480"/>
-      </w:pPr>
-      <w:rPr>
-        <w:rFonts w:ascii="Symbol" w:hAnsi="Symbol" w:cs="Symbol" w:hint="default"/>
-      </w:rPr>
-    </w:lvl>
-    <w:lvl w:ilvl="7">
-      <w:start w:val="0"/>
-      <w:numFmt w:val="bullet"/>
-      <w:lvlText w:val=""/>
-      <w:lvlJc w:val="left"/>
-      <w:pPr>
-        <w:tabs>
-          <w:tab w:val="num" w:pos="0"/>
-        </w:tabs>
-        <w:ind w:left="5760" w:hanging="480"/>
-      </w:pPr>
-      <w:rPr>
-        <w:rFonts w:ascii="Symbol" w:hAnsi="Symbol" w:cs="Symbol" w:hint="default"/>
-      </w:rPr>
-    </w:lvl>
-    <w:lvl w:ilvl="8">
-      <w:start w:val="0"/>
-      <w:numFmt w:val="bullet"/>
-      <w:lvlText w:val=""/>
-      <w:lvlJc w:val="left"/>
-      <w:pPr>
-        <w:tabs>
-          <w:tab w:val="num" w:pos="0"/>
-        </w:tabs>
-        <w:ind w:left="6480" w:hanging="480"/>
-      </w:pPr>
-      <w:rPr>
-        <w:rFonts w:ascii="Symbol" w:hAnsi="Symbol" w:cs="Symbol" w:hint="default"/>
-      </w:rPr>
     </w:lvl>
   </w:abstractNum>
   <w:abstractNum w:abstractNumId="18">
@@ -14105,6 +14385,142 @@
     </w:lvl>
   </w:abstractNum>
   <w:abstractNum w:abstractNumId="19">
+    <w:lvl w:ilvl="0">
+      <w:numFmt w:val="bullet"/>
+      <w:lvlText w:val=""/>
+      <w:lvlJc w:val="left"/>
+      <w:pPr>
+        <w:tabs>
+          <w:tab w:val="num" w:pos="0"/>
+        </w:tabs>
+        <w:ind w:left="720" w:hanging="480"/>
+      </w:pPr>
+      <w:rPr>
+        <w:rFonts w:ascii="Symbol" w:hAnsi="Symbol" w:cs="Symbol" w:hint="default"/>
+      </w:rPr>
+    </w:lvl>
+    <w:lvl w:ilvl="1">
+      <w:start w:val="0"/>
+      <w:numFmt w:val="bullet"/>
+      <w:lvlText w:val=""/>
+      <w:lvlJc w:val="left"/>
+      <w:pPr>
+        <w:tabs>
+          <w:tab w:val="num" w:pos="0"/>
+        </w:tabs>
+        <w:ind w:left="1440" w:hanging="480"/>
+      </w:pPr>
+      <w:rPr>
+        <w:rFonts w:ascii="Symbol" w:hAnsi="Symbol" w:cs="Symbol" w:hint="default"/>
+      </w:rPr>
+    </w:lvl>
+    <w:lvl w:ilvl="2">
+      <w:start w:val="0"/>
+      <w:numFmt w:val="bullet"/>
+      <w:lvlText w:val=""/>
+      <w:lvlJc w:val="left"/>
+      <w:pPr>
+        <w:tabs>
+          <w:tab w:val="num" w:pos="0"/>
+        </w:tabs>
+        <w:ind w:left="2160" w:hanging="480"/>
+      </w:pPr>
+      <w:rPr>
+        <w:rFonts w:ascii="Symbol" w:hAnsi="Symbol" w:cs="Symbol" w:hint="default"/>
+      </w:rPr>
+    </w:lvl>
+    <w:lvl w:ilvl="3">
+      <w:start w:val="0"/>
+      <w:numFmt w:val="bullet"/>
+      <w:lvlText w:val=""/>
+      <w:lvlJc w:val="left"/>
+      <w:pPr>
+        <w:tabs>
+          <w:tab w:val="num" w:pos="0"/>
+        </w:tabs>
+        <w:ind w:left="2880" w:hanging="480"/>
+      </w:pPr>
+      <w:rPr>
+        <w:rFonts w:ascii="Symbol" w:hAnsi="Symbol" w:cs="Symbol" w:hint="default"/>
+      </w:rPr>
+    </w:lvl>
+    <w:lvl w:ilvl="4">
+      <w:start w:val="0"/>
+      <w:numFmt w:val="bullet"/>
+      <w:lvlText w:val=""/>
+      <w:lvlJc w:val="left"/>
+      <w:pPr>
+        <w:tabs>
+          <w:tab w:val="num" w:pos="0"/>
+        </w:tabs>
+        <w:ind w:left="3600" w:hanging="480"/>
+      </w:pPr>
+      <w:rPr>
+        <w:rFonts w:ascii="Symbol" w:hAnsi="Symbol" w:cs="Symbol" w:hint="default"/>
+      </w:rPr>
+    </w:lvl>
+    <w:lvl w:ilvl="5">
+      <w:start w:val="0"/>
+      <w:numFmt w:val="bullet"/>
+      <w:lvlText w:val=""/>
+      <w:lvlJc w:val="left"/>
+      <w:pPr>
+        <w:tabs>
+          <w:tab w:val="num" w:pos="0"/>
+        </w:tabs>
+        <w:ind w:left="4320" w:hanging="480"/>
+      </w:pPr>
+      <w:rPr>
+        <w:rFonts w:ascii="Symbol" w:hAnsi="Symbol" w:cs="Symbol" w:hint="default"/>
+      </w:rPr>
+    </w:lvl>
+    <w:lvl w:ilvl="6">
+      <w:start w:val="0"/>
+      <w:numFmt w:val="bullet"/>
+      <w:lvlText w:val=""/>
+      <w:lvlJc w:val="left"/>
+      <w:pPr>
+        <w:tabs>
+          <w:tab w:val="num" w:pos="0"/>
+        </w:tabs>
+        <w:ind w:left="5040" w:hanging="480"/>
+      </w:pPr>
+      <w:rPr>
+        <w:rFonts w:ascii="Symbol" w:hAnsi="Symbol" w:cs="Symbol" w:hint="default"/>
+      </w:rPr>
+    </w:lvl>
+    <w:lvl w:ilvl="7">
+      <w:start w:val="0"/>
+      <w:numFmt w:val="bullet"/>
+      <w:lvlText w:val=""/>
+      <w:lvlJc w:val="left"/>
+      <w:pPr>
+        <w:tabs>
+          <w:tab w:val="num" w:pos="0"/>
+        </w:tabs>
+        <w:ind w:left="5760" w:hanging="480"/>
+      </w:pPr>
+      <w:rPr>
+        <w:rFonts w:ascii="Symbol" w:hAnsi="Symbol" w:cs="Symbol" w:hint="default"/>
+      </w:rPr>
+    </w:lvl>
+    <w:lvl w:ilvl="8">
+      <w:start w:val="0"/>
+      <w:numFmt w:val="bullet"/>
+      <w:lvlText w:val=""/>
+      <w:lvlJc w:val="left"/>
+      <w:pPr>
+        <w:tabs>
+          <w:tab w:val="num" w:pos="0"/>
+        </w:tabs>
+        <w:ind w:left="6480" w:hanging="480"/>
+      </w:pPr>
+      <w:rPr>
+        <w:rFonts w:ascii="Symbol" w:hAnsi="Symbol" w:cs="Symbol" w:hint="default"/>
+      </w:rPr>
+    </w:lvl>
+  </w:abstractNum>
+  <w:abstractNum w:abstractNumId="20">
     <w:lvl w:ilvl="0">
       <w:start w:val="1"/>
       <w:numFmt w:val="none"/>
@@ -14281,7 +14697,7 @@
     <w:abstractNumId w:val="19"/>
   </w:num>
   <w:num w:numId="20">
-    <w:abstractNumId w:val="1"/>
+    <w:abstractNumId w:val="20"/>
   </w:num>
   <w:num w:numId="21">
     <w:abstractNumId w:val="1"/>
@@ -14308,13 +14724,13 @@
     <w:abstractNumId w:val="1"/>
   </w:num>
   <w:num w:numId="29">
+    <w:abstractNumId w:val="1"/>
+  </w:num>
+  <w:num w:numId="30">
     <w:abstractNumId w:val="11"/>
     <w:lvlOverride w:ilvl="0">
       <w:startOverride w:val="1"/>
     </w:lvlOverride>
-  </w:num>
-  <w:num w:numId="30">
-    <w:abstractNumId w:val="1"/>
   </w:num>
   <w:num w:numId="31">
     <w:abstractNumId w:val="1"/>
@@ -14335,54 +14751,66 @@
     <w:abstractNumId w:val="1"/>
   </w:num>
   <w:num w:numId="37">
+    <w:abstractNumId w:val="1"/>
+  </w:num>
+  <w:num w:numId="38">
+    <w:abstractNumId w:val="1"/>
+  </w:num>
+  <w:num w:numId="39">
+    <w:abstractNumId w:val="1"/>
+  </w:num>
+  <w:num w:numId="40">
+    <w:abstractNumId w:val="1"/>
+  </w:num>
+  <w:num w:numId="41">
     <w:abstractNumId w:val="11"/>
     <w:lvlOverride w:ilvl="0">
       <w:startOverride w:val="1"/>
     </w:lvlOverride>
   </w:num>
-  <w:num w:numId="38">
+  <w:num w:numId="42">
     <w:abstractNumId w:val="11"/>
   </w:num>
-  <w:num w:numId="39">
+  <w:num w:numId="43">
     <w:abstractNumId w:val="11"/>
   </w:num>
-  <w:num w:numId="40">
+  <w:num w:numId="44">
     <w:abstractNumId w:val="1"/>
   </w:num>
-  <w:num w:numId="41">
+  <w:num w:numId="45">
     <w:abstractNumId w:val="1"/>
   </w:num>
-  <w:num w:numId="42">
+  <w:num w:numId="46">
     <w:abstractNumId w:val="1"/>
   </w:num>
-  <w:num w:numId="43">
+  <w:num w:numId="47">
     <w:abstractNumId w:val="11"/>
     <w:lvlOverride w:ilvl="0">
       <w:startOverride w:val="1"/>
     </w:lvlOverride>
   </w:num>
-  <w:num w:numId="44">
+  <w:num w:numId="48">
     <w:abstractNumId w:val="11"/>
   </w:num>
-  <w:num w:numId="45">
+  <w:num w:numId="49">
     <w:abstractNumId w:val="11"/>
-  </w:num>
-  <w:num w:numId="46">
-    <w:abstractNumId w:val="1"/>
-  </w:num>
-  <w:num w:numId="47">
-    <w:abstractNumId w:val="1"/>
-  </w:num>
-  <w:num w:numId="48">
-    <w:abstractNumId w:val="1"/>
-  </w:num>
-  <w:num w:numId="49">
-    <w:abstractNumId w:val="1"/>
   </w:num>
   <w:num w:numId="50">
     <w:abstractNumId w:val="1"/>
   </w:num>
   <w:num w:numId="51">
+    <w:abstractNumId w:val="1"/>
+  </w:num>
+  <w:num w:numId="52">
+    <w:abstractNumId w:val="1"/>
+  </w:num>
+  <w:num w:numId="53">
+    <w:abstractNumId w:val="1"/>
+  </w:num>
+  <w:num w:numId="54">
+    <w:abstractNumId w:val="1"/>
+  </w:num>
+  <w:num w:numId="55">
     <w:abstractNumId w:val="1"/>
   </w:num>
 </w:numbering>
